--- a/ETL_DIM.docx
+++ b/ETL_DIM.docx
@@ -5,18 +5,30 @@
     <w:p>
       <w:pPr>
         <w:rPr>
-          <w:lang w:val="en-GB"/>
-        </w:rPr>
-      </w:pPr>
-    </w:p>
-    <w:p>
-      <w:pPr>
-        <w:rPr>
-          <w:lang w:val="en-GB"/>
-        </w:rPr>
-      </w:pPr>
-      <w:r>
-        <w:rPr>
+          <w:rFonts w:ascii="Trebuchet MS" w:hAnsi="Trebuchet MS"/>
+          <w:b/>
+          <w:sz w:val="40"/>
+          <w:szCs w:val="40"/>
+          <w:lang w:val="en-GB"/>
+        </w:rPr>
+      </w:pPr>
+    </w:p>
+    <w:p>
+      <w:pPr>
+        <w:rPr>
+          <w:rFonts w:ascii="Trebuchet MS" w:hAnsi="Trebuchet MS"/>
+          <w:b/>
+          <w:sz w:val="40"/>
+          <w:szCs w:val="40"/>
+          <w:lang w:val="en-GB"/>
+        </w:rPr>
+      </w:pPr>
+      <w:r>
+        <w:rPr>
+          <w:rFonts w:ascii="Trebuchet MS" w:hAnsi="Trebuchet MS"/>
+          <w:b/>
+          <w:sz w:val="40"/>
+          <w:szCs w:val="40"/>
           <w:lang w:val="en-GB"/>
         </w:rPr>
         <w:t>DIM_PRODUCTS</w:t>
@@ -26,11 +38,17 @@
       <w:pPr>
         <w:pStyle w:val="3"/>
         <w:rPr>
-          <w:lang w:val="en-GB"/>
-        </w:rPr>
-      </w:pPr>
-      <w:r>
-        <w:rPr>
+          <w:rFonts w:ascii="Trebuchet MS" w:hAnsi="Trebuchet MS"/>
+          <w:sz w:val="22"/>
+          <w:szCs w:val="22"/>
+          <w:lang w:val="en-GB"/>
+        </w:rPr>
+      </w:pPr>
+      <w:r>
+        <w:rPr>
+          <w:rFonts w:ascii="Trebuchet MS" w:hAnsi="Trebuchet MS"/>
+          <w:sz w:val="22"/>
+          <w:szCs w:val="22"/>
           <w:lang w:val="en-GB"/>
         </w:rPr>
         <w:t xml:space="preserve">Logic of the </w:t>
@@ -39,6 +57,9 @@
       <w:r>
         <w:rPr>
           <w:rStyle w:val="HTML"/>
+          <w:rFonts w:ascii="Trebuchet MS" w:hAnsi="Trebuchet MS"/>
+          <w:sz w:val="22"/>
+          <w:szCs w:val="22"/>
           <w:lang w:val="en-GB"/>
         </w:rPr>
         <w:t>pr_validate_na_only</w:t>
@@ -46,6 +67,9 @@
       <w:proofErr w:type="spellEnd"/>
       <w:r>
         <w:rPr>
+          <w:rFonts w:ascii="Trebuchet MS" w:hAnsi="Trebuchet MS"/>
+          <w:sz w:val="22"/>
+          <w:szCs w:val="22"/>
           <w:lang w:val="en-GB"/>
         </w:rPr>
         <w:t xml:space="preserve"> Procedure</w:t>
@@ -55,11 +79,17 @@
       <w:pPr>
         <w:pStyle w:val="a3"/>
         <w:rPr>
-          <w:lang w:val="en-GB"/>
-        </w:rPr>
-      </w:pPr>
-      <w:r>
-        <w:rPr>
+          <w:rFonts w:ascii="Trebuchet MS" w:hAnsi="Trebuchet MS"/>
+          <w:sz w:val="22"/>
+          <w:szCs w:val="22"/>
+          <w:lang w:val="en-GB"/>
+        </w:rPr>
+      </w:pPr>
+      <w:r>
+        <w:rPr>
+          <w:rFonts w:ascii="Trebuchet MS" w:hAnsi="Trebuchet MS"/>
+          <w:sz w:val="22"/>
+          <w:szCs w:val="22"/>
           <w:lang w:val="en-GB"/>
         </w:rPr>
         <w:t xml:space="preserve">The purpose of the </w:t>
@@ -68,6 +98,9 @@
       <w:r>
         <w:rPr>
           <w:rStyle w:val="HTML"/>
+          <w:rFonts w:ascii="Trebuchet MS" w:hAnsi="Trebuchet MS"/>
+          <w:sz w:val="22"/>
+          <w:szCs w:val="22"/>
           <w:lang w:val="en-GB"/>
         </w:rPr>
         <w:t>pr_validate_na_only</w:t>
@@ -75,6 +108,9 @@
       <w:proofErr w:type="spellEnd"/>
       <w:r>
         <w:rPr>
+          <w:rFonts w:ascii="Trebuchet MS" w:hAnsi="Trebuchet MS"/>
+          <w:sz w:val="22"/>
+          <w:szCs w:val="22"/>
           <w:lang w:val="en-GB"/>
         </w:rPr>
         <w:t xml:space="preserve"> procedure is to validate data quality in the 3NF layer before loading data into the Dimensional Model (DM).</w:t>
@@ -84,11 +120,17 @@
       <w:pPr>
         <w:pStyle w:val="a3"/>
         <w:rPr>
-          <w:lang w:val="en-GB"/>
-        </w:rPr>
-      </w:pPr>
-      <w:r>
-        <w:rPr>
+          <w:rFonts w:ascii="Trebuchet MS" w:hAnsi="Trebuchet MS"/>
+          <w:sz w:val="22"/>
+          <w:szCs w:val="22"/>
+          <w:lang w:val="en-GB"/>
+        </w:rPr>
+      </w:pPr>
+      <w:r>
+        <w:rPr>
+          <w:rFonts w:ascii="Trebuchet MS" w:hAnsi="Trebuchet MS"/>
+          <w:sz w:val="22"/>
+          <w:szCs w:val="22"/>
           <w:lang w:val="en-GB"/>
         </w:rPr>
         <w:t>The procedure performs the following steps:</w:t>
@@ -102,12 +144,18 @@
           <w:numId w:val="1"/>
         </w:numPr>
         <w:rPr>
+          <w:rFonts w:ascii="Trebuchet MS" w:hAnsi="Trebuchet MS"/>
+          <w:sz w:val="22"/>
+          <w:szCs w:val="22"/>
           <w:lang w:val="en-GB"/>
         </w:rPr>
       </w:pPr>
       <w:r>
         <w:rPr>
           <w:rStyle w:val="a4"/>
+          <w:rFonts w:ascii="Trebuchet MS" w:hAnsi="Trebuchet MS"/>
+          <w:sz w:val="22"/>
+          <w:szCs w:val="22"/>
           <w:lang w:val="en-GB"/>
         </w:rPr>
         <w:t xml:space="preserve">Counts occurrences of the value </w:t>
@@ -115,8 +163,11 @@
       <w:r>
         <w:rPr>
           <w:rStyle w:val="HTML"/>
+          <w:rFonts w:ascii="Trebuchet MS" w:hAnsi="Trebuchet MS"/>
           <w:b/>
           <w:bCs/>
+          <w:sz w:val="22"/>
+          <w:szCs w:val="22"/>
           <w:lang w:val="en-GB"/>
         </w:rPr>
         <w:t>'</w:t>
@@ -125,8 +176,11 @@
       <w:r>
         <w:rPr>
           <w:rStyle w:val="HTML"/>
+          <w:rFonts w:ascii="Trebuchet MS" w:hAnsi="Trebuchet MS"/>
           <w:b/>
           <w:bCs/>
+          <w:sz w:val="22"/>
+          <w:szCs w:val="22"/>
           <w:lang w:val="en-GB"/>
         </w:rPr>
         <w:t>n.a</w:t>
@@ -135,20 +189,29 @@
       <w:r>
         <w:rPr>
           <w:rStyle w:val="HTML"/>
+          <w:rFonts w:ascii="Trebuchet MS" w:hAnsi="Trebuchet MS"/>
           <w:b/>
           <w:bCs/>
+          <w:sz w:val="22"/>
+          <w:szCs w:val="22"/>
           <w:lang w:val="en-GB"/>
         </w:rPr>
         <w:t>.'</w:t>
       </w:r>
       <w:r>
         <w:rPr>
+          <w:rFonts w:ascii="Trebuchet MS" w:hAnsi="Trebuchet MS"/>
+          <w:sz w:val="22"/>
+          <w:szCs w:val="22"/>
           <w:lang w:val="en-GB"/>
         </w:rPr>
         <w:t xml:space="preserve"> in a specified column of a given 3NF table.</w:t>
       </w:r>
       <w:r>
         <w:rPr>
+          <w:rFonts w:ascii="Trebuchet MS" w:hAnsi="Trebuchet MS"/>
+          <w:sz w:val="22"/>
+          <w:szCs w:val="22"/>
           <w:lang w:val="en-GB"/>
         </w:rPr>
         <w:br/>
@@ -163,24 +226,36 @@
           <w:numId w:val="1"/>
         </w:numPr>
         <w:rPr>
+          <w:rFonts w:ascii="Trebuchet MS" w:hAnsi="Trebuchet MS"/>
+          <w:sz w:val="22"/>
+          <w:szCs w:val="22"/>
           <w:lang w:val="en-GB"/>
         </w:rPr>
       </w:pPr>
       <w:r>
         <w:rPr>
           <w:rStyle w:val="a4"/>
+          <w:rFonts w:ascii="Trebuchet MS" w:hAnsi="Trebuchet MS"/>
+          <w:sz w:val="22"/>
+          <w:szCs w:val="22"/>
           <w:lang w:val="en-GB"/>
         </w:rPr>
         <w:t>Ignores the default row</w:t>
       </w:r>
       <w:r>
         <w:rPr>
+          <w:rFonts w:ascii="Trebuchet MS" w:hAnsi="Trebuchet MS"/>
+          <w:sz w:val="22"/>
+          <w:szCs w:val="22"/>
           <w:lang w:val="en-GB"/>
         </w:rPr>
         <w:t xml:space="preserve"> from the previous layer.</w:t>
       </w:r>
       <w:r>
         <w:rPr>
+          <w:rFonts w:ascii="Trebuchet MS" w:hAnsi="Trebuchet MS"/>
+          <w:sz w:val="22"/>
+          <w:szCs w:val="22"/>
           <w:lang w:val="en-GB"/>
         </w:rPr>
         <w:br/>
@@ -189,12 +264,18 @@
       <w:r>
         <w:rPr>
           <w:rStyle w:val="HTML"/>
+          <w:rFonts w:ascii="Trebuchet MS" w:hAnsi="Trebuchet MS"/>
+          <w:sz w:val="22"/>
+          <w:szCs w:val="22"/>
           <w:lang w:val="en-GB"/>
         </w:rPr>
         <w:t>-1</w:t>
       </w:r>
       <w:r>
         <w:rPr>
+          <w:rFonts w:ascii="Trebuchet MS" w:hAnsi="Trebuchet MS"/>
+          <w:sz w:val="22"/>
+          <w:szCs w:val="22"/>
           <w:lang w:val="en-GB"/>
         </w:rPr>
         <w:t>) is excluded from validation to prevent false warnings.</w:t>
@@ -208,11 +289,17 @@
           <w:numId w:val="1"/>
         </w:numPr>
         <w:rPr>
-          <w:lang w:val="en-GB"/>
-        </w:rPr>
-      </w:pPr>
-      <w:r>
-        <w:rPr>
+          <w:rFonts w:ascii="Trebuchet MS" w:hAnsi="Trebuchet MS"/>
+          <w:sz w:val="22"/>
+          <w:szCs w:val="22"/>
+          <w:lang w:val="en-GB"/>
+        </w:rPr>
+      </w:pPr>
+      <w:r>
+        <w:rPr>
+          <w:rFonts w:ascii="Trebuchet MS" w:hAnsi="Trebuchet MS"/>
+          <w:sz w:val="22"/>
+          <w:szCs w:val="22"/>
           <w:lang w:val="en-GB"/>
         </w:rPr>
         <w:t xml:space="preserve">If any </w:t>
@@ -220,6 +307,9 @@
       <w:r>
         <w:rPr>
           <w:rStyle w:val="HTML"/>
+          <w:rFonts w:ascii="Trebuchet MS" w:hAnsi="Trebuchet MS"/>
+          <w:sz w:val="22"/>
+          <w:szCs w:val="22"/>
           <w:lang w:val="en-GB"/>
         </w:rPr>
         <w:t>'</w:t>
@@ -228,6 +318,9 @@
       <w:r>
         <w:rPr>
           <w:rStyle w:val="HTML"/>
+          <w:rFonts w:ascii="Trebuchet MS" w:hAnsi="Trebuchet MS"/>
+          <w:sz w:val="22"/>
+          <w:szCs w:val="22"/>
           <w:lang w:val="en-GB"/>
         </w:rPr>
         <w:t>n.a</w:t>
@@ -236,12 +329,18 @@
       <w:r>
         <w:rPr>
           <w:rStyle w:val="HTML"/>
+          <w:rFonts w:ascii="Trebuchet MS" w:hAnsi="Trebuchet MS"/>
+          <w:sz w:val="22"/>
+          <w:szCs w:val="22"/>
           <w:lang w:val="en-GB"/>
         </w:rPr>
         <w:t>.'</w:t>
       </w:r>
       <w:r>
         <w:rPr>
+          <w:rFonts w:ascii="Trebuchet MS" w:hAnsi="Trebuchet MS"/>
+          <w:sz w:val="22"/>
+          <w:szCs w:val="22"/>
           <w:lang w:val="en-GB"/>
         </w:rPr>
         <w:t xml:space="preserve"> values are found:</w:t>
@@ -255,11 +354,17 @@
           <w:numId w:val="1"/>
         </w:numPr>
         <w:rPr>
-          <w:lang w:val="en-GB"/>
-        </w:rPr>
-      </w:pPr>
-      <w:r>
-        <w:rPr>
+          <w:rFonts w:ascii="Trebuchet MS" w:hAnsi="Trebuchet MS"/>
+          <w:sz w:val="22"/>
+          <w:szCs w:val="22"/>
+          <w:lang w:val="en-GB"/>
+        </w:rPr>
+      </w:pPr>
+      <w:r>
+        <w:rPr>
+          <w:rFonts w:ascii="Trebuchet MS" w:hAnsi="Trebuchet MS"/>
+          <w:sz w:val="22"/>
+          <w:szCs w:val="22"/>
           <w:lang w:val="en-GB"/>
         </w:rPr>
         <w:t xml:space="preserve">A </w:t>
@@ -267,12 +372,18 @@
       <w:r>
         <w:rPr>
           <w:rStyle w:val="HTML"/>
+          <w:rFonts w:ascii="Trebuchet MS" w:hAnsi="Trebuchet MS"/>
+          <w:sz w:val="22"/>
+          <w:szCs w:val="22"/>
           <w:lang w:val="en-GB"/>
         </w:rPr>
         <w:t>WARN</w:t>
       </w:r>
       <w:r>
         <w:rPr>
+          <w:rFonts w:ascii="Trebuchet MS" w:hAnsi="Trebuchet MS"/>
+          <w:sz w:val="22"/>
+          <w:szCs w:val="22"/>
           <w:lang w:val="en-GB"/>
         </w:rPr>
         <w:t xml:space="preserve"> record is written into the logging table with the total count.</w:t>
@@ -286,11 +397,17 @@
           <w:numId w:val="1"/>
         </w:numPr>
         <w:rPr>
-          <w:lang w:val="en-GB"/>
-        </w:rPr>
-      </w:pPr>
-      <w:r>
-        <w:rPr>
+          <w:rFonts w:ascii="Trebuchet MS" w:hAnsi="Trebuchet MS"/>
+          <w:sz w:val="22"/>
+          <w:szCs w:val="22"/>
+          <w:lang w:val="en-GB"/>
+        </w:rPr>
+      </w:pPr>
+      <w:r>
+        <w:rPr>
+          <w:rFonts w:ascii="Trebuchet MS" w:hAnsi="Trebuchet MS"/>
+          <w:sz w:val="22"/>
+          <w:szCs w:val="22"/>
           <w:lang w:val="en-GB"/>
         </w:rPr>
         <w:t xml:space="preserve">A </w:t>
@@ -298,6 +415,9 @@
       <w:proofErr w:type="spellStart"/>
       <w:r>
         <w:rPr>
+          <w:rFonts w:ascii="Trebuchet MS" w:hAnsi="Trebuchet MS"/>
+          <w:sz w:val="22"/>
+          <w:szCs w:val="22"/>
           <w:lang w:val="en-GB"/>
         </w:rPr>
         <w:t>refcursor</w:t>
@@ -305,6 +425,9 @@
       <w:proofErr w:type="spellEnd"/>
       <w:r>
         <w:rPr>
+          <w:rFonts w:ascii="Trebuchet MS" w:hAnsi="Trebuchet MS"/>
+          <w:sz w:val="22"/>
+          <w:szCs w:val="22"/>
           <w:lang w:val="en-GB"/>
         </w:rPr>
         <w:t xml:space="preserve"> </w:t>
@@ -312,6 +435,9 @@
       <w:proofErr w:type="gramStart"/>
       <w:r>
         <w:rPr>
+          <w:rFonts w:ascii="Trebuchet MS" w:hAnsi="Trebuchet MS"/>
+          <w:sz w:val="22"/>
+          <w:szCs w:val="22"/>
           <w:lang w:val="en-GB"/>
         </w:rPr>
         <w:t>is opened</w:t>
@@ -319,6 +445,9 @@
       <w:proofErr w:type="gramEnd"/>
       <w:r>
         <w:rPr>
+          <w:rFonts w:ascii="Trebuchet MS" w:hAnsi="Trebuchet MS"/>
+          <w:sz w:val="22"/>
+          <w:szCs w:val="22"/>
           <w:lang w:val="en-GB"/>
         </w:rPr>
         <w:t xml:space="preserve"> to retrieve the first N example rows (e.g., 5).</w:t>
@@ -332,11 +461,17 @@
           <w:numId w:val="1"/>
         </w:numPr>
         <w:rPr>
-          <w:lang w:val="en-GB"/>
-        </w:rPr>
-      </w:pPr>
-      <w:r>
-        <w:rPr>
+          <w:rFonts w:ascii="Trebuchet MS" w:hAnsi="Trebuchet MS"/>
+          <w:sz w:val="22"/>
+          <w:szCs w:val="22"/>
+          <w:lang w:val="en-GB"/>
+        </w:rPr>
+      </w:pPr>
+      <w:r>
+        <w:rPr>
+          <w:rFonts w:ascii="Trebuchet MS" w:hAnsi="Trebuchet MS"/>
+          <w:sz w:val="22"/>
+          <w:szCs w:val="22"/>
           <w:lang w:val="en-GB"/>
         </w:rPr>
         <w:t xml:space="preserve">Each example </w:t>
@@ -344,6 +479,9 @@
       <w:proofErr w:type="gramStart"/>
       <w:r>
         <w:rPr>
+          <w:rFonts w:ascii="Trebuchet MS" w:hAnsi="Trebuchet MS"/>
+          <w:sz w:val="22"/>
+          <w:szCs w:val="22"/>
           <w:lang w:val="en-GB"/>
         </w:rPr>
         <w:t>is logged</w:t>
@@ -351,6 +489,9 @@
       <w:proofErr w:type="gramEnd"/>
       <w:r>
         <w:rPr>
+          <w:rFonts w:ascii="Trebuchet MS" w:hAnsi="Trebuchet MS"/>
+          <w:sz w:val="22"/>
+          <w:szCs w:val="22"/>
           <w:lang w:val="en-GB"/>
         </w:rPr>
         <w:t xml:space="preserve"> individually, including the 3NF primary key value.</w:t>
@@ -364,11 +505,17 @@
           <w:numId w:val="1"/>
         </w:numPr>
         <w:rPr>
-          <w:lang w:val="en-GB"/>
-        </w:rPr>
-      </w:pPr>
-      <w:r>
-        <w:rPr>
+          <w:rFonts w:ascii="Trebuchet MS" w:hAnsi="Trebuchet MS"/>
+          <w:sz w:val="22"/>
+          <w:szCs w:val="22"/>
+          <w:lang w:val="en-GB"/>
+        </w:rPr>
+      </w:pPr>
+      <w:r>
+        <w:rPr>
+          <w:rFonts w:ascii="Trebuchet MS" w:hAnsi="Trebuchet MS"/>
+          <w:sz w:val="22"/>
+          <w:szCs w:val="22"/>
           <w:lang w:val="en-GB"/>
         </w:rPr>
         <w:t xml:space="preserve">If no </w:t>
@@ -376,6 +523,9 @@
       <w:r>
         <w:rPr>
           <w:rStyle w:val="HTML"/>
+          <w:rFonts w:ascii="Trebuchet MS" w:hAnsi="Trebuchet MS"/>
+          <w:sz w:val="22"/>
+          <w:szCs w:val="22"/>
           <w:lang w:val="en-GB"/>
         </w:rPr>
         <w:t>'</w:t>
@@ -384,6 +534,9 @@
       <w:r>
         <w:rPr>
           <w:rStyle w:val="HTML"/>
+          <w:rFonts w:ascii="Trebuchet MS" w:hAnsi="Trebuchet MS"/>
+          <w:sz w:val="22"/>
+          <w:szCs w:val="22"/>
           <w:lang w:val="en-GB"/>
         </w:rPr>
         <w:t>n.a</w:t>
@@ -392,12 +545,18 @@
       <w:r>
         <w:rPr>
           <w:rStyle w:val="HTML"/>
+          <w:rFonts w:ascii="Trebuchet MS" w:hAnsi="Trebuchet MS"/>
+          <w:sz w:val="22"/>
+          <w:szCs w:val="22"/>
           <w:lang w:val="en-GB"/>
         </w:rPr>
         <w:t>.'</w:t>
       </w:r>
       <w:r>
         <w:rPr>
+          <w:rFonts w:ascii="Trebuchet MS" w:hAnsi="Trebuchet MS"/>
+          <w:sz w:val="22"/>
+          <w:szCs w:val="22"/>
           <w:lang w:val="en-GB"/>
         </w:rPr>
         <w:t xml:space="preserve"> values </w:t>
@@ -405,6 +564,9 @@
       <w:proofErr w:type="gramStart"/>
       <w:r>
         <w:rPr>
+          <w:rFonts w:ascii="Trebuchet MS" w:hAnsi="Trebuchet MS"/>
+          <w:sz w:val="22"/>
+          <w:szCs w:val="22"/>
           <w:lang w:val="en-GB"/>
         </w:rPr>
         <w:t>are found</w:t>
@@ -412,6 +574,9 @@
       <w:proofErr w:type="gramEnd"/>
       <w:r>
         <w:rPr>
+          <w:rFonts w:ascii="Trebuchet MS" w:hAnsi="Trebuchet MS"/>
+          <w:sz w:val="22"/>
+          <w:szCs w:val="22"/>
           <w:lang w:val="en-GB"/>
         </w:rPr>
         <w:t>, the procedure completes without logging warnings.</w:t>
@@ -421,11 +586,17 @@
       <w:pPr>
         <w:pStyle w:val="a3"/>
         <w:rPr>
-          <w:lang w:val="en-GB"/>
-        </w:rPr>
-      </w:pPr>
-      <w:r>
-        <w:rPr>
+          <w:rFonts w:ascii="Trebuchet MS" w:hAnsi="Trebuchet MS"/>
+          <w:sz w:val="22"/>
+          <w:szCs w:val="22"/>
+          <w:lang w:val="en-GB"/>
+        </w:rPr>
+      </w:pPr>
+      <w:r>
+        <w:rPr>
+          <w:rFonts w:ascii="Trebuchet MS" w:hAnsi="Trebuchet MS"/>
+          <w:sz w:val="22"/>
+          <w:szCs w:val="22"/>
           <w:lang w:val="en-GB"/>
         </w:rPr>
         <w:t xml:space="preserve">This validation step ensures that invalid or placeholder values from the previous layer </w:t>
@@ -433,6 +604,9 @@
       <w:proofErr w:type="gramStart"/>
       <w:r>
         <w:rPr>
+          <w:rFonts w:ascii="Trebuchet MS" w:hAnsi="Trebuchet MS"/>
+          <w:sz w:val="22"/>
+          <w:szCs w:val="22"/>
           <w:lang w:val="en-GB"/>
         </w:rPr>
         <w:t>are detected</w:t>
@@ -440,6 +614,9 @@
       <w:proofErr w:type="gramEnd"/>
       <w:r>
         <w:rPr>
+          <w:rFonts w:ascii="Trebuchet MS" w:hAnsi="Trebuchet MS"/>
+          <w:sz w:val="22"/>
+          <w:szCs w:val="22"/>
           <w:lang w:val="en-GB"/>
         </w:rPr>
         <w:t xml:space="preserve"> before loading data into the DM layer, while properly ignoring predefined default records.</w:t>
@@ -449,11 +626,17 @@
       <w:pPr>
         <w:pStyle w:val="3"/>
         <w:rPr>
-          <w:lang w:val="en-GB"/>
-        </w:rPr>
-      </w:pPr>
-      <w:r>
-        <w:rPr>
+          <w:rFonts w:ascii="Trebuchet MS" w:hAnsi="Trebuchet MS"/>
+          <w:sz w:val="22"/>
+          <w:szCs w:val="22"/>
+          <w:lang w:val="en-GB"/>
+        </w:rPr>
+      </w:pPr>
+      <w:r>
+        <w:rPr>
+          <w:rFonts w:ascii="Trebuchet MS" w:hAnsi="Trebuchet MS"/>
+          <w:sz w:val="22"/>
+          <w:szCs w:val="22"/>
           <w:lang w:val="en-GB"/>
         </w:rPr>
         <w:t xml:space="preserve">Methods Used in the Implementation of </w:t>
@@ -462,6 +645,9 @@
       <w:r>
         <w:rPr>
           <w:rStyle w:val="HTML"/>
+          <w:rFonts w:ascii="Trebuchet MS" w:hAnsi="Trebuchet MS"/>
+          <w:sz w:val="22"/>
+          <w:szCs w:val="22"/>
           <w:lang w:val="en-GB"/>
         </w:rPr>
         <w:t>pr_validate_na_only</w:t>
@@ -472,11 +658,17 @@
       <w:pPr>
         <w:pStyle w:val="a3"/>
         <w:rPr>
-          <w:lang w:val="en-GB"/>
-        </w:rPr>
-      </w:pPr>
-      <w:r>
-        <w:rPr>
+          <w:rFonts w:ascii="Trebuchet MS" w:hAnsi="Trebuchet MS"/>
+          <w:sz w:val="22"/>
+          <w:szCs w:val="22"/>
+          <w:lang w:val="en-GB"/>
+        </w:rPr>
+      </w:pPr>
+      <w:r>
+        <w:rPr>
+          <w:rFonts w:ascii="Trebuchet MS" w:hAnsi="Trebuchet MS"/>
+          <w:sz w:val="22"/>
+          <w:szCs w:val="22"/>
           <w:lang w:val="en-GB"/>
         </w:rPr>
         <w:t xml:space="preserve">The validation procedure </w:t>
@@ -484,6 +676,9 @@
       <w:proofErr w:type="gramStart"/>
       <w:r>
         <w:rPr>
+          <w:rFonts w:ascii="Trebuchet MS" w:hAnsi="Trebuchet MS"/>
+          <w:sz w:val="22"/>
+          <w:szCs w:val="22"/>
           <w:lang w:val="en-GB"/>
         </w:rPr>
         <w:t>was implemented</w:t>
@@ -491,6 +686,9 @@
       <w:proofErr w:type="gramEnd"/>
       <w:r>
         <w:rPr>
+          <w:rFonts w:ascii="Trebuchet MS" w:hAnsi="Trebuchet MS"/>
+          <w:sz w:val="22"/>
+          <w:szCs w:val="22"/>
           <w:lang w:val="en-GB"/>
         </w:rPr>
         <w:t xml:space="preserve"> using several advanced PL/</w:t>
@@ -498,6 +696,9 @@
       <w:proofErr w:type="spellStart"/>
       <w:r>
         <w:rPr>
+          <w:rFonts w:ascii="Trebuchet MS" w:hAnsi="Trebuchet MS"/>
+          <w:sz w:val="22"/>
+          <w:szCs w:val="22"/>
           <w:lang w:val="en-GB"/>
         </w:rPr>
         <w:t>pgSQL</w:t>
@@ -505,6 +706,9 @@
       <w:proofErr w:type="spellEnd"/>
       <w:r>
         <w:rPr>
+          <w:rFonts w:ascii="Trebuchet MS" w:hAnsi="Trebuchet MS"/>
+          <w:sz w:val="22"/>
+          <w:szCs w:val="22"/>
           <w:lang w:val="en-GB"/>
         </w:rPr>
         <w:t xml:space="preserve"> techniques:</w:t>
@@ -514,27 +718,13 @@
       <w:pPr>
         <w:pStyle w:val="4"/>
         <w:rPr>
-          <w:lang w:val="en-GB"/>
-        </w:rPr>
-      </w:pPr>
-      <w:r>
-        <w:rPr>
-          <w:lang w:val="en-GB"/>
-        </w:rPr>
-        <w:t>1</w:t>
-      </w:r>
-      <w:r>
-        <w:t>️</w:t>
-      </w:r>
-      <w:r>
-        <w:rPr>
-          <w:rFonts w:ascii="Tahoma" w:hAnsi="Tahoma" w:cs="Tahoma"/>
-          <w:lang w:val="en-GB"/>
-        </w:rPr>
-        <w:t>⃣</w:t>
-      </w:r>
-      <w:r>
-        <w:rPr>
+          <w:rFonts w:ascii="Trebuchet MS" w:hAnsi="Trebuchet MS"/>
+          <w:lang w:val="en-GB"/>
+        </w:rPr>
+      </w:pPr>
+      <w:r>
+        <w:rPr>
+          <w:rFonts w:ascii="Trebuchet MS" w:hAnsi="Trebuchet MS"/>
           <w:lang w:val="en-GB"/>
         </w:rPr>
         <w:t xml:space="preserve"> Dynamic SQL (</w:t>
@@ -542,13 +732,16 @@
       <w:r>
         <w:rPr>
           <w:rStyle w:val="HTML"/>
-          <w:rFonts w:eastAsiaTheme="majorEastAsia"/>
+          <w:rFonts w:ascii="Trebuchet MS" w:eastAsiaTheme="majorEastAsia" w:hAnsi="Trebuchet MS"/>
+          <w:sz w:val="22"/>
+          <w:szCs w:val="22"/>
           <w:lang w:val="en-GB"/>
         </w:rPr>
         <w:t>EXECUTE</w:t>
       </w:r>
       <w:r>
         <w:rPr>
+          <w:rFonts w:ascii="Trebuchet MS" w:hAnsi="Trebuchet MS"/>
           <w:lang w:val="en-GB"/>
         </w:rPr>
         <w:t>)</w:t>
@@ -558,11 +751,17 @@
       <w:pPr>
         <w:pStyle w:val="a3"/>
         <w:rPr>
-          <w:lang w:val="en-GB"/>
-        </w:rPr>
-      </w:pPr>
-      <w:r>
-        <w:rPr>
+          <w:rFonts w:ascii="Trebuchet MS" w:hAnsi="Trebuchet MS"/>
+          <w:sz w:val="22"/>
+          <w:szCs w:val="22"/>
+          <w:lang w:val="en-GB"/>
+        </w:rPr>
+      </w:pPr>
+      <w:r>
+        <w:rPr>
+          <w:rFonts w:ascii="Trebuchet MS" w:hAnsi="Trebuchet MS"/>
+          <w:sz w:val="22"/>
+          <w:szCs w:val="22"/>
           <w:lang w:val="en-GB"/>
         </w:rPr>
         <w:t xml:space="preserve">The procedure uses </w:t>
@@ -570,19 +769,27 @@
       <w:r>
         <w:rPr>
           <w:rStyle w:val="a4"/>
-          <w:rFonts w:eastAsiaTheme="majorEastAsia"/>
+          <w:rFonts w:ascii="Trebuchet MS" w:eastAsiaTheme="majorEastAsia" w:hAnsi="Trebuchet MS"/>
+          <w:sz w:val="22"/>
+          <w:szCs w:val="22"/>
           <w:lang w:val="en-GB"/>
         </w:rPr>
         <w:t>dynamic SQL</w:t>
       </w:r>
       <w:r>
         <w:rPr>
+          <w:rFonts w:ascii="Trebuchet MS" w:hAnsi="Trebuchet MS"/>
+          <w:sz w:val="22"/>
+          <w:szCs w:val="22"/>
           <w:lang w:val="en-GB"/>
         </w:rPr>
         <w:t xml:space="preserve"> to build queries at runtime based on input parameters (table name, column name, primary key column).</w:t>
       </w:r>
       <w:r>
         <w:rPr>
+          <w:rFonts w:ascii="Trebuchet MS" w:hAnsi="Trebuchet MS"/>
+          <w:sz w:val="22"/>
+          <w:szCs w:val="22"/>
           <w:lang w:val="en-GB"/>
         </w:rPr>
         <w:br/>
@@ -593,11 +800,17 @@
       <w:pPr>
         <w:pStyle w:val="a3"/>
         <w:rPr>
-          <w:lang w:val="en-GB"/>
-        </w:rPr>
-      </w:pPr>
-      <w:r>
-        <w:rPr>
+          <w:rFonts w:ascii="Trebuchet MS" w:hAnsi="Trebuchet MS"/>
+          <w:sz w:val="22"/>
+          <w:szCs w:val="22"/>
+          <w:lang w:val="en-GB"/>
+        </w:rPr>
+      </w:pPr>
+      <w:r>
+        <w:rPr>
+          <w:rFonts w:ascii="Trebuchet MS" w:hAnsi="Trebuchet MS"/>
+          <w:sz w:val="22"/>
+          <w:szCs w:val="22"/>
           <w:lang w:val="en-GB"/>
         </w:rPr>
         <w:t xml:space="preserve">Dynamic SQL </w:t>
@@ -605,6 +818,9 @@
       <w:proofErr w:type="gramStart"/>
       <w:r>
         <w:rPr>
+          <w:rFonts w:ascii="Trebuchet MS" w:hAnsi="Trebuchet MS"/>
+          <w:sz w:val="22"/>
+          <w:szCs w:val="22"/>
           <w:lang w:val="en-GB"/>
         </w:rPr>
         <w:t>is used</w:t>
@@ -612,6 +828,9 @@
       <w:proofErr w:type="gramEnd"/>
       <w:r>
         <w:rPr>
+          <w:rFonts w:ascii="Trebuchet MS" w:hAnsi="Trebuchet MS"/>
+          <w:sz w:val="22"/>
+          <w:szCs w:val="22"/>
           <w:lang w:val="en-GB"/>
         </w:rPr>
         <w:t xml:space="preserve"> for:</w:t>
@@ -624,18 +843,36 @@
           <w:ilvl w:val="0"/>
           <w:numId w:val="3"/>
         </w:numPr>
-      </w:pPr>
-      <w:proofErr w:type="spellStart"/>
-      <w:r>
+        <w:rPr>
+          <w:rFonts w:ascii="Trebuchet MS" w:hAnsi="Trebuchet MS"/>
+          <w:sz w:val="22"/>
+          <w:szCs w:val="22"/>
+        </w:rPr>
+      </w:pPr>
+      <w:proofErr w:type="spellStart"/>
+      <w:r>
+        <w:rPr>
+          <w:rFonts w:ascii="Trebuchet MS" w:hAnsi="Trebuchet MS"/>
+          <w:sz w:val="22"/>
+          <w:szCs w:val="22"/>
+        </w:rPr>
         <w:t>Counting</w:t>
       </w:r>
       <w:proofErr w:type="spellEnd"/>
       <w:r>
+        <w:rPr>
+          <w:rFonts w:ascii="Trebuchet MS" w:hAnsi="Trebuchet MS"/>
+          <w:sz w:val="22"/>
+          <w:szCs w:val="22"/>
+        </w:rPr>
         <w:t xml:space="preserve"> </w:t>
       </w:r>
       <w:r>
         <w:rPr>
           <w:rStyle w:val="HTML"/>
+          <w:rFonts w:ascii="Trebuchet MS" w:hAnsi="Trebuchet MS"/>
+          <w:sz w:val="22"/>
+          <w:szCs w:val="22"/>
         </w:rPr>
         <w:t>'</w:t>
       </w:r>
@@ -643,6 +880,9 @@
       <w:r>
         <w:rPr>
           <w:rStyle w:val="HTML"/>
+          <w:rFonts w:ascii="Trebuchet MS" w:hAnsi="Trebuchet MS"/>
+          <w:sz w:val="22"/>
+          <w:szCs w:val="22"/>
         </w:rPr>
         <w:t>n.a</w:t>
       </w:r>
@@ -650,14 +890,27 @@
       <w:r>
         <w:rPr>
           <w:rStyle w:val="HTML"/>
+          <w:rFonts w:ascii="Trebuchet MS" w:hAnsi="Trebuchet MS"/>
+          <w:sz w:val="22"/>
+          <w:szCs w:val="22"/>
         </w:rPr>
         <w:t>.'</w:t>
       </w:r>
       <w:r>
+        <w:rPr>
+          <w:rFonts w:ascii="Trebuchet MS" w:hAnsi="Trebuchet MS"/>
+          <w:sz w:val="22"/>
+          <w:szCs w:val="22"/>
+        </w:rPr>
         <w:t xml:space="preserve"> </w:t>
       </w:r>
       <w:proofErr w:type="spellStart"/>
       <w:r>
+        <w:rPr>
+          <w:rFonts w:ascii="Trebuchet MS" w:hAnsi="Trebuchet MS"/>
+          <w:sz w:val="22"/>
+          <w:szCs w:val="22"/>
+        </w:rPr>
         <w:t>values</w:t>
       </w:r>
       <w:proofErr w:type="spellEnd"/>
@@ -669,77 +922,106 @@
           <w:ilvl w:val="0"/>
           <w:numId w:val="3"/>
         </w:numPr>
-      </w:pPr>
-      <w:proofErr w:type="spellStart"/>
-      <w:r>
+        <w:rPr>
+          <w:rFonts w:ascii="Trebuchet MS" w:hAnsi="Trebuchet MS"/>
+          <w:sz w:val="22"/>
+          <w:szCs w:val="22"/>
+        </w:rPr>
+      </w:pPr>
+      <w:proofErr w:type="spellStart"/>
+      <w:r>
+        <w:rPr>
+          <w:rFonts w:ascii="Trebuchet MS" w:hAnsi="Trebuchet MS"/>
+          <w:sz w:val="22"/>
+          <w:szCs w:val="22"/>
+        </w:rPr>
         <w:t>Selecting</w:t>
       </w:r>
       <w:proofErr w:type="spellEnd"/>
       <w:r>
+        <w:rPr>
+          <w:rFonts w:ascii="Trebuchet MS" w:hAnsi="Trebuchet MS"/>
+          <w:sz w:val="22"/>
+          <w:szCs w:val="22"/>
+        </w:rPr>
         <w:t xml:space="preserve"> </w:t>
       </w:r>
       <w:proofErr w:type="spellStart"/>
       <w:r>
+        <w:rPr>
+          <w:rFonts w:ascii="Trebuchet MS" w:hAnsi="Trebuchet MS"/>
+          <w:sz w:val="22"/>
+          <w:szCs w:val="22"/>
+        </w:rPr>
         <w:t>example</w:t>
       </w:r>
       <w:proofErr w:type="spellEnd"/>
       <w:r>
+        <w:rPr>
+          <w:rFonts w:ascii="Trebuchet MS" w:hAnsi="Trebuchet MS"/>
+          <w:sz w:val="22"/>
+          <w:szCs w:val="22"/>
+        </w:rPr>
         <w:t xml:space="preserve"> </w:t>
       </w:r>
       <w:proofErr w:type="spellStart"/>
       <w:r>
+        <w:rPr>
+          <w:rFonts w:ascii="Trebuchet MS" w:hAnsi="Trebuchet MS"/>
+          <w:sz w:val="22"/>
+          <w:szCs w:val="22"/>
+        </w:rPr>
         <w:t>rows</w:t>
       </w:r>
       <w:proofErr w:type="spellEnd"/>
       <w:r>
+        <w:rPr>
+          <w:rFonts w:ascii="Trebuchet MS" w:hAnsi="Trebuchet MS"/>
+          <w:sz w:val="22"/>
+          <w:szCs w:val="22"/>
+        </w:rPr>
         <w:t xml:space="preserve"> </w:t>
       </w:r>
       <w:proofErr w:type="spellStart"/>
       <w:r>
+        <w:rPr>
+          <w:rFonts w:ascii="Trebuchet MS" w:hAnsi="Trebuchet MS"/>
+          <w:sz w:val="22"/>
+          <w:szCs w:val="22"/>
+        </w:rPr>
         <w:t>for</w:t>
       </w:r>
       <w:proofErr w:type="spellEnd"/>
       <w:r>
+        <w:rPr>
+          <w:rFonts w:ascii="Trebuchet MS" w:hAnsi="Trebuchet MS"/>
+          <w:sz w:val="22"/>
+          <w:szCs w:val="22"/>
+        </w:rPr>
         <w:t xml:space="preserve"> </w:t>
       </w:r>
       <w:proofErr w:type="spellStart"/>
       <w:r>
+        <w:rPr>
+          <w:rFonts w:ascii="Trebuchet MS" w:hAnsi="Trebuchet MS"/>
+          <w:sz w:val="22"/>
+          <w:szCs w:val="22"/>
+        </w:rPr>
         <w:t>logging</w:t>
       </w:r>
       <w:proofErr w:type="spellEnd"/>
     </w:p>
     <w:p>
-      <w:r>
-        <w:pict>
-          <v:rect id="_x0000_i1025" style="width:0;height:1.5pt" o:hralign="center" o:hrstd="t" o:hr="t" fillcolor="#a0a0a0" stroked="f"/>
-        </w:pict>
-      </w:r>
-    </w:p>
-    <w:p>
       <w:pPr>
         <w:pStyle w:val="4"/>
         <w:rPr>
-          <w:lang w:val="en-GB"/>
-        </w:rPr>
-      </w:pPr>
-      <w:r>
-        <w:rPr>
-          <w:lang w:val="en-GB"/>
-        </w:rPr>
-        <w:t>2</w:t>
-      </w:r>
-      <w:r>
-        <w:t>️</w:t>
-      </w:r>
-      <w:r>
-        <w:rPr>
-          <w:rFonts w:ascii="Tahoma" w:hAnsi="Tahoma" w:cs="Tahoma"/>
-          <w:lang w:val="en-GB"/>
-        </w:rPr>
-        <w:t>⃣</w:t>
-      </w:r>
-      <w:r>
-        <w:rPr>
+          <w:rFonts w:ascii="Trebuchet MS" w:hAnsi="Trebuchet MS"/>
+          <w:lang w:val="en-GB"/>
+        </w:rPr>
+      </w:pPr>
+      <w:r>
+        <w:rPr>
+          <w:rFonts w:ascii="Trebuchet MS" w:hAnsi="Trebuchet MS"/>
           <w:lang w:val="en-GB"/>
         </w:rPr>
         <w:t xml:space="preserve"> </w:t>
@@ -747,6 +1029,7 @@
       <w:proofErr w:type="spellStart"/>
       <w:r>
         <w:rPr>
+          <w:rFonts w:ascii="Trebuchet MS" w:hAnsi="Trebuchet MS"/>
           <w:lang w:val="en-GB"/>
         </w:rPr>
         <w:t>Refcursor</w:t>
@@ -754,6 +1037,7 @@
       <w:proofErr w:type="spellEnd"/>
       <w:r>
         <w:rPr>
+          <w:rFonts w:ascii="Trebuchet MS" w:hAnsi="Trebuchet MS"/>
           <w:lang w:val="en-GB"/>
         </w:rPr>
         <w:t xml:space="preserve"> (Cursor Variable)</w:t>
@@ -763,11 +1047,17 @@
       <w:pPr>
         <w:pStyle w:val="a3"/>
         <w:rPr>
-          <w:lang w:val="en-GB"/>
-        </w:rPr>
-      </w:pPr>
-      <w:r>
-        <w:rPr>
+          <w:rFonts w:ascii="Trebuchet MS" w:hAnsi="Trebuchet MS"/>
+          <w:sz w:val="22"/>
+          <w:szCs w:val="22"/>
+          <w:lang w:val="en-GB"/>
+        </w:rPr>
+      </w:pPr>
+      <w:r>
+        <w:rPr>
+          <w:rFonts w:ascii="Trebuchet MS" w:hAnsi="Trebuchet MS"/>
+          <w:sz w:val="22"/>
+          <w:szCs w:val="22"/>
           <w:lang w:val="en-GB"/>
         </w:rPr>
         <w:t xml:space="preserve">A </w:t>
@@ -776,7 +1066,9 @@
       <w:r>
         <w:rPr>
           <w:rStyle w:val="a4"/>
-          <w:rFonts w:eastAsiaTheme="majorEastAsia"/>
+          <w:rFonts w:ascii="Trebuchet MS" w:eastAsiaTheme="majorEastAsia" w:hAnsi="Trebuchet MS"/>
+          <w:sz w:val="22"/>
+          <w:szCs w:val="22"/>
           <w:lang w:val="en-GB"/>
         </w:rPr>
         <w:t>refcursor</w:t>
@@ -784,6 +1076,9 @@
       <w:proofErr w:type="spellEnd"/>
       <w:r>
         <w:rPr>
+          <w:rFonts w:ascii="Trebuchet MS" w:hAnsi="Trebuchet MS"/>
+          <w:sz w:val="22"/>
+          <w:szCs w:val="22"/>
           <w:lang w:val="en-GB"/>
         </w:rPr>
         <w:t xml:space="preserve"> is used to retrieve the first N example rows containing </w:t>
@@ -792,6 +1087,9 @@
       <w:r>
         <w:rPr>
           <w:rStyle w:val="HTML"/>
+          <w:rFonts w:ascii="Trebuchet MS" w:hAnsi="Trebuchet MS"/>
+          <w:sz w:val="22"/>
+          <w:szCs w:val="22"/>
           <w:lang w:val="en-GB"/>
         </w:rPr>
         <w:t>'</w:t>
@@ -800,6 +1098,9 @@
       <w:r>
         <w:rPr>
           <w:rStyle w:val="HTML"/>
+          <w:rFonts w:ascii="Trebuchet MS" w:hAnsi="Trebuchet MS"/>
+          <w:sz w:val="22"/>
+          <w:szCs w:val="22"/>
           <w:lang w:val="en-GB"/>
         </w:rPr>
         <w:t>n.a</w:t>
@@ -808,12 +1109,18 @@
       <w:r>
         <w:rPr>
           <w:rStyle w:val="HTML"/>
+          <w:rFonts w:ascii="Trebuchet MS" w:hAnsi="Trebuchet MS"/>
+          <w:sz w:val="22"/>
+          <w:szCs w:val="22"/>
           <w:lang w:val="en-GB"/>
         </w:rPr>
         <w:t>.'</w:t>
       </w:r>
       <w:r>
         <w:rPr>
+          <w:rFonts w:ascii="Trebuchet MS" w:hAnsi="Trebuchet MS"/>
+          <w:sz w:val="22"/>
+          <w:szCs w:val="22"/>
           <w:lang w:val="en-GB"/>
         </w:rPr>
         <w:t>.</w:t>
@@ -823,21 +1130,46 @@
     <w:p>
       <w:pPr>
         <w:pStyle w:val="a3"/>
-      </w:pPr>
-      <w:proofErr w:type="spellStart"/>
-      <w:r>
+        <w:rPr>
+          <w:rFonts w:ascii="Trebuchet MS" w:hAnsi="Trebuchet MS"/>
+          <w:sz w:val="22"/>
+          <w:szCs w:val="22"/>
+        </w:rPr>
+      </w:pPr>
+      <w:proofErr w:type="spellStart"/>
+      <w:r>
+        <w:rPr>
+          <w:rFonts w:ascii="Trebuchet MS" w:hAnsi="Trebuchet MS"/>
+          <w:sz w:val="22"/>
+          <w:szCs w:val="22"/>
+        </w:rPr>
         <w:t>The</w:t>
       </w:r>
       <w:proofErr w:type="spellEnd"/>
       <w:r>
+        <w:rPr>
+          <w:rFonts w:ascii="Trebuchet MS" w:hAnsi="Trebuchet MS"/>
+          <w:sz w:val="22"/>
+          <w:szCs w:val="22"/>
+        </w:rPr>
         <w:t xml:space="preserve"> </w:t>
       </w:r>
       <w:proofErr w:type="spellStart"/>
       <w:r>
+        <w:rPr>
+          <w:rFonts w:ascii="Trebuchet MS" w:hAnsi="Trebuchet MS"/>
+          <w:sz w:val="22"/>
+          <w:szCs w:val="22"/>
+        </w:rPr>
         <w:t>refcursor</w:t>
       </w:r>
       <w:proofErr w:type="spellEnd"/>
       <w:r>
+        <w:rPr>
+          <w:rFonts w:ascii="Trebuchet MS" w:hAnsi="Trebuchet MS"/>
+          <w:sz w:val="22"/>
+          <w:szCs w:val="22"/>
+        </w:rPr>
         <w:t>:</w:t>
       </w:r>
     </w:p>
@@ -848,26 +1180,55 @@
           <w:ilvl w:val="0"/>
           <w:numId w:val="4"/>
         </w:numPr>
-      </w:pPr>
-      <w:proofErr w:type="spellStart"/>
-      <w:r>
-        <w:lastRenderedPageBreak/>
+        <w:rPr>
+          <w:rFonts w:ascii="Trebuchet MS" w:hAnsi="Trebuchet MS"/>
+          <w:sz w:val="22"/>
+          <w:szCs w:val="22"/>
+        </w:rPr>
+      </w:pPr>
+      <w:proofErr w:type="spellStart"/>
+      <w:r>
+        <w:rPr>
+          <w:rFonts w:ascii="Trebuchet MS" w:hAnsi="Trebuchet MS"/>
+          <w:sz w:val="22"/>
+          <w:szCs w:val="22"/>
+        </w:rPr>
         <w:t>Opens</w:t>
       </w:r>
       <w:proofErr w:type="spellEnd"/>
       <w:r>
+        <w:rPr>
+          <w:rFonts w:ascii="Trebuchet MS" w:hAnsi="Trebuchet MS"/>
+          <w:sz w:val="22"/>
+          <w:szCs w:val="22"/>
+        </w:rPr>
         <w:t xml:space="preserve"> a </w:t>
       </w:r>
       <w:proofErr w:type="spellStart"/>
       <w:r>
+        <w:rPr>
+          <w:rFonts w:ascii="Trebuchet MS" w:hAnsi="Trebuchet MS"/>
+          <w:sz w:val="22"/>
+          <w:szCs w:val="22"/>
+        </w:rPr>
         <w:t>dynamic</w:t>
       </w:r>
       <w:proofErr w:type="spellEnd"/>
       <w:r>
+        <w:rPr>
+          <w:rFonts w:ascii="Trebuchet MS" w:hAnsi="Trebuchet MS"/>
+          <w:sz w:val="22"/>
+          <w:szCs w:val="22"/>
+        </w:rPr>
         <w:t xml:space="preserve"> SELECT </w:t>
       </w:r>
       <w:proofErr w:type="spellStart"/>
       <w:r>
+        <w:rPr>
+          <w:rFonts w:ascii="Trebuchet MS" w:hAnsi="Trebuchet MS"/>
+          <w:sz w:val="22"/>
+          <w:szCs w:val="22"/>
+        </w:rPr>
         <w:t>statement</w:t>
       </w:r>
       <w:proofErr w:type="spellEnd"/>
@@ -879,41 +1240,91 @@
           <w:ilvl w:val="0"/>
           <w:numId w:val="4"/>
         </w:numPr>
-      </w:pPr>
-      <w:proofErr w:type="spellStart"/>
-      <w:r>
+        <w:rPr>
+          <w:rFonts w:ascii="Trebuchet MS" w:hAnsi="Trebuchet MS"/>
+          <w:sz w:val="22"/>
+          <w:szCs w:val="22"/>
+        </w:rPr>
+      </w:pPr>
+      <w:proofErr w:type="spellStart"/>
+      <w:r>
+        <w:rPr>
+          <w:rFonts w:ascii="Trebuchet MS" w:hAnsi="Trebuchet MS"/>
+          <w:sz w:val="22"/>
+          <w:szCs w:val="22"/>
+        </w:rPr>
         <w:t>Fetches</w:t>
       </w:r>
       <w:proofErr w:type="spellEnd"/>
       <w:r>
+        <w:rPr>
+          <w:rFonts w:ascii="Trebuchet MS" w:hAnsi="Trebuchet MS"/>
+          <w:sz w:val="22"/>
+          <w:szCs w:val="22"/>
+        </w:rPr>
         <w:t xml:space="preserve"> </w:t>
       </w:r>
       <w:proofErr w:type="spellStart"/>
       <w:r>
+        <w:rPr>
+          <w:rFonts w:ascii="Trebuchet MS" w:hAnsi="Trebuchet MS"/>
+          <w:sz w:val="22"/>
+          <w:szCs w:val="22"/>
+        </w:rPr>
         <w:t>rows</w:t>
       </w:r>
       <w:proofErr w:type="spellEnd"/>
       <w:r>
+        <w:rPr>
+          <w:rFonts w:ascii="Trebuchet MS" w:hAnsi="Trebuchet MS"/>
+          <w:sz w:val="22"/>
+          <w:szCs w:val="22"/>
+        </w:rPr>
         <w:t xml:space="preserve"> </w:t>
       </w:r>
       <w:proofErr w:type="spellStart"/>
       <w:r>
+        <w:rPr>
+          <w:rFonts w:ascii="Trebuchet MS" w:hAnsi="Trebuchet MS"/>
+          <w:sz w:val="22"/>
+          <w:szCs w:val="22"/>
+        </w:rPr>
         <w:t>one</w:t>
       </w:r>
       <w:proofErr w:type="spellEnd"/>
       <w:r>
+        <w:rPr>
+          <w:rFonts w:ascii="Trebuchet MS" w:hAnsi="Trebuchet MS"/>
+          <w:sz w:val="22"/>
+          <w:szCs w:val="22"/>
+        </w:rPr>
         <w:t xml:space="preserve"> </w:t>
       </w:r>
       <w:proofErr w:type="spellStart"/>
       <w:r>
+        <w:rPr>
+          <w:rFonts w:ascii="Trebuchet MS" w:hAnsi="Trebuchet MS"/>
+          <w:sz w:val="22"/>
+          <w:szCs w:val="22"/>
+        </w:rPr>
         <w:t>by</w:t>
       </w:r>
       <w:proofErr w:type="spellEnd"/>
       <w:r>
+        <w:rPr>
+          <w:rFonts w:ascii="Trebuchet MS" w:hAnsi="Trebuchet MS"/>
+          <w:sz w:val="22"/>
+          <w:szCs w:val="22"/>
+        </w:rPr>
         <w:t xml:space="preserve"> </w:t>
       </w:r>
       <w:proofErr w:type="spellStart"/>
       <w:r>
+        <w:rPr>
+          <w:rFonts w:ascii="Trebuchet MS" w:hAnsi="Trebuchet MS"/>
+          <w:sz w:val="22"/>
+          <w:szCs w:val="22"/>
+        </w:rPr>
         <w:t>one</w:t>
       </w:r>
       <w:proofErr w:type="spellEnd"/>
@@ -925,33 +1336,73 @@
           <w:ilvl w:val="0"/>
           <w:numId w:val="4"/>
         </w:numPr>
-      </w:pPr>
-      <w:proofErr w:type="spellStart"/>
-      <w:r>
+        <w:rPr>
+          <w:rFonts w:ascii="Trebuchet MS" w:hAnsi="Trebuchet MS"/>
+          <w:sz w:val="22"/>
+          <w:szCs w:val="22"/>
+        </w:rPr>
+      </w:pPr>
+      <w:proofErr w:type="spellStart"/>
+      <w:r>
+        <w:rPr>
+          <w:rFonts w:ascii="Trebuchet MS" w:hAnsi="Trebuchet MS"/>
+          <w:sz w:val="22"/>
+          <w:szCs w:val="22"/>
+        </w:rPr>
         <w:t>Logs</w:t>
       </w:r>
       <w:proofErr w:type="spellEnd"/>
       <w:r>
+        <w:rPr>
+          <w:rFonts w:ascii="Trebuchet MS" w:hAnsi="Trebuchet MS"/>
+          <w:sz w:val="22"/>
+          <w:szCs w:val="22"/>
+        </w:rPr>
         <w:t xml:space="preserve"> </w:t>
       </w:r>
       <w:proofErr w:type="spellStart"/>
       <w:r>
+        <w:rPr>
+          <w:rFonts w:ascii="Trebuchet MS" w:hAnsi="Trebuchet MS"/>
+          <w:sz w:val="22"/>
+          <w:szCs w:val="22"/>
+        </w:rPr>
         <w:t>each</w:t>
       </w:r>
       <w:proofErr w:type="spellEnd"/>
       <w:r>
+        <w:rPr>
+          <w:rFonts w:ascii="Trebuchet MS" w:hAnsi="Trebuchet MS"/>
+          <w:sz w:val="22"/>
+          <w:szCs w:val="22"/>
+        </w:rPr>
         <w:t xml:space="preserve"> </w:t>
       </w:r>
       <w:proofErr w:type="spellStart"/>
       <w:r>
+        <w:rPr>
+          <w:rFonts w:ascii="Trebuchet MS" w:hAnsi="Trebuchet MS"/>
+          <w:sz w:val="22"/>
+          <w:szCs w:val="22"/>
+        </w:rPr>
         <w:t>example</w:t>
       </w:r>
       <w:proofErr w:type="spellEnd"/>
       <w:r>
+        <w:rPr>
+          <w:rFonts w:ascii="Trebuchet MS" w:hAnsi="Trebuchet MS"/>
+          <w:sz w:val="22"/>
+          <w:szCs w:val="22"/>
+        </w:rPr>
         <w:t xml:space="preserve"> </w:t>
       </w:r>
       <w:proofErr w:type="spellStart"/>
       <w:r>
+        <w:rPr>
+          <w:rFonts w:ascii="Trebuchet MS" w:hAnsi="Trebuchet MS"/>
+          <w:sz w:val="22"/>
+          <w:szCs w:val="22"/>
+        </w:rPr>
         <w:t>separately</w:t>
       </w:r>
       <w:proofErr w:type="spellEnd"/>
@@ -963,25 +1414,56 @@
           <w:ilvl w:val="0"/>
           <w:numId w:val="4"/>
         </w:numPr>
-      </w:pPr>
-      <w:proofErr w:type="spellStart"/>
-      <w:r>
+        <w:rPr>
+          <w:rFonts w:ascii="Trebuchet MS" w:hAnsi="Trebuchet MS"/>
+          <w:sz w:val="22"/>
+          <w:szCs w:val="22"/>
+        </w:rPr>
+      </w:pPr>
+      <w:proofErr w:type="spellStart"/>
+      <w:r>
+        <w:rPr>
+          <w:rFonts w:ascii="Trebuchet MS" w:hAnsi="Trebuchet MS"/>
+          <w:sz w:val="22"/>
+          <w:szCs w:val="22"/>
+        </w:rPr>
+        <w:lastRenderedPageBreak/>
         <w:t>Closes</w:t>
       </w:r>
       <w:proofErr w:type="spellEnd"/>
       <w:r>
+        <w:rPr>
+          <w:rFonts w:ascii="Trebuchet MS" w:hAnsi="Trebuchet MS"/>
+          <w:sz w:val="22"/>
+          <w:szCs w:val="22"/>
+        </w:rPr>
         <w:t xml:space="preserve"> </w:t>
       </w:r>
       <w:proofErr w:type="spellStart"/>
       <w:r>
+        <w:rPr>
+          <w:rFonts w:ascii="Trebuchet MS" w:hAnsi="Trebuchet MS"/>
+          <w:sz w:val="22"/>
+          <w:szCs w:val="22"/>
+        </w:rPr>
         <w:t>after</w:t>
       </w:r>
       <w:proofErr w:type="spellEnd"/>
       <w:r>
+        <w:rPr>
+          <w:rFonts w:ascii="Trebuchet MS" w:hAnsi="Trebuchet MS"/>
+          <w:sz w:val="22"/>
+          <w:szCs w:val="22"/>
+        </w:rPr>
         <w:t xml:space="preserve"> </w:t>
       </w:r>
       <w:proofErr w:type="spellStart"/>
       <w:r>
+        <w:rPr>
+          <w:rFonts w:ascii="Trebuchet MS" w:hAnsi="Trebuchet MS"/>
+          <w:sz w:val="22"/>
+          <w:szCs w:val="22"/>
+        </w:rPr>
         <w:t>processing</w:t>
       </w:r>
       <w:proofErr w:type="spellEnd"/>
@@ -990,62 +1472,57 @@
       <w:pPr>
         <w:pStyle w:val="a3"/>
         <w:rPr>
-          <w:lang w:val="en-GB"/>
-        </w:rPr>
-      </w:pPr>
-      <w:r>
-        <w:rPr>
+          <w:rFonts w:ascii="Trebuchet MS" w:hAnsi="Trebuchet MS"/>
+          <w:sz w:val="22"/>
+          <w:szCs w:val="22"/>
+          <w:lang w:val="en-GB"/>
+        </w:rPr>
+      </w:pPr>
+      <w:r>
+        <w:rPr>
+          <w:rFonts w:ascii="Trebuchet MS" w:hAnsi="Trebuchet MS"/>
+          <w:sz w:val="22"/>
+          <w:szCs w:val="22"/>
           <w:lang w:val="en-GB"/>
         </w:rPr>
         <w:t>This demonstrates row-by-row processing while still keeping the main ETL logic set-based.</w:t>
       </w:r>
     </w:p>
     <w:p>
-      <w:r>
-        <w:pict>
-          <v:rect id="_x0000_i1026" style="width:0;height:1.5pt" o:hralign="center" o:hrstd="t" o:hr="t" fillcolor="#a0a0a0" stroked="f"/>
-        </w:pict>
-      </w:r>
+      <w:pPr>
+        <w:rPr>
+          <w:rFonts w:ascii="Trebuchet MS" w:hAnsi="Trebuchet MS"/>
+        </w:rPr>
+      </w:pPr>
     </w:p>
     <w:p>
       <w:pPr>
         <w:pStyle w:val="4"/>
         <w:rPr>
-          <w:lang w:val="en-GB"/>
-        </w:rPr>
-      </w:pPr>
-      <w:r>
-        <w:rPr>
-          <w:lang w:val="en-GB"/>
-        </w:rPr>
-        <w:t>3</w:t>
-      </w:r>
-      <w:r>
-        <w:t>️</w:t>
-      </w:r>
-      <w:r>
-        <w:rPr>
-          <w:rFonts w:ascii="Tahoma" w:hAnsi="Tahoma" w:cs="Tahoma"/>
-          <w:lang w:val="en-GB"/>
-        </w:rPr>
-        <w:t>⃣</w:t>
-      </w:r>
-      <w:r>
-        <w:rPr>
-          <w:lang w:val="en-GB"/>
-        </w:rPr>
-        <w:t xml:space="preserve"> Cursor Loop (</w:t>
+          <w:rFonts w:ascii="Trebuchet MS" w:hAnsi="Trebuchet MS"/>
+          <w:lang w:val="en-GB"/>
+        </w:rPr>
+      </w:pPr>
+      <w:r>
+        <w:rPr>
+          <w:rFonts w:ascii="Trebuchet MS" w:hAnsi="Trebuchet MS"/>
+          <w:lang w:val="en-GB"/>
+        </w:rPr>
+        <w:t>Cursor Loop (</w:t>
       </w:r>
       <w:r>
         <w:rPr>
           <w:rStyle w:val="HTML"/>
-          <w:rFonts w:eastAsiaTheme="majorEastAsia"/>
+          <w:rFonts w:ascii="Trebuchet MS" w:eastAsiaTheme="majorEastAsia" w:hAnsi="Trebuchet MS"/>
+          <w:sz w:val="22"/>
+          <w:szCs w:val="22"/>
           <w:lang w:val="en-GB"/>
         </w:rPr>
         <w:t>FETCH</w:t>
       </w:r>
       <w:r>
         <w:rPr>
+          <w:rFonts w:ascii="Trebuchet MS" w:hAnsi="Trebuchet MS"/>
           <w:lang w:val="en-GB"/>
         </w:rPr>
         <w:t xml:space="preserve"> + </w:t>
@@ -1053,13 +1530,16 @@
       <w:r>
         <w:rPr>
           <w:rStyle w:val="HTML"/>
-          <w:rFonts w:eastAsiaTheme="majorEastAsia"/>
+          <w:rFonts w:ascii="Trebuchet MS" w:eastAsiaTheme="majorEastAsia" w:hAnsi="Trebuchet MS"/>
+          <w:sz w:val="22"/>
+          <w:szCs w:val="22"/>
           <w:lang w:val="en-GB"/>
         </w:rPr>
         <w:t>LOOP</w:t>
       </w:r>
       <w:r>
         <w:rPr>
+          <w:rFonts w:ascii="Trebuchet MS" w:hAnsi="Trebuchet MS"/>
           <w:lang w:val="en-GB"/>
         </w:rPr>
         <w:t>)</w:t>
@@ -1069,11 +1549,17 @@
       <w:pPr>
         <w:pStyle w:val="a3"/>
         <w:rPr>
-          <w:lang w:val="en-GB"/>
-        </w:rPr>
-      </w:pPr>
-      <w:r>
-        <w:rPr>
+          <w:rFonts w:ascii="Trebuchet MS" w:hAnsi="Trebuchet MS"/>
+          <w:sz w:val="22"/>
+          <w:szCs w:val="22"/>
+          <w:lang w:val="en-GB"/>
+        </w:rPr>
+      </w:pPr>
+      <w:r>
+        <w:rPr>
+          <w:rFonts w:ascii="Trebuchet MS" w:hAnsi="Trebuchet MS"/>
+          <w:sz w:val="22"/>
+          <w:szCs w:val="22"/>
           <w:lang w:val="en-GB"/>
         </w:rPr>
         <w:t xml:space="preserve">Inside the </w:t>
@@ -1081,6 +1567,9 @@
       <w:proofErr w:type="spellStart"/>
       <w:r>
         <w:rPr>
+          <w:rFonts w:ascii="Trebuchet MS" w:hAnsi="Trebuchet MS"/>
+          <w:sz w:val="22"/>
+          <w:szCs w:val="22"/>
           <w:lang w:val="en-GB"/>
         </w:rPr>
         <w:t>refcursor</w:t>
@@ -1088,6 +1577,9 @@
       <w:proofErr w:type="spellEnd"/>
       <w:r>
         <w:rPr>
+          <w:rFonts w:ascii="Trebuchet MS" w:hAnsi="Trebuchet MS"/>
+          <w:sz w:val="22"/>
+          <w:szCs w:val="22"/>
           <w:lang w:val="en-GB"/>
         </w:rPr>
         <w:t xml:space="preserve"> logic, a loop is used:</w:t>
@@ -1100,10 +1592,18 @@
           <w:ilvl w:val="0"/>
           <w:numId w:val="5"/>
         </w:numPr>
+        <w:rPr>
+          <w:rFonts w:ascii="Trebuchet MS" w:hAnsi="Trebuchet MS"/>
+          <w:sz w:val="22"/>
+          <w:szCs w:val="22"/>
+        </w:rPr>
       </w:pPr>
       <w:r>
         <w:rPr>
           <w:rStyle w:val="HTML"/>
+          <w:rFonts w:ascii="Trebuchet MS" w:hAnsi="Trebuchet MS"/>
+          <w:sz w:val="22"/>
+          <w:szCs w:val="22"/>
         </w:rPr>
         <w:t xml:space="preserve">OPEN </w:t>
       </w:r>
@@ -1111,6 +1611,9 @@
       <w:r>
         <w:rPr>
           <w:rStyle w:val="HTML"/>
+          <w:rFonts w:ascii="Trebuchet MS" w:hAnsi="Trebuchet MS"/>
+          <w:sz w:val="22"/>
+          <w:szCs w:val="22"/>
         </w:rPr>
         <w:t>cursor</w:t>
       </w:r>
@@ -1118,6 +1621,9 @@
       <w:r>
         <w:rPr>
           <w:rStyle w:val="HTML"/>
+          <w:rFonts w:ascii="Trebuchet MS" w:hAnsi="Trebuchet MS"/>
+          <w:sz w:val="22"/>
+          <w:szCs w:val="22"/>
         </w:rPr>
         <w:t xml:space="preserve"> FOR EXECUTE ...</w:t>
       </w:r>
@@ -1129,10 +1635,18 @@
           <w:ilvl w:val="0"/>
           <w:numId w:val="5"/>
         </w:numPr>
+        <w:rPr>
+          <w:rFonts w:ascii="Trebuchet MS" w:hAnsi="Trebuchet MS"/>
+          <w:sz w:val="22"/>
+          <w:szCs w:val="22"/>
+        </w:rPr>
       </w:pPr>
       <w:r>
         <w:rPr>
           <w:rStyle w:val="HTML"/>
+          <w:rFonts w:ascii="Trebuchet MS" w:hAnsi="Trebuchet MS"/>
+          <w:sz w:val="22"/>
+          <w:szCs w:val="22"/>
         </w:rPr>
         <w:t xml:space="preserve">FETCH </w:t>
       </w:r>
@@ -1140,6 +1654,9 @@
       <w:r>
         <w:rPr>
           <w:rStyle w:val="HTML"/>
+          <w:rFonts w:ascii="Trebuchet MS" w:hAnsi="Trebuchet MS"/>
+          <w:sz w:val="22"/>
+          <w:szCs w:val="22"/>
         </w:rPr>
         <w:t>cursor</w:t>
       </w:r>
@@ -1147,6 +1664,9 @@
       <w:r>
         <w:rPr>
           <w:rStyle w:val="HTML"/>
+          <w:rFonts w:ascii="Trebuchet MS" w:hAnsi="Trebuchet MS"/>
+          <w:sz w:val="22"/>
+          <w:szCs w:val="22"/>
         </w:rPr>
         <w:t xml:space="preserve"> INTO </w:t>
       </w:r>
@@ -1154,6 +1674,9 @@
       <w:r>
         <w:rPr>
           <w:rStyle w:val="HTML"/>
+          <w:rFonts w:ascii="Trebuchet MS" w:hAnsi="Trebuchet MS"/>
+          <w:sz w:val="22"/>
+          <w:szCs w:val="22"/>
         </w:rPr>
         <w:t>record</w:t>
       </w:r>
@@ -1166,10 +1689,18 @@
           <w:ilvl w:val="0"/>
           <w:numId w:val="5"/>
         </w:numPr>
+        <w:rPr>
+          <w:rFonts w:ascii="Trebuchet MS" w:hAnsi="Trebuchet MS"/>
+          <w:sz w:val="22"/>
+          <w:szCs w:val="22"/>
+        </w:rPr>
       </w:pPr>
       <w:r>
         <w:rPr>
           <w:rStyle w:val="HTML"/>
+          <w:rFonts w:ascii="Trebuchet MS" w:hAnsi="Trebuchet MS"/>
+          <w:sz w:val="22"/>
+          <w:szCs w:val="22"/>
         </w:rPr>
         <w:t>EXIT WHEN NOT FOUND</w:t>
       </w:r>
@@ -1181,33 +1712,73 @@
           <w:ilvl w:val="0"/>
           <w:numId w:val="5"/>
         </w:numPr>
-      </w:pPr>
-      <w:proofErr w:type="spellStart"/>
-      <w:r>
+        <w:rPr>
+          <w:rFonts w:ascii="Trebuchet MS" w:hAnsi="Trebuchet MS"/>
+          <w:sz w:val="22"/>
+          <w:szCs w:val="22"/>
+        </w:rPr>
+      </w:pPr>
+      <w:proofErr w:type="spellStart"/>
+      <w:r>
+        <w:rPr>
+          <w:rFonts w:ascii="Trebuchet MS" w:hAnsi="Trebuchet MS"/>
+          <w:sz w:val="22"/>
+          <w:szCs w:val="22"/>
+        </w:rPr>
         <w:t>Log</w:t>
       </w:r>
       <w:proofErr w:type="spellEnd"/>
       <w:r>
+        <w:rPr>
+          <w:rFonts w:ascii="Trebuchet MS" w:hAnsi="Trebuchet MS"/>
+          <w:sz w:val="22"/>
+          <w:szCs w:val="22"/>
+        </w:rPr>
         <w:t xml:space="preserve"> </w:t>
       </w:r>
       <w:proofErr w:type="spellStart"/>
       <w:r>
+        <w:rPr>
+          <w:rFonts w:ascii="Trebuchet MS" w:hAnsi="Trebuchet MS"/>
+          <w:sz w:val="22"/>
+          <w:szCs w:val="22"/>
+        </w:rPr>
         <w:t>each</w:t>
       </w:r>
       <w:proofErr w:type="spellEnd"/>
       <w:r>
+        <w:rPr>
+          <w:rFonts w:ascii="Trebuchet MS" w:hAnsi="Trebuchet MS"/>
+          <w:sz w:val="22"/>
+          <w:szCs w:val="22"/>
+        </w:rPr>
         <w:t xml:space="preserve"> </w:t>
       </w:r>
       <w:proofErr w:type="spellStart"/>
       <w:r>
+        <w:rPr>
+          <w:rFonts w:ascii="Trebuchet MS" w:hAnsi="Trebuchet MS"/>
+          <w:sz w:val="22"/>
+          <w:szCs w:val="22"/>
+        </w:rPr>
         <w:t>example</w:t>
       </w:r>
       <w:proofErr w:type="spellEnd"/>
       <w:r>
+        <w:rPr>
+          <w:rFonts w:ascii="Trebuchet MS" w:hAnsi="Trebuchet MS"/>
+          <w:sz w:val="22"/>
+          <w:szCs w:val="22"/>
+        </w:rPr>
         <w:t xml:space="preserve"> </w:t>
       </w:r>
       <w:proofErr w:type="spellStart"/>
       <w:r>
+        <w:rPr>
+          <w:rFonts w:ascii="Trebuchet MS" w:hAnsi="Trebuchet MS"/>
+          <w:sz w:val="22"/>
+          <w:szCs w:val="22"/>
+        </w:rPr>
         <w:t>row</w:t>
       </w:r>
       <w:proofErr w:type="spellEnd"/>
@@ -1216,11 +1787,17 @@
       <w:pPr>
         <w:pStyle w:val="a3"/>
         <w:rPr>
-          <w:lang w:val="en-GB"/>
-        </w:rPr>
-      </w:pPr>
-      <w:r>
-        <w:rPr>
+          <w:rFonts w:ascii="Trebuchet MS" w:hAnsi="Trebuchet MS"/>
+          <w:sz w:val="22"/>
+          <w:szCs w:val="22"/>
+          <w:lang w:val="en-GB"/>
+        </w:rPr>
+      </w:pPr>
+      <w:r>
+        <w:rPr>
+          <w:rFonts w:ascii="Trebuchet MS" w:hAnsi="Trebuchet MS"/>
+          <w:sz w:val="22"/>
+          <w:szCs w:val="22"/>
           <w:lang w:val="en-GB"/>
         </w:rPr>
         <w:t xml:space="preserve">This allows controlled iteration over validation results and ensures that only a limited number of example rows (e.g., 5) </w:t>
@@ -1228,6 +1805,9 @@
       <w:proofErr w:type="gramStart"/>
       <w:r>
         <w:rPr>
+          <w:rFonts w:ascii="Trebuchet MS" w:hAnsi="Trebuchet MS"/>
+          <w:sz w:val="22"/>
+          <w:szCs w:val="22"/>
           <w:lang w:val="en-GB"/>
         </w:rPr>
         <w:t>are logged</w:t>
@@ -1235,43 +1815,25 @@
       <w:proofErr w:type="gramEnd"/>
       <w:r>
         <w:rPr>
+          <w:rFonts w:ascii="Trebuchet MS" w:hAnsi="Trebuchet MS"/>
+          <w:sz w:val="22"/>
+          <w:szCs w:val="22"/>
           <w:lang w:val="en-GB"/>
         </w:rPr>
         <w:t>.</w:t>
       </w:r>
     </w:p>
     <w:p>
-      <w:r>
-        <w:pict>
-          <v:rect id="_x0000_i1027" style="width:0;height:1.5pt" o:hralign="center" o:hrstd="t" o:hr="t" fillcolor="#a0a0a0" stroked="f"/>
-        </w:pict>
-      </w:r>
-    </w:p>
-    <w:p>
       <w:pPr>
         <w:pStyle w:val="4"/>
         <w:rPr>
-          <w:lang w:val="en-GB"/>
-        </w:rPr>
-      </w:pPr>
-      <w:r>
-        <w:rPr>
-          <w:lang w:val="en-GB"/>
-        </w:rPr>
-        <w:t>4</w:t>
-      </w:r>
-      <w:r>
-        <w:t>️</w:t>
-      </w:r>
-      <w:r>
-        <w:rPr>
-          <w:rFonts w:ascii="Tahoma" w:hAnsi="Tahoma" w:cs="Tahoma"/>
-          <w:lang w:val="en-GB"/>
-        </w:rPr>
-        <w:t>⃣</w:t>
-      </w:r>
-      <w:r>
-        <w:rPr>
+          <w:rFonts w:ascii="Trebuchet MS" w:hAnsi="Trebuchet MS"/>
+          <w:lang w:val="en-GB"/>
+        </w:rPr>
+      </w:pPr>
+      <w:r>
+        <w:rPr>
+          <w:rFonts w:ascii="Trebuchet MS" w:hAnsi="Trebuchet MS"/>
           <w:lang w:val="en-GB"/>
         </w:rPr>
         <w:t xml:space="preserve"> Parameterized and Reusable Design</w:t>
@@ -1281,11 +1843,17 @@
       <w:pPr>
         <w:pStyle w:val="a3"/>
         <w:rPr>
-          <w:lang w:val="en-GB"/>
-        </w:rPr>
-      </w:pPr>
-      <w:r>
-        <w:rPr>
+          <w:rFonts w:ascii="Trebuchet MS" w:hAnsi="Trebuchet MS"/>
+          <w:sz w:val="22"/>
+          <w:szCs w:val="22"/>
+          <w:lang w:val="en-GB"/>
+        </w:rPr>
+      </w:pPr>
+      <w:r>
+        <w:rPr>
+          <w:rFonts w:ascii="Trebuchet MS" w:hAnsi="Trebuchet MS"/>
+          <w:sz w:val="22"/>
+          <w:szCs w:val="22"/>
           <w:lang w:val="en-GB"/>
         </w:rPr>
         <w:t>The procedure accepts:</w:t>
@@ -1298,17 +1866,37 @@
           <w:ilvl w:val="0"/>
           <w:numId w:val="6"/>
         </w:numPr>
-      </w:pPr>
-      <w:proofErr w:type="spellStart"/>
-      <w:r>
+        <w:rPr>
+          <w:rFonts w:ascii="Trebuchet MS" w:hAnsi="Trebuchet MS"/>
+          <w:sz w:val="22"/>
+          <w:szCs w:val="22"/>
+        </w:rPr>
+      </w:pPr>
+      <w:proofErr w:type="spellStart"/>
+      <w:r>
+        <w:rPr>
+          <w:rFonts w:ascii="Trebuchet MS" w:hAnsi="Trebuchet MS"/>
+          <w:sz w:val="22"/>
+          <w:szCs w:val="22"/>
+        </w:rPr>
         <w:t>Table</w:t>
       </w:r>
       <w:proofErr w:type="spellEnd"/>
       <w:r>
+        <w:rPr>
+          <w:rFonts w:ascii="Trebuchet MS" w:hAnsi="Trebuchet MS"/>
+          <w:sz w:val="22"/>
+          <w:szCs w:val="22"/>
+        </w:rPr>
         <w:t xml:space="preserve"> </w:t>
       </w:r>
       <w:proofErr w:type="spellStart"/>
       <w:r>
+        <w:rPr>
+          <w:rFonts w:ascii="Trebuchet MS" w:hAnsi="Trebuchet MS"/>
+          <w:sz w:val="22"/>
+          <w:szCs w:val="22"/>
+        </w:rPr>
         <w:t>name</w:t>
       </w:r>
       <w:proofErr w:type="spellEnd"/>
@@ -1320,17 +1908,37 @@
           <w:ilvl w:val="0"/>
           <w:numId w:val="6"/>
         </w:numPr>
-      </w:pPr>
-      <w:proofErr w:type="spellStart"/>
-      <w:r>
+        <w:rPr>
+          <w:rFonts w:ascii="Trebuchet MS" w:hAnsi="Trebuchet MS"/>
+          <w:sz w:val="22"/>
+          <w:szCs w:val="22"/>
+        </w:rPr>
+      </w:pPr>
+      <w:proofErr w:type="spellStart"/>
+      <w:r>
+        <w:rPr>
+          <w:rFonts w:ascii="Trebuchet MS" w:hAnsi="Trebuchet MS"/>
+          <w:sz w:val="22"/>
+          <w:szCs w:val="22"/>
+        </w:rPr>
         <w:t>Column</w:t>
       </w:r>
       <w:proofErr w:type="spellEnd"/>
       <w:r>
+        <w:rPr>
+          <w:rFonts w:ascii="Trebuchet MS" w:hAnsi="Trebuchet MS"/>
+          <w:sz w:val="22"/>
+          <w:szCs w:val="22"/>
+        </w:rPr>
         <w:t xml:space="preserve"> </w:t>
       </w:r>
       <w:proofErr w:type="spellStart"/>
       <w:r>
+        <w:rPr>
+          <w:rFonts w:ascii="Trebuchet MS" w:hAnsi="Trebuchet MS"/>
+          <w:sz w:val="22"/>
+          <w:szCs w:val="22"/>
+        </w:rPr>
         <w:t>name</w:t>
       </w:r>
       <w:proofErr w:type="spellEnd"/>
@@ -1342,25 +1950,55 @@
           <w:ilvl w:val="0"/>
           <w:numId w:val="6"/>
         </w:numPr>
-      </w:pPr>
-      <w:proofErr w:type="spellStart"/>
-      <w:r>
+        <w:rPr>
+          <w:rFonts w:ascii="Trebuchet MS" w:hAnsi="Trebuchet MS"/>
+          <w:sz w:val="22"/>
+          <w:szCs w:val="22"/>
+        </w:rPr>
+      </w:pPr>
+      <w:proofErr w:type="spellStart"/>
+      <w:r>
+        <w:rPr>
+          <w:rFonts w:ascii="Trebuchet MS" w:hAnsi="Trebuchet MS"/>
+          <w:sz w:val="22"/>
+          <w:szCs w:val="22"/>
+        </w:rPr>
         <w:t>Primary</w:t>
       </w:r>
       <w:proofErr w:type="spellEnd"/>
       <w:r>
+        <w:rPr>
+          <w:rFonts w:ascii="Trebuchet MS" w:hAnsi="Trebuchet MS"/>
+          <w:sz w:val="22"/>
+          <w:szCs w:val="22"/>
+        </w:rPr>
         <w:t xml:space="preserve"> </w:t>
       </w:r>
       <w:proofErr w:type="spellStart"/>
       <w:r>
+        <w:rPr>
+          <w:rFonts w:ascii="Trebuchet MS" w:hAnsi="Trebuchet MS"/>
+          <w:sz w:val="22"/>
+          <w:szCs w:val="22"/>
+        </w:rPr>
         <w:t>key</w:t>
       </w:r>
       <w:proofErr w:type="spellEnd"/>
       <w:r>
+        <w:rPr>
+          <w:rFonts w:ascii="Trebuchet MS" w:hAnsi="Trebuchet MS"/>
+          <w:sz w:val="22"/>
+          <w:szCs w:val="22"/>
+        </w:rPr>
         <w:t xml:space="preserve"> </w:t>
       </w:r>
       <w:proofErr w:type="spellStart"/>
       <w:r>
+        <w:rPr>
+          <w:rFonts w:ascii="Trebuchet MS" w:hAnsi="Trebuchet MS"/>
+          <w:sz w:val="22"/>
+          <w:szCs w:val="22"/>
+        </w:rPr>
         <w:t>column</w:t>
       </w:r>
       <w:proofErr w:type="spellEnd"/>
@@ -1372,33 +2010,73 @@
           <w:ilvl w:val="0"/>
           <w:numId w:val="6"/>
         </w:numPr>
-      </w:pPr>
-      <w:proofErr w:type="spellStart"/>
-      <w:r>
+        <w:rPr>
+          <w:rFonts w:ascii="Trebuchet MS" w:hAnsi="Trebuchet MS"/>
+          <w:sz w:val="22"/>
+          <w:szCs w:val="22"/>
+        </w:rPr>
+      </w:pPr>
+      <w:proofErr w:type="spellStart"/>
+      <w:r>
+        <w:rPr>
+          <w:rFonts w:ascii="Trebuchet MS" w:hAnsi="Trebuchet MS"/>
+          <w:sz w:val="22"/>
+          <w:szCs w:val="22"/>
+        </w:rPr>
         <w:t>Default</w:t>
       </w:r>
       <w:proofErr w:type="spellEnd"/>
       <w:r>
+        <w:rPr>
+          <w:rFonts w:ascii="Trebuchet MS" w:hAnsi="Trebuchet MS"/>
+          <w:sz w:val="22"/>
+          <w:szCs w:val="22"/>
+        </w:rPr>
         <w:t xml:space="preserve"> PK </w:t>
       </w:r>
       <w:proofErr w:type="spellStart"/>
       <w:r>
+        <w:rPr>
+          <w:rFonts w:ascii="Trebuchet MS" w:hAnsi="Trebuchet MS"/>
+          <w:sz w:val="22"/>
+          <w:szCs w:val="22"/>
+        </w:rPr>
         <w:t>value</w:t>
       </w:r>
       <w:proofErr w:type="spellEnd"/>
       <w:r>
+        <w:rPr>
+          <w:rFonts w:ascii="Trebuchet MS" w:hAnsi="Trebuchet MS"/>
+          <w:sz w:val="22"/>
+          <w:szCs w:val="22"/>
+        </w:rPr>
         <w:t xml:space="preserve"> </w:t>
       </w:r>
       <w:proofErr w:type="spellStart"/>
       <w:r>
+        <w:rPr>
+          <w:rFonts w:ascii="Trebuchet MS" w:hAnsi="Trebuchet MS"/>
+          <w:sz w:val="22"/>
+          <w:szCs w:val="22"/>
+        </w:rPr>
         <w:t>to</w:t>
       </w:r>
       <w:proofErr w:type="spellEnd"/>
       <w:r>
+        <w:rPr>
+          <w:rFonts w:ascii="Trebuchet MS" w:hAnsi="Trebuchet MS"/>
+          <w:sz w:val="22"/>
+          <w:szCs w:val="22"/>
+        </w:rPr>
         <w:t xml:space="preserve"> </w:t>
       </w:r>
       <w:proofErr w:type="spellStart"/>
       <w:r>
+        <w:rPr>
+          <w:rFonts w:ascii="Trebuchet MS" w:hAnsi="Trebuchet MS"/>
+          <w:sz w:val="22"/>
+          <w:szCs w:val="22"/>
+        </w:rPr>
         <w:t>ignore</w:t>
       </w:r>
       <w:proofErr w:type="spellEnd"/>
@@ -1410,25 +2088,55 @@
           <w:ilvl w:val="0"/>
           <w:numId w:val="6"/>
         </w:numPr>
-      </w:pPr>
-      <w:proofErr w:type="spellStart"/>
-      <w:r>
+        <w:rPr>
+          <w:rFonts w:ascii="Trebuchet MS" w:hAnsi="Trebuchet MS"/>
+          <w:sz w:val="22"/>
+          <w:szCs w:val="22"/>
+        </w:rPr>
+      </w:pPr>
+      <w:proofErr w:type="spellStart"/>
+      <w:r>
+        <w:rPr>
+          <w:rFonts w:ascii="Trebuchet MS" w:hAnsi="Trebuchet MS"/>
+          <w:sz w:val="22"/>
+          <w:szCs w:val="22"/>
+        </w:rPr>
         <w:t>Optional</w:t>
       </w:r>
       <w:proofErr w:type="spellEnd"/>
       <w:r>
+        <w:rPr>
+          <w:rFonts w:ascii="Trebuchet MS" w:hAnsi="Trebuchet MS"/>
+          <w:sz w:val="22"/>
+          <w:szCs w:val="22"/>
+        </w:rPr>
         <w:t xml:space="preserve"> </w:t>
       </w:r>
       <w:proofErr w:type="spellStart"/>
       <w:r>
+        <w:rPr>
+          <w:rFonts w:ascii="Trebuchet MS" w:hAnsi="Trebuchet MS"/>
+          <w:sz w:val="22"/>
+          <w:szCs w:val="22"/>
+        </w:rPr>
         <w:t>source</w:t>
       </w:r>
       <w:proofErr w:type="spellEnd"/>
       <w:r>
+        <w:rPr>
+          <w:rFonts w:ascii="Trebuchet MS" w:hAnsi="Trebuchet MS"/>
+          <w:sz w:val="22"/>
+          <w:szCs w:val="22"/>
+        </w:rPr>
         <w:t xml:space="preserve"> </w:t>
       </w:r>
       <w:proofErr w:type="spellStart"/>
       <w:r>
+        <w:rPr>
+          <w:rFonts w:ascii="Trebuchet MS" w:hAnsi="Trebuchet MS"/>
+          <w:sz w:val="22"/>
+          <w:szCs w:val="22"/>
+        </w:rPr>
         <w:t>filters</w:t>
       </w:r>
       <w:proofErr w:type="spellEnd"/>
@@ -1437,11 +2145,17 @@
       <w:pPr>
         <w:pStyle w:val="a3"/>
         <w:rPr>
-          <w:lang w:val="en-GB"/>
-        </w:rPr>
-      </w:pPr>
-      <w:r>
-        <w:rPr>
+          <w:rFonts w:ascii="Trebuchet MS" w:hAnsi="Trebuchet MS"/>
+          <w:sz w:val="22"/>
+          <w:szCs w:val="22"/>
+          <w:lang w:val="en-GB"/>
+        </w:rPr>
+      </w:pPr>
+      <w:r>
+        <w:rPr>
+          <w:rFonts w:ascii="Trebuchet MS" w:hAnsi="Trebuchet MS"/>
+          <w:sz w:val="22"/>
+          <w:szCs w:val="22"/>
           <w:lang w:val="en-GB"/>
         </w:rPr>
         <w:t>This makes the validation logic generic and scalable across multiple dimensions.</w:t>
@@ -1451,30 +2165,13 @@
       <w:pPr>
         <w:pStyle w:val="4"/>
         <w:rPr>
-          <w:lang w:val="en-GB"/>
-        </w:rPr>
-      </w:pPr>
-      <w:r>
-        <w:rPr>
-          <w:lang w:val="en-GB"/>
-        </w:rPr>
-        <w:t>5</w:t>
-      </w:r>
-      <w:r>
-        <w:rPr>
-          <w:rFonts w:ascii="Calibri Light" w:hAnsi="Calibri Light" w:cs="Calibri Light"/>
-        </w:rPr>
-        <w:t>️</w:t>
-      </w:r>
-      <w:r>
-        <w:rPr>
-          <w:rFonts w:ascii="Tahoma" w:hAnsi="Tahoma" w:cs="Tahoma"/>
-          <w:lang w:val="en-GB"/>
-        </w:rPr>
-        <w:t>⃣</w:t>
-      </w:r>
-      <w:r>
-        <w:rPr>
+          <w:rFonts w:ascii="Trebuchet MS" w:hAnsi="Trebuchet MS"/>
+          <w:lang w:val="en-GB"/>
+        </w:rPr>
+      </w:pPr>
+      <w:r>
+        <w:rPr>
+          <w:rFonts w:ascii="Trebuchet MS" w:hAnsi="Trebuchet MS"/>
           <w:lang w:val="en-GB"/>
         </w:rPr>
         <w:t xml:space="preserve"> Logging Integration</w:t>
@@ -1484,11 +2181,17 @@
       <w:pPr>
         <w:pStyle w:val="a3"/>
         <w:rPr>
-          <w:lang w:val="en-GB"/>
-        </w:rPr>
-      </w:pPr>
-      <w:r>
-        <w:rPr>
+          <w:rFonts w:ascii="Trebuchet MS" w:hAnsi="Trebuchet MS"/>
+          <w:sz w:val="22"/>
+          <w:szCs w:val="22"/>
+          <w:lang w:val="en-GB"/>
+        </w:rPr>
+      </w:pPr>
+      <w:r>
+        <w:rPr>
+          <w:rFonts w:ascii="Trebuchet MS" w:hAnsi="Trebuchet MS"/>
+          <w:sz w:val="22"/>
+          <w:szCs w:val="22"/>
           <w:lang w:val="en-GB"/>
         </w:rPr>
         <w:t>The procedure integrates with the centralized logging mechanism (</w:t>
@@ -1497,6 +2200,9 @@
       <w:r>
         <w:rPr>
           <w:rStyle w:val="HTML"/>
+          <w:rFonts w:ascii="Trebuchet MS" w:hAnsi="Trebuchet MS"/>
+          <w:sz w:val="22"/>
+          <w:szCs w:val="22"/>
           <w:lang w:val="en-GB"/>
         </w:rPr>
         <w:t>pr_log_write</w:t>
@@ -1504,6 +2210,9 @@
       <w:proofErr w:type="spellEnd"/>
       <w:r>
         <w:rPr>
+          <w:rFonts w:ascii="Trebuchet MS" w:hAnsi="Trebuchet MS"/>
+          <w:sz w:val="22"/>
+          <w:szCs w:val="22"/>
           <w:lang w:val="en-GB"/>
         </w:rPr>
         <w:t>), ensuring:</w:t>
@@ -1516,41 +2225,91 @@
           <w:ilvl w:val="0"/>
           <w:numId w:val="7"/>
         </w:numPr>
-      </w:pPr>
-      <w:proofErr w:type="spellStart"/>
-      <w:r>
+        <w:rPr>
+          <w:rFonts w:ascii="Trebuchet MS" w:hAnsi="Trebuchet MS"/>
+          <w:sz w:val="22"/>
+          <w:szCs w:val="22"/>
+        </w:rPr>
+      </w:pPr>
+      <w:proofErr w:type="spellStart"/>
+      <w:r>
+        <w:rPr>
+          <w:rFonts w:ascii="Trebuchet MS" w:hAnsi="Trebuchet MS"/>
+          <w:sz w:val="22"/>
+          <w:szCs w:val="22"/>
+        </w:rPr>
         <w:t>Full</w:t>
       </w:r>
       <w:proofErr w:type="spellEnd"/>
       <w:r>
+        <w:rPr>
+          <w:rFonts w:ascii="Trebuchet MS" w:hAnsi="Trebuchet MS"/>
+          <w:sz w:val="22"/>
+          <w:szCs w:val="22"/>
+        </w:rPr>
         <w:t xml:space="preserve"> </w:t>
       </w:r>
       <w:proofErr w:type="spellStart"/>
       <w:r>
+        <w:rPr>
+          <w:rFonts w:ascii="Trebuchet MS" w:hAnsi="Trebuchet MS"/>
+          <w:sz w:val="22"/>
+          <w:szCs w:val="22"/>
+        </w:rPr>
         <w:t>traceability</w:t>
       </w:r>
       <w:proofErr w:type="spellEnd"/>
       <w:r>
+        <w:rPr>
+          <w:rFonts w:ascii="Trebuchet MS" w:hAnsi="Trebuchet MS"/>
+          <w:sz w:val="22"/>
+          <w:szCs w:val="22"/>
+        </w:rPr>
         <w:t xml:space="preserve"> </w:t>
       </w:r>
       <w:proofErr w:type="spellStart"/>
       <w:r>
+        <w:rPr>
+          <w:rFonts w:ascii="Trebuchet MS" w:hAnsi="Trebuchet MS"/>
+          <w:sz w:val="22"/>
+          <w:szCs w:val="22"/>
+        </w:rPr>
         <w:t>of</w:t>
       </w:r>
       <w:proofErr w:type="spellEnd"/>
       <w:r>
+        <w:rPr>
+          <w:rFonts w:ascii="Trebuchet MS" w:hAnsi="Trebuchet MS"/>
+          <w:sz w:val="22"/>
+          <w:szCs w:val="22"/>
+        </w:rPr>
         <w:t xml:space="preserve"> </w:t>
       </w:r>
       <w:proofErr w:type="spellStart"/>
       <w:r>
+        <w:rPr>
+          <w:rFonts w:ascii="Trebuchet MS" w:hAnsi="Trebuchet MS"/>
+          <w:sz w:val="22"/>
+          <w:szCs w:val="22"/>
+        </w:rPr>
         <w:t>validation</w:t>
       </w:r>
       <w:proofErr w:type="spellEnd"/>
       <w:r>
+        <w:rPr>
+          <w:rFonts w:ascii="Trebuchet MS" w:hAnsi="Trebuchet MS"/>
+          <w:sz w:val="22"/>
+          <w:szCs w:val="22"/>
+        </w:rPr>
         <w:t xml:space="preserve"> </w:t>
       </w:r>
       <w:proofErr w:type="spellStart"/>
       <w:r>
+        <w:rPr>
+          <w:rFonts w:ascii="Trebuchet MS" w:hAnsi="Trebuchet MS"/>
+          <w:sz w:val="22"/>
+          <w:szCs w:val="22"/>
+        </w:rPr>
         <w:t>steps</w:t>
       </w:r>
       <w:proofErr w:type="spellEnd"/>
@@ -1563,11 +2322,17 @@
           <w:numId w:val="7"/>
         </w:numPr>
         <w:rPr>
-          <w:lang w:val="en-GB"/>
-        </w:rPr>
-      </w:pPr>
-      <w:r>
-        <w:rPr>
+          <w:rFonts w:ascii="Trebuchet MS" w:hAnsi="Trebuchet MS"/>
+          <w:sz w:val="22"/>
+          <w:szCs w:val="22"/>
+          <w:lang w:val="en-GB"/>
+        </w:rPr>
+      </w:pPr>
+      <w:r>
+        <w:rPr>
+          <w:rFonts w:ascii="Trebuchet MS" w:hAnsi="Trebuchet MS"/>
+          <w:sz w:val="22"/>
+          <w:szCs w:val="22"/>
           <w:lang w:val="en-GB"/>
         </w:rPr>
         <w:t>Clear separation of START / WARN / SUCCESS messages</w:t>
@@ -1580,34 +2345,64 @@
           <w:ilvl w:val="0"/>
           <w:numId w:val="7"/>
         </w:numPr>
-      </w:pPr>
-      <w:proofErr w:type="spellStart"/>
-      <w:r>
+        <w:rPr>
+          <w:rFonts w:ascii="Trebuchet MS" w:hAnsi="Trebuchet MS"/>
+          <w:sz w:val="22"/>
+          <w:szCs w:val="22"/>
+        </w:rPr>
+      </w:pPr>
+      <w:proofErr w:type="spellStart"/>
+      <w:r>
+        <w:rPr>
+          <w:rFonts w:ascii="Trebuchet MS" w:hAnsi="Trebuchet MS"/>
+          <w:sz w:val="22"/>
+          <w:szCs w:val="22"/>
+        </w:rPr>
         <w:t>Auditable</w:t>
       </w:r>
       <w:proofErr w:type="spellEnd"/>
       <w:r>
+        <w:rPr>
+          <w:rFonts w:ascii="Trebuchet MS" w:hAnsi="Trebuchet MS"/>
+          <w:sz w:val="22"/>
+          <w:szCs w:val="22"/>
+        </w:rPr>
         <w:t xml:space="preserve"> ETL </w:t>
       </w:r>
       <w:proofErr w:type="spellStart"/>
       <w:r>
+        <w:rPr>
+          <w:rFonts w:ascii="Trebuchet MS" w:hAnsi="Trebuchet MS"/>
+          <w:sz w:val="22"/>
+          <w:szCs w:val="22"/>
+        </w:rPr>
         <w:t>execution</w:t>
       </w:r>
       <w:proofErr w:type="spellEnd"/>
     </w:p>
     <w:p>
-      <w:r>
-        <w:pict>
-          <v:rect id="_x0000_i1028" style="width:0;height:1.5pt" o:hralign="center" o:hrstd="t" o:hr="t" fillcolor="#a0a0a0" stroked="f"/>
-        </w:pict>
-      </w:r>
+      <w:pPr>
+        <w:rPr>
+          <w:rFonts w:ascii="Trebuchet MS" w:hAnsi="Trebuchet MS"/>
+        </w:rPr>
+      </w:pPr>
     </w:p>
     <w:p>
       <w:pPr>
         <w:pStyle w:val="3"/>
-      </w:pPr>
-      <w:proofErr w:type="spellStart"/>
-      <w:r>
+        <w:rPr>
+          <w:rFonts w:ascii="Trebuchet MS" w:hAnsi="Trebuchet MS"/>
+          <w:sz w:val="22"/>
+          <w:szCs w:val="22"/>
+        </w:rPr>
+      </w:pPr>
+      <w:proofErr w:type="spellStart"/>
+      <w:r>
+        <w:rPr>
+          <w:rFonts w:ascii="Trebuchet MS" w:hAnsi="Trebuchet MS"/>
+          <w:sz w:val="22"/>
+          <w:szCs w:val="22"/>
+        </w:rPr>
         <w:t>Conclusion</w:t>
       </w:r>
       <w:proofErr w:type="spellEnd"/>
@@ -1615,29 +2410,64 @@
     <w:p>
       <w:pPr>
         <w:pStyle w:val="a3"/>
-      </w:pPr>
-      <w:proofErr w:type="spellStart"/>
-      <w:r>
+        <w:rPr>
+          <w:rFonts w:ascii="Trebuchet MS" w:hAnsi="Trebuchet MS"/>
+          <w:sz w:val="22"/>
+          <w:szCs w:val="22"/>
+        </w:rPr>
+      </w:pPr>
+      <w:proofErr w:type="spellStart"/>
+      <w:r>
+        <w:rPr>
+          <w:rFonts w:ascii="Trebuchet MS" w:hAnsi="Trebuchet MS"/>
+          <w:sz w:val="22"/>
+          <w:szCs w:val="22"/>
+        </w:rPr>
         <w:t>The</w:t>
       </w:r>
       <w:proofErr w:type="spellEnd"/>
       <w:r>
+        <w:rPr>
+          <w:rFonts w:ascii="Trebuchet MS" w:hAnsi="Trebuchet MS"/>
+          <w:sz w:val="22"/>
+          <w:szCs w:val="22"/>
+        </w:rPr>
         <w:t xml:space="preserve"> </w:t>
       </w:r>
       <w:proofErr w:type="spellStart"/>
       <w:r>
+        <w:rPr>
+          <w:rFonts w:ascii="Trebuchet MS" w:hAnsi="Trebuchet MS"/>
+          <w:sz w:val="22"/>
+          <w:szCs w:val="22"/>
+        </w:rPr>
         <w:t>implementation</w:t>
       </w:r>
       <w:proofErr w:type="spellEnd"/>
       <w:r>
+        <w:rPr>
+          <w:rFonts w:ascii="Trebuchet MS" w:hAnsi="Trebuchet MS"/>
+          <w:sz w:val="22"/>
+          <w:szCs w:val="22"/>
+        </w:rPr>
         <w:t xml:space="preserve"> </w:t>
       </w:r>
       <w:proofErr w:type="spellStart"/>
       <w:r>
+        <w:rPr>
+          <w:rFonts w:ascii="Trebuchet MS" w:hAnsi="Trebuchet MS"/>
+          <w:sz w:val="22"/>
+          <w:szCs w:val="22"/>
+        </w:rPr>
         <w:t>demonstrates</w:t>
       </w:r>
       <w:proofErr w:type="spellEnd"/>
       <w:r>
+        <w:rPr>
+          <w:rFonts w:ascii="Trebuchet MS" w:hAnsi="Trebuchet MS"/>
+          <w:sz w:val="22"/>
+          <w:szCs w:val="22"/>
+        </w:rPr>
         <w:t>:</w:t>
       </w:r>
     </w:p>
@@ -1649,11 +2479,17 @@
           <w:numId w:val="8"/>
         </w:numPr>
         <w:rPr>
-          <w:lang w:val="en-GB"/>
-        </w:rPr>
-      </w:pPr>
-      <w:r>
-        <w:rPr>
+          <w:rFonts w:ascii="Trebuchet MS" w:hAnsi="Trebuchet MS"/>
+          <w:sz w:val="22"/>
+          <w:szCs w:val="22"/>
+          <w:lang w:val="en-GB"/>
+        </w:rPr>
+      </w:pPr>
+      <w:r>
+        <w:rPr>
+          <w:rFonts w:ascii="Trebuchet MS" w:hAnsi="Trebuchet MS"/>
+          <w:sz w:val="22"/>
+          <w:szCs w:val="22"/>
           <w:lang w:val="en-GB"/>
         </w:rPr>
         <w:t>Use of dynamic SQL for flexibility</w:t>
@@ -1667,19 +2503,27 @@
           <w:numId w:val="8"/>
         </w:numPr>
         <w:rPr>
-          <w:lang w:val="en-GB"/>
-        </w:rPr>
-      </w:pPr>
-      <w:r>
-        <w:rPr>
-          <w:lang w:val="en-GB"/>
-        </w:rPr>
-        <w:lastRenderedPageBreak/>
+          <w:rFonts w:ascii="Trebuchet MS" w:hAnsi="Trebuchet MS"/>
+          <w:sz w:val="22"/>
+          <w:szCs w:val="22"/>
+          <w:lang w:val="en-GB"/>
+        </w:rPr>
+      </w:pPr>
+      <w:r>
+        <w:rPr>
+          <w:rFonts w:ascii="Trebuchet MS" w:hAnsi="Trebuchet MS"/>
+          <w:sz w:val="22"/>
+          <w:szCs w:val="22"/>
+          <w:lang w:val="en-GB"/>
+        </w:rPr>
         <w:t xml:space="preserve">Use of </w:t>
       </w:r>
       <w:proofErr w:type="spellStart"/>
       <w:r>
         <w:rPr>
+          <w:rFonts w:ascii="Trebuchet MS" w:hAnsi="Trebuchet MS"/>
+          <w:sz w:val="22"/>
+          <w:szCs w:val="22"/>
           <w:lang w:val="en-GB"/>
         </w:rPr>
         <w:t>refcursor</w:t>
@@ -1687,6 +2531,9 @@
       <w:proofErr w:type="spellEnd"/>
       <w:r>
         <w:rPr>
+          <w:rFonts w:ascii="Trebuchet MS" w:hAnsi="Trebuchet MS"/>
+          <w:sz w:val="22"/>
+          <w:szCs w:val="22"/>
           <w:lang w:val="en-GB"/>
         </w:rPr>
         <w:t xml:space="preserve"> for controlled row-level validation</w:t>
@@ -1699,41 +2546,91 @@
           <w:ilvl w:val="0"/>
           <w:numId w:val="8"/>
         </w:numPr>
-      </w:pPr>
-      <w:proofErr w:type="spellStart"/>
-      <w:r>
+        <w:rPr>
+          <w:rFonts w:ascii="Trebuchet MS" w:hAnsi="Trebuchet MS"/>
+          <w:sz w:val="22"/>
+          <w:szCs w:val="22"/>
+        </w:rPr>
+      </w:pPr>
+      <w:proofErr w:type="spellStart"/>
+      <w:r>
+        <w:rPr>
+          <w:rFonts w:ascii="Trebuchet MS" w:hAnsi="Trebuchet MS"/>
+          <w:sz w:val="22"/>
+          <w:szCs w:val="22"/>
+        </w:rPr>
         <w:t>Proper</w:t>
       </w:r>
       <w:proofErr w:type="spellEnd"/>
       <w:r>
+        <w:rPr>
+          <w:rFonts w:ascii="Trebuchet MS" w:hAnsi="Trebuchet MS"/>
+          <w:sz w:val="22"/>
+          <w:szCs w:val="22"/>
+        </w:rPr>
         <w:t xml:space="preserve"> </w:t>
       </w:r>
       <w:proofErr w:type="spellStart"/>
       <w:r>
+        <w:rPr>
+          <w:rFonts w:ascii="Trebuchet MS" w:hAnsi="Trebuchet MS"/>
+          <w:sz w:val="22"/>
+          <w:szCs w:val="22"/>
+        </w:rPr>
         <w:t>exclusion</w:t>
       </w:r>
       <w:proofErr w:type="spellEnd"/>
       <w:r>
+        <w:rPr>
+          <w:rFonts w:ascii="Trebuchet MS" w:hAnsi="Trebuchet MS"/>
+          <w:sz w:val="22"/>
+          <w:szCs w:val="22"/>
+        </w:rPr>
         <w:t xml:space="preserve"> </w:t>
       </w:r>
       <w:proofErr w:type="spellStart"/>
       <w:r>
+        <w:rPr>
+          <w:rFonts w:ascii="Trebuchet MS" w:hAnsi="Trebuchet MS"/>
+          <w:sz w:val="22"/>
+          <w:szCs w:val="22"/>
+        </w:rPr>
         <w:t>of</w:t>
       </w:r>
       <w:proofErr w:type="spellEnd"/>
       <w:r>
+        <w:rPr>
+          <w:rFonts w:ascii="Trebuchet MS" w:hAnsi="Trebuchet MS"/>
+          <w:sz w:val="22"/>
+          <w:szCs w:val="22"/>
+        </w:rPr>
         <w:t xml:space="preserve"> </w:t>
       </w:r>
       <w:proofErr w:type="spellStart"/>
       <w:r>
+        <w:rPr>
+          <w:rFonts w:ascii="Trebuchet MS" w:hAnsi="Trebuchet MS"/>
+          <w:sz w:val="22"/>
+          <w:szCs w:val="22"/>
+        </w:rPr>
         <w:t>default</w:t>
       </w:r>
       <w:proofErr w:type="spellEnd"/>
       <w:r>
+        <w:rPr>
+          <w:rFonts w:ascii="Trebuchet MS" w:hAnsi="Trebuchet MS"/>
+          <w:sz w:val="22"/>
+          <w:szCs w:val="22"/>
+        </w:rPr>
         <w:t xml:space="preserve"> </w:t>
       </w:r>
       <w:proofErr w:type="spellStart"/>
       <w:r>
+        <w:rPr>
+          <w:rFonts w:ascii="Trebuchet MS" w:hAnsi="Trebuchet MS"/>
+          <w:sz w:val="22"/>
+          <w:szCs w:val="22"/>
+        </w:rPr>
         <w:t>records</w:t>
       </w:r>
       <w:proofErr w:type="spellEnd"/>
@@ -1745,33 +2642,73 @@
           <w:ilvl w:val="0"/>
           <w:numId w:val="8"/>
         </w:numPr>
-      </w:pPr>
-      <w:proofErr w:type="spellStart"/>
-      <w:r>
+        <w:rPr>
+          <w:rFonts w:ascii="Trebuchet MS" w:hAnsi="Trebuchet MS"/>
+          <w:sz w:val="22"/>
+          <w:szCs w:val="22"/>
+        </w:rPr>
+      </w:pPr>
+      <w:proofErr w:type="spellStart"/>
+      <w:r>
+        <w:rPr>
+          <w:rFonts w:ascii="Trebuchet MS" w:hAnsi="Trebuchet MS"/>
+          <w:sz w:val="22"/>
+          <w:szCs w:val="22"/>
+        </w:rPr>
         <w:t>Structured</w:t>
       </w:r>
       <w:proofErr w:type="spellEnd"/>
       <w:r>
+        <w:rPr>
+          <w:rFonts w:ascii="Trebuchet MS" w:hAnsi="Trebuchet MS"/>
+          <w:sz w:val="22"/>
+          <w:szCs w:val="22"/>
+        </w:rPr>
         <w:t xml:space="preserve"> </w:t>
       </w:r>
       <w:proofErr w:type="spellStart"/>
       <w:r>
+        <w:rPr>
+          <w:rFonts w:ascii="Trebuchet MS" w:hAnsi="Trebuchet MS"/>
+          <w:sz w:val="22"/>
+          <w:szCs w:val="22"/>
+        </w:rPr>
         <w:t>logging</w:t>
       </w:r>
       <w:proofErr w:type="spellEnd"/>
       <w:r>
+        <w:rPr>
+          <w:rFonts w:ascii="Trebuchet MS" w:hAnsi="Trebuchet MS"/>
+          <w:sz w:val="22"/>
+          <w:szCs w:val="22"/>
+        </w:rPr>
         <w:t xml:space="preserve"> </w:t>
       </w:r>
       <w:proofErr w:type="spellStart"/>
       <w:r>
+        <w:rPr>
+          <w:rFonts w:ascii="Trebuchet MS" w:hAnsi="Trebuchet MS"/>
+          <w:sz w:val="22"/>
+          <w:szCs w:val="22"/>
+        </w:rPr>
         <w:t>for</w:t>
       </w:r>
       <w:proofErr w:type="spellEnd"/>
       <w:r>
+        <w:rPr>
+          <w:rFonts w:ascii="Trebuchet MS" w:hAnsi="Trebuchet MS"/>
+          <w:sz w:val="22"/>
+          <w:szCs w:val="22"/>
+        </w:rPr>
         <w:t xml:space="preserve"> </w:t>
       </w:r>
       <w:proofErr w:type="spellStart"/>
       <w:r>
+        <w:rPr>
+          <w:rFonts w:ascii="Trebuchet MS" w:hAnsi="Trebuchet MS"/>
+          <w:sz w:val="22"/>
+          <w:szCs w:val="22"/>
+        </w:rPr>
         <w:t>auditability</w:t>
       </w:r>
       <w:proofErr w:type="spellEnd"/>
@@ -1784,11 +2721,17 @@
           <w:numId w:val="8"/>
         </w:numPr>
         <w:rPr>
-          <w:lang w:val="en-GB"/>
-        </w:rPr>
-      </w:pPr>
-      <w:r>
-        <w:rPr>
+          <w:rFonts w:ascii="Trebuchet MS" w:hAnsi="Trebuchet MS"/>
+          <w:sz w:val="22"/>
+          <w:szCs w:val="22"/>
+          <w:lang w:val="en-GB"/>
+        </w:rPr>
+      </w:pPr>
+      <w:r>
+        <w:rPr>
+          <w:rFonts w:ascii="Trebuchet MS" w:hAnsi="Trebuchet MS"/>
+          <w:sz w:val="22"/>
+          <w:szCs w:val="22"/>
           <w:lang w:val="en-GB"/>
         </w:rPr>
         <w:t>Reusable and scalable ETL validation design</w:t>
@@ -1797,26 +2740,31 @@
     <w:p>
       <w:pPr>
         <w:rPr>
-          <w:lang w:val="en-GB"/>
-        </w:rPr>
-      </w:pPr>
-    </w:p>
-    <w:p>
-      <w:pPr>
-        <w:rPr>
-          <w:lang w:val="en-GB"/>
-        </w:rPr>
-      </w:pPr>
-    </w:p>
-    <w:p>
-      <w:pPr>
-        <w:rPr>
-          <w:lang w:val="en-GB"/>
-        </w:rPr>
-      </w:pPr>
-      <w:r>
-        <w:rPr>
-          <w:lang w:val="en-GB"/>
+          <w:rFonts w:ascii="Trebuchet MS" w:hAnsi="Trebuchet MS"/>
+          <w:lang w:val="en-GB"/>
+        </w:rPr>
+      </w:pPr>
+    </w:p>
+    <w:p>
+      <w:pPr>
+        <w:rPr>
+          <w:rFonts w:ascii="Trebuchet MS" w:hAnsi="Trebuchet MS"/>
+          <w:lang w:val="en-GB"/>
+        </w:rPr>
+      </w:pPr>
+    </w:p>
+    <w:p>
+      <w:pPr>
+        <w:rPr>
+          <w:rFonts w:ascii="Trebuchet MS" w:hAnsi="Trebuchet MS"/>
+          <w:lang w:val="en-GB"/>
+        </w:rPr>
+      </w:pPr>
+      <w:r>
+        <w:rPr>
+          <w:rFonts w:ascii="Trebuchet MS" w:hAnsi="Trebuchet MS"/>
+          <w:noProof/>
+          <w:lang w:eastAsia="ru-RU"/>
         </w:rPr>
         <w:drawing>
           <wp:inline distT="0" distB="0" distL="0" distR="0" wp14:anchorId="7DF83D12" wp14:editId="725CAF3C">
@@ -1861,61 +2809,61 @@
         <w:shd w:val="clear" w:color="auto" w:fill="FFFFFF"/>
         <w:spacing w:before="0" w:beforeAutospacing="0" w:after="0" w:afterAutospacing="0"/>
         <w:rPr>
-          <w:rFonts w:ascii="Consolas" w:hAnsi="Consolas"/>
+          <w:rFonts w:ascii="Trebuchet MS" w:hAnsi="Trebuchet MS"/>
           <w:color w:val="000000"/>
-          <w:sz w:val="16"/>
-          <w:szCs w:val="16"/>
-          <w:lang w:val="en-GB"/>
-        </w:rPr>
-      </w:pPr>
-      <w:r>
-        <w:rPr>
-          <w:rFonts w:ascii="Consolas" w:hAnsi="Consolas"/>
+          <w:sz w:val="22"/>
+          <w:szCs w:val="22"/>
+          <w:lang w:val="en-GB"/>
+        </w:rPr>
+      </w:pPr>
+      <w:r>
+        <w:rPr>
+          <w:rFonts w:ascii="Trebuchet MS" w:hAnsi="Trebuchet MS"/>
           <w:b/>
           <w:bCs/>
           <w:color w:val="800000"/>
-          <w:sz w:val="16"/>
-          <w:szCs w:val="16"/>
+          <w:sz w:val="22"/>
+          <w:szCs w:val="22"/>
           <w:lang w:val="en-GB"/>
         </w:rPr>
         <w:t>UPDATE</w:t>
       </w:r>
       <w:r>
         <w:rPr>
-          <w:rFonts w:ascii="Consolas" w:hAnsi="Consolas"/>
+          <w:rFonts w:ascii="Trebuchet MS" w:hAnsi="Trebuchet MS"/>
           <w:color w:val="000000"/>
-          <w:sz w:val="16"/>
-          <w:szCs w:val="16"/>
+          <w:sz w:val="22"/>
+          <w:szCs w:val="22"/>
           <w:lang w:val="en-GB"/>
         </w:rPr>
         <w:t xml:space="preserve"> </w:t>
       </w:r>
       <w:r>
         <w:rPr>
-          <w:rFonts w:ascii="Consolas" w:hAnsi="Consolas"/>
+          <w:rFonts w:ascii="Trebuchet MS" w:hAnsi="Trebuchet MS"/>
           <w:color w:val="956037"/>
-          <w:sz w:val="16"/>
-          <w:szCs w:val="16"/>
+          <w:sz w:val="22"/>
+          <w:szCs w:val="22"/>
           <w:lang w:val="en-GB"/>
         </w:rPr>
         <w:t>bl_3nf</w:t>
       </w:r>
       <w:r>
         <w:rPr>
-          <w:rFonts w:ascii="Consolas" w:hAnsi="Consolas"/>
+          <w:rFonts w:ascii="Trebuchet MS" w:hAnsi="Trebuchet MS"/>
           <w:color w:val="000000"/>
-          <w:sz w:val="16"/>
-          <w:szCs w:val="16"/>
+          <w:sz w:val="22"/>
+          <w:szCs w:val="22"/>
           <w:lang w:val="en-GB"/>
         </w:rPr>
         <w:t>.</w:t>
       </w:r>
       <w:r>
         <w:rPr>
-          <w:rFonts w:ascii="Consolas" w:hAnsi="Consolas"/>
+          <w:rFonts w:ascii="Trebuchet MS" w:hAnsi="Trebuchet MS"/>
           <w:color w:val="8E00C6"/>
-          <w:sz w:val="16"/>
-          <w:szCs w:val="16"/>
+          <w:sz w:val="22"/>
+          <w:szCs w:val="22"/>
           <w:lang w:val="en-GB"/>
         </w:rPr>
         <w:t>ce_products</w:t>
@@ -1927,31 +2875,31 @@
         <w:shd w:val="clear" w:color="auto" w:fill="FFFFFF"/>
         <w:spacing w:before="0" w:beforeAutospacing="0" w:after="0" w:afterAutospacing="0"/>
         <w:rPr>
-          <w:rFonts w:ascii="Consolas" w:hAnsi="Consolas"/>
+          <w:rFonts w:ascii="Trebuchet MS" w:hAnsi="Trebuchet MS"/>
           <w:color w:val="000000"/>
-          <w:sz w:val="16"/>
-          <w:szCs w:val="16"/>
-          <w:lang w:val="en-GB"/>
-        </w:rPr>
-      </w:pPr>
-      <w:r>
-        <w:rPr>
-          <w:rFonts w:ascii="Consolas" w:hAnsi="Consolas"/>
+          <w:sz w:val="22"/>
+          <w:szCs w:val="22"/>
+          <w:lang w:val="en-GB"/>
+        </w:rPr>
+      </w:pPr>
+      <w:r>
+        <w:rPr>
+          <w:rFonts w:ascii="Trebuchet MS" w:hAnsi="Trebuchet MS"/>
           <w:b/>
           <w:bCs/>
           <w:color w:val="800000"/>
-          <w:sz w:val="16"/>
-          <w:szCs w:val="16"/>
+          <w:sz w:val="22"/>
+          <w:szCs w:val="22"/>
           <w:lang w:val="en-GB"/>
         </w:rPr>
         <w:t>SET</w:t>
       </w:r>
       <w:r>
         <w:rPr>
-          <w:rFonts w:ascii="Consolas" w:hAnsi="Consolas"/>
+          <w:rFonts w:ascii="Trebuchet MS" w:hAnsi="Trebuchet MS"/>
           <w:color w:val="000000"/>
-          <w:sz w:val="16"/>
-          <w:szCs w:val="16"/>
+          <w:sz w:val="22"/>
+          <w:szCs w:val="22"/>
           <w:lang w:val="en-GB"/>
         </w:rPr>
         <w:t xml:space="preserve"> </w:t>
@@ -1959,10 +2907,10 @@
       <w:proofErr w:type="spellStart"/>
       <w:r>
         <w:rPr>
-          <w:rFonts w:ascii="Consolas" w:hAnsi="Consolas"/>
+          <w:rFonts w:ascii="Trebuchet MS" w:hAnsi="Trebuchet MS"/>
           <w:color w:val="006464"/>
-          <w:sz w:val="16"/>
-          <w:szCs w:val="16"/>
+          <w:sz w:val="22"/>
+          <w:szCs w:val="22"/>
           <w:lang w:val="en-GB"/>
         </w:rPr>
         <w:t>product_name</w:t>
@@ -1970,20 +2918,20 @@
       <w:proofErr w:type="spellEnd"/>
       <w:r>
         <w:rPr>
-          <w:rFonts w:ascii="Consolas" w:hAnsi="Consolas"/>
+          <w:rFonts w:ascii="Trebuchet MS" w:hAnsi="Trebuchet MS"/>
           <w:color w:val="000000"/>
-          <w:sz w:val="16"/>
-          <w:szCs w:val="16"/>
+          <w:sz w:val="22"/>
+          <w:szCs w:val="22"/>
           <w:lang w:val="en-GB"/>
         </w:rPr>
         <w:t xml:space="preserve"> = </w:t>
       </w:r>
       <w:r>
         <w:rPr>
-          <w:rFonts w:ascii="Consolas" w:hAnsi="Consolas"/>
+          <w:rFonts w:ascii="Trebuchet MS" w:hAnsi="Trebuchet MS"/>
           <w:color w:val="008000"/>
-          <w:sz w:val="16"/>
-          <w:szCs w:val="16"/>
+          <w:sz w:val="22"/>
+          <w:szCs w:val="22"/>
           <w:lang w:val="en-GB"/>
         </w:rPr>
         <w:t>'</w:t>
@@ -1991,10 +2939,10 @@
       <w:proofErr w:type="spellStart"/>
       <w:r>
         <w:rPr>
-          <w:rFonts w:ascii="Consolas" w:hAnsi="Consolas"/>
+          <w:rFonts w:ascii="Trebuchet MS" w:hAnsi="Trebuchet MS"/>
           <w:color w:val="008000"/>
-          <w:sz w:val="16"/>
-          <w:szCs w:val="16"/>
+          <w:sz w:val="22"/>
+          <w:szCs w:val="22"/>
           <w:lang w:val="en-GB"/>
         </w:rPr>
         <w:t>n.a</w:t>
@@ -2002,10 +2950,10 @@
       <w:proofErr w:type="spellEnd"/>
       <w:r>
         <w:rPr>
-          <w:rFonts w:ascii="Consolas" w:hAnsi="Consolas"/>
+          <w:rFonts w:ascii="Trebuchet MS" w:hAnsi="Trebuchet MS"/>
           <w:color w:val="008000"/>
-          <w:sz w:val="16"/>
-          <w:szCs w:val="16"/>
+          <w:sz w:val="22"/>
+          <w:szCs w:val="22"/>
           <w:lang w:val="en-GB"/>
         </w:rPr>
         <w:t>.'</w:t>
@@ -2017,67 +2965,67 @@
         <w:shd w:val="clear" w:color="auto" w:fill="FFFFFF"/>
         <w:spacing w:before="0" w:beforeAutospacing="0" w:after="0" w:afterAutospacing="0"/>
         <w:rPr>
-          <w:rFonts w:ascii="Consolas" w:hAnsi="Consolas"/>
+          <w:rFonts w:ascii="Trebuchet MS" w:hAnsi="Trebuchet MS"/>
           <w:color w:val="FF0000"/>
-          <w:sz w:val="16"/>
-          <w:szCs w:val="16"/>
-        </w:rPr>
-      </w:pPr>
-      <w:r>
-        <w:rPr>
-          <w:rFonts w:ascii="Consolas" w:hAnsi="Consolas"/>
+          <w:sz w:val="22"/>
+          <w:szCs w:val="22"/>
+        </w:rPr>
+      </w:pPr>
+      <w:r>
+        <w:rPr>
+          <w:rFonts w:ascii="Trebuchet MS" w:hAnsi="Trebuchet MS"/>
           <w:b/>
           <w:bCs/>
           <w:color w:val="800000"/>
-          <w:sz w:val="16"/>
-          <w:szCs w:val="16"/>
+          <w:sz w:val="22"/>
+          <w:szCs w:val="22"/>
         </w:rPr>
         <w:t>WHERE</w:t>
       </w:r>
       <w:r>
         <w:rPr>
-          <w:rFonts w:ascii="Consolas" w:hAnsi="Consolas"/>
+          <w:rFonts w:ascii="Trebuchet MS" w:hAnsi="Trebuchet MS"/>
           <w:color w:val="000000"/>
-          <w:sz w:val="16"/>
-          <w:szCs w:val="16"/>
+          <w:sz w:val="22"/>
+          <w:szCs w:val="22"/>
         </w:rPr>
         <w:t xml:space="preserve"> </w:t>
       </w:r>
       <w:proofErr w:type="spellStart"/>
       <w:r>
         <w:rPr>
-          <w:rFonts w:ascii="Consolas" w:hAnsi="Consolas"/>
+          <w:rFonts w:ascii="Trebuchet MS" w:hAnsi="Trebuchet MS"/>
           <w:color w:val="006464"/>
-          <w:sz w:val="16"/>
-          <w:szCs w:val="16"/>
+          <w:sz w:val="22"/>
+          <w:szCs w:val="22"/>
         </w:rPr>
         <w:t>product_id</w:t>
       </w:r>
       <w:proofErr w:type="spellEnd"/>
       <w:r>
         <w:rPr>
-          <w:rFonts w:ascii="Consolas" w:hAnsi="Consolas"/>
+          <w:rFonts w:ascii="Trebuchet MS" w:hAnsi="Trebuchet MS"/>
           <w:color w:val="000000"/>
-          <w:sz w:val="16"/>
-          <w:szCs w:val="16"/>
+          <w:sz w:val="22"/>
+          <w:szCs w:val="22"/>
         </w:rPr>
         <w:t xml:space="preserve"> = </w:t>
       </w:r>
       <w:r>
         <w:rPr>
-          <w:rFonts w:ascii="Consolas" w:hAnsi="Consolas"/>
+          <w:rFonts w:ascii="Trebuchet MS" w:hAnsi="Trebuchet MS"/>
           <w:color w:val="0000FF"/>
-          <w:sz w:val="16"/>
-          <w:szCs w:val="16"/>
+          <w:sz w:val="22"/>
+          <w:szCs w:val="22"/>
         </w:rPr>
         <w:t>1</w:t>
       </w:r>
       <w:r>
         <w:rPr>
-          <w:rFonts w:ascii="Consolas" w:hAnsi="Consolas"/>
+          <w:rFonts w:ascii="Trebuchet MS" w:hAnsi="Trebuchet MS"/>
           <w:color w:val="FF0000"/>
-          <w:sz w:val="16"/>
-          <w:szCs w:val="16"/>
+          <w:sz w:val="22"/>
+          <w:szCs w:val="22"/>
         </w:rPr>
         <w:t>;</w:t>
       </w:r>
@@ -2088,10 +3036,10 @@
         <w:shd w:val="clear" w:color="auto" w:fill="FFFFFF"/>
         <w:spacing w:before="0" w:beforeAutospacing="0" w:after="0" w:afterAutospacing="0"/>
         <w:rPr>
-          <w:rFonts w:ascii="Consolas" w:hAnsi="Consolas"/>
+          <w:rFonts w:ascii="Trebuchet MS" w:hAnsi="Trebuchet MS"/>
           <w:color w:val="FF0000"/>
-          <w:sz w:val="16"/>
-          <w:szCs w:val="16"/>
+          <w:sz w:val="22"/>
+          <w:szCs w:val="22"/>
         </w:rPr>
       </w:pPr>
     </w:p>
@@ -2101,18 +3049,19 @@
         <w:shd w:val="clear" w:color="auto" w:fill="FFFFFF"/>
         <w:spacing w:before="0" w:beforeAutospacing="0" w:after="0" w:afterAutospacing="0"/>
         <w:rPr>
-          <w:rFonts w:ascii="Consolas" w:hAnsi="Consolas"/>
+          <w:rFonts w:ascii="Trebuchet MS" w:hAnsi="Trebuchet MS"/>
           <w:color w:val="000000"/>
-          <w:sz w:val="16"/>
-          <w:szCs w:val="16"/>
-        </w:rPr>
-      </w:pPr>
-      <w:r>
-        <w:rPr>
-          <w:rFonts w:ascii="Consolas" w:hAnsi="Consolas"/>
+          <w:sz w:val="22"/>
+          <w:szCs w:val="22"/>
+        </w:rPr>
+      </w:pPr>
+      <w:r>
+        <w:rPr>
+          <w:rFonts w:ascii="Trebuchet MS" w:hAnsi="Trebuchet MS"/>
+          <w:noProof/>
           <w:color w:val="000000"/>
-          <w:sz w:val="16"/>
-          <w:szCs w:val="16"/>
+          <w:sz w:val="22"/>
+          <w:szCs w:val="22"/>
         </w:rPr>
         <w:drawing>
           <wp:inline distT="0" distB="0" distL="0" distR="0" wp14:anchorId="71194A07" wp14:editId="6B93CC95">
@@ -2157,20 +3106,20 @@
         <w:shd w:val="clear" w:color="auto" w:fill="FFFFFF"/>
         <w:spacing w:before="0" w:beforeAutospacing="0" w:after="0" w:afterAutospacing="0"/>
         <w:rPr>
-          <w:rFonts w:ascii="Consolas" w:hAnsi="Consolas"/>
+          <w:rFonts w:ascii="Trebuchet MS" w:hAnsi="Trebuchet MS"/>
           <w:color w:val="000000"/>
-          <w:sz w:val="16"/>
-          <w:szCs w:val="16"/>
-          <w:lang w:val="en-GB"/>
-        </w:rPr>
-      </w:pPr>
-      <w:r>
-        <w:rPr>
-          <w:rFonts w:ascii="Consolas" w:hAnsi="Consolas"/>
+          <w:sz w:val="22"/>
+          <w:szCs w:val="22"/>
+          <w:lang w:val="en-GB"/>
+        </w:rPr>
+      </w:pPr>
+      <w:r>
+        <w:rPr>
+          <w:rFonts w:ascii="Trebuchet MS" w:hAnsi="Trebuchet MS"/>
+          <w:noProof/>
           <w:color w:val="000000"/>
-          <w:sz w:val="16"/>
-          <w:szCs w:val="16"/>
-          <w:lang w:val="en-GB"/>
+          <w:sz w:val="22"/>
+          <w:szCs w:val="22"/>
         </w:rPr>
         <w:drawing>
           <wp:inline distT="0" distB="0" distL="0" distR="0" wp14:anchorId="1C8F51B8" wp14:editId="46A34B7C">
@@ -2213,11 +3162,17 @@
       <w:pPr>
         <w:pStyle w:val="a3"/>
         <w:rPr>
-          <w:lang w:val="en-GB"/>
-        </w:rPr>
-      </w:pPr>
-      <w:r>
-        <w:rPr>
+          <w:rFonts w:ascii="Trebuchet MS" w:hAnsi="Trebuchet MS"/>
+          <w:sz w:val="22"/>
+          <w:szCs w:val="22"/>
+          <w:lang w:val="en-GB"/>
+        </w:rPr>
+      </w:pPr>
+      <w:r>
+        <w:rPr>
+          <w:rFonts w:ascii="Trebuchet MS" w:hAnsi="Trebuchet MS"/>
+          <w:sz w:val="22"/>
+          <w:szCs w:val="22"/>
           <w:lang w:val="en-GB"/>
         </w:rPr>
         <w:t xml:space="preserve">From the </w:t>
@@ -2225,6 +3180,9 @@
       <w:proofErr w:type="gramStart"/>
       <w:r>
         <w:rPr>
+          <w:rFonts w:ascii="Trebuchet MS" w:hAnsi="Trebuchet MS"/>
+          <w:sz w:val="22"/>
+          <w:szCs w:val="22"/>
           <w:lang w:val="en-GB"/>
         </w:rPr>
         <w:t>logs</w:t>
@@ -2232,6 +3190,9 @@
       <w:proofErr w:type="gramEnd"/>
       <w:r>
         <w:rPr>
+          <w:rFonts w:ascii="Trebuchet MS" w:hAnsi="Trebuchet MS"/>
+          <w:sz w:val="22"/>
+          <w:szCs w:val="22"/>
           <w:lang w:val="en-GB"/>
         </w:rPr>
         <w:t xml:space="preserve"> we can see that the procedure </w:t>
@@ -2240,8 +3201,11 @@
       <w:r>
         <w:rPr>
           <w:rStyle w:val="HTML"/>
+          <w:rFonts w:ascii="Trebuchet MS" w:hAnsi="Trebuchet MS"/>
           <w:b/>
           <w:bCs/>
+          <w:sz w:val="22"/>
+          <w:szCs w:val="22"/>
           <w:lang w:val="en-GB"/>
         </w:rPr>
         <w:t>bl_cl.pr_load_dim_products_dm_simple</w:t>
@@ -2249,6 +3213,9 @@
       <w:proofErr w:type="spellEnd"/>
       <w:r>
         <w:rPr>
+          <w:rFonts w:ascii="Trebuchet MS" w:hAnsi="Trebuchet MS"/>
+          <w:sz w:val="22"/>
+          <w:szCs w:val="22"/>
           <w:lang w:val="en-GB"/>
         </w:rPr>
         <w:t xml:space="preserve"> is working correctly:</w:t>
@@ -2262,18 +3229,27 @@
           <w:numId w:val="2"/>
         </w:numPr>
         <w:rPr>
+          <w:rFonts w:ascii="Trebuchet MS" w:hAnsi="Trebuchet MS"/>
+          <w:sz w:val="22"/>
+          <w:szCs w:val="22"/>
           <w:lang w:val="en-GB"/>
         </w:rPr>
       </w:pPr>
       <w:r>
         <w:rPr>
           <w:rStyle w:val="a4"/>
+          <w:rFonts w:ascii="Trebuchet MS" w:hAnsi="Trebuchet MS"/>
+          <w:sz w:val="22"/>
+          <w:szCs w:val="22"/>
           <w:lang w:val="en-GB"/>
         </w:rPr>
         <w:t>START record</w:t>
       </w:r>
       <w:r>
         <w:rPr>
+          <w:rFonts w:ascii="Trebuchet MS" w:hAnsi="Trebuchet MS"/>
+          <w:sz w:val="22"/>
+          <w:szCs w:val="22"/>
           <w:lang w:val="en-GB"/>
         </w:rPr>
         <w:t xml:space="preserve"> confirms that the procedure began execution.</w:t>
@@ -2287,18 +3263,27 @@
           <w:numId w:val="2"/>
         </w:numPr>
         <w:rPr>
+          <w:rFonts w:ascii="Trebuchet MS" w:hAnsi="Trebuchet MS"/>
+          <w:sz w:val="22"/>
+          <w:szCs w:val="22"/>
           <w:lang w:val="en-GB"/>
         </w:rPr>
       </w:pPr>
       <w:r>
         <w:rPr>
           <w:rStyle w:val="a4"/>
+          <w:rFonts w:ascii="Trebuchet MS" w:hAnsi="Trebuchet MS"/>
+          <w:sz w:val="22"/>
+          <w:szCs w:val="22"/>
           <w:lang w:val="en-GB"/>
         </w:rPr>
         <w:t>WARN record (Validation)</w:t>
       </w:r>
       <w:r>
         <w:rPr>
+          <w:rFonts w:ascii="Trebuchet MS" w:hAnsi="Trebuchet MS"/>
+          <w:sz w:val="22"/>
+          <w:szCs w:val="22"/>
           <w:lang w:val="en-GB"/>
         </w:rPr>
         <w:t xml:space="preserve"> shows that the validation procedure detected </w:t>
@@ -2307,6 +3292,9 @@
       <w:r>
         <w:rPr>
           <w:rStyle w:val="a4"/>
+          <w:rFonts w:ascii="Trebuchet MS" w:hAnsi="Trebuchet MS"/>
+          <w:sz w:val="22"/>
+          <w:szCs w:val="22"/>
           <w:lang w:val="en-GB"/>
         </w:rPr>
         <w:t>1</w:t>
@@ -2315,6 +3303,9 @@
       <w:r>
         <w:rPr>
           <w:rStyle w:val="a4"/>
+          <w:rFonts w:ascii="Trebuchet MS" w:hAnsi="Trebuchet MS"/>
+          <w:sz w:val="22"/>
+          <w:szCs w:val="22"/>
           <w:lang w:val="en-GB"/>
         </w:rPr>
         <w:t xml:space="preserve"> value equal to </w:t>
@@ -2322,8 +3313,11 @@
       <w:r>
         <w:rPr>
           <w:rStyle w:val="HTML"/>
+          <w:rFonts w:ascii="Trebuchet MS" w:hAnsi="Trebuchet MS"/>
           <w:b/>
           <w:bCs/>
+          <w:sz w:val="22"/>
+          <w:szCs w:val="22"/>
           <w:lang w:val="en-GB"/>
         </w:rPr>
         <w:t>'</w:t>
@@ -2332,8 +3326,11 @@
       <w:r>
         <w:rPr>
           <w:rStyle w:val="HTML"/>
+          <w:rFonts w:ascii="Trebuchet MS" w:hAnsi="Trebuchet MS"/>
           <w:b/>
           <w:bCs/>
+          <w:sz w:val="22"/>
+          <w:szCs w:val="22"/>
           <w:lang w:val="en-GB"/>
         </w:rPr>
         <w:t>n.a</w:t>
@@ -2342,20 +3339,29 @@
       <w:r>
         <w:rPr>
           <w:rStyle w:val="HTML"/>
+          <w:rFonts w:ascii="Trebuchet MS" w:hAnsi="Trebuchet MS"/>
           <w:b/>
           <w:bCs/>
+          <w:sz w:val="22"/>
+          <w:szCs w:val="22"/>
           <w:lang w:val="en-GB"/>
         </w:rPr>
         <w:t>.'</w:t>
       </w:r>
       <w:r>
         <w:rPr>
+          <w:rFonts w:ascii="Trebuchet MS" w:hAnsi="Trebuchet MS"/>
+          <w:sz w:val="22"/>
+          <w:szCs w:val="22"/>
           <w:lang w:val="en-GB"/>
         </w:rPr>
         <w:t xml:space="preserve"> in the 3NF table.</w:t>
       </w:r>
       <w:r>
         <w:rPr>
+          <w:rFonts w:ascii="Trebuchet MS" w:hAnsi="Trebuchet MS"/>
+          <w:sz w:val="22"/>
+          <w:szCs w:val="22"/>
           <w:lang w:val="en-GB"/>
         </w:rPr>
         <w:br/>
@@ -2364,12 +3370,18 @@
       <w:r>
         <w:rPr>
           <w:rStyle w:val="a4"/>
+          <w:rFonts w:ascii="Trebuchet MS" w:hAnsi="Trebuchet MS"/>
+          <w:sz w:val="22"/>
+          <w:szCs w:val="22"/>
           <w:lang w:val="en-GB"/>
         </w:rPr>
         <w:t>default row (PK = -1) was ignored</w:t>
       </w:r>
       <w:r>
         <w:rPr>
+          <w:rFonts w:ascii="Trebuchet MS" w:hAnsi="Trebuchet MS"/>
+          <w:sz w:val="22"/>
+          <w:szCs w:val="22"/>
           <w:lang w:val="en-GB"/>
         </w:rPr>
         <w:t>, which confirms that the validation correctly excludes predefined default records.</w:t>
@@ -2383,18 +3395,27 @@
           <w:numId w:val="2"/>
         </w:numPr>
         <w:rPr>
+          <w:rFonts w:ascii="Trebuchet MS" w:hAnsi="Trebuchet MS"/>
+          <w:sz w:val="22"/>
+          <w:szCs w:val="22"/>
           <w:lang w:val="en-GB"/>
         </w:rPr>
       </w:pPr>
       <w:r>
         <w:rPr>
           <w:rStyle w:val="a4"/>
+          <w:rFonts w:ascii="Trebuchet MS" w:hAnsi="Trebuchet MS"/>
+          <w:sz w:val="22"/>
+          <w:szCs w:val="22"/>
           <w:lang w:val="en-GB"/>
         </w:rPr>
         <w:t>WARN record (Example)</w:t>
       </w:r>
       <w:r>
         <w:rPr>
+          <w:rFonts w:ascii="Trebuchet MS" w:hAnsi="Trebuchet MS"/>
+          <w:sz w:val="22"/>
+          <w:szCs w:val="22"/>
           <w:lang w:val="en-GB"/>
         </w:rPr>
         <w:t xml:space="preserve"> logs a specific example of the detected </w:t>
@@ -2402,6 +3423,9 @@
       <w:r>
         <w:rPr>
           <w:rStyle w:val="HTML"/>
+          <w:rFonts w:ascii="Trebuchet MS" w:hAnsi="Trebuchet MS"/>
+          <w:sz w:val="22"/>
+          <w:szCs w:val="22"/>
           <w:lang w:val="en-GB"/>
         </w:rPr>
         <w:t>'</w:t>
@@ -2410,6 +3434,9 @@
       <w:r>
         <w:rPr>
           <w:rStyle w:val="HTML"/>
+          <w:rFonts w:ascii="Trebuchet MS" w:hAnsi="Trebuchet MS"/>
+          <w:sz w:val="22"/>
+          <w:szCs w:val="22"/>
           <w:lang w:val="en-GB"/>
         </w:rPr>
         <w:t>n.a</w:t>
@@ -2418,12 +3445,18 @@
       <w:r>
         <w:rPr>
           <w:rStyle w:val="HTML"/>
+          <w:rFonts w:ascii="Trebuchet MS" w:hAnsi="Trebuchet MS"/>
+          <w:sz w:val="22"/>
+          <w:szCs w:val="22"/>
           <w:lang w:val="en-GB"/>
         </w:rPr>
         <w:t>.'</w:t>
       </w:r>
       <w:r>
         <w:rPr>
+          <w:rFonts w:ascii="Trebuchet MS" w:hAnsi="Trebuchet MS"/>
+          <w:sz w:val="22"/>
+          <w:szCs w:val="22"/>
           <w:lang w:val="en-GB"/>
         </w:rPr>
         <w:t xml:space="preserve"> value along with its 3NF primary key, proving that the </w:t>
@@ -2431,6 +3464,9 @@
       <w:proofErr w:type="spellStart"/>
       <w:r>
         <w:rPr>
+          <w:rFonts w:ascii="Trebuchet MS" w:hAnsi="Trebuchet MS"/>
+          <w:sz w:val="22"/>
+          <w:szCs w:val="22"/>
           <w:lang w:val="en-GB"/>
         </w:rPr>
         <w:t>refcursor</w:t>
@@ -2438,6 +3474,9 @@
       <w:proofErr w:type="spellEnd"/>
       <w:r>
         <w:rPr>
+          <w:rFonts w:ascii="Trebuchet MS" w:hAnsi="Trebuchet MS"/>
+          <w:sz w:val="22"/>
+          <w:szCs w:val="22"/>
           <w:lang w:val="en-GB"/>
         </w:rPr>
         <w:t xml:space="preserve"> correctly retrieved sample problematic rows.</w:t>
@@ -2451,18 +3490,27 @@
           <w:numId w:val="2"/>
         </w:numPr>
         <w:rPr>
+          <w:rFonts w:ascii="Trebuchet MS" w:hAnsi="Trebuchet MS"/>
+          <w:sz w:val="22"/>
+          <w:szCs w:val="22"/>
           <w:lang w:val="en-GB"/>
         </w:rPr>
       </w:pPr>
       <w:r>
         <w:rPr>
           <w:rStyle w:val="a4"/>
+          <w:rFonts w:ascii="Trebuchet MS" w:hAnsi="Trebuchet MS"/>
+          <w:sz w:val="22"/>
+          <w:szCs w:val="22"/>
           <w:lang w:val="en-GB"/>
         </w:rPr>
         <w:t>SUCCESS record</w:t>
       </w:r>
       <w:r>
         <w:rPr>
+          <w:rFonts w:ascii="Trebuchet MS" w:hAnsi="Trebuchet MS"/>
+          <w:sz w:val="22"/>
+          <w:szCs w:val="22"/>
           <w:lang w:val="en-GB"/>
         </w:rPr>
         <w:t xml:space="preserve"> confirms that the dimension was loaded successfully and shows that </w:t>
@@ -2470,12 +3518,18 @@
       <w:r>
         <w:rPr>
           <w:rStyle w:val="a4"/>
+          <w:rFonts w:ascii="Trebuchet MS" w:hAnsi="Trebuchet MS"/>
+          <w:sz w:val="22"/>
+          <w:szCs w:val="22"/>
           <w:lang w:val="en-GB"/>
         </w:rPr>
         <w:t>720 rows were inserted/updated</w:t>
       </w:r>
       <w:r>
         <w:rPr>
+          <w:rFonts w:ascii="Trebuchet MS" w:hAnsi="Trebuchet MS"/>
+          <w:sz w:val="22"/>
+          <w:szCs w:val="22"/>
           <w:lang w:val="en-GB"/>
         </w:rPr>
         <w:t>, meaning the main ETL process executed properly.</w:t>
@@ -2487,10 +3541,10 @@
         <w:shd w:val="clear" w:color="auto" w:fill="FFFFFF"/>
         <w:spacing w:before="0" w:beforeAutospacing="0" w:after="0" w:afterAutospacing="0"/>
         <w:rPr>
-          <w:rFonts w:ascii="Consolas" w:hAnsi="Consolas"/>
+          <w:rFonts w:ascii="Trebuchet MS" w:hAnsi="Trebuchet MS"/>
           <w:color w:val="000000"/>
-          <w:sz w:val="16"/>
-          <w:szCs w:val="16"/>
+          <w:sz w:val="22"/>
+          <w:szCs w:val="22"/>
           <w:lang w:val="en-GB"/>
         </w:rPr>
       </w:pPr>
@@ -2499,11 +3553,17 @@
       <w:pPr>
         <w:pStyle w:val="3"/>
         <w:rPr>
-          <w:lang w:val="en-GB"/>
-        </w:rPr>
-      </w:pPr>
-      <w:r>
-        <w:rPr>
+          <w:rFonts w:ascii="Trebuchet MS" w:hAnsi="Trebuchet MS"/>
+          <w:sz w:val="22"/>
+          <w:szCs w:val="22"/>
+          <w:lang w:val="en-GB"/>
+        </w:rPr>
+      </w:pPr>
+      <w:r>
+        <w:rPr>
+          <w:rFonts w:ascii="Trebuchet MS" w:hAnsi="Trebuchet MS"/>
+          <w:sz w:val="22"/>
+          <w:szCs w:val="22"/>
           <w:lang w:val="en-GB"/>
         </w:rPr>
         <w:t xml:space="preserve">Logic of the Procedure </w:t>
@@ -2512,6 +3572,9 @@
       <w:r>
         <w:rPr>
           <w:rStyle w:val="HTML"/>
+          <w:rFonts w:ascii="Trebuchet MS" w:hAnsi="Trebuchet MS"/>
+          <w:sz w:val="22"/>
+          <w:szCs w:val="22"/>
           <w:lang w:val="en-GB"/>
         </w:rPr>
         <w:t>bl_cl.pr_load_dim_products_dm_simple</w:t>
@@ -2522,20 +3585,28 @@
       <w:pPr>
         <w:pStyle w:val="a3"/>
         <w:rPr>
-          <w:lang w:val="en-GB"/>
-        </w:rPr>
-      </w:pPr>
-      <w:r>
-        <w:rPr>
-          <w:lang w:val="en-GB"/>
-        </w:rPr>
-        <w:lastRenderedPageBreak/>
+          <w:rFonts w:ascii="Trebuchet MS" w:hAnsi="Trebuchet MS"/>
+          <w:sz w:val="22"/>
+          <w:szCs w:val="22"/>
+          <w:lang w:val="en-GB"/>
+        </w:rPr>
+      </w:pPr>
+      <w:r>
+        <w:rPr>
+          <w:rFonts w:ascii="Trebuchet MS" w:hAnsi="Trebuchet MS"/>
+          <w:sz w:val="22"/>
+          <w:szCs w:val="22"/>
+          <w:lang w:val="en-GB"/>
+        </w:rPr>
         <w:t xml:space="preserve">The procedure </w:t>
       </w:r>
       <w:proofErr w:type="spellStart"/>
       <w:r>
         <w:rPr>
           <w:rStyle w:val="HTML"/>
+          <w:rFonts w:ascii="Trebuchet MS" w:hAnsi="Trebuchet MS"/>
+          <w:sz w:val="22"/>
+          <w:szCs w:val="22"/>
           <w:lang w:val="en-GB"/>
         </w:rPr>
         <w:t>pr_load_dim_products_dm_simple</w:t>
@@ -2543,6 +3614,9 @@
       <w:proofErr w:type="spellEnd"/>
       <w:r>
         <w:rPr>
+          <w:rFonts w:ascii="Trebuchet MS" w:hAnsi="Trebuchet MS"/>
+          <w:sz w:val="22"/>
+          <w:szCs w:val="22"/>
           <w:lang w:val="en-GB"/>
         </w:rPr>
         <w:t xml:space="preserve"> is responsible for loading data from the </w:t>
@@ -2550,6 +3624,9 @@
       <w:r>
         <w:rPr>
           <w:rStyle w:val="a4"/>
+          <w:rFonts w:ascii="Trebuchet MS" w:hAnsi="Trebuchet MS"/>
+          <w:sz w:val="22"/>
+          <w:szCs w:val="22"/>
           <w:lang w:val="en-GB"/>
         </w:rPr>
         <w:t>3NF layer (</w:t>
@@ -2557,8 +3634,11 @@
       <w:r>
         <w:rPr>
           <w:rStyle w:val="HTML"/>
+          <w:rFonts w:ascii="Trebuchet MS" w:hAnsi="Trebuchet MS"/>
           <w:b/>
           <w:bCs/>
+          <w:sz w:val="22"/>
+          <w:szCs w:val="22"/>
           <w:lang w:val="en-GB"/>
         </w:rPr>
         <w:t>bl_3nf</w:t>
@@ -2566,12 +3646,18 @@
       <w:r>
         <w:rPr>
           <w:rStyle w:val="a4"/>
+          <w:rFonts w:ascii="Trebuchet MS" w:hAnsi="Trebuchet MS"/>
+          <w:sz w:val="22"/>
+          <w:szCs w:val="22"/>
           <w:lang w:val="en-GB"/>
         </w:rPr>
         <w:t>)</w:t>
       </w:r>
       <w:r>
         <w:rPr>
+          <w:rFonts w:ascii="Trebuchet MS" w:hAnsi="Trebuchet MS"/>
+          <w:sz w:val="22"/>
+          <w:szCs w:val="22"/>
           <w:lang w:val="en-GB"/>
         </w:rPr>
         <w:t xml:space="preserve"> into the </w:t>
@@ -2579,6 +3665,9 @@
       <w:r>
         <w:rPr>
           <w:rStyle w:val="a4"/>
+          <w:rFonts w:ascii="Trebuchet MS" w:hAnsi="Trebuchet MS"/>
+          <w:sz w:val="22"/>
+          <w:szCs w:val="22"/>
           <w:lang w:val="en-GB"/>
         </w:rPr>
         <w:t>Dimensional Model layer (</w:t>
@@ -2587,8 +3676,11 @@
       <w:r>
         <w:rPr>
           <w:rStyle w:val="HTML"/>
+          <w:rFonts w:ascii="Trebuchet MS" w:hAnsi="Trebuchet MS"/>
           <w:b/>
           <w:bCs/>
+          <w:sz w:val="22"/>
+          <w:szCs w:val="22"/>
           <w:lang w:val="en-GB"/>
         </w:rPr>
         <w:t>bl_dm</w:t>
@@ -2597,12 +3689,18 @@
       <w:r>
         <w:rPr>
           <w:rStyle w:val="a4"/>
+          <w:rFonts w:ascii="Trebuchet MS" w:hAnsi="Trebuchet MS"/>
+          <w:sz w:val="22"/>
+          <w:szCs w:val="22"/>
           <w:lang w:val="en-GB"/>
         </w:rPr>
         <w:t>)</w:t>
       </w:r>
       <w:r>
         <w:rPr>
+          <w:rFonts w:ascii="Trebuchet MS" w:hAnsi="Trebuchet MS"/>
+          <w:sz w:val="22"/>
+          <w:szCs w:val="22"/>
           <w:lang w:val="en-GB"/>
         </w:rPr>
         <w:t xml:space="preserve">, specifically into the </w:t>
@@ -2611,6 +3709,9 @@
       <w:r>
         <w:rPr>
           <w:rStyle w:val="HTML"/>
+          <w:rFonts w:ascii="Trebuchet MS" w:hAnsi="Trebuchet MS"/>
+          <w:sz w:val="22"/>
+          <w:szCs w:val="22"/>
           <w:lang w:val="en-GB"/>
         </w:rPr>
         <w:t>dim_products</w:t>
@@ -2618,6 +3719,9 @@
       <w:proofErr w:type="spellEnd"/>
       <w:r>
         <w:rPr>
+          <w:rFonts w:ascii="Trebuchet MS" w:hAnsi="Trebuchet MS"/>
+          <w:sz w:val="22"/>
+          <w:szCs w:val="22"/>
           <w:lang w:val="en-GB"/>
         </w:rPr>
         <w:t xml:space="preserve"> table.</w:t>
@@ -2627,11 +3731,17 @@
       <w:pPr>
         <w:pStyle w:val="a3"/>
         <w:rPr>
-          <w:lang w:val="en-GB"/>
-        </w:rPr>
-      </w:pPr>
-      <w:r>
-        <w:rPr>
+          <w:rFonts w:ascii="Trebuchet MS" w:hAnsi="Trebuchet MS"/>
+          <w:sz w:val="22"/>
+          <w:szCs w:val="22"/>
+          <w:lang w:val="en-GB"/>
+        </w:rPr>
+      </w:pPr>
+      <w:r>
+        <w:rPr>
+          <w:rFonts w:ascii="Trebuchet MS" w:hAnsi="Trebuchet MS"/>
+          <w:sz w:val="22"/>
+          <w:szCs w:val="22"/>
           <w:lang w:val="en-GB"/>
         </w:rPr>
         <w:t>We used a composite type (</w:t>
@@ -2640,6 +3750,9 @@
       <w:r>
         <w:rPr>
           <w:rStyle w:val="HTML"/>
+          <w:rFonts w:ascii="Trebuchet MS" w:hAnsi="Trebuchet MS"/>
+          <w:sz w:val="22"/>
+          <w:szCs w:val="22"/>
           <w:lang w:val="en-GB"/>
         </w:rPr>
         <w:t>t_source_ctx</w:t>
@@ -2647,6 +3760,9 @@
       <w:proofErr w:type="spellEnd"/>
       <w:r>
         <w:rPr>
+          <w:rFonts w:ascii="Trebuchet MS" w:hAnsi="Trebuchet MS"/>
+          <w:sz w:val="22"/>
+          <w:szCs w:val="22"/>
           <w:lang w:val="en-GB"/>
         </w:rPr>
         <w:t>) to store source/lineage metadata (source layer/entity and DM lineage constants) as a single structured object. This reduces hardcoded string duplication in the ETL procedure and makes the code cleaner and easier to maintain while fulfilling the requirement to use composite types.</w:t>
@@ -2656,59 +3772,53 @@
       <w:pPr>
         <w:pStyle w:val="a3"/>
         <w:rPr>
-          <w:lang w:val="en-GB"/>
-        </w:rPr>
-      </w:pPr>
-      <w:r>
-        <w:rPr>
-          <w:lang w:val="en-GB"/>
-        </w:rPr>
+          <w:rFonts w:ascii="Trebuchet MS" w:hAnsi="Trebuchet MS"/>
+          <w:sz w:val="22"/>
+          <w:szCs w:val="22"/>
+          <w:lang w:val="en-GB"/>
+        </w:rPr>
+      </w:pPr>
+      <w:r>
+        <w:rPr>
+          <w:rFonts w:ascii="Trebuchet MS" w:hAnsi="Trebuchet MS"/>
+          <w:sz w:val="22"/>
+          <w:szCs w:val="22"/>
+          <w:lang w:val="en-GB"/>
+        </w:rPr>
+        <w:lastRenderedPageBreak/>
         <w:t>The procedure performs the following steps:</w:t>
       </w:r>
     </w:p>
     <w:p>
-      <w:r>
-        <w:pict>
-          <v:rect id="_x0000_i1029" style="width:0;height:1.5pt" o:hralign="center" o:hrstd="t" o:hr="t" fillcolor="#a0a0a0" stroked="f"/>
-        </w:pict>
-      </w:r>
-    </w:p>
-    <w:p>
       <w:pPr>
         <w:pStyle w:val="4"/>
         <w:rPr>
-          <w:lang w:val="en-GB"/>
-        </w:rPr>
-      </w:pPr>
-      <w:r>
-        <w:rPr>
-          <w:lang w:val="en-GB"/>
-        </w:rPr>
-        <w:t>1</w:t>
-      </w:r>
-      <w:r>
-        <w:t>️</w:t>
-      </w:r>
-      <w:r>
-        <w:rPr>
-          <w:rFonts w:ascii="Tahoma" w:hAnsi="Tahoma" w:cs="Tahoma"/>
-          <w:lang w:val="en-GB"/>
-        </w:rPr>
-        <w:t>⃣</w:t>
-      </w:r>
-      <w:r>
-        <w:rPr>
-          <w:lang w:val="en-GB"/>
-        </w:rPr>
-        <w:t xml:space="preserve"> Start Logging</w:t>
-      </w:r>
-    </w:p>
-    <w:p>
-      <w:pPr>
-        <w:pStyle w:val="a3"/>
-      </w:pPr>
-      <w:r>
-        <w:rPr>
+          <w:rFonts w:ascii="Trebuchet MS" w:hAnsi="Trebuchet MS"/>
+          <w:lang w:val="en-GB"/>
+        </w:rPr>
+      </w:pPr>
+      <w:r>
+        <w:rPr>
+          <w:rFonts w:ascii="Trebuchet MS" w:hAnsi="Trebuchet MS"/>
+          <w:lang w:val="en-GB"/>
+        </w:rPr>
+        <w:t>Start Logging</w:t>
+      </w:r>
+    </w:p>
+    <w:p>
+      <w:pPr>
+        <w:pStyle w:val="a3"/>
+        <w:rPr>
+          <w:rFonts w:ascii="Trebuchet MS" w:hAnsi="Trebuchet MS"/>
+          <w:sz w:val="22"/>
+          <w:szCs w:val="22"/>
+        </w:rPr>
+      </w:pPr>
+      <w:r>
+        <w:rPr>
+          <w:rFonts w:ascii="Trebuchet MS" w:hAnsi="Trebuchet MS"/>
+          <w:sz w:val="22"/>
+          <w:szCs w:val="22"/>
           <w:lang w:val="en-GB"/>
         </w:rPr>
         <w:t xml:space="preserve">At the beginning, the procedure writes a </w:t>
@@ -2716,12 +3826,18 @@
       <w:r>
         <w:rPr>
           <w:rStyle w:val="a4"/>
+          <w:rFonts w:ascii="Trebuchet MS" w:hAnsi="Trebuchet MS"/>
+          <w:sz w:val="22"/>
+          <w:szCs w:val="22"/>
           <w:lang w:val="en-GB"/>
         </w:rPr>
         <w:t>START record</w:t>
       </w:r>
       <w:r>
         <w:rPr>
+          <w:rFonts w:ascii="Trebuchet MS" w:hAnsi="Trebuchet MS"/>
+          <w:sz w:val="22"/>
+          <w:szCs w:val="22"/>
           <w:lang w:val="en-GB"/>
         </w:rPr>
         <w:t xml:space="preserve"> into the centralized logging table (</w:t>
@@ -2730,6 +3846,9 @@
       <w:r>
         <w:rPr>
           <w:rStyle w:val="HTML"/>
+          <w:rFonts w:ascii="Trebuchet MS" w:hAnsi="Trebuchet MS"/>
+          <w:sz w:val="22"/>
+          <w:szCs w:val="22"/>
           <w:lang w:val="en-GB"/>
         </w:rPr>
         <w:t>mta_etl_log</w:t>
@@ -2737,113 +3856,185 @@
       <w:proofErr w:type="spellEnd"/>
       <w:r>
         <w:rPr>
+          <w:rFonts w:ascii="Trebuchet MS" w:hAnsi="Trebuchet MS"/>
+          <w:sz w:val="22"/>
+          <w:szCs w:val="22"/>
           <w:lang w:val="en-GB"/>
         </w:rPr>
         <w:t>).</w:t>
       </w:r>
       <w:r>
         <w:rPr>
+          <w:rFonts w:ascii="Trebuchet MS" w:hAnsi="Trebuchet MS"/>
+          <w:sz w:val="22"/>
+          <w:szCs w:val="22"/>
           <w:lang w:val="en-GB"/>
         </w:rPr>
         <w:br/>
       </w:r>
       <w:proofErr w:type="spellStart"/>
       <w:r>
+        <w:rPr>
+          <w:rFonts w:ascii="Trebuchet MS" w:hAnsi="Trebuchet MS"/>
+          <w:sz w:val="22"/>
+          <w:szCs w:val="22"/>
+        </w:rPr>
         <w:t>This</w:t>
       </w:r>
       <w:proofErr w:type="spellEnd"/>
       <w:r>
+        <w:rPr>
+          <w:rFonts w:ascii="Trebuchet MS" w:hAnsi="Trebuchet MS"/>
+          <w:sz w:val="22"/>
+          <w:szCs w:val="22"/>
+        </w:rPr>
         <w:t xml:space="preserve"> </w:t>
       </w:r>
       <w:proofErr w:type="spellStart"/>
       <w:r>
+        <w:rPr>
+          <w:rFonts w:ascii="Trebuchet MS" w:hAnsi="Trebuchet MS"/>
+          <w:sz w:val="22"/>
+          <w:szCs w:val="22"/>
+        </w:rPr>
         <w:t>ensures</w:t>
       </w:r>
       <w:proofErr w:type="spellEnd"/>
       <w:r>
+        <w:rPr>
+          <w:rFonts w:ascii="Trebuchet MS" w:hAnsi="Trebuchet MS"/>
+          <w:sz w:val="22"/>
+          <w:szCs w:val="22"/>
+        </w:rPr>
         <w:t xml:space="preserve"> </w:t>
       </w:r>
       <w:proofErr w:type="spellStart"/>
       <w:r>
+        <w:rPr>
+          <w:rFonts w:ascii="Trebuchet MS" w:hAnsi="Trebuchet MS"/>
+          <w:sz w:val="22"/>
+          <w:szCs w:val="22"/>
+        </w:rPr>
         <w:t>traceability</w:t>
       </w:r>
       <w:proofErr w:type="spellEnd"/>
       <w:r>
+        <w:rPr>
+          <w:rFonts w:ascii="Trebuchet MS" w:hAnsi="Trebuchet MS"/>
+          <w:sz w:val="22"/>
+          <w:szCs w:val="22"/>
+        </w:rPr>
         <w:t xml:space="preserve"> </w:t>
       </w:r>
       <w:proofErr w:type="spellStart"/>
       <w:r>
+        <w:rPr>
+          <w:rFonts w:ascii="Trebuchet MS" w:hAnsi="Trebuchet MS"/>
+          <w:sz w:val="22"/>
+          <w:szCs w:val="22"/>
+        </w:rPr>
         <w:t>and</w:t>
       </w:r>
       <w:proofErr w:type="spellEnd"/>
       <w:r>
+        <w:rPr>
+          <w:rFonts w:ascii="Trebuchet MS" w:hAnsi="Trebuchet MS"/>
+          <w:sz w:val="22"/>
+          <w:szCs w:val="22"/>
+        </w:rPr>
         <w:t xml:space="preserve"> </w:t>
       </w:r>
       <w:proofErr w:type="spellStart"/>
       <w:r>
+        <w:rPr>
+          <w:rFonts w:ascii="Trebuchet MS" w:hAnsi="Trebuchet MS"/>
+          <w:sz w:val="22"/>
+          <w:szCs w:val="22"/>
+        </w:rPr>
         <w:t>auditability</w:t>
       </w:r>
       <w:proofErr w:type="spellEnd"/>
       <w:r>
+        <w:rPr>
+          <w:rFonts w:ascii="Trebuchet MS" w:hAnsi="Trebuchet MS"/>
+          <w:sz w:val="22"/>
+          <w:szCs w:val="22"/>
+        </w:rPr>
         <w:t xml:space="preserve"> </w:t>
       </w:r>
       <w:proofErr w:type="spellStart"/>
       <w:r>
+        <w:rPr>
+          <w:rFonts w:ascii="Trebuchet MS" w:hAnsi="Trebuchet MS"/>
+          <w:sz w:val="22"/>
+          <w:szCs w:val="22"/>
+        </w:rPr>
         <w:t>of</w:t>
       </w:r>
       <w:proofErr w:type="spellEnd"/>
       <w:r>
+        <w:rPr>
+          <w:rFonts w:ascii="Trebuchet MS" w:hAnsi="Trebuchet MS"/>
+          <w:sz w:val="22"/>
+          <w:szCs w:val="22"/>
+        </w:rPr>
         <w:t xml:space="preserve"> </w:t>
       </w:r>
       <w:proofErr w:type="spellStart"/>
       <w:r>
+        <w:rPr>
+          <w:rFonts w:ascii="Trebuchet MS" w:hAnsi="Trebuchet MS"/>
+          <w:sz w:val="22"/>
+          <w:szCs w:val="22"/>
+        </w:rPr>
         <w:t>the</w:t>
       </w:r>
       <w:proofErr w:type="spellEnd"/>
       <w:r>
+        <w:rPr>
+          <w:rFonts w:ascii="Trebuchet MS" w:hAnsi="Trebuchet MS"/>
+          <w:sz w:val="22"/>
+          <w:szCs w:val="22"/>
+        </w:rPr>
         <w:t xml:space="preserve"> ETL </w:t>
       </w:r>
       <w:proofErr w:type="spellStart"/>
       <w:r>
+        <w:rPr>
+          <w:rFonts w:ascii="Trebuchet MS" w:hAnsi="Trebuchet MS"/>
+          <w:sz w:val="22"/>
+          <w:szCs w:val="22"/>
+        </w:rPr>
         <w:t>execution</w:t>
       </w:r>
       <w:proofErr w:type="spellEnd"/>
       <w:r>
+        <w:rPr>
+          <w:rFonts w:ascii="Trebuchet MS" w:hAnsi="Trebuchet MS"/>
+          <w:sz w:val="22"/>
+          <w:szCs w:val="22"/>
+        </w:rPr>
         <w:t>.</w:t>
       </w:r>
     </w:p>
     <w:p>
-      <w:r>
-        <w:pict>
-          <v:rect id="_x0000_i1030" style="width:0;height:1.5pt" o:hralign="center" o:hrstd="t" o:hr="t" fillcolor="#a0a0a0" stroked="f"/>
-        </w:pict>
-      </w:r>
+      <w:pPr>
+        <w:rPr>
+          <w:rFonts w:ascii="Trebuchet MS" w:hAnsi="Trebuchet MS"/>
+        </w:rPr>
+      </w:pPr>
     </w:p>
     <w:p>
       <w:pPr>
         <w:pStyle w:val="4"/>
         <w:rPr>
-          <w:lang w:val="en-GB"/>
-        </w:rPr>
-      </w:pPr>
-      <w:r>
-        <w:rPr>
-          <w:lang w:val="en-GB"/>
-        </w:rPr>
-        <w:t>2</w:t>
-      </w:r>
-      <w:r>
-        <w:t>️</w:t>
-      </w:r>
-      <w:r>
-        <w:rPr>
-          <w:rFonts w:ascii="Tahoma" w:hAnsi="Tahoma" w:cs="Tahoma"/>
-          <w:lang w:val="en-GB"/>
-        </w:rPr>
-        <w:t>⃣</w:t>
-      </w:r>
-      <w:r>
-        <w:rPr>
+          <w:rFonts w:ascii="Trebuchet MS" w:hAnsi="Trebuchet MS"/>
+          <w:lang w:val="en-GB"/>
+        </w:rPr>
+      </w:pPr>
+      <w:r>
+        <w:rPr>
+          <w:rFonts w:ascii="Trebuchet MS" w:hAnsi="Trebuchet MS"/>
           <w:lang w:val="en-GB"/>
         </w:rPr>
         <w:t xml:space="preserve"> Data Validation (NA Check)</w:t>
@@ -2853,11 +4044,17 @@
       <w:pPr>
         <w:pStyle w:val="a3"/>
         <w:rPr>
-          <w:lang w:val="en-GB"/>
-        </w:rPr>
-      </w:pPr>
-      <w:r>
-        <w:rPr>
+          <w:rFonts w:ascii="Trebuchet MS" w:hAnsi="Trebuchet MS"/>
+          <w:sz w:val="22"/>
+          <w:szCs w:val="22"/>
+          <w:lang w:val="en-GB"/>
+        </w:rPr>
+      </w:pPr>
+      <w:r>
+        <w:rPr>
+          <w:rFonts w:ascii="Trebuchet MS" w:hAnsi="Trebuchet MS"/>
+          <w:sz w:val="22"/>
+          <w:szCs w:val="22"/>
           <w:lang w:val="en-GB"/>
         </w:rPr>
         <w:t xml:space="preserve">Before loading data into the DM layer, the procedure calls the validation procedure </w:t>
@@ -2866,6 +4063,9 @@
       <w:r>
         <w:rPr>
           <w:rStyle w:val="HTML"/>
+          <w:rFonts w:ascii="Trebuchet MS" w:hAnsi="Trebuchet MS"/>
+          <w:sz w:val="22"/>
+          <w:szCs w:val="22"/>
           <w:lang w:val="en-GB"/>
         </w:rPr>
         <w:t>pr_validate_na_only</w:t>
@@ -2873,6 +4073,9 @@
       <w:proofErr w:type="spellEnd"/>
       <w:r>
         <w:rPr>
+          <w:rFonts w:ascii="Trebuchet MS" w:hAnsi="Trebuchet MS"/>
+          <w:sz w:val="22"/>
+          <w:szCs w:val="22"/>
           <w:lang w:val="en-GB"/>
         </w:rPr>
         <w:t>.</w:t>
@@ -2881,21 +4084,46 @@
     <w:p>
       <w:pPr>
         <w:pStyle w:val="a3"/>
-      </w:pPr>
-      <w:proofErr w:type="spellStart"/>
-      <w:r>
+        <w:rPr>
+          <w:rFonts w:ascii="Trebuchet MS" w:hAnsi="Trebuchet MS"/>
+          <w:sz w:val="22"/>
+          <w:szCs w:val="22"/>
+        </w:rPr>
+      </w:pPr>
+      <w:proofErr w:type="spellStart"/>
+      <w:r>
+        <w:rPr>
+          <w:rFonts w:ascii="Trebuchet MS" w:hAnsi="Trebuchet MS"/>
+          <w:sz w:val="22"/>
+          <w:szCs w:val="22"/>
+        </w:rPr>
         <w:t>This</w:t>
       </w:r>
       <w:proofErr w:type="spellEnd"/>
       <w:r>
+        <w:rPr>
+          <w:rFonts w:ascii="Trebuchet MS" w:hAnsi="Trebuchet MS"/>
+          <w:sz w:val="22"/>
+          <w:szCs w:val="22"/>
+        </w:rPr>
         <w:t xml:space="preserve"> </w:t>
       </w:r>
       <w:proofErr w:type="spellStart"/>
       <w:r>
+        <w:rPr>
+          <w:rFonts w:ascii="Trebuchet MS" w:hAnsi="Trebuchet MS"/>
+          <w:sz w:val="22"/>
+          <w:szCs w:val="22"/>
+        </w:rPr>
         <w:t>validation</w:t>
       </w:r>
       <w:proofErr w:type="spellEnd"/>
       <w:r>
+        <w:rPr>
+          <w:rFonts w:ascii="Trebuchet MS" w:hAnsi="Trebuchet MS"/>
+          <w:sz w:val="22"/>
+          <w:szCs w:val="22"/>
+        </w:rPr>
         <w:t>:</w:t>
       </w:r>
     </w:p>
@@ -2907,11 +4135,17 @@
           <w:numId w:val="9"/>
         </w:numPr>
         <w:rPr>
-          <w:lang w:val="en-GB"/>
-        </w:rPr>
-      </w:pPr>
-      <w:r>
-        <w:rPr>
+          <w:rFonts w:ascii="Trebuchet MS" w:hAnsi="Trebuchet MS"/>
+          <w:sz w:val="22"/>
+          <w:szCs w:val="22"/>
+          <w:lang w:val="en-GB"/>
+        </w:rPr>
+      </w:pPr>
+      <w:r>
+        <w:rPr>
+          <w:rFonts w:ascii="Trebuchet MS" w:hAnsi="Trebuchet MS"/>
+          <w:sz w:val="22"/>
+          <w:szCs w:val="22"/>
           <w:lang w:val="en-GB"/>
         </w:rPr>
         <w:t xml:space="preserve">Checks for values equal to </w:t>
@@ -2919,6 +4153,9 @@
       <w:r>
         <w:rPr>
           <w:rStyle w:val="HTML"/>
+          <w:rFonts w:ascii="Trebuchet MS" w:hAnsi="Trebuchet MS"/>
+          <w:sz w:val="22"/>
+          <w:szCs w:val="22"/>
           <w:lang w:val="en-GB"/>
         </w:rPr>
         <w:t>'</w:t>
@@ -2927,6 +4164,9 @@
       <w:r>
         <w:rPr>
           <w:rStyle w:val="HTML"/>
+          <w:rFonts w:ascii="Trebuchet MS" w:hAnsi="Trebuchet MS"/>
+          <w:sz w:val="22"/>
+          <w:szCs w:val="22"/>
           <w:lang w:val="en-GB"/>
         </w:rPr>
         <w:t>n.a</w:t>
@@ -2935,12 +4175,18 @@
       <w:r>
         <w:rPr>
           <w:rStyle w:val="HTML"/>
+          <w:rFonts w:ascii="Trebuchet MS" w:hAnsi="Trebuchet MS"/>
+          <w:sz w:val="22"/>
+          <w:szCs w:val="22"/>
           <w:lang w:val="en-GB"/>
         </w:rPr>
         <w:t>.'</w:t>
       </w:r>
       <w:r>
         <w:rPr>
+          <w:rFonts w:ascii="Trebuchet MS" w:hAnsi="Trebuchet MS"/>
+          <w:sz w:val="22"/>
+          <w:szCs w:val="22"/>
           <w:lang w:val="en-GB"/>
         </w:rPr>
         <w:t xml:space="preserve"> in the </w:t>
@@ -2949,6 +4195,9 @@
       <w:r>
         <w:rPr>
           <w:rStyle w:val="HTML"/>
+          <w:rFonts w:ascii="Trebuchet MS" w:hAnsi="Trebuchet MS"/>
+          <w:sz w:val="22"/>
+          <w:szCs w:val="22"/>
           <w:lang w:val="en-GB"/>
         </w:rPr>
         <w:t>product_name</w:t>
@@ -2956,6 +4205,9 @@
       <w:proofErr w:type="spellEnd"/>
       <w:r>
         <w:rPr>
+          <w:rFonts w:ascii="Trebuchet MS" w:hAnsi="Trebuchet MS"/>
+          <w:sz w:val="22"/>
+          <w:szCs w:val="22"/>
           <w:lang w:val="en-GB"/>
         </w:rPr>
         <w:t xml:space="preserve"> column.</w:t>
@@ -2969,11 +4221,17 @@
           <w:numId w:val="9"/>
         </w:numPr>
         <w:rPr>
-          <w:lang w:val="en-GB"/>
-        </w:rPr>
-      </w:pPr>
-      <w:r>
-        <w:rPr>
+          <w:rFonts w:ascii="Trebuchet MS" w:hAnsi="Trebuchet MS"/>
+          <w:sz w:val="22"/>
+          <w:szCs w:val="22"/>
+          <w:lang w:val="en-GB"/>
+        </w:rPr>
+      </w:pPr>
+      <w:r>
+        <w:rPr>
+          <w:rFonts w:ascii="Trebuchet MS" w:hAnsi="Trebuchet MS"/>
+          <w:sz w:val="22"/>
+          <w:szCs w:val="22"/>
           <w:lang w:val="en-GB"/>
         </w:rPr>
         <w:t xml:space="preserve">Ignores the predefined default row (e.g., where </w:t>
@@ -2982,6 +4240,9 @@
       <w:r>
         <w:rPr>
           <w:rStyle w:val="HTML"/>
+          <w:rFonts w:ascii="Trebuchet MS" w:hAnsi="Trebuchet MS"/>
+          <w:sz w:val="22"/>
+          <w:szCs w:val="22"/>
           <w:lang w:val="en-GB"/>
         </w:rPr>
         <w:t>product_id</w:t>
@@ -2990,12 +4251,18 @@
       <w:r>
         <w:rPr>
           <w:rStyle w:val="HTML"/>
+          <w:rFonts w:ascii="Trebuchet MS" w:hAnsi="Trebuchet MS"/>
+          <w:sz w:val="22"/>
+          <w:szCs w:val="22"/>
           <w:lang w:val="en-GB"/>
         </w:rPr>
         <w:t xml:space="preserve"> = -1</w:t>
       </w:r>
       <w:r>
         <w:rPr>
+          <w:rFonts w:ascii="Trebuchet MS" w:hAnsi="Trebuchet MS"/>
+          <w:sz w:val="22"/>
+          <w:szCs w:val="22"/>
           <w:lang w:val="en-GB"/>
         </w:rPr>
         <w:t>).</w:t>
@@ -3009,11 +4276,17 @@
           <w:numId w:val="9"/>
         </w:numPr>
         <w:rPr>
-          <w:lang w:val="en-GB"/>
-        </w:rPr>
-      </w:pPr>
-      <w:r>
-        <w:rPr>
+          <w:rFonts w:ascii="Trebuchet MS" w:hAnsi="Trebuchet MS"/>
+          <w:sz w:val="22"/>
+          <w:szCs w:val="22"/>
+          <w:lang w:val="en-GB"/>
+        </w:rPr>
+      </w:pPr>
+      <w:r>
+        <w:rPr>
+          <w:rFonts w:ascii="Trebuchet MS" w:hAnsi="Trebuchet MS"/>
+          <w:sz w:val="22"/>
+          <w:szCs w:val="22"/>
           <w:lang w:val="en-GB"/>
         </w:rPr>
         <w:t xml:space="preserve">Logs warnings and example rows if such values </w:t>
@@ -3021,6 +4294,9 @@
       <w:proofErr w:type="gramStart"/>
       <w:r>
         <w:rPr>
+          <w:rFonts w:ascii="Trebuchet MS" w:hAnsi="Trebuchet MS"/>
+          <w:sz w:val="22"/>
+          <w:szCs w:val="22"/>
           <w:lang w:val="en-GB"/>
         </w:rPr>
         <w:t>are found</w:t>
@@ -3028,6 +4304,9 @@
       <w:proofErr w:type="gramEnd"/>
       <w:r>
         <w:rPr>
+          <w:rFonts w:ascii="Trebuchet MS" w:hAnsi="Trebuchet MS"/>
+          <w:sz w:val="22"/>
+          <w:szCs w:val="22"/>
           <w:lang w:val="en-GB"/>
         </w:rPr>
         <w:t>.</w:t>
@@ -3037,48 +4316,40 @@
       <w:pPr>
         <w:pStyle w:val="a3"/>
         <w:rPr>
-          <w:lang w:val="en-GB"/>
-        </w:rPr>
-      </w:pPr>
-      <w:r>
-        <w:rPr>
+          <w:rFonts w:ascii="Trebuchet MS" w:hAnsi="Trebuchet MS"/>
+          <w:sz w:val="22"/>
+          <w:szCs w:val="22"/>
+          <w:lang w:val="en-GB"/>
+        </w:rPr>
+      </w:pPr>
+      <w:r>
+        <w:rPr>
+          <w:rFonts w:ascii="Trebuchet MS" w:hAnsi="Trebuchet MS"/>
+          <w:sz w:val="22"/>
+          <w:szCs w:val="22"/>
           <w:lang w:val="en-GB"/>
         </w:rPr>
         <w:t>This step ensures basic data quality control before the load.</w:t>
       </w:r>
     </w:p>
     <w:p>
-      <w:r>
-        <w:pict>
-          <v:rect id="_x0000_i1031" style="width:0;height:1.5pt" o:hralign="center" o:hrstd="t" o:hr="t" fillcolor="#a0a0a0" stroked="f"/>
-        </w:pict>
-      </w:r>
+      <w:pPr>
+        <w:rPr>
+          <w:rFonts w:ascii="Trebuchet MS" w:hAnsi="Trebuchet MS"/>
+        </w:rPr>
+      </w:pPr>
     </w:p>
     <w:p>
       <w:pPr>
         <w:pStyle w:val="4"/>
         <w:rPr>
-          <w:lang w:val="en-GB"/>
-        </w:rPr>
-      </w:pPr>
-      <w:r>
-        <w:rPr>
-          <w:lang w:val="en-GB"/>
-        </w:rPr>
-        <w:t>3</w:t>
-      </w:r>
-      <w:r>
-        <w:t>️</w:t>
-      </w:r>
-      <w:r>
-        <w:rPr>
-          <w:rFonts w:ascii="Tahoma" w:hAnsi="Tahoma" w:cs="Tahoma"/>
-          <w:lang w:val="en-GB"/>
-        </w:rPr>
-        <w:t>⃣</w:t>
-      </w:r>
-      <w:r>
-        <w:rPr>
+          <w:rFonts w:ascii="Trebuchet MS" w:hAnsi="Trebuchet MS"/>
+          <w:lang w:val="en-GB"/>
+        </w:rPr>
+      </w:pPr>
+      <w:r>
+        <w:rPr>
+          <w:rFonts w:ascii="Trebuchet MS" w:hAnsi="Trebuchet MS"/>
           <w:lang w:val="en-GB"/>
         </w:rPr>
         <w:t xml:space="preserve"> Data Transformation and Loading (Set-Based Logic)</w:t>
@@ -3088,11 +4359,17 @@
       <w:pPr>
         <w:pStyle w:val="a3"/>
         <w:rPr>
-          <w:lang w:val="en-GB"/>
-        </w:rPr>
-      </w:pPr>
-      <w:r>
-        <w:rPr>
+          <w:rFonts w:ascii="Trebuchet MS" w:hAnsi="Trebuchet MS"/>
+          <w:sz w:val="22"/>
+          <w:szCs w:val="22"/>
+          <w:lang w:val="en-GB"/>
+        </w:rPr>
+      </w:pPr>
+      <w:r>
+        <w:rPr>
+          <w:rFonts w:ascii="Trebuchet MS" w:hAnsi="Trebuchet MS"/>
+          <w:sz w:val="22"/>
+          <w:szCs w:val="22"/>
           <w:lang w:val="en-GB"/>
         </w:rPr>
         <w:t xml:space="preserve">The procedure performs a </w:t>
@@ -3100,12 +4377,18 @@
       <w:r>
         <w:rPr>
           <w:rStyle w:val="a4"/>
+          <w:rFonts w:ascii="Trebuchet MS" w:hAnsi="Trebuchet MS"/>
+          <w:sz w:val="22"/>
+          <w:szCs w:val="22"/>
           <w:lang w:val="en-GB"/>
         </w:rPr>
         <w:t>set-based INSERT…SELECT</w:t>
       </w:r>
       <w:r>
         <w:rPr>
+          <w:rFonts w:ascii="Trebuchet MS" w:hAnsi="Trebuchet MS"/>
+          <w:sz w:val="22"/>
+          <w:szCs w:val="22"/>
           <w:lang w:val="en-GB"/>
         </w:rPr>
         <w:t xml:space="preserve"> from multiple 3NF tables:</w:t>
@@ -3118,11 +4401,19 @@
           <w:ilvl w:val="0"/>
           <w:numId w:val="10"/>
         </w:numPr>
+        <w:rPr>
+          <w:rFonts w:ascii="Trebuchet MS" w:hAnsi="Trebuchet MS"/>
+          <w:sz w:val="22"/>
+          <w:szCs w:val="22"/>
+        </w:rPr>
       </w:pPr>
       <w:proofErr w:type="spellStart"/>
       <w:r>
         <w:rPr>
           <w:rStyle w:val="HTML"/>
+          <w:rFonts w:ascii="Trebuchet MS" w:hAnsi="Trebuchet MS"/>
+          <w:sz w:val="22"/>
+          <w:szCs w:val="22"/>
         </w:rPr>
         <w:t>ce_products</w:t>
       </w:r>
@@ -3135,11 +4426,19 @@
           <w:ilvl w:val="0"/>
           <w:numId w:val="10"/>
         </w:numPr>
+        <w:rPr>
+          <w:rFonts w:ascii="Trebuchet MS" w:hAnsi="Trebuchet MS"/>
+          <w:sz w:val="22"/>
+          <w:szCs w:val="22"/>
+        </w:rPr>
       </w:pPr>
       <w:proofErr w:type="spellStart"/>
       <w:r>
         <w:rPr>
           <w:rStyle w:val="HTML"/>
+          <w:rFonts w:ascii="Trebuchet MS" w:hAnsi="Trebuchet MS"/>
+          <w:sz w:val="22"/>
+          <w:szCs w:val="22"/>
         </w:rPr>
         <w:t>ce_product_subcategories</w:t>
       </w:r>
@@ -3152,11 +4451,19 @@
           <w:ilvl w:val="0"/>
           <w:numId w:val="10"/>
         </w:numPr>
+        <w:rPr>
+          <w:rFonts w:ascii="Trebuchet MS" w:hAnsi="Trebuchet MS"/>
+          <w:sz w:val="22"/>
+          <w:szCs w:val="22"/>
+        </w:rPr>
       </w:pPr>
       <w:proofErr w:type="spellStart"/>
       <w:r>
         <w:rPr>
           <w:rStyle w:val="HTML"/>
+          <w:rFonts w:ascii="Trebuchet MS" w:hAnsi="Trebuchet MS"/>
+          <w:sz w:val="22"/>
+          <w:szCs w:val="22"/>
         </w:rPr>
         <w:t>ce_product_departments</w:t>
       </w:r>
@@ -3169,11 +4476,19 @@
           <w:ilvl w:val="0"/>
           <w:numId w:val="10"/>
         </w:numPr>
+        <w:rPr>
+          <w:rFonts w:ascii="Trebuchet MS" w:hAnsi="Trebuchet MS"/>
+          <w:sz w:val="22"/>
+          <w:szCs w:val="22"/>
+        </w:rPr>
       </w:pPr>
       <w:proofErr w:type="spellStart"/>
       <w:r>
         <w:rPr>
           <w:rStyle w:val="HTML"/>
+          <w:rFonts w:ascii="Trebuchet MS" w:hAnsi="Trebuchet MS"/>
+          <w:sz w:val="22"/>
+          <w:szCs w:val="22"/>
         </w:rPr>
         <w:t>ce_brands</w:t>
       </w:r>
@@ -3186,11 +4501,19 @@
           <w:ilvl w:val="0"/>
           <w:numId w:val="10"/>
         </w:numPr>
+        <w:rPr>
+          <w:rFonts w:ascii="Trebuchet MS" w:hAnsi="Trebuchet MS"/>
+          <w:sz w:val="22"/>
+          <w:szCs w:val="22"/>
+        </w:rPr>
       </w:pPr>
       <w:proofErr w:type="spellStart"/>
       <w:r>
         <w:rPr>
           <w:rStyle w:val="HTML"/>
+          <w:rFonts w:ascii="Trebuchet MS" w:hAnsi="Trebuchet MS"/>
+          <w:sz w:val="22"/>
+          <w:szCs w:val="22"/>
         </w:rPr>
         <w:t>ce_unit_of_measures</w:t>
       </w:r>
@@ -3203,11 +4526,19 @@
           <w:ilvl w:val="0"/>
           <w:numId w:val="10"/>
         </w:numPr>
+        <w:rPr>
+          <w:rFonts w:ascii="Trebuchet MS" w:hAnsi="Trebuchet MS"/>
+          <w:sz w:val="22"/>
+          <w:szCs w:val="22"/>
+        </w:rPr>
       </w:pPr>
       <w:proofErr w:type="spellStart"/>
       <w:r>
         <w:rPr>
           <w:rStyle w:val="HTML"/>
+          <w:rFonts w:ascii="Trebuchet MS" w:hAnsi="Trebuchet MS"/>
+          <w:sz w:val="22"/>
+          <w:szCs w:val="22"/>
         </w:rPr>
         <w:t>ce_suppliers</w:t>
       </w:r>
@@ -3217,49 +4548,40 @@
       <w:pPr>
         <w:pStyle w:val="a3"/>
         <w:rPr>
-          <w:lang w:val="en-GB"/>
-        </w:rPr>
-      </w:pPr>
-      <w:r>
-        <w:rPr>
+          <w:rFonts w:ascii="Trebuchet MS" w:hAnsi="Trebuchet MS"/>
+          <w:sz w:val="22"/>
+          <w:szCs w:val="22"/>
+          <w:lang w:val="en-GB"/>
+        </w:rPr>
+      </w:pPr>
+      <w:r>
+        <w:rPr>
+          <w:rFonts w:ascii="Trebuchet MS" w:hAnsi="Trebuchet MS"/>
+          <w:sz w:val="22"/>
+          <w:szCs w:val="22"/>
           <w:lang w:val="en-GB"/>
         </w:rPr>
         <w:t>It joins these tables to construct the full dimensional record.</w:t>
       </w:r>
     </w:p>
     <w:p>
-      <w:r>
-        <w:pict>
-          <v:rect id="_x0000_i1032" style="width:0;height:1.5pt" o:hralign="center" o:hrstd="t" o:hr="t" fillcolor="#a0a0a0" stroked="f"/>
-        </w:pict>
-      </w:r>
+      <w:pPr>
+        <w:rPr>
+          <w:rFonts w:ascii="Trebuchet MS" w:hAnsi="Trebuchet MS"/>
+        </w:rPr>
+      </w:pPr>
     </w:p>
     <w:p>
       <w:pPr>
         <w:pStyle w:val="4"/>
         <w:rPr>
-          <w:lang w:val="en-GB"/>
-        </w:rPr>
-      </w:pPr>
-      <w:r>
-        <w:rPr>
-          <w:lang w:val="en-GB"/>
-        </w:rPr>
-        <w:lastRenderedPageBreak/>
-        <w:t>4</w:t>
-      </w:r>
-      <w:r>
-        <w:t>️</w:t>
-      </w:r>
-      <w:r>
-        <w:rPr>
-          <w:rFonts w:ascii="Tahoma" w:hAnsi="Tahoma" w:cs="Tahoma"/>
-          <w:lang w:val="en-GB"/>
-        </w:rPr>
-        <w:t>⃣</w:t>
-      </w:r>
-      <w:r>
-        <w:rPr>
+          <w:rFonts w:ascii="Trebuchet MS" w:hAnsi="Trebuchet MS"/>
+          <w:lang w:val="en-GB"/>
+        </w:rPr>
+      </w:pPr>
+      <w:r>
+        <w:rPr>
+          <w:rFonts w:ascii="Trebuchet MS" w:hAnsi="Trebuchet MS"/>
           <w:lang w:val="en-GB"/>
         </w:rPr>
         <w:t xml:space="preserve"> Lineage Tracking</w:t>
@@ -3269,11 +4591,17 @@
       <w:pPr>
         <w:pStyle w:val="a3"/>
         <w:rPr>
-          <w:lang w:val="en-GB"/>
-        </w:rPr>
-      </w:pPr>
-      <w:r>
-        <w:rPr>
+          <w:rFonts w:ascii="Trebuchet MS" w:hAnsi="Trebuchet MS"/>
+          <w:sz w:val="22"/>
+          <w:szCs w:val="22"/>
+          <w:lang w:val="en-GB"/>
+        </w:rPr>
+      </w:pPr>
+      <w:r>
+        <w:rPr>
+          <w:rFonts w:ascii="Trebuchet MS" w:hAnsi="Trebuchet MS"/>
+          <w:sz w:val="22"/>
+          <w:szCs w:val="22"/>
           <w:lang w:val="en-GB"/>
         </w:rPr>
         <w:t xml:space="preserve">When inserting into </w:t>
@@ -3282,6 +4610,9 @@
       <w:r>
         <w:rPr>
           <w:rStyle w:val="HTML"/>
+          <w:rFonts w:ascii="Trebuchet MS" w:hAnsi="Trebuchet MS"/>
+          <w:sz w:val="22"/>
+          <w:szCs w:val="22"/>
           <w:lang w:val="en-GB"/>
         </w:rPr>
         <w:t>dim_products</w:t>
@@ -3289,6 +4620,9 @@
       <w:proofErr w:type="spellEnd"/>
       <w:r>
         <w:rPr>
+          <w:rFonts w:ascii="Trebuchet MS" w:hAnsi="Trebuchet MS"/>
+          <w:sz w:val="22"/>
+          <w:szCs w:val="22"/>
           <w:lang w:val="en-GB"/>
         </w:rPr>
         <w:t>, the procedure populates technical lineage fields:</w:t>
@@ -3301,11 +4635,19 @@
           <w:ilvl w:val="0"/>
           <w:numId w:val="11"/>
         </w:numPr>
+        <w:rPr>
+          <w:rFonts w:ascii="Trebuchet MS" w:hAnsi="Trebuchet MS"/>
+          <w:sz w:val="22"/>
+          <w:szCs w:val="22"/>
+        </w:rPr>
       </w:pPr>
       <w:proofErr w:type="spellStart"/>
       <w:r>
         <w:rPr>
           <w:rStyle w:val="HTML"/>
+          <w:rFonts w:ascii="Trebuchet MS" w:hAnsi="Trebuchet MS"/>
+          <w:sz w:val="22"/>
+          <w:szCs w:val="22"/>
         </w:rPr>
         <w:t>source_system</w:t>
       </w:r>
@@ -3313,6 +4655,9 @@
       <w:r>
         <w:rPr>
           <w:rStyle w:val="HTML"/>
+          <w:rFonts w:ascii="Trebuchet MS" w:hAnsi="Trebuchet MS"/>
+          <w:sz w:val="22"/>
+          <w:szCs w:val="22"/>
         </w:rPr>
         <w:t xml:space="preserve"> = 'BL_3NF'</w:t>
       </w:r>
@@ -3324,11 +4669,19 @@
           <w:ilvl w:val="0"/>
           <w:numId w:val="11"/>
         </w:numPr>
+        <w:rPr>
+          <w:rFonts w:ascii="Trebuchet MS" w:hAnsi="Trebuchet MS"/>
+          <w:sz w:val="22"/>
+          <w:szCs w:val="22"/>
+        </w:rPr>
       </w:pPr>
       <w:proofErr w:type="spellStart"/>
       <w:r>
         <w:rPr>
           <w:rStyle w:val="HTML"/>
+          <w:rFonts w:ascii="Trebuchet MS" w:hAnsi="Trebuchet MS"/>
+          <w:sz w:val="22"/>
+          <w:szCs w:val="22"/>
         </w:rPr>
         <w:t>source_entity</w:t>
       </w:r>
@@ -3336,6 +4689,9 @@
       <w:r>
         <w:rPr>
           <w:rStyle w:val="HTML"/>
+          <w:rFonts w:ascii="Trebuchet MS" w:hAnsi="Trebuchet MS"/>
+          <w:sz w:val="22"/>
+          <w:szCs w:val="22"/>
         </w:rPr>
         <w:t xml:space="preserve"> = 'CE_PRODUCTS'</w:t>
       </w:r>
@@ -3348,6 +4704,9 @@
           <w:numId w:val="11"/>
         </w:numPr>
         <w:rPr>
+          <w:rFonts w:ascii="Trebuchet MS" w:hAnsi="Trebuchet MS"/>
+          <w:sz w:val="22"/>
+          <w:szCs w:val="22"/>
           <w:lang w:val="en-GB"/>
         </w:rPr>
       </w:pPr>
@@ -3355,6 +4714,9 @@
       <w:r>
         <w:rPr>
           <w:rStyle w:val="HTML"/>
+          <w:rFonts w:ascii="Trebuchet MS" w:hAnsi="Trebuchet MS"/>
+          <w:sz w:val="22"/>
+          <w:szCs w:val="22"/>
           <w:lang w:val="en-GB"/>
         </w:rPr>
         <w:t>source_id</w:t>
@@ -3363,6 +4725,9 @@
       <w:r>
         <w:rPr>
           <w:rStyle w:val="HTML"/>
+          <w:rFonts w:ascii="Trebuchet MS" w:hAnsi="Trebuchet MS"/>
+          <w:sz w:val="22"/>
+          <w:szCs w:val="22"/>
           <w:lang w:val="en-GB"/>
         </w:rPr>
         <w:t xml:space="preserve"> = </w:t>
@@ -3371,6 +4736,9 @@
       <w:r>
         <w:rPr>
           <w:rStyle w:val="HTML"/>
+          <w:rFonts w:ascii="Trebuchet MS" w:hAnsi="Trebuchet MS"/>
+          <w:sz w:val="22"/>
+          <w:szCs w:val="22"/>
           <w:lang w:val="en-GB"/>
         </w:rPr>
         <w:t>product_id</w:t>
@@ -3378,6 +4746,9 @@
       <w:proofErr w:type="spellEnd"/>
       <w:r>
         <w:rPr>
+          <w:rFonts w:ascii="Trebuchet MS" w:hAnsi="Trebuchet MS"/>
+          <w:sz w:val="22"/>
+          <w:szCs w:val="22"/>
           <w:lang w:val="en-GB"/>
         </w:rPr>
         <w:t xml:space="preserve"> (Primary Key from 3NF)</w:t>
@@ -3387,55 +4758,49 @@
       <w:pPr>
         <w:pStyle w:val="a3"/>
         <w:rPr>
-          <w:lang w:val="en-GB"/>
-        </w:rPr>
-      </w:pPr>
-      <w:r>
-        <w:rPr>
+          <w:rFonts w:ascii="Trebuchet MS" w:hAnsi="Trebuchet MS"/>
+          <w:sz w:val="22"/>
+          <w:szCs w:val="22"/>
+          <w:lang w:val="en-GB"/>
+        </w:rPr>
+      </w:pPr>
+      <w:r>
+        <w:rPr>
+          <w:rFonts w:ascii="Trebuchet MS" w:hAnsi="Trebuchet MS"/>
+          <w:sz w:val="22"/>
+          <w:szCs w:val="22"/>
           <w:lang w:val="en-GB"/>
         </w:rPr>
         <w:t>This guarantees traceability from the DM layer back to the 3NF layer.</w:t>
       </w:r>
     </w:p>
     <w:p>
-      <w:r>
-        <w:pict>
-          <v:rect id="_x0000_i1033" style="width:0;height:1.5pt" o:hralign="center" o:hrstd="t" o:hr="t" fillcolor="#a0a0a0" stroked="f"/>
-        </w:pict>
-      </w:r>
+      <w:pPr>
+        <w:rPr>
+          <w:rFonts w:ascii="Trebuchet MS" w:hAnsi="Trebuchet MS"/>
+        </w:rPr>
+      </w:pPr>
     </w:p>
     <w:p>
       <w:pPr>
         <w:pStyle w:val="4"/>
         <w:rPr>
-          <w:lang w:val="en-GB"/>
-        </w:rPr>
-      </w:pPr>
-      <w:r>
-        <w:rPr>
-          <w:lang w:val="en-GB"/>
-        </w:rPr>
-        <w:t>5</w:t>
-      </w:r>
-      <w:r>
-        <w:t>️</w:t>
-      </w:r>
-      <w:r>
-        <w:rPr>
-          <w:rFonts w:ascii="Tahoma" w:hAnsi="Tahoma" w:cs="Tahoma"/>
-          <w:lang w:val="en-GB"/>
-        </w:rPr>
-        <w:t>⃣</w:t>
-      </w:r>
-      <w:r>
-        <w:rPr>
-          <w:lang w:val="en-GB"/>
-        </w:rPr>
+          <w:rFonts w:ascii="Trebuchet MS" w:hAnsi="Trebuchet MS"/>
+          <w:lang w:val="en-GB"/>
+        </w:rPr>
+      </w:pPr>
+      <w:r>
+        <w:rPr>
+          <w:rFonts w:ascii="Trebuchet MS" w:hAnsi="Trebuchet MS"/>
+          <w:lang w:val="en-GB"/>
+        </w:rPr>
+        <w:lastRenderedPageBreak/>
         <w:t xml:space="preserve"> </w:t>
       </w:r>
       <w:proofErr w:type="spellStart"/>
       <w:r>
         <w:rPr>
+          <w:rFonts w:ascii="Trebuchet MS" w:hAnsi="Trebuchet MS"/>
           <w:lang w:val="en-GB"/>
         </w:rPr>
         <w:t>Upsert</w:t>
@@ -3443,6 +4808,7 @@
       <w:proofErr w:type="spellEnd"/>
       <w:r>
         <w:rPr>
+          <w:rFonts w:ascii="Trebuchet MS" w:hAnsi="Trebuchet MS"/>
           <w:lang w:val="en-GB"/>
         </w:rPr>
         <w:t xml:space="preserve"> Logic (Repeatable Execution)</w:t>
@@ -3452,11 +4818,17 @@
       <w:pPr>
         <w:pStyle w:val="a3"/>
         <w:rPr>
-          <w:lang w:val="en-GB"/>
-        </w:rPr>
-      </w:pPr>
-      <w:r>
-        <w:rPr>
+          <w:rFonts w:ascii="Trebuchet MS" w:hAnsi="Trebuchet MS"/>
+          <w:sz w:val="22"/>
+          <w:szCs w:val="22"/>
+          <w:lang w:val="en-GB"/>
+        </w:rPr>
+      </w:pPr>
+      <w:r>
+        <w:rPr>
+          <w:rFonts w:ascii="Trebuchet MS" w:hAnsi="Trebuchet MS"/>
+          <w:sz w:val="22"/>
+          <w:szCs w:val="22"/>
           <w:lang w:val="en-GB"/>
         </w:rPr>
         <w:t>The procedure uses:</w:t>
@@ -3467,12 +4839,18 @@
         <w:pStyle w:val="HTML0"/>
         <w:rPr>
           <w:rStyle w:val="HTML"/>
+          <w:rFonts w:ascii="Trebuchet MS" w:hAnsi="Trebuchet MS"/>
+          <w:sz w:val="22"/>
+          <w:szCs w:val="22"/>
           <w:lang w:val="en-GB"/>
         </w:rPr>
       </w:pPr>
       <w:r>
         <w:rPr>
           <w:rStyle w:val="hljs-keyword"/>
+          <w:rFonts w:ascii="Trebuchet MS" w:hAnsi="Trebuchet MS"/>
+          <w:sz w:val="22"/>
+          <w:szCs w:val="22"/>
           <w:lang w:val="en-GB"/>
         </w:rPr>
         <w:t>ON</w:t>
@@ -3480,6 +4858,9 @@
       <w:r>
         <w:rPr>
           <w:rStyle w:val="HTML"/>
+          <w:rFonts w:ascii="Trebuchet MS" w:hAnsi="Trebuchet MS"/>
+          <w:sz w:val="22"/>
+          <w:szCs w:val="22"/>
           <w:lang w:val="en-GB"/>
         </w:rPr>
         <w:t xml:space="preserve"> CONFLICT (</w:t>
@@ -3488,6 +4869,9 @@
       <w:r>
         <w:rPr>
           <w:rStyle w:val="HTML"/>
+          <w:rFonts w:ascii="Trebuchet MS" w:hAnsi="Trebuchet MS"/>
+          <w:sz w:val="22"/>
+          <w:szCs w:val="22"/>
           <w:lang w:val="en-GB"/>
         </w:rPr>
         <w:t>source_system</w:t>
@@ -3496,6 +4880,9 @@
       <w:r>
         <w:rPr>
           <w:rStyle w:val="HTML"/>
+          <w:rFonts w:ascii="Trebuchet MS" w:hAnsi="Trebuchet MS"/>
+          <w:sz w:val="22"/>
+          <w:szCs w:val="22"/>
           <w:lang w:val="en-GB"/>
         </w:rPr>
         <w:t xml:space="preserve">, </w:t>
@@ -3504,6 +4891,9 @@
       <w:r>
         <w:rPr>
           <w:rStyle w:val="HTML"/>
+          <w:rFonts w:ascii="Trebuchet MS" w:hAnsi="Trebuchet MS"/>
+          <w:sz w:val="22"/>
+          <w:szCs w:val="22"/>
           <w:lang w:val="en-GB"/>
         </w:rPr>
         <w:t>source_entity</w:t>
@@ -3512,6 +4902,9 @@
       <w:r>
         <w:rPr>
           <w:rStyle w:val="HTML"/>
+          <w:rFonts w:ascii="Trebuchet MS" w:hAnsi="Trebuchet MS"/>
+          <w:sz w:val="22"/>
+          <w:szCs w:val="22"/>
           <w:lang w:val="en-GB"/>
         </w:rPr>
         <w:t xml:space="preserve">, </w:t>
@@ -3520,6 +4913,9 @@
       <w:r>
         <w:rPr>
           <w:rStyle w:val="HTML"/>
+          <w:rFonts w:ascii="Trebuchet MS" w:hAnsi="Trebuchet MS"/>
+          <w:sz w:val="22"/>
+          <w:szCs w:val="22"/>
           <w:lang w:val="en-GB"/>
         </w:rPr>
         <w:t>source_id</w:t>
@@ -3528,6 +4924,9 @@
       <w:r>
         <w:rPr>
           <w:rStyle w:val="HTML"/>
+          <w:rFonts w:ascii="Trebuchet MS" w:hAnsi="Trebuchet MS"/>
+          <w:sz w:val="22"/>
+          <w:szCs w:val="22"/>
           <w:lang w:val="en-GB"/>
         </w:rPr>
         <w:t>)</w:t>
@@ -3536,21 +4935,46 @@
     <w:p>
       <w:pPr>
         <w:pStyle w:val="a3"/>
-      </w:pPr>
-      <w:proofErr w:type="spellStart"/>
-      <w:r>
+        <w:rPr>
+          <w:rFonts w:ascii="Trebuchet MS" w:hAnsi="Trebuchet MS"/>
+          <w:sz w:val="22"/>
+          <w:szCs w:val="22"/>
+        </w:rPr>
+      </w:pPr>
+      <w:proofErr w:type="spellStart"/>
+      <w:r>
+        <w:rPr>
+          <w:rFonts w:ascii="Trebuchet MS" w:hAnsi="Trebuchet MS"/>
+          <w:sz w:val="22"/>
+          <w:szCs w:val="22"/>
+        </w:rPr>
         <w:t>This</w:t>
       </w:r>
       <w:proofErr w:type="spellEnd"/>
       <w:r>
+        <w:rPr>
+          <w:rFonts w:ascii="Trebuchet MS" w:hAnsi="Trebuchet MS"/>
+          <w:sz w:val="22"/>
+          <w:szCs w:val="22"/>
+        </w:rPr>
         <w:t xml:space="preserve"> </w:t>
       </w:r>
       <w:proofErr w:type="spellStart"/>
       <w:r>
+        <w:rPr>
+          <w:rFonts w:ascii="Trebuchet MS" w:hAnsi="Trebuchet MS"/>
+          <w:sz w:val="22"/>
+          <w:szCs w:val="22"/>
+        </w:rPr>
         <w:t>ensures</w:t>
       </w:r>
       <w:proofErr w:type="spellEnd"/>
       <w:r>
+        <w:rPr>
+          <w:rFonts w:ascii="Trebuchet MS" w:hAnsi="Trebuchet MS"/>
+          <w:sz w:val="22"/>
+          <w:szCs w:val="22"/>
+        </w:rPr>
         <w:t>:</w:t>
       </w:r>
     </w:p>
@@ -3562,14 +4986,38 @@
           <w:numId w:val="12"/>
         </w:numPr>
         <w:rPr>
-          <w:lang w:val="en-GB"/>
-        </w:rPr>
-      </w:pPr>
-      <w:r>
-        <w:rPr>
-          <w:lang w:val="en-GB"/>
-        </w:rPr>
-        <w:t>If the record does not exist → INSERT</w:t>
+          <w:rFonts w:ascii="Trebuchet MS" w:hAnsi="Trebuchet MS"/>
+          <w:sz w:val="22"/>
+          <w:szCs w:val="22"/>
+          <w:lang w:val="en-GB"/>
+        </w:rPr>
+      </w:pPr>
+      <w:r>
+        <w:rPr>
+          <w:rFonts w:ascii="Trebuchet MS" w:hAnsi="Trebuchet MS"/>
+          <w:sz w:val="22"/>
+          <w:szCs w:val="22"/>
+          <w:lang w:val="en-GB"/>
+        </w:rPr>
+        <w:t xml:space="preserve">If the record does not exist </w:t>
+      </w:r>
+      <w:r>
+        <w:rPr>
+          <w:rFonts w:ascii="Arial" w:hAnsi="Arial" w:cs="Arial"/>
+          <w:sz w:val="22"/>
+          <w:szCs w:val="22"/>
+          <w:lang w:val="en-GB"/>
+        </w:rPr>
+        <w:t>→</w:t>
+      </w:r>
+      <w:r>
+        <w:rPr>
+          <w:rFonts w:ascii="Trebuchet MS" w:hAnsi="Trebuchet MS"/>
+          <w:sz w:val="22"/>
+          <w:szCs w:val="22"/>
+          <w:lang w:val="en-GB"/>
+        </w:rPr>
+        <w:t xml:space="preserve"> INSERT</w:t>
       </w:r>
     </w:p>
     <w:p>
@@ -3580,25 +5028,55 @@
           <w:numId w:val="12"/>
         </w:numPr>
         <w:rPr>
-          <w:lang w:val="en-GB"/>
-        </w:rPr>
-      </w:pPr>
-      <w:r>
-        <w:rPr>
-          <w:lang w:val="en-GB"/>
-        </w:rPr>
-        <w:t>If it already exists → UPDATE only if values changed</w:t>
-      </w:r>
-    </w:p>
-    <w:p>
-      <w:pPr>
-        <w:pStyle w:val="a3"/>
-        <w:rPr>
-          <w:lang w:val="en-GB"/>
-        </w:rPr>
-      </w:pPr>
-      <w:r>
-        <w:rPr>
+          <w:rFonts w:ascii="Trebuchet MS" w:hAnsi="Trebuchet MS"/>
+          <w:sz w:val="22"/>
+          <w:szCs w:val="22"/>
+          <w:lang w:val="en-GB"/>
+        </w:rPr>
+      </w:pPr>
+      <w:r>
+        <w:rPr>
+          <w:rFonts w:ascii="Trebuchet MS" w:hAnsi="Trebuchet MS"/>
+          <w:sz w:val="22"/>
+          <w:szCs w:val="22"/>
+          <w:lang w:val="en-GB"/>
+        </w:rPr>
+        <w:t xml:space="preserve">If it already exists </w:t>
+      </w:r>
+      <w:r>
+        <w:rPr>
+          <w:rFonts w:ascii="Arial" w:hAnsi="Arial" w:cs="Arial"/>
+          <w:sz w:val="22"/>
+          <w:szCs w:val="22"/>
+          <w:lang w:val="en-GB"/>
+        </w:rPr>
+        <w:t>→</w:t>
+      </w:r>
+      <w:r>
+        <w:rPr>
+          <w:rFonts w:ascii="Trebuchet MS" w:hAnsi="Trebuchet MS"/>
+          <w:sz w:val="22"/>
+          <w:szCs w:val="22"/>
+          <w:lang w:val="en-GB"/>
+        </w:rPr>
+        <w:t xml:space="preserve"> UPDATE only if values changed</w:t>
+      </w:r>
+    </w:p>
+    <w:p>
+      <w:pPr>
+        <w:pStyle w:val="a3"/>
+        <w:rPr>
+          <w:rFonts w:ascii="Trebuchet MS" w:hAnsi="Trebuchet MS"/>
+          <w:sz w:val="22"/>
+          <w:szCs w:val="22"/>
+          <w:lang w:val="en-GB"/>
+        </w:rPr>
+      </w:pPr>
+      <w:r>
+        <w:rPr>
+          <w:rFonts w:ascii="Trebuchet MS" w:hAnsi="Trebuchet MS"/>
+          <w:sz w:val="22"/>
+          <w:szCs w:val="22"/>
           <w:lang w:val="en-GB"/>
         </w:rPr>
         <w:t xml:space="preserve">This makes the procedure </w:t>
@@ -3606,12 +5084,18 @@
       <w:r>
         <w:rPr>
           <w:rStyle w:val="a4"/>
+          <w:rFonts w:ascii="Trebuchet MS" w:hAnsi="Trebuchet MS"/>
+          <w:sz w:val="22"/>
+          <w:szCs w:val="22"/>
           <w:lang w:val="en-GB"/>
         </w:rPr>
         <w:t>repeatable</w:t>
       </w:r>
       <w:r>
         <w:rPr>
+          <w:rFonts w:ascii="Trebuchet MS" w:hAnsi="Trebuchet MS"/>
+          <w:sz w:val="22"/>
+          <w:szCs w:val="22"/>
           <w:lang w:val="en-GB"/>
         </w:rPr>
         <w:t>:</w:t>
@@ -3625,11 +5109,17 @@
           <w:numId w:val="13"/>
         </w:numPr>
         <w:rPr>
-          <w:lang w:val="en-GB"/>
-        </w:rPr>
-      </w:pPr>
-      <w:r>
-        <w:rPr>
+          <w:rFonts w:ascii="Trebuchet MS" w:hAnsi="Trebuchet MS"/>
+          <w:sz w:val="22"/>
+          <w:szCs w:val="22"/>
+          <w:lang w:val="en-GB"/>
+        </w:rPr>
+      </w:pPr>
+      <w:r>
+        <w:rPr>
+          <w:rFonts w:ascii="Trebuchet MS" w:hAnsi="Trebuchet MS"/>
+          <w:sz w:val="22"/>
+          <w:szCs w:val="22"/>
           <w:lang w:val="en-GB"/>
         </w:rPr>
         <w:t xml:space="preserve">Running it multiple times on unchanged data results in </w:t>
@@ -3638,6 +5128,9 @@
       <w:r>
         <w:rPr>
           <w:rStyle w:val="HTML"/>
+          <w:rFonts w:ascii="Trebuchet MS" w:hAnsi="Trebuchet MS"/>
+          <w:sz w:val="22"/>
+          <w:szCs w:val="22"/>
           <w:lang w:val="en-GB"/>
         </w:rPr>
         <w:t>rows_affected</w:t>
@@ -3646,6 +5139,9 @@
       <w:r>
         <w:rPr>
           <w:rStyle w:val="HTML"/>
+          <w:rFonts w:ascii="Trebuchet MS" w:hAnsi="Trebuchet MS"/>
+          <w:sz w:val="22"/>
+          <w:szCs w:val="22"/>
           <w:lang w:val="en-GB"/>
         </w:rPr>
         <w:t xml:space="preserve"> = </w:t>
@@ -3654,6 +5150,9 @@
       <w:r>
         <w:rPr>
           <w:rStyle w:val="HTML"/>
+          <w:rFonts w:ascii="Trebuchet MS" w:hAnsi="Trebuchet MS"/>
+          <w:sz w:val="22"/>
+          <w:szCs w:val="22"/>
           <w:lang w:val="en-GB"/>
         </w:rPr>
         <w:t>0</w:t>
@@ -3661,43 +5160,32 @@
       <w:proofErr w:type="gramEnd"/>
       <w:r>
         <w:rPr>
+          <w:rFonts w:ascii="Trebuchet MS" w:hAnsi="Trebuchet MS"/>
+          <w:sz w:val="22"/>
+          <w:szCs w:val="22"/>
           <w:lang w:val="en-GB"/>
         </w:rPr>
         <w:t>.</w:t>
       </w:r>
     </w:p>
     <w:p>
-      <w:r>
-        <w:pict>
-          <v:rect id="_x0000_i1034" style="width:0;height:1.5pt" o:hralign="center" o:hrstd="t" o:hr="t" fillcolor="#a0a0a0" stroked="f"/>
-        </w:pict>
-      </w:r>
+      <w:pPr>
+        <w:rPr>
+          <w:rFonts w:ascii="Trebuchet MS" w:hAnsi="Trebuchet MS"/>
+        </w:rPr>
+      </w:pPr>
     </w:p>
     <w:p>
       <w:pPr>
         <w:pStyle w:val="4"/>
         <w:rPr>
-          <w:lang w:val="en-GB"/>
-        </w:rPr>
-      </w:pPr>
-      <w:r>
-        <w:rPr>
-          <w:lang w:val="en-GB"/>
-        </w:rPr>
-        <w:t>6</w:t>
-      </w:r>
-      <w:r>
-        <w:t>️</w:t>
-      </w:r>
-      <w:r>
-        <w:rPr>
-          <w:rFonts w:ascii="Tahoma" w:hAnsi="Tahoma" w:cs="Tahoma"/>
-          <w:lang w:val="en-GB"/>
-        </w:rPr>
-        <w:t>⃣</w:t>
-      </w:r>
-      <w:r>
-        <w:rPr>
+          <w:rFonts w:ascii="Trebuchet MS" w:hAnsi="Trebuchet MS"/>
+          <w:lang w:val="en-GB"/>
+        </w:rPr>
+      </w:pPr>
+      <w:r>
+        <w:rPr>
+          <w:rFonts w:ascii="Trebuchet MS" w:hAnsi="Trebuchet MS"/>
           <w:lang w:val="en-GB"/>
         </w:rPr>
         <w:t xml:space="preserve"> Success Logging</w:t>
@@ -3707,11 +5195,17 @@
       <w:pPr>
         <w:pStyle w:val="a3"/>
         <w:rPr>
-          <w:lang w:val="en-GB"/>
-        </w:rPr>
-      </w:pPr>
-      <w:r>
-        <w:rPr>
+          <w:rFonts w:ascii="Trebuchet MS" w:hAnsi="Trebuchet MS"/>
+          <w:sz w:val="22"/>
+          <w:szCs w:val="22"/>
+          <w:lang w:val="en-GB"/>
+        </w:rPr>
+      </w:pPr>
+      <w:r>
+        <w:rPr>
+          <w:rFonts w:ascii="Trebuchet MS" w:hAnsi="Trebuchet MS"/>
+          <w:sz w:val="22"/>
+          <w:szCs w:val="22"/>
           <w:lang w:val="en-GB"/>
         </w:rPr>
         <w:t xml:space="preserve">At the end, the procedure logs a </w:t>
@@ -3719,12 +5213,18 @@
       <w:r>
         <w:rPr>
           <w:rStyle w:val="a4"/>
+          <w:rFonts w:ascii="Trebuchet MS" w:hAnsi="Trebuchet MS"/>
+          <w:sz w:val="22"/>
+          <w:szCs w:val="22"/>
           <w:lang w:val="en-GB"/>
         </w:rPr>
         <w:t>SUCCESS record</w:t>
       </w:r>
       <w:r>
         <w:rPr>
+          <w:rFonts w:ascii="Trebuchet MS" w:hAnsi="Trebuchet MS"/>
+          <w:sz w:val="22"/>
+          <w:szCs w:val="22"/>
           <w:lang w:val="en-GB"/>
         </w:rPr>
         <w:t>, including the number of rows inserted or updated.</w:t>
@@ -3734,11 +5234,17 @@
       <w:pPr>
         <w:pStyle w:val="a3"/>
         <w:rPr>
-          <w:lang w:val="en-GB"/>
-        </w:rPr>
-      </w:pPr>
-      <w:r>
-        <w:rPr>
+          <w:rFonts w:ascii="Trebuchet MS" w:hAnsi="Trebuchet MS"/>
+          <w:sz w:val="22"/>
+          <w:szCs w:val="22"/>
+          <w:lang w:val="en-GB"/>
+        </w:rPr>
+      </w:pPr>
+      <w:r>
+        <w:rPr>
+          <w:rFonts w:ascii="Trebuchet MS" w:hAnsi="Trebuchet MS"/>
+          <w:sz w:val="22"/>
+          <w:szCs w:val="22"/>
           <w:lang w:val="en-GB"/>
         </w:rPr>
         <w:t xml:space="preserve">If any error occurs, an </w:t>
@@ -3746,12 +5252,18 @@
       <w:r>
         <w:rPr>
           <w:rStyle w:val="a4"/>
+          <w:rFonts w:ascii="Trebuchet MS" w:hAnsi="Trebuchet MS"/>
+          <w:sz w:val="22"/>
+          <w:szCs w:val="22"/>
           <w:lang w:val="en-GB"/>
         </w:rPr>
         <w:t>ERROR record</w:t>
       </w:r>
       <w:r>
         <w:rPr>
+          <w:rFonts w:ascii="Trebuchet MS" w:hAnsi="Trebuchet MS"/>
+          <w:sz w:val="22"/>
+          <w:szCs w:val="22"/>
           <w:lang w:val="en-GB"/>
         </w:rPr>
         <w:t xml:space="preserve"> </w:t>
@@ -3759,6 +5271,9 @@
       <w:proofErr w:type="gramStart"/>
       <w:r>
         <w:rPr>
+          <w:rFonts w:ascii="Trebuchet MS" w:hAnsi="Trebuchet MS"/>
+          <w:sz w:val="22"/>
+          <w:szCs w:val="22"/>
           <w:lang w:val="en-GB"/>
         </w:rPr>
         <w:t>is written</w:t>
@@ -3766,48 +5281,84 @@
       <w:proofErr w:type="gramEnd"/>
       <w:r>
         <w:rPr>
+          <w:rFonts w:ascii="Trebuchet MS" w:hAnsi="Trebuchet MS"/>
+          <w:sz w:val="22"/>
+          <w:szCs w:val="22"/>
           <w:lang w:val="en-GB"/>
         </w:rPr>
         <w:t xml:space="preserve"> into the log.</w:t>
       </w:r>
     </w:p>
     <w:p>
-      <w:r>
-        <w:pict>
-          <v:rect id="_x0000_i1035" style="width:0;height:1.5pt" o:hralign="center" o:hrstd="t" o:hr="t" fillcolor="#a0a0a0" stroked="f"/>
-        </w:pict>
-      </w:r>
-    </w:p>
-    <w:p>
       <w:pPr>
         <w:pStyle w:val="3"/>
-      </w:pPr>
-      <w:proofErr w:type="spellStart"/>
-      <w:r>
+        <w:rPr>
+          <w:rFonts w:ascii="Trebuchet MS" w:hAnsi="Trebuchet MS"/>
+          <w:sz w:val="22"/>
+          <w:szCs w:val="22"/>
+        </w:rPr>
+      </w:pPr>
+      <w:proofErr w:type="spellStart"/>
+      <w:r>
+        <w:rPr>
+          <w:rFonts w:ascii="Trebuchet MS" w:hAnsi="Trebuchet MS"/>
+          <w:sz w:val="22"/>
+          <w:szCs w:val="22"/>
+        </w:rPr>
         <w:t>Key</w:t>
       </w:r>
       <w:proofErr w:type="spellEnd"/>
       <w:r>
+        <w:rPr>
+          <w:rFonts w:ascii="Trebuchet MS" w:hAnsi="Trebuchet MS"/>
+          <w:sz w:val="22"/>
+          <w:szCs w:val="22"/>
+        </w:rPr>
         <w:t xml:space="preserve"> </w:t>
       </w:r>
       <w:proofErr w:type="spellStart"/>
       <w:r>
+        <w:rPr>
+          <w:rFonts w:ascii="Trebuchet MS" w:hAnsi="Trebuchet MS"/>
+          <w:sz w:val="22"/>
+          <w:szCs w:val="22"/>
+        </w:rPr>
         <w:t>Implementation</w:t>
       </w:r>
       <w:proofErr w:type="spellEnd"/>
       <w:r>
+        <w:rPr>
+          <w:rFonts w:ascii="Trebuchet MS" w:hAnsi="Trebuchet MS"/>
+          <w:sz w:val="22"/>
+          <w:szCs w:val="22"/>
+        </w:rPr>
         <w:t xml:space="preserve"> </w:t>
       </w:r>
       <w:proofErr w:type="spellStart"/>
       <w:r>
+        <w:rPr>
+          <w:rFonts w:ascii="Trebuchet MS" w:hAnsi="Trebuchet MS"/>
+          <w:sz w:val="22"/>
+          <w:szCs w:val="22"/>
+        </w:rPr>
         <w:t>Techniques</w:t>
       </w:r>
       <w:proofErr w:type="spellEnd"/>
       <w:r>
+        <w:rPr>
+          <w:rFonts w:ascii="Trebuchet MS" w:hAnsi="Trebuchet MS"/>
+          <w:sz w:val="22"/>
+          <w:szCs w:val="22"/>
+        </w:rPr>
         <w:t xml:space="preserve"> </w:t>
       </w:r>
       <w:proofErr w:type="spellStart"/>
       <w:r>
+        <w:rPr>
+          <w:rFonts w:ascii="Trebuchet MS" w:hAnsi="Trebuchet MS"/>
+          <w:sz w:val="22"/>
+          <w:szCs w:val="22"/>
+        </w:rPr>
         <w:t>Used</w:t>
       </w:r>
       <w:proofErr w:type="spellEnd"/>
@@ -3820,18 +5371,26 @@
           <w:numId w:val="14"/>
         </w:numPr>
         <w:rPr>
+          <w:rFonts w:ascii="Trebuchet MS" w:hAnsi="Trebuchet MS"/>
+          <w:sz w:val="22"/>
+          <w:szCs w:val="22"/>
           <w:lang w:val="en-GB"/>
         </w:rPr>
       </w:pPr>
       <w:r>
         <w:rPr>
           <w:rFonts w:ascii="Segoe UI Symbol" w:hAnsi="Segoe UI Symbol" w:cs="Segoe UI Symbol"/>
+          <w:sz w:val="22"/>
+          <w:szCs w:val="22"/>
           <w:lang w:val="en-GB"/>
         </w:rPr>
         <w:t>✔</w:t>
       </w:r>
       <w:r>
         <w:rPr>
+          <w:rFonts w:ascii="Trebuchet MS" w:hAnsi="Trebuchet MS"/>
+          <w:sz w:val="22"/>
+          <w:szCs w:val="22"/>
           <w:lang w:val="en-GB"/>
         </w:rPr>
         <w:t xml:space="preserve"> Set-based SQL (efficient bulk loading)</w:t>
@@ -3845,18 +5404,26 @@
           <w:numId w:val="14"/>
         </w:numPr>
         <w:rPr>
+          <w:rFonts w:ascii="Trebuchet MS" w:hAnsi="Trebuchet MS"/>
+          <w:sz w:val="22"/>
+          <w:szCs w:val="22"/>
           <w:lang w:val="en-GB"/>
         </w:rPr>
       </w:pPr>
       <w:r>
         <w:rPr>
           <w:rFonts w:ascii="Segoe UI Symbol" w:hAnsi="Segoe UI Symbol" w:cs="Segoe UI Symbol"/>
+          <w:sz w:val="22"/>
+          <w:szCs w:val="22"/>
           <w:lang w:val="en-GB"/>
         </w:rPr>
         <w:t>✔</w:t>
       </w:r>
       <w:r>
         <w:rPr>
+          <w:rFonts w:ascii="Trebuchet MS" w:hAnsi="Trebuchet MS"/>
+          <w:sz w:val="22"/>
+          <w:szCs w:val="22"/>
           <w:lang w:val="en-GB"/>
         </w:rPr>
         <w:t xml:space="preserve"> UPSERT (</w:t>
@@ -3864,12 +5431,18 @@
       <w:r>
         <w:rPr>
           <w:rStyle w:val="HTML"/>
+          <w:rFonts w:ascii="Trebuchet MS" w:hAnsi="Trebuchet MS"/>
+          <w:sz w:val="22"/>
+          <w:szCs w:val="22"/>
           <w:lang w:val="en-GB"/>
         </w:rPr>
         <w:t>ON CONFLICT</w:t>
       </w:r>
       <w:r>
         <w:rPr>
+          <w:rFonts w:ascii="Trebuchet MS" w:hAnsi="Trebuchet MS"/>
+          <w:sz w:val="22"/>
+          <w:szCs w:val="22"/>
           <w:lang w:val="en-GB"/>
         </w:rPr>
         <w:t>) for idempotent loads</w:t>
@@ -3882,34 +5455,71 @@
           <w:ilvl w:val="0"/>
           <w:numId w:val="14"/>
         </w:numPr>
+        <w:rPr>
+          <w:rFonts w:ascii="Trebuchet MS" w:hAnsi="Trebuchet MS"/>
+          <w:sz w:val="22"/>
+          <w:szCs w:val="22"/>
+        </w:rPr>
       </w:pPr>
       <w:r>
         <w:rPr>
           <w:rFonts w:ascii="Segoe UI Symbol" w:hAnsi="Segoe UI Symbol" w:cs="Segoe UI Symbol"/>
+          <w:sz w:val="22"/>
+          <w:szCs w:val="22"/>
         </w:rPr>
         <w:t>✔</w:t>
       </w:r>
       <w:r>
+        <w:rPr>
+          <w:rFonts w:ascii="Trebuchet MS" w:hAnsi="Trebuchet MS"/>
+          <w:sz w:val="22"/>
+          <w:szCs w:val="22"/>
+        </w:rPr>
         <w:t xml:space="preserve"> </w:t>
       </w:r>
       <w:proofErr w:type="spellStart"/>
       <w:r>
+        <w:rPr>
+          <w:rFonts w:ascii="Trebuchet MS" w:hAnsi="Trebuchet MS"/>
+          <w:sz w:val="22"/>
+          <w:szCs w:val="22"/>
+        </w:rPr>
         <w:t>Dynamic</w:t>
       </w:r>
       <w:proofErr w:type="spellEnd"/>
       <w:r>
+        <w:rPr>
+          <w:rFonts w:ascii="Trebuchet MS" w:hAnsi="Trebuchet MS"/>
+          <w:sz w:val="22"/>
+          <w:szCs w:val="22"/>
+        </w:rPr>
         <w:t xml:space="preserve"> </w:t>
       </w:r>
       <w:proofErr w:type="spellStart"/>
       <w:r>
+        <w:rPr>
+          <w:rFonts w:ascii="Trebuchet MS" w:hAnsi="Trebuchet MS"/>
+          <w:sz w:val="22"/>
+          <w:szCs w:val="22"/>
+        </w:rPr>
         <w:t>validation</w:t>
       </w:r>
       <w:proofErr w:type="spellEnd"/>
       <w:r>
+        <w:rPr>
+          <w:rFonts w:ascii="Trebuchet MS" w:hAnsi="Trebuchet MS"/>
+          <w:sz w:val="22"/>
+          <w:szCs w:val="22"/>
+        </w:rPr>
         <w:t xml:space="preserve"> </w:t>
       </w:r>
       <w:proofErr w:type="spellStart"/>
       <w:r>
+        <w:rPr>
+          <w:rFonts w:ascii="Trebuchet MS" w:hAnsi="Trebuchet MS"/>
+          <w:sz w:val="22"/>
+          <w:szCs w:val="22"/>
+        </w:rPr>
         <w:t>procedure</w:t>
       </w:r>
       <w:proofErr w:type="spellEnd"/>
@@ -3921,42 +5531,89 @@
           <w:ilvl w:val="0"/>
           <w:numId w:val="14"/>
         </w:numPr>
+        <w:rPr>
+          <w:rFonts w:ascii="Trebuchet MS" w:hAnsi="Trebuchet MS"/>
+          <w:sz w:val="22"/>
+          <w:szCs w:val="22"/>
+        </w:rPr>
       </w:pPr>
       <w:r>
         <w:rPr>
           <w:rFonts w:ascii="Segoe UI Symbol" w:hAnsi="Segoe UI Symbol" w:cs="Segoe UI Symbol"/>
+          <w:sz w:val="22"/>
+          <w:szCs w:val="22"/>
         </w:rPr>
         <w:t>✔</w:t>
       </w:r>
       <w:r>
+        <w:rPr>
+          <w:rFonts w:ascii="Trebuchet MS" w:hAnsi="Trebuchet MS"/>
+          <w:sz w:val="22"/>
+          <w:szCs w:val="22"/>
+        </w:rPr>
         <w:t xml:space="preserve"> </w:t>
       </w:r>
       <w:proofErr w:type="spellStart"/>
       <w:r>
+        <w:rPr>
+          <w:rFonts w:ascii="Trebuchet MS" w:hAnsi="Trebuchet MS"/>
+          <w:sz w:val="22"/>
+          <w:szCs w:val="22"/>
+        </w:rPr>
         <w:t>Refcursor</w:t>
       </w:r>
       <w:proofErr w:type="spellEnd"/>
       <w:r>
+        <w:rPr>
+          <w:rFonts w:ascii="Trebuchet MS" w:hAnsi="Trebuchet MS"/>
+          <w:sz w:val="22"/>
+          <w:szCs w:val="22"/>
+        </w:rPr>
         <w:t xml:space="preserve"> </w:t>
       </w:r>
       <w:proofErr w:type="spellStart"/>
       <w:r>
+        <w:rPr>
+          <w:rFonts w:ascii="Trebuchet MS" w:hAnsi="Trebuchet MS"/>
+          <w:sz w:val="22"/>
+          <w:szCs w:val="22"/>
+        </w:rPr>
         <w:t>usage</w:t>
       </w:r>
       <w:proofErr w:type="spellEnd"/>
       <w:r>
+        <w:rPr>
+          <w:rFonts w:ascii="Trebuchet MS" w:hAnsi="Trebuchet MS"/>
+          <w:sz w:val="22"/>
+          <w:szCs w:val="22"/>
+        </w:rPr>
         <w:t xml:space="preserve"> </w:t>
       </w:r>
       <w:proofErr w:type="spellStart"/>
       <w:r>
+        <w:rPr>
+          <w:rFonts w:ascii="Trebuchet MS" w:hAnsi="Trebuchet MS"/>
+          <w:sz w:val="22"/>
+          <w:szCs w:val="22"/>
+        </w:rPr>
         <w:t>in</w:t>
       </w:r>
       <w:proofErr w:type="spellEnd"/>
       <w:r>
+        <w:rPr>
+          <w:rFonts w:ascii="Trebuchet MS" w:hAnsi="Trebuchet MS"/>
+          <w:sz w:val="22"/>
+          <w:szCs w:val="22"/>
+        </w:rPr>
         <w:t xml:space="preserve"> </w:t>
       </w:r>
       <w:proofErr w:type="spellStart"/>
       <w:r>
+        <w:rPr>
+          <w:rFonts w:ascii="Trebuchet MS" w:hAnsi="Trebuchet MS"/>
+          <w:sz w:val="22"/>
+          <w:szCs w:val="22"/>
+        </w:rPr>
         <w:t>validation</w:t>
       </w:r>
       <w:proofErr w:type="spellEnd"/>
@@ -3968,34 +5625,71 @@
           <w:ilvl w:val="0"/>
           <w:numId w:val="14"/>
         </w:numPr>
+        <w:rPr>
+          <w:rFonts w:ascii="Trebuchet MS" w:hAnsi="Trebuchet MS"/>
+          <w:sz w:val="22"/>
+          <w:szCs w:val="22"/>
+        </w:rPr>
       </w:pPr>
       <w:r>
         <w:rPr>
           <w:rFonts w:ascii="Segoe UI Symbol" w:hAnsi="Segoe UI Symbol" w:cs="Segoe UI Symbol"/>
+          <w:sz w:val="22"/>
+          <w:szCs w:val="22"/>
         </w:rPr>
         <w:t>✔</w:t>
       </w:r>
       <w:r>
+        <w:rPr>
+          <w:rFonts w:ascii="Trebuchet MS" w:hAnsi="Trebuchet MS"/>
+          <w:sz w:val="22"/>
+          <w:szCs w:val="22"/>
+        </w:rPr>
         <w:t xml:space="preserve"> </w:t>
       </w:r>
       <w:proofErr w:type="spellStart"/>
       <w:r>
+        <w:rPr>
+          <w:rFonts w:ascii="Trebuchet MS" w:hAnsi="Trebuchet MS"/>
+          <w:sz w:val="22"/>
+          <w:szCs w:val="22"/>
+        </w:rPr>
         <w:t>Centralized</w:t>
       </w:r>
       <w:proofErr w:type="spellEnd"/>
       <w:r>
+        <w:rPr>
+          <w:rFonts w:ascii="Trebuchet MS" w:hAnsi="Trebuchet MS"/>
+          <w:sz w:val="22"/>
+          <w:szCs w:val="22"/>
+        </w:rPr>
         <w:t xml:space="preserve"> </w:t>
       </w:r>
       <w:proofErr w:type="spellStart"/>
       <w:r>
+        <w:rPr>
+          <w:rFonts w:ascii="Trebuchet MS" w:hAnsi="Trebuchet MS"/>
+          <w:sz w:val="22"/>
+          <w:szCs w:val="22"/>
+        </w:rPr>
         <w:t>logging</w:t>
       </w:r>
       <w:proofErr w:type="spellEnd"/>
       <w:r>
+        <w:rPr>
+          <w:rFonts w:ascii="Trebuchet MS" w:hAnsi="Trebuchet MS"/>
+          <w:sz w:val="22"/>
+          <w:szCs w:val="22"/>
+        </w:rPr>
         <w:t xml:space="preserve"> </w:t>
       </w:r>
       <w:proofErr w:type="spellStart"/>
       <w:r>
+        <w:rPr>
+          <w:rFonts w:ascii="Trebuchet MS" w:hAnsi="Trebuchet MS"/>
+          <w:sz w:val="22"/>
+          <w:szCs w:val="22"/>
+        </w:rPr>
         <w:t>mechanism</w:t>
       </w:r>
       <w:proofErr w:type="spellEnd"/>
@@ -4007,71 +5701,119 @@
           <w:ilvl w:val="0"/>
           <w:numId w:val="14"/>
         </w:numPr>
+        <w:rPr>
+          <w:rFonts w:ascii="Trebuchet MS" w:hAnsi="Trebuchet MS"/>
+          <w:sz w:val="22"/>
+          <w:szCs w:val="22"/>
+        </w:rPr>
       </w:pPr>
       <w:r>
         <w:rPr>
           <w:rFonts w:ascii="Segoe UI Symbol" w:hAnsi="Segoe UI Symbol" w:cs="Segoe UI Symbol"/>
+          <w:sz w:val="22"/>
+          <w:szCs w:val="22"/>
         </w:rPr>
         <w:t>✔</w:t>
       </w:r>
       <w:r>
+        <w:rPr>
+          <w:rFonts w:ascii="Trebuchet MS" w:hAnsi="Trebuchet MS"/>
+          <w:sz w:val="22"/>
+          <w:szCs w:val="22"/>
+        </w:rPr>
         <w:t xml:space="preserve"> </w:t>
       </w:r>
       <w:proofErr w:type="spellStart"/>
       <w:r>
+        <w:rPr>
+          <w:rFonts w:ascii="Trebuchet MS" w:hAnsi="Trebuchet MS"/>
+          <w:sz w:val="22"/>
+          <w:szCs w:val="22"/>
+        </w:rPr>
         <w:t>Data</w:t>
       </w:r>
       <w:proofErr w:type="spellEnd"/>
       <w:r>
+        <w:rPr>
+          <w:rFonts w:ascii="Trebuchet MS" w:hAnsi="Trebuchet MS"/>
+          <w:sz w:val="22"/>
+          <w:szCs w:val="22"/>
+        </w:rPr>
         <w:t xml:space="preserve"> </w:t>
       </w:r>
       <w:proofErr w:type="spellStart"/>
       <w:r>
+        <w:rPr>
+          <w:rFonts w:ascii="Trebuchet MS" w:hAnsi="Trebuchet MS"/>
+          <w:sz w:val="22"/>
+          <w:szCs w:val="22"/>
+        </w:rPr>
         <w:t>lineage</w:t>
       </w:r>
       <w:proofErr w:type="spellEnd"/>
       <w:r>
+        <w:rPr>
+          <w:rFonts w:ascii="Trebuchet MS" w:hAnsi="Trebuchet MS"/>
+          <w:sz w:val="22"/>
+          <w:szCs w:val="22"/>
+        </w:rPr>
         <w:t xml:space="preserve"> </w:t>
       </w:r>
       <w:proofErr w:type="spellStart"/>
       <w:r>
+        <w:rPr>
+          <w:rFonts w:ascii="Trebuchet MS" w:hAnsi="Trebuchet MS"/>
+          <w:sz w:val="22"/>
+          <w:szCs w:val="22"/>
+        </w:rPr>
         <w:t>tracking</w:t>
       </w:r>
       <w:proofErr w:type="spellEnd"/>
     </w:p>
     <w:p>
-      <w:r>
-        <w:pict>
-          <v:rect id="_x0000_i1036" style="width:0;height:1.5pt" o:hralign="center" o:hrstd="t" o:hr="t" fillcolor="#a0a0a0" stroked="f"/>
-        </w:pict>
-      </w:r>
-    </w:p>
-    <w:p>
       <w:pPr>
         <w:pStyle w:val="3"/>
-      </w:pPr>
-      <w:proofErr w:type="spellStart"/>
-      <w:r>
-        <w:lastRenderedPageBreak/>
+        <w:rPr>
+          <w:rFonts w:ascii="Trebuchet MS" w:hAnsi="Trebuchet MS"/>
+          <w:sz w:val="22"/>
+          <w:szCs w:val="22"/>
+          <w:lang w:val="en-GB"/>
+        </w:rPr>
+      </w:pPr>
+      <w:r>
+        <w:rPr>
+          <w:rFonts w:ascii="Trebuchet MS" w:hAnsi="Trebuchet MS"/>
+          <w:sz w:val="22"/>
+          <w:szCs w:val="22"/>
+          <w:lang w:val="en-GB"/>
+        </w:rPr>
         <w:t>Conclusion</w:t>
       </w:r>
-      <w:proofErr w:type="spellEnd"/>
-    </w:p>
-    <w:p>
-      <w:pPr>
-        <w:pStyle w:val="a3"/>
-        <w:rPr>
-          <w:lang w:val="en-GB"/>
-        </w:rPr>
-      </w:pPr>
-      <w:r>
-        <w:rPr>
+    </w:p>
+    <w:p>
+      <w:pPr>
+        <w:pStyle w:val="a3"/>
+        <w:rPr>
+          <w:rFonts w:ascii="Trebuchet MS" w:hAnsi="Trebuchet MS"/>
+          <w:sz w:val="22"/>
+          <w:szCs w:val="22"/>
+          <w:lang w:val="en-GB"/>
+        </w:rPr>
+      </w:pPr>
+      <w:r>
+        <w:rPr>
+          <w:rFonts w:ascii="Trebuchet MS" w:hAnsi="Trebuchet MS"/>
+          <w:sz w:val="22"/>
+          <w:szCs w:val="22"/>
           <w:lang w:val="en-GB"/>
         </w:rPr>
         <w:t>The procedure implements a controlled, auditable, and repeatable ETL process from the 3NF layer to the Dimensional Model.</w:t>
       </w:r>
       <w:r>
         <w:rPr>
+          <w:rFonts w:ascii="Trebuchet MS" w:hAnsi="Trebuchet MS"/>
+          <w:sz w:val="22"/>
+          <w:szCs w:val="22"/>
           <w:lang w:val="en-GB"/>
         </w:rPr>
         <w:br/>
@@ -4080,6 +5822,9 @@
       <w:proofErr w:type="spellStart"/>
       <w:r>
         <w:rPr>
+          <w:rFonts w:ascii="Trebuchet MS" w:hAnsi="Trebuchet MS"/>
+          <w:sz w:val="22"/>
+          <w:szCs w:val="22"/>
           <w:lang w:val="en-GB"/>
         </w:rPr>
         <w:t>behavior</w:t>
@@ -4087,6 +5832,9 @@
       <w:proofErr w:type="spellEnd"/>
       <w:r>
         <w:rPr>
+          <w:rFonts w:ascii="Trebuchet MS" w:hAnsi="Trebuchet MS"/>
+          <w:sz w:val="22"/>
+          <w:szCs w:val="22"/>
           <w:lang w:val="en-GB"/>
         </w:rPr>
         <w:t xml:space="preserve"> across multiple executions.</w:t>
@@ -4098,10 +5846,10 @@
         <w:shd w:val="clear" w:color="auto" w:fill="FFFFFF"/>
         <w:spacing w:before="0" w:beforeAutospacing="0" w:after="0" w:afterAutospacing="0"/>
         <w:rPr>
-          <w:rFonts w:ascii="Consolas" w:hAnsi="Consolas"/>
+          <w:rFonts w:ascii="Trebuchet MS" w:hAnsi="Trebuchet MS"/>
           <w:color w:val="000000"/>
-          <w:sz w:val="16"/>
-          <w:szCs w:val="16"/>
+          <w:sz w:val="22"/>
+          <w:szCs w:val="22"/>
           <w:lang w:val="en-GB"/>
         </w:rPr>
       </w:pPr>
@@ -4112,10 +5860,10 @@
         <w:shd w:val="clear" w:color="auto" w:fill="FFFFFF"/>
         <w:spacing w:before="0" w:beforeAutospacing="0" w:after="0" w:afterAutospacing="0"/>
         <w:rPr>
-          <w:rFonts w:ascii="Consolas" w:hAnsi="Consolas"/>
+          <w:rFonts w:ascii="Trebuchet MS" w:hAnsi="Trebuchet MS"/>
           <w:color w:val="000000"/>
-          <w:sz w:val="16"/>
-          <w:szCs w:val="16"/>
+          <w:sz w:val="22"/>
+          <w:szCs w:val="22"/>
           <w:lang w:val="en-GB"/>
         </w:rPr>
       </w:pPr>
@@ -4126,19 +5874,19 @@
         <w:shd w:val="clear" w:color="auto" w:fill="FFFFFF"/>
         <w:spacing w:before="0" w:beforeAutospacing="0" w:after="0" w:afterAutospacing="0"/>
         <w:rPr>
-          <w:rFonts w:ascii="Consolas" w:hAnsi="Consolas"/>
+          <w:rFonts w:ascii="Trebuchet MS" w:hAnsi="Trebuchet MS"/>
           <w:color w:val="000000"/>
-          <w:sz w:val="16"/>
-          <w:szCs w:val="16"/>
-          <w:lang w:val="en-GB"/>
-        </w:rPr>
-      </w:pPr>
-      <w:r>
-        <w:rPr>
-          <w:rFonts w:ascii="Consolas" w:hAnsi="Consolas"/>
+          <w:sz w:val="22"/>
+          <w:szCs w:val="22"/>
+          <w:lang w:val="en-GB"/>
+        </w:rPr>
+      </w:pPr>
+      <w:r>
+        <w:rPr>
+          <w:rFonts w:ascii="Trebuchet MS" w:hAnsi="Trebuchet MS"/>
           <w:color w:val="000000"/>
-          <w:sz w:val="16"/>
-          <w:szCs w:val="16"/>
+          <w:sz w:val="22"/>
+          <w:szCs w:val="22"/>
           <w:lang w:val="en-GB"/>
         </w:rPr>
         <w:t>SECOND RUN</w:t>
@@ -4150,10 +5898,10 @@
         <w:shd w:val="clear" w:color="auto" w:fill="FFFFFF"/>
         <w:spacing w:before="0" w:beforeAutospacing="0" w:after="0" w:afterAutospacing="0"/>
         <w:rPr>
-          <w:rFonts w:ascii="Consolas" w:hAnsi="Consolas"/>
+          <w:rFonts w:ascii="Trebuchet MS" w:hAnsi="Trebuchet MS"/>
           <w:color w:val="000000"/>
-          <w:sz w:val="16"/>
-          <w:szCs w:val="16"/>
+          <w:sz w:val="22"/>
+          <w:szCs w:val="22"/>
           <w:lang w:val="en-GB"/>
         </w:rPr>
       </w:pPr>
@@ -4164,20 +5912,20 @@
         <w:shd w:val="clear" w:color="auto" w:fill="FFFFFF"/>
         <w:spacing w:before="0" w:beforeAutospacing="0" w:after="0" w:afterAutospacing="0"/>
         <w:rPr>
-          <w:rFonts w:ascii="Consolas" w:hAnsi="Consolas"/>
+          <w:rFonts w:ascii="Trebuchet MS" w:hAnsi="Trebuchet MS"/>
           <w:color w:val="000000"/>
-          <w:sz w:val="16"/>
-          <w:szCs w:val="16"/>
-          <w:lang w:val="en-GB"/>
-        </w:rPr>
-      </w:pPr>
-      <w:r>
-        <w:rPr>
-          <w:rFonts w:ascii="Consolas" w:hAnsi="Consolas"/>
+          <w:sz w:val="22"/>
+          <w:szCs w:val="22"/>
+          <w:lang w:val="en-GB"/>
+        </w:rPr>
+      </w:pPr>
+      <w:r>
+        <w:rPr>
+          <w:rFonts w:ascii="Trebuchet MS" w:hAnsi="Trebuchet MS"/>
+          <w:noProof/>
           <w:color w:val="000000"/>
-          <w:sz w:val="16"/>
-          <w:szCs w:val="16"/>
-          <w:lang w:val="en-GB"/>
+          <w:sz w:val="22"/>
+          <w:szCs w:val="22"/>
         </w:rPr>
         <w:drawing>
           <wp:inline distT="0" distB="0" distL="0" distR="0" wp14:anchorId="5E14BDD5" wp14:editId="5627134D">
@@ -4222,10 +5970,10 @@
         <w:shd w:val="clear" w:color="auto" w:fill="FFFFFF"/>
         <w:spacing w:before="0" w:beforeAutospacing="0" w:after="0" w:afterAutospacing="0"/>
         <w:rPr>
-          <w:rFonts w:ascii="Consolas" w:hAnsi="Consolas"/>
+          <w:rFonts w:ascii="Trebuchet MS" w:hAnsi="Trebuchet MS"/>
           <w:color w:val="000000"/>
-          <w:sz w:val="16"/>
-          <w:szCs w:val="16"/>
+          <w:sz w:val="22"/>
+          <w:szCs w:val="22"/>
           <w:lang w:val="en-GB"/>
         </w:rPr>
       </w:pPr>
@@ -4236,21 +5984,22 @@
         <w:shd w:val="clear" w:color="auto" w:fill="FFFFFF"/>
         <w:spacing w:before="0" w:beforeAutospacing="0" w:after="0" w:afterAutospacing="0"/>
         <w:rPr>
-          <w:rFonts w:ascii="Consolas" w:hAnsi="Consolas"/>
+          <w:rFonts w:ascii="Trebuchet MS" w:hAnsi="Trebuchet MS"/>
           <w:color w:val="000000"/>
-          <w:sz w:val="16"/>
-          <w:szCs w:val="16"/>
-          <w:lang w:val="en-GB"/>
-        </w:rPr>
-      </w:pPr>
-      <w:r>
-        <w:rPr>
-          <w:rFonts w:ascii="Consolas" w:hAnsi="Consolas"/>
+          <w:sz w:val="22"/>
+          <w:szCs w:val="22"/>
+          <w:lang w:val="en-GB"/>
+        </w:rPr>
+      </w:pPr>
+      <w:r>
+        <w:rPr>
+          <w:rFonts w:ascii="Trebuchet MS" w:hAnsi="Trebuchet MS"/>
+          <w:noProof/>
           <w:color w:val="000000"/>
-          <w:sz w:val="16"/>
-          <w:szCs w:val="16"/>
-          <w:lang w:val="en-GB"/>
-        </w:rPr>
+          <w:sz w:val="22"/>
+          <w:szCs w:val="22"/>
+        </w:rPr>
+        <w:lastRenderedPageBreak/>
         <w:drawing>
           <wp:inline distT="0" distB="0" distL="0" distR="0" wp14:anchorId="25C8E0BC" wp14:editId="6376853B">
             <wp:extent cx="5731510" cy="1260475"/>
@@ -4294,20 +6043,20 @@
         <w:shd w:val="clear" w:color="auto" w:fill="FFFFFF"/>
         <w:spacing w:before="0" w:beforeAutospacing="0" w:after="0" w:afterAutospacing="0"/>
         <w:rPr>
-          <w:rFonts w:ascii="Consolas" w:hAnsi="Consolas"/>
+          <w:rFonts w:ascii="Trebuchet MS" w:hAnsi="Trebuchet MS"/>
           <w:color w:val="000000"/>
-          <w:sz w:val="16"/>
-          <w:szCs w:val="16"/>
-          <w:lang w:val="en-GB"/>
-        </w:rPr>
-      </w:pPr>
-      <w:r>
-        <w:rPr>
-          <w:rFonts w:ascii="Consolas" w:hAnsi="Consolas"/>
+          <w:sz w:val="22"/>
+          <w:szCs w:val="22"/>
+          <w:lang w:val="en-GB"/>
+        </w:rPr>
+      </w:pPr>
+      <w:r>
+        <w:rPr>
+          <w:rFonts w:ascii="Trebuchet MS" w:hAnsi="Trebuchet MS"/>
+          <w:noProof/>
           <w:color w:val="000000"/>
-          <w:sz w:val="16"/>
-          <w:szCs w:val="16"/>
-          <w:lang w:val="en-GB"/>
+          <w:sz w:val="22"/>
+          <w:szCs w:val="22"/>
         </w:rPr>
         <w:drawing>
           <wp:inline distT="0" distB="0" distL="0" distR="0" wp14:anchorId="76E8D250" wp14:editId="16EEA91C">
@@ -4352,39 +6101,39 @@
         <w:shd w:val="clear" w:color="auto" w:fill="FFFFFF"/>
         <w:spacing w:before="0" w:beforeAutospacing="0" w:after="0" w:afterAutospacing="0"/>
         <w:rPr>
-          <w:rFonts w:ascii="Consolas" w:hAnsi="Consolas"/>
+          <w:rFonts w:ascii="Trebuchet MS" w:hAnsi="Trebuchet MS"/>
           <w:color w:val="000000"/>
-          <w:sz w:val="16"/>
-          <w:szCs w:val="16"/>
-          <w:lang w:val="en-GB"/>
-        </w:rPr>
-      </w:pPr>
-      <w:r>
-        <w:rPr>
-          <w:rFonts w:ascii="Consolas" w:hAnsi="Consolas"/>
+          <w:sz w:val="22"/>
+          <w:szCs w:val="22"/>
+          <w:lang w:val="en-GB"/>
+        </w:rPr>
+      </w:pPr>
+      <w:r>
+        <w:rPr>
+          <w:rFonts w:ascii="Trebuchet MS" w:hAnsi="Trebuchet MS"/>
           <w:color w:val="000000"/>
-          <w:sz w:val="16"/>
-          <w:szCs w:val="16"/>
+          <w:sz w:val="22"/>
+          <w:szCs w:val="22"/>
           <w:lang w:val="en-GB"/>
         </w:rPr>
         <w:t xml:space="preserve">SECOND RUN </w:t>
       </w:r>
       <w:r>
         <w:rPr>
-          <w:rFonts w:ascii="Consolas" w:hAnsi="Consolas"/>
+          <w:rFonts w:ascii="Trebuchet MS" w:hAnsi="Trebuchet MS"/>
           <w:color w:val="000000"/>
-          <w:sz w:val="16"/>
-          <w:szCs w:val="16"/>
+          <w:sz w:val="22"/>
+          <w:szCs w:val="22"/>
           <w:lang w:val="uk-UA"/>
         </w:rPr>
         <w:t>720 +</w:t>
       </w:r>
       <w:r>
         <w:rPr>
-          <w:rFonts w:ascii="Consolas" w:hAnsi="Consolas"/>
+          <w:rFonts w:ascii="Trebuchet MS" w:hAnsi="Trebuchet MS"/>
           <w:color w:val="000000"/>
-          <w:sz w:val="16"/>
-          <w:szCs w:val="16"/>
+          <w:sz w:val="22"/>
+          <w:szCs w:val="22"/>
           <w:lang w:val="en-GB"/>
         </w:rPr>
         <w:t>default row inserted before</w:t>
@@ -4396,10 +6145,10 @@
         <w:shd w:val="clear" w:color="auto" w:fill="FFFFFF"/>
         <w:spacing w:before="0" w:beforeAutospacing="0" w:after="0" w:afterAutospacing="0"/>
         <w:rPr>
-          <w:rFonts w:ascii="Consolas" w:hAnsi="Consolas"/>
+          <w:rFonts w:ascii="Trebuchet MS" w:hAnsi="Trebuchet MS"/>
           <w:color w:val="000000"/>
-          <w:sz w:val="16"/>
-          <w:szCs w:val="16"/>
+          <w:sz w:val="22"/>
+          <w:szCs w:val="22"/>
           <w:lang w:val="en-GB"/>
         </w:rPr>
       </w:pPr>
@@ -4410,13 +6159,25 @@
         <w:shd w:val="clear" w:color="auto" w:fill="FFFFFF"/>
         <w:spacing w:before="0" w:beforeAutospacing="0" w:after="0" w:afterAutospacing="0"/>
         <w:rPr>
-          <w:rFonts w:ascii="Consolas" w:hAnsi="Consolas"/>
+          <w:rFonts w:ascii="Trebuchet MS" w:hAnsi="Trebuchet MS"/>
+          <w:b/>
           <w:color w:val="000000"/>
-          <w:sz w:val="16"/>
-          <w:szCs w:val="16"/>
+          <w:sz w:val="40"/>
+          <w:szCs w:val="40"/>
           <w:lang w:val="uk-UA"/>
         </w:rPr>
       </w:pPr>
+      <w:r>
+        <w:rPr>
+          <w:rFonts w:ascii="Trebuchet MS" w:hAnsi="Trebuchet MS"/>
+          <w:b/>
+          <w:color w:val="000000"/>
+          <w:sz w:val="40"/>
+          <w:szCs w:val="40"/>
+          <w:lang w:val="uk-UA"/>
+        </w:rPr>
+        <w:t>DIM_STORES</w:t>
+      </w:r>
     </w:p>
     <w:p>
       <w:pPr>
@@ -4424,23 +6185,13 @@
         <w:shd w:val="clear" w:color="auto" w:fill="FFFFFF"/>
         <w:spacing w:before="0" w:beforeAutospacing="0" w:after="0" w:afterAutospacing="0"/>
         <w:rPr>
-          <w:rFonts w:ascii="Consolas" w:hAnsi="Consolas"/>
+          <w:rFonts w:ascii="Trebuchet MS" w:hAnsi="Trebuchet MS"/>
           <w:color w:val="000000"/>
-          <w:sz w:val="16"/>
-          <w:szCs w:val="16"/>
-          <w:lang w:val="en-GB"/>
-        </w:rPr>
-      </w:pPr>
-      <w:r>
-        <w:rPr>
-          <w:rFonts w:ascii="Consolas" w:hAnsi="Consolas"/>
-          <w:color w:val="000000"/>
-          <w:sz w:val="16"/>
-          <w:szCs w:val="16"/>
-          <w:lang w:val="en-GB"/>
-        </w:rPr>
-        <w:t xml:space="preserve">First run </w:t>
-      </w:r>
+          <w:sz w:val="22"/>
+          <w:szCs w:val="22"/>
+          <w:lang w:val="uk-UA"/>
+        </w:rPr>
+      </w:pPr>
     </w:p>
     <w:p>
       <w:pPr>
@@ -4448,188 +6199,22 @@
         <w:shd w:val="clear" w:color="auto" w:fill="FFFFFF"/>
         <w:spacing w:before="0" w:beforeAutospacing="0" w:after="0" w:afterAutospacing="0"/>
         <w:rPr>
-          <w:rFonts w:ascii="Consolas" w:hAnsi="Consolas"/>
+          <w:rFonts w:ascii="Trebuchet MS" w:hAnsi="Trebuchet MS"/>
           <w:color w:val="000000"/>
-          <w:sz w:val="16"/>
-          <w:szCs w:val="16"/>
-          <w:lang w:val="en-GB"/>
-        </w:rPr>
-      </w:pPr>
-      <w:r>
-        <w:rPr>
-          <w:rFonts w:ascii="Segoe UI Symbol" w:hAnsi="Segoe UI Symbol" w:cs="Segoe UI Symbol"/>
-          <w:lang w:val="en-GB"/>
-        </w:rPr>
-        <w:t>✔</w:t>
-      </w:r>
-      <w:r>
-        <w:rPr>
-          <w:lang w:val="en-GB"/>
-        </w:rPr>
-        <w:t xml:space="preserve"> Composite type (</w:t>
-      </w:r>
-      <w:proofErr w:type="spellStart"/>
-      <w:r>
-        <w:rPr>
-          <w:rStyle w:val="HTML"/>
-          <w:lang w:val="en-GB"/>
-        </w:rPr>
-        <w:t>t_source_ctx</w:t>
-      </w:r>
-      <w:proofErr w:type="spellEnd"/>
-      <w:proofErr w:type="gramStart"/>
-      <w:r>
-        <w:rPr>
-          <w:lang w:val="en-GB"/>
-        </w:rPr>
-        <w:t>)</w:t>
-      </w:r>
-      <w:proofErr w:type="gramEnd"/>
-      <w:r>
-        <w:rPr>
-          <w:lang w:val="en-GB"/>
-        </w:rPr>
-        <w:br/>
-      </w:r>
-      <w:r>
-        <w:rPr>
-          <w:rFonts w:ascii="Segoe UI Symbol" w:hAnsi="Segoe UI Symbol" w:cs="Segoe UI Symbol"/>
-          <w:lang w:val="en-GB"/>
-        </w:rPr>
-        <w:t>✔</w:t>
-      </w:r>
-      <w:r>
-        <w:rPr>
-          <w:lang w:val="en-GB"/>
-        </w:rPr>
-        <w:t xml:space="preserve"> Validation procedure (</w:t>
-      </w:r>
-      <w:proofErr w:type="spellStart"/>
-      <w:r>
-        <w:rPr>
-          <w:rStyle w:val="HTML"/>
-          <w:lang w:val="en-GB"/>
-        </w:rPr>
-        <w:t>pr_validate_na_only</w:t>
-      </w:r>
-      <w:proofErr w:type="spellEnd"/>
-      <w:r>
-        <w:rPr>
-          <w:lang w:val="en-GB"/>
-        </w:rPr>
-        <w:t>)</w:t>
-      </w:r>
-      <w:r>
-        <w:rPr>
-          <w:lang w:val="en-GB"/>
-        </w:rPr>
-        <w:br/>
-      </w:r>
-      <w:r>
-        <w:rPr>
-          <w:rFonts w:ascii="Segoe UI Symbol" w:hAnsi="Segoe UI Symbol" w:cs="Segoe UI Symbol"/>
-          <w:lang w:val="en-GB"/>
-        </w:rPr>
-        <w:t>✔</w:t>
-      </w:r>
-      <w:r>
-        <w:rPr>
-          <w:lang w:val="en-GB"/>
-        </w:rPr>
-        <w:t xml:space="preserve"> Ignore default row (</w:t>
-      </w:r>
-      <w:proofErr w:type="spellStart"/>
-      <w:r>
-        <w:rPr>
-          <w:rStyle w:val="HTML"/>
-          <w:lang w:val="en-GB"/>
-        </w:rPr>
-        <w:t>store_id</w:t>
-      </w:r>
-      <w:proofErr w:type="spellEnd"/>
-      <w:r>
-        <w:rPr>
-          <w:rStyle w:val="HTML"/>
-          <w:lang w:val="en-GB"/>
-        </w:rPr>
-        <w:t xml:space="preserve"> = -1</w:t>
-      </w:r>
-      <w:r>
-        <w:rPr>
-          <w:lang w:val="en-GB"/>
-        </w:rPr>
-        <w:t>)</w:t>
-      </w:r>
-      <w:r>
-        <w:rPr>
-          <w:lang w:val="en-GB"/>
-        </w:rPr>
-        <w:br/>
-      </w:r>
-      <w:r>
-        <w:rPr>
-          <w:rFonts w:ascii="Segoe UI Symbol" w:hAnsi="Segoe UI Symbol" w:cs="Segoe UI Symbol"/>
-          <w:lang w:val="en-GB"/>
-        </w:rPr>
-        <w:t>✔</w:t>
-      </w:r>
-      <w:r>
-        <w:rPr>
-          <w:lang w:val="en-GB"/>
-        </w:rPr>
-        <w:t xml:space="preserve"> Data lineage (BL_3NF → CE_STORES → </w:t>
-      </w:r>
-      <w:proofErr w:type="spellStart"/>
-      <w:r>
-        <w:rPr>
-          <w:lang w:val="en-GB"/>
-        </w:rPr>
-        <w:t>store_id</w:t>
-      </w:r>
-      <w:proofErr w:type="spellEnd"/>
-      <w:r>
-        <w:rPr>
-          <w:lang w:val="en-GB"/>
-        </w:rPr>
-        <w:t>)</w:t>
-      </w:r>
-      <w:r>
-        <w:rPr>
-          <w:lang w:val="en-GB"/>
-        </w:rPr>
-        <w:br/>
-      </w:r>
-      <w:r>
-        <w:rPr>
-          <w:rFonts w:ascii="Segoe UI Symbol" w:hAnsi="Segoe UI Symbol" w:cs="Segoe UI Symbol"/>
-          <w:lang w:val="en-GB"/>
-        </w:rPr>
-        <w:t>✔</w:t>
-      </w:r>
-      <w:r>
-        <w:rPr>
-          <w:lang w:val="en-GB"/>
-        </w:rPr>
-        <w:t xml:space="preserve"> UPSERT (repeatable execution)</w:t>
-      </w:r>
-      <w:r>
-        <w:rPr>
-          <w:lang w:val="en-GB"/>
-        </w:rPr>
-        <w:br/>
-      </w:r>
-      <w:r>
-        <w:rPr>
-          <w:rFonts w:ascii="Segoe UI Symbol" w:hAnsi="Segoe UI Symbol" w:cs="Segoe UI Symbol"/>
-          <w:lang w:val="en-GB"/>
-        </w:rPr>
-        <w:t>✔</w:t>
-      </w:r>
-      <w:r>
-        <w:rPr>
-          <w:lang w:val="en-GB"/>
-        </w:rPr>
-        <w:t xml:space="preserve"> Centralized logging</w:t>
+          <w:sz w:val="22"/>
+          <w:szCs w:val="22"/>
+          <w:lang w:val="en-GB"/>
+        </w:rPr>
+      </w:pPr>
+      <w:r>
+        <w:rPr>
+          <w:rFonts w:ascii="Trebuchet MS" w:hAnsi="Trebuchet MS"/>
+          <w:color w:val="000000"/>
+          <w:sz w:val="22"/>
+          <w:szCs w:val="22"/>
+          <w:lang w:val="en-GB"/>
+        </w:rPr>
+        <w:t xml:space="preserve">First run </w:t>
       </w:r>
     </w:p>
     <w:p>
@@ -4638,20 +6223,318 @@
         <w:shd w:val="clear" w:color="auto" w:fill="FFFFFF"/>
         <w:spacing w:before="0" w:beforeAutospacing="0" w:after="0" w:afterAutospacing="0"/>
         <w:rPr>
-          <w:rFonts w:ascii="Consolas" w:hAnsi="Consolas"/>
+          <w:rFonts w:ascii="Trebuchet MS" w:hAnsi="Trebuchet MS"/>
           <w:color w:val="000000"/>
-          <w:sz w:val="16"/>
-          <w:szCs w:val="16"/>
+          <w:sz w:val="22"/>
+          <w:szCs w:val="22"/>
+          <w:lang w:val="en-GB"/>
+        </w:rPr>
+      </w:pPr>
+      <w:r>
+        <w:rPr>
+          <w:rFonts w:ascii="Segoe UI Symbol" w:hAnsi="Segoe UI Symbol" w:cs="Segoe UI Symbol"/>
+          <w:sz w:val="22"/>
+          <w:szCs w:val="22"/>
+          <w:lang w:val="en-GB"/>
+        </w:rPr>
+        <w:t>✔</w:t>
+      </w:r>
+      <w:r>
+        <w:rPr>
+          <w:rFonts w:ascii="Trebuchet MS" w:hAnsi="Trebuchet MS"/>
+          <w:sz w:val="22"/>
+          <w:szCs w:val="22"/>
+          <w:lang w:val="en-GB"/>
+        </w:rPr>
+        <w:t xml:space="preserve"> Composite type (</w:t>
+      </w:r>
+      <w:proofErr w:type="spellStart"/>
+      <w:r>
+        <w:rPr>
+          <w:rStyle w:val="HTML"/>
+          <w:rFonts w:ascii="Trebuchet MS" w:hAnsi="Trebuchet MS"/>
+          <w:sz w:val="22"/>
+          <w:szCs w:val="22"/>
+          <w:lang w:val="en-GB"/>
+        </w:rPr>
+        <w:t>t_source_ctx</w:t>
+      </w:r>
+      <w:proofErr w:type="spellEnd"/>
+      <w:proofErr w:type="gramStart"/>
+      <w:r>
+        <w:rPr>
+          <w:rFonts w:ascii="Trebuchet MS" w:hAnsi="Trebuchet MS"/>
+          <w:sz w:val="22"/>
+          <w:szCs w:val="22"/>
+          <w:lang w:val="en-GB"/>
+        </w:rPr>
+        <w:t>)</w:t>
+      </w:r>
+      <w:proofErr w:type="gramEnd"/>
+      <w:r>
+        <w:rPr>
+          <w:rFonts w:ascii="Trebuchet MS" w:hAnsi="Trebuchet MS"/>
+          <w:sz w:val="22"/>
+          <w:szCs w:val="22"/>
+          <w:lang w:val="en-GB"/>
+        </w:rPr>
+        <w:br/>
+      </w:r>
+      <w:r>
+        <w:rPr>
+          <w:rFonts w:ascii="Segoe UI Symbol" w:hAnsi="Segoe UI Symbol" w:cs="Segoe UI Symbol"/>
+          <w:sz w:val="22"/>
+          <w:szCs w:val="22"/>
+          <w:lang w:val="en-GB"/>
+        </w:rPr>
+        <w:t>✔</w:t>
+      </w:r>
+      <w:r>
+        <w:rPr>
+          <w:rFonts w:ascii="Trebuchet MS" w:hAnsi="Trebuchet MS"/>
+          <w:sz w:val="22"/>
+          <w:szCs w:val="22"/>
+          <w:lang w:val="en-GB"/>
+        </w:rPr>
+        <w:t xml:space="preserve"> Validation procedure (</w:t>
+      </w:r>
+      <w:proofErr w:type="spellStart"/>
+      <w:r>
+        <w:rPr>
+          <w:rStyle w:val="HTML"/>
+          <w:rFonts w:ascii="Trebuchet MS" w:hAnsi="Trebuchet MS"/>
+          <w:sz w:val="22"/>
+          <w:szCs w:val="22"/>
+          <w:lang w:val="en-GB"/>
+        </w:rPr>
+        <w:t>pr_validate_na_only</w:t>
+      </w:r>
+      <w:proofErr w:type="spellEnd"/>
+      <w:r>
+        <w:rPr>
+          <w:rFonts w:ascii="Trebuchet MS" w:hAnsi="Trebuchet MS"/>
+          <w:sz w:val="22"/>
+          <w:szCs w:val="22"/>
+          <w:lang w:val="en-GB"/>
+        </w:rPr>
+        <w:t>)</w:t>
+      </w:r>
+      <w:r>
+        <w:rPr>
+          <w:rFonts w:ascii="Trebuchet MS" w:hAnsi="Trebuchet MS"/>
+          <w:sz w:val="22"/>
+          <w:szCs w:val="22"/>
+          <w:lang w:val="en-GB"/>
+        </w:rPr>
+        <w:br/>
+      </w:r>
+      <w:r>
+        <w:rPr>
+          <w:rFonts w:ascii="Segoe UI Symbol" w:hAnsi="Segoe UI Symbol" w:cs="Segoe UI Symbol"/>
+          <w:sz w:val="22"/>
+          <w:szCs w:val="22"/>
+          <w:lang w:val="en-GB"/>
+        </w:rPr>
+        <w:t>✔</w:t>
+      </w:r>
+      <w:r>
+        <w:rPr>
+          <w:rFonts w:ascii="Trebuchet MS" w:hAnsi="Trebuchet MS"/>
+          <w:sz w:val="22"/>
+          <w:szCs w:val="22"/>
+          <w:lang w:val="en-GB"/>
+        </w:rPr>
+        <w:t xml:space="preserve"> Ignore default row (</w:t>
+      </w:r>
+      <w:proofErr w:type="spellStart"/>
+      <w:r>
+        <w:rPr>
+          <w:rStyle w:val="HTML"/>
+          <w:rFonts w:ascii="Trebuchet MS" w:hAnsi="Trebuchet MS"/>
+          <w:sz w:val="22"/>
+          <w:szCs w:val="22"/>
+          <w:lang w:val="en-GB"/>
+        </w:rPr>
+        <w:t>store_id</w:t>
+      </w:r>
+      <w:proofErr w:type="spellEnd"/>
+      <w:r>
+        <w:rPr>
+          <w:rStyle w:val="HTML"/>
+          <w:rFonts w:ascii="Trebuchet MS" w:hAnsi="Trebuchet MS"/>
+          <w:sz w:val="22"/>
+          <w:szCs w:val="22"/>
+          <w:lang w:val="en-GB"/>
+        </w:rPr>
+        <w:t xml:space="preserve"> = -1</w:t>
+      </w:r>
+      <w:r>
+        <w:rPr>
+          <w:rFonts w:ascii="Trebuchet MS" w:hAnsi="Trebuchet MS"/>
+          <w:sz w:val="22"/>
+          <w:szCs w:val="22"/>
+          <w:lang w:val="en-GB"/>
+        </w:rPr>
+        <w:t>)</w:t>
+      </w:r>
+      <w:r>
+        <w:rPr>
+          <w:rFonts w:ascii="Trebuchet MS" w:hAnsi="Trebuchet MS"/>
+          <w:sz w:val="22"/>
+          <w:szCs w:val="22"/>
+          <w:lang w:val="en-GB"/>
+        </w:rPr>
+        <w:br/>
+      </w:r>
+      <w:r>
+        <w:rPr>
+          <w:rFonts w:ascii="Segoe UI Symbol" w:hAnsi="Segoe UI Symbol" w:cs="Segoe UI Symbol"/>
+          <w:sz w:val="22"/>
+          <w:szCs w:val="22"/>
+          <w:lang w:val="en-GB"/>
+        </w:rPr>
+        <w:t>✔</w:t>
+      </w:r>
+      <w:r>
+        <w:rPr>
+          <w:rFonts w:ascii="Trebuchet MS" w:hAnsi="Trebuchet MS"/>
+          <w:sz w:val="22"/>
+          <w:szCs w:val="22"/>
+          <w:lang w:val="en-GB"/>
+        </w:rPr>
+        <w:t xml:space="preserve"> Data lineage (BL_3NF </w:t>
+      </w:r>
+      <w:r>
+        <w:rPr>
+          <w:rFonts w:ascii="Arial" w:hAnsi="Arial" w:cs="Arial"/>
+          <w:sz w:val="22"/>
+          <w:szCs w:val="22"/>
+          <w:lang w:val="en-GB"/>
+        </w:rPr>
+        <w:t>→</w:t>
+      </w:r>
+      <w:r>
+        <w:rPr>
+          <w:rFonts w:ascii="Trebuchet MS" w:hAnsi="Trebuchet MS"/>
+          <w:sz w:val="22"/>
+          <w:szCs w:val="22"/>
+          <w:lang w:val="en-GB"/>
+        </w:rPr>
+        <w:t xml:space="preserve"> CE_STORES </w:t>
+      </w:r>
+      <w:r>
+        <w:rPr>
+          <w:rFonts w:ascii="Arial" w:hAnsi="Arial" w:cs="Arial"/>
+          <w:sz w:val="22"/>
+          <w:szCs w:val="22"/>
+          <w:lang w:val="en-GB"/>
+        </w:rPr>
+        <w:t>→</w:t>
+      </w:r>
+      <w:r>
+        <w:rPr>
+          <w:rFonts w:ascii="Trebuchet MS" w:hAnsi="Trebuchet MS"/>
+          <w:sz w:val="22"/>
+          <w:szCs w:val="22"/>
+          <w:lang w:val="en-GB"/>
+        </w:rPr>
+        <w:t xml:space="preserve"> </w:t>
+      </w:r>
+      <w:proofErr w:type="spellStart"/>
+      <w:r>
+        <w:rPr>
+          <w:rFonts w:ascii="Trebuchet MS" w:hAnsi="Trebuchet MS"/>
+          <w:sz w:val="22"/>
+          <w:szCs w:val="22"/>
+          <w:lang w:val="en-GB"/>
+        </w:rPr>
+        <w:t>store_id</w:t>
+      </w:r>
+      <w:proofErr w:type="spellEnd"/>
+      <w:r>
+        <w:rPr>
+          <w:rFonts w:ascii="Trebuchet MS" w:hAnsi="Trebuchet MS"/>
+          <w:sz w:val="22"/>
+          <w:szCs w:val="22"/>
+          <w:lang w:val="en-GB"/>
+        </w:rPr>
+        <w:t>)</w:t>
+      </w:r>
+      <w:r>
+        <w:rPr>
+          <w:rFonts w:ascii="Trebuchet MS" w:hAnsi="Trebuchet MS"/>
+          <w:sz w:val="22"/>
+          <w:szCs w:val="22"/>
+          <w:lang w:val="en-GB"/>
+        </w:rPr>
+        <w:br/>
+      </w:r>
+      <w:r>
+        <w:rPr>
+          <w:rFonts w:ascii="Segoe UI Symbol" w:hAnsi="Segoe UI Symbol" w:cs="Segoe UI Symbol"/>
+          <w:sz w:val="22"/>
+          <w:szCs w:val="22"/>
+          <w:lang w:val="en-GB"/>
+        </w:rPr>
+        <w:t>✔</w:t>
+      </w:r>
+      <w:r>
+        <w:rPr>
+          <w:rFonts w:ascii="Trebuchet MS" w:hAnsi="Trebuchet MS"/>
+          <w:sz w:val="22"/>
+          <w:szCs w:val="22"/>
+          <w:lang w:val="en-GB"/>
+        </w:rPr>
+        <w:t xml:space="preserve"> UPSERT (repeatable execution)</w:t>
+      </w:r>
+      <w:r>
+        <w:rPr>
+          <w:rFonts w:ascii="Trebuchet MS" w:hAnsi="Trebuchet MS"/>
+          <w:sz w:val="22"/>
+          <w:szCs w:val="22"/>
+          <w:lang w:val="en-GB"/>
+        </w:rPr>
+        <w:br/>
+      </w:r>
+      <w:r>
+        <w:rPr>
+          <w:rFonts w:ascii="Segoe UI Symbol" w:hAnsi="Segoe UI Symbol" w:cs="Segoe UI Symbol"/>
+          <w:sz w:val="22"/>
+          <w:szCs w:val="22"/>
+          <w:lang w:val="en-GB"/>
+        </w:rPr>
+        <w:t>✔</w:t>
+      </w:r>
+      <w:r>
+        <w:rPr>
+          <w:rFonts w:ascii="Trebuchet MS" w:hAnsi="Trebuchet MS"/>
+          <w:sz w:val="22"/>
+          <w:szCs w:val="22"/>
+          <w:lang w:val="en-GB"/>
+        </w:rPr>
+        <w:t xml:space="preserve"> Centralized logging</w:t>
+      </w:r>
+    </w:p>
+    <w:p>
+      <w:pPr>
+        <w:pStyle w:val="a3"/>
+        <w:shd w:val="clear" w:color="auto" w:fill="FFFFFF"/>
+        <w:spacing w:before="0" w:beforeAutospacing="0" w:after="0" w:afterAutospacing="0"/>
+        <w:rPr>
+          <w:rFonts w:ascii="Trebuchet MS" w:hAnsi="Trebuchet MS"/>
+          <w:color w:val="000000"/>
+          <w:sz w:val="22"/>
+          <w:szCs w:val="22"/>
           <w:lang w:val="uk-UA"/>
         </w:rPr>
       </w:pPr>
       <w:r>
         <w:rPr>
-          <w:rFonts w:ascii="Consolas" w:hAnsi="Consolas"/>
+          <w:rFonts w:ascii="Trebuchet MS" w:hAnsi="Trebuchet MS"/>
+          <w:noProof/>
           <w:color w:val="000000"/>
-          <w:sz w:val="16"/>
-          <w:szCs w:val="16"/>
-          <w:lang w:val="uk-UA"/>
+          <w:sz w:val="22"/>
+          <w:szCs w:val="22"/>
         </w:rPr>
         <w:drawing>
           <wp:inline distT="0" distB="0" distL="0" distR="0" wp14:anchorId="05AFDEAC" wp14:editId="73866FE6">
@@ -4696,10 +6579,10 @@
         <w:shd w:val="clear" w:color="auto" w:fill="FFFFFF"/>
         <w:spacing w:before="0" w:beforeAutospacing="0" w:after="0" w:afterAutospacing="0"/>
         <w:rPr>
-          <w:rFonts w:ascii="Consolas" w:hAnsi="Consolas"/>
+          <w:rFonts w:ascii="Trebuchet MS" w:hAnsi="Trebuchet MS"/>
           <w:color w:val="000000"/>
-          <w:sz w:val="16"/>
-          <w:szCs w:val="16"/>
+          <w:sz w:val="22"/>
+          <w:szCs w:val="22"/>
           <w:lang w:val="uk-UA"/>
         </w:rPr>
       </w:pPr>
@@ -4710,20 +6593,20 @@
         <w:shd w:val="clear" w:color="auto" w:fill="FFFFFF"/>
         <w:spacing w:before="0" w:beforeAutospacing="0" w:after="0" w:afterAutospacing="0"/>
         <w:rPr>
-          <w:rFonts w:ascii="Consolas" w:hAnsi="Consolas"/>
+          <w:rFonts w:ascii="Trebuchet MS" w:hAnsi="Trebuchet MS"/>
           <w:color w:val="000000"/>
-          <w:sz w:val="16"/>
-          <w:szCs w:val="16"/>
+          <w:sz w:val="22"/>
+          <w:szCs w:val="22"/>
           <w:lang w:val="uk-UA"/>
         </w:rPr>
       </w:pPr>
       <w:r>
         <w:rPr>
-          <w:rFonts w:ascii="Consolas" w:hAnsi="Consolas"/>
+          <w:rFonts w:ascii="Trebuchet MS" w:hAnsi="Trebuchet MS"/>
+          <w:noProof/>
           <w:color w:val="000000"/>
-          <w:sz w:val="16"/>
-          <w:szCs w:val="16"/>
-          <w:lang w:val="uk-UA"/>
+          <w:sz w:val="22"/>
+          <w:szCs w:val="22"/>
         </w:rPr>
         <w:drawing>
           <wp:inline distT="0" distB="0" distL="0" distR="0" wp14:anchorId="166C9CBD" wp14:editId="222F25D3">
@@ -4768,10 +6651,10 @@
         <w:shd w:val="clear" w:color="auto" w:fill="FFFFFF"/>
         <w:spacing w:before="0" w:beforeAutospacing="0" w:after="0" w:afterAutospacing="0"/>
         <w:rPr>
-          <w:rFonts w:ascii="Consolas" w:hAnsi="Consolas"/>
+          <w:rFonts w:ascii="Trebuchet MS" w:hAnsi="Trebuchet MS"/>
           <w:color w:val="000000"/>
-          <w:sz w:val="16"/>
-          <w:szCs w:val="16"/>
+          <w:sz w:val="22"/>
+          <w:szCs w:val="22"/>
           <w:lang w:val="uk-UA"/>
         </w:rPr>
       </w:pPr>
@@ -4782,19 +6665,19 @@
         <w:shd w:val="clear" w:color="auto" w:fill="FFFFFF"/>
         <w:spacing w:before="0" w:beforeAutospacing="0" w:after="0" w:afterAutospacing="0"/>
         <w:rPr>
-          <w:rFonts w:ascii="Consolas" w:hAnsi="Consolas"/>
+          <w:rFonts w:ascii="Trebuchet MS" w:hAnsi="Trebuchet MS"/>
           <w:color w:val="000000"/>
-          <w:sz w:val="16"/>
-          <w:szCs w:val="16"/>
-          <w:lang w:val="en-GB"/>
-        </w:rPr>
-      </w:pPr>
-      <w:r>
-        <w:rPr>
-          <w:rFonts w:ascii="Consolas" w:hAnsi="Consolas"/>
+          <w:sz w:val="22"/>
+          <w:szCs w:val="22"/>
+          <w:lang w:val="en-GB"/>
+        </w:rPr>
+      </w:pPr>
+      <w:r>
+        <w:rPr>
+          <w:rFonts w:ascii="Trebuchet MS" w:hAnsi="Trebuchet MS"/>
           <w:color w:val="000000"/>
-          <w:sz w:val="16"/>
-          <w:szCs w:val="16"/>
+          <w:sz w:val="22"/>
+          <w:szCs w:val="22"/>
           <w:lang w:val="en-GB"/>
         </w:rPr>
         <w:t>Second run</w:t>
@@ -4806,21 +6689,22 @@
         <w:shd w:val="clear" w:color="auto" w:fill="FFFFFF"/>
         <w:spacing w:before="0" w:beforeAutospacing="0" w:after="0" w:afterAutospacing="0"/>
         <w:rPr>
-          <w:rFonts w:ascii="Consolas" w:hAnsi="Consolas"/>
+          <w:rFonts w:ascii="Trebuchet MS" w:hAnsi="Trebuchet MS"/>
           <w:color w:val="000000"/>
-          <w:sz w:val="16"/>
-          <w:szCs w:val="16"/>
+          <w:sz w:val="22"/>
+          <w:szCs w:val="22"/>
           <w:lang w:val="uk-UA"/>
         </w:rPr>
       </w:pPr>
       <w:r>
         <w:rPr>
-          <w:rFonts w:ascii="Consolas" w:hAnsi="Consolas"/>
+          <w:rFonts w:ascii="Trebuchet MS" w:hAnsi="Trebuchet MS"/>
+          <w:noProof/>
           <w:color w:val="000000"/>
-          <w:sz w:val="16"/>
-          <w:szCs w:val="16"/>
-          <w:lang w:val="en-GB"/>
-        </w:rPr>
+          <w:sz w:val="22"/>
+          <w:szCs w:val="22"/>
+        </w:rPr>
+        <w:lastRenderedPageBreak/>
         <w:drawing>
           <wp:inline distT="0" distB="0" distL="0" distR="0" wp14:anchorId="012199F1" wp14:editId="2CD2161C">
             <wp:extent cx="5731510" cy="1130935"/>
@@ -4864,10 +6748,10 @@
         <w:shd w:val="clear" w:color="auto" w:fill="FFFFFF"/>
         <w:spacing w:before="0" w:beforeAutospacing="0" w:after="0" w:afterAutospacing="0"/>
         <w:rPr>
-          <w:rFonts w:ascii="Consolas" w:hAnsi="Consolas"/>
+          <w:rFonts w:ascii="Trebuchet MS" w:hAnsi="Trebuchet MS"/>
           <w:color w:val="000000"/>
-          <w:sz w:val="16"/>
-          <w:szCs w:val="16"/>
+          <w:sz w:val="22"/>
+          <w:szCs w:val="22"/>
           <w:lang w:val="uk-UA"/>
         </w:rPr>
       </w:pPr>
@@ -4878,10 +6762,10 @@
         <w:shd w:val="clear" w:color="auto" w:fill="FFFFFF"/>
         <w:spacing w:before="0" w:beforeAutospacing="0" w:after="0" w:afterAutospacing="0"/>
         <w:rPr>
-          <w:rFonts w:ascii="Consolas" w:hAnsi="Consolas"/>
+          <w:rFonts w:ascii="Trebuchet MS" w:hAnsi="Trebuchet MS"/>
           <w:color w:val="000000"/>
-          <w:sz w:val="16"/>
-          <w:szCs w:val="16"/>
+          <w:sz w:val="22"/>
+          <w:szCs w:val="22"/>
           <w:lang w:val="en-GB"/>
         </w:rPr>
       </w:pPr>
@@ -4892,10 +6776,10 @@
         <w:shd w:val="clear" w:color="auto" w:fill="FFFFFF"/>
         <w:spacing w:before="0" w:beforeAutospacing="0" w:after="0" w:afterAutospacing="0"/>
         <w:rPr>
-          <w:rFonts w:ascii="Consolas" w:hAnsi="Consolas"/>
+          <w:rFonts w:ascii="Trebuchet MS" w:hAnsi="Trebuchet MS"/>
           <w:color w:val="000000"/>
-          <w:sz w:val="16"/>
-          <w:szCs w:val="16"/>
+          <w:sz w:val="22"/>
+          <w:szCs w:val="22"/>
           <w:lang w:val="en-GB"/>
         </w:rPr>
       </w:pPr>
@@ -4906,10 +6790,10 @@
         <w:shd w:val="clear" w:color="auto" w:fill="FFFFFF"/>
         <w:spacing w:before="0" w:beforeAutospacing="0" w:after="0" w:afterAutospacing="0"/>
         <w:rPr>
-          <w:rFonts w:ascii="Consolas" w:hAnsi="Consolas"/>
+          <w:rFonts w:ascii="Trebuchet MS" w:hAnsi="Trebuchet MS"/>
           <w:color w:val="000000"/>
-          <w:sz w:val="16"/>
-          <w:szCs w:val="16"/>
+          <w:sz w:val="22"/>
+          <w:szCs w:val="22"/>
           <w:lang w:val="uk-UA"/>
         </w:rPr>
       </w:pPr>
@@ -4917,60 +6801,289 @@
     <w:p>
       <w:pPr>
         <w:rPr>
-          <w:lang w:val="en-GB"/>
-        </w:rPr>
-      </w:pPr>
-      <w:r>
-        <w:rPr>
-          <w:lang w:val="en-GB"/>
-        </w:rPr>
-        <w:t xml:space="preserve">DIM_TERMINALS (3NF: </w:t>
-      </w:r>
-      <w:proofErr w:type="spellStart"/>
-      <w:r>
-        <w:rPr>
-          <w:lang w:val="en-GB"/>
-        </w:rPr>
-        <w:t>ce_terminals</w:t>
-      </w:r>
-      <w:proofErr w:type="spellEnd"/>
-      <w:r>
-        <w:rPr>
-          <w:lang w:val="en-GB"/>
-        </w:rPr>
-        <w:t xml:space="preserve"> + </w:t>
-      </w:r>
-      <w:proofErr w:type="spellStart"/>
-      <w:r>
-        <w:rPr>
-          <w:lang w:val="en-GB"/>
-        </w:rPr>
-        <w:t>ce_terminal_types</w:t>
-      </w:r>
-      <w:proofErr w:type="spellEnd"/>
-      <w:r>
-        <w:rPr>
+          <w:rFonts w:ascii="Trebuchet MS" w:hAnsi="Trebuchet MS"/>
+          <w:b/>
+          <w:sz w:val="40"/>
+          <w:szCs w:val="40"/>
+          <w:lang w:val="en-GB"/>
+        </w:rPr>
+      </w:pPr>
+      <w:r>
+        <w:rPr>
+          <w:rFonts w:ascii="Trebuchet MS" w:hAnsi="Trebuchet MS"/>
+          <w:b/>
+          <w:sz w:val="40"/>
+          <w:szCs w:val="40"/>
+          <w:lang w:val="en-GB"/>
+        </w:rPr>
+        <w:t xml:space="preserve">DIM_TERMINALS </w:t>
+      </w:r>
+    </w:p>
+    <w:p>
+      <w:pPr>
+        <w:pStyle w:val="a3"/>
+        <w:shd w:val="clear" w:color="auto" w:fill="FFFFFF"/>
+        <w:spacing w:before="0" w:beforeAutospacing="0" w:after="0" w:afterAutospacing="0"/>
+        <w:rPr>
+          <w:rFonts w:ascii="Trebuchet MS" w:hAnsi="Trebuchet MS"/>
+          <w:sz w:val="22"/>
+          <w:szCs w:val="22"/>
+          <w:lang w:val="en-GB"/>
+        </w:rPr>
+      </w:pPr>
+      <w:r>
+        <w:rPr>
+          <w:rFonts w:ascii="Segoe UI Symbol" w:hAnsi="Segoe UI Symbol" w:cs="Segoe UI Symbol"/>
+          <w:sz w:val="22"/>
+          <w:szCs w:val="22"/>
+          <w:lang w:val="en-GB"/>
+        </w:rPr>
+        <w:t>✔</w:t>
+      </w:r>
+      <w:r>
+        <w:rPr>
+          <w:rFonts w:ascii="Trebuchet MS" w:hAnsi="Trebuchet MS"/>
+          <w:sz w:val="22"/>
+          <w:szCs w:val="22"/>
+          <w:lang w:val="en-GB"/>
+        </w:rPr>
+        <w:t xml:space="preserve"> Composite type (</w:t>
+      </w:r>
+      <w:proofErr w:type="spellStart"/>
+      <w:r>
+        <w:rPr>
+          <w:rStyle w:val="HTML"/>
+          <w:rFonts w:ascii="Trebuchet MS" w:hAnsi="Trebuchet MS"/>
+          <w:sz w:val="22"/>
+          <w:szCs w:val="22"/>
+          <w:lang w:val="en-GB"/>
+        </w:rPr>
+        <w:t>t_source_ctx</w:t>
+      </w:r>
+      <w:proofErr w:type="spellEnd"/>
+      <w:proofErr w:type="gramStart"/>
+      <w:r>
+        <w:rPr>
+          <w:rFonts w:ascii="Trebuchet MS" w:hAnsi="Trebuchet MS"/>
+          <w:sz w:val="22"/>
+          <w:szCs w:val="22"/>
           <w:lang w:val="en-GB"/>
         </w:rPr>
         <w:t>)</w:t>
       </w:r>
-    </w:p>
-    <w:p>
-      <w:pPr>
-        <w:rPr>
-          <w:lang w:val="en-GB"/>
-        </w:rPr>
-      </w:pPr>
-    </w:p>
-    <w:p>
-      <w:pPr>
-        <w:rPr>
-          <w:lang w:val="en-GB"/>
-        </w:rPr>
-      </w:pPr>
-      <w:r>
-        <w:rPr>
-          <w:lang w:val="en-GB"/>
+      <w:proofErr w:type="gramEnd"/>
+      <w:r>
+        <w:rPr>
+          <w:rFonts w:ascii="Trebuchet MS" w:hAnsi="Trebuchet MS"/>
+          <w:sz w:val="22"/>
+          <w:szCs w:val="22"/>
+          <w:lang w:val="en-GB"/>
+        </w:rPr>
+        <w:br/>
+      </w:r>
+      <w:r>
+        <w:rPr>
+          <w:rFonts w:ascii="Segoe UI Symbol" w:hAnsi="Segoe UI Symbol" w:cs="Segoe UI Symbol"/>
+          <w:sz w:val="22"/>
+          <w:szCs w:val="22"/>
+          <w:lang w:val="en-GB"/>
+        </w:rPr>
+        <w:t>✔</w:t>
+      </w:r>
+      <w:r>
+        <w:rPr>
+          <w:rFonts w:ascii="Trebuchet MS" w:hAnsi="Trebuchet MS"/>
+          <w:sz w:val="22"/>
+          <w:szCs w:val="22"/>
+          <w:lang w:val="en-GB"/>
+        </w:rPr>
+        <w:t xml:space="preserve"> Validation procedure (</w:t>
+      </w:r>
+      <w:proofErr w:type="spellStart"/>
+      <w:r>
+        <w:rPr>
+          <w:rStyle w:val="HTML"/>
+          <w:rFonts w:ascii="Trebuchet MS" w:hAnsi="Trebuchet MS"/>
+          <w:sz w:val="22"/>
+          <w:szCs w:val="22"/>
+          <w:lang w:val="en-GB"/>
+        </w:rPr>
+        <w:t>pr_validate_na_only</w:t>
+      </w:r>
+      <w:proofErr w:type="spellEnd"/>
+      <w:r>
+        <w:rPr>
+          <w:rFonts w:ascii="Trebuchet MS" w:hAnsi="Trebuchet MS"/>
+          <w:sz w:val="22"/>
+          <w:szCs w:val="22"/>
+          <w:lang w:val="en-GB"/>
+        </w:rPr>
+        <w:t>)</w:t>
+      </w:r>
+      <w:r>
+        <w:rPr>
+          <w:rFonts w:ascii="Trebuchet MS" w:hAnsi="Trebuchet MS"/>
+          <w:sz w:val="22"/>
+          <w:szCs w:val="22"/>
+          <w:lang w:val="en-GB"/>
+        </w:rPr>
+        <w:br/>
+      </w:r>
+      <w:r>
+        <w:rPr>
+          <w:rFonts w:ascii="Segoe UI Symbol" w:hAnsi="Segoe UI Symbol" w:cs="Segoe UI Symbol"/>
+          <w:sz w:val="22"/>
+          <w:szCs w:val="22"/>
+          <w:lang w:val="en-GB"/>
+        </w:rPr>
+        <w:t>✔</w:t>
+      </w:r>
+      <w:r>
+        <w:rPr>
+          <w:rFonts w:ascii="Trebuchet MS" w:hAnsi="Trebuchet MS"/>
+          <w:sz w:val="22"/>
+          <w:szCs w:val="22"/>
+          <w:lang w:val="en-GB"/>
+        </w:rPr>
+        <w:t xml:space="preserve"> Ignore default row </w:t>
+      </w:r>
+    </w:p>
+    <w:p>
+      <w:pPr>
+        <w:pStyle w:val="a3"/>
+        <w:shd w:val="clear" w:color="auto" w:fill="FFFFFF"/>
+        <w:spacing w:before="0" w:beforeAutospacing="0" w:after="0" w:afterAutospacing="0"/>
+        <w:rPr>
+          <w:rFonts w:ascii="Trebuchet MS" w:hAnsi="Trebuchet MS"/>
+          <w:sz w:val="22"/>
+          <w:szCs w:val="22"/>
+          <w:lang w:val="en-GB"/>
+        </w:rPr>
+      </w:pPr>
+      <w:r>
+        <w:rPr>
+          <w:rFonts w:ascii="Segoe UI Symbol" w:hAnsi="Segoe UI Symbol" w:cs="Segoe UI Symbol"/>
+          <w:sz w:val="22"/>
+          <w:szCs w:val="22"/>
+          <w:lang w:val="en-GB"/>
+        </w:rPr>
+        <w:t>✔</w:t>
+      </w:r>
+      <w:r>
+        <w:rPr>
+          <w:rFonts w:ascii="Trebuchet MS" w:hAnsi="Trebuchet MS"/>
+          <w:sz w:val="22"/>
+          <w:szCs w:val="22"/>
+          <w:lang w:val="en-GB"/>
+        </w:rPr>
+        <w:t xml:space="preserve"> Data lineage </w:t>
+      </w:r>
+    </w:p>
+    <w:p>
+      <w:pPr>
+        <w:pStyle w:val="a3"/>
+        <w:shd w:val="clear" w:color="auto" w:fill="FFFFFF"/>
+        <w:spacing w:before="0" w:beforeAutospacing="0" w:after="0" w:afterAutospacing="0"/>
+        <w:rPr>
+          <w:rFonts w:ascii="Trebuchet MS" w:hAnsi="Trebuchet MS"/>
+          <w:color w:val="000000"/>
+          <w:sz w:val="22"/>
+          <w:szCs w:val="22"/>
+          <w:lang w:val="en-GB"/>
+        </w:rPr>
+      </w:pPr>
+      <w:r>
+        <w:rPr>
+          <w:rFonts w:ascii="Segoe UI Symbol" w:hAnsi="Segoe UI Symbol" w:cs="Segoe UI Symbol"/>
+          <w:sz w:val="22"/>
+          <w:szCs w:val="22"/>
+          <w:lang w:val="en-GB"/>
+        </w:rPr>
+        <w:t>✔</w:t>
+      </w:r>
+      <w:r>
+        <w:rPr>
+          <w:rFonts w:ascii="Trebuchet MS" w:hAnsi="Trebuchet MS"/>
+          <w:sz w:val="22"/>
+          <w:szCs w:val="22"/>
+          <w:lang w:val="en-GB"/>
+        </w:rPr>
+        <w:t xml:space="preserve"> UPSERT (repeatable execution</w:t>
+      </w:r>
+      <w:proofErr w:type="gramStart"/>
+      <w:r>
+        <w:rPr>
+          <w:rFonts w:ascii="Trebuchet MS" w:hAnsi="Trebuchet MS"/>
+          <w:sz w:val="22"/>
+          <w:szCs w:val="22"/>
+          <w:lang w:val="en-GB"/>
+        </w:rPr>
+        <w:t>)</w:t>
+      </w:r>
+      <w:proofErr w:type="gramEnd"/>
+      <w:r>
+        <w:rPr>
+          <w:rFonts w:ascii="Trebuchet MS" w:hAnsi="Trebuchet MS"/>
+          <w:sz w:val="22"/>
+          <w:szCs w:val="22"/>
+          <w:lang w:val="en-GB"/>
+        </w:rPr>
+        <w:br/>
+      </w:r>
+      <w:r>
+        <w:rPr>
+          <w:rFonts w:ascii="Segoe UI Symbol" w:hAnsi="Segoe UI Symbol" w:cs="Segoe UI Symbol"/>
+          <w:sz w:val="22"/>
+          <w:szCs w:val="22"/>
+          <w:lang w:val="en-GB"/>
+        </w:rPr>
+        <w:t>✔</w:t>
+      </w:r>
+      <w:r>
+        <w:rPr>
+          <w:rFonts w:ascii="Trebuchet MS" w:hAnsi="Trebuchet MS"/>
+          <w:sz w:val="22"/>
+          <w:szCs w:val="22"/>
+          <w:lang w:val="en-GB"/>
+        </w:rPr>
+        <w:t xml:space="preserve"> Centralized logging</w:t>
+      </w:r>
+    </w:p>
+    <w:p>
+      <w:pPr>
+        <w:rPr>
+          <w:rFonts w:ascii="Trebuchet MS" w:hAnsi="Trebuchet MS"/>
+          <w:lang w:val="en-GB"/>
+        </w:rPr>
+      </w:pPr>
+    </w:p>
+    <w:p>
+      <w:pPr>
+        <w:rPr>
+          <w:rFonts w:ascii="Trebuchet MS" w:hAnsi="Trebuchet MS"/>
+          <w:lang w:val="en-GB"/>
+        </w:rPr>
+      </w:pPr>
+      <w:r>
+        <w:rPr>
+          <w:rFonts w:ascii="Trebuchet MS" w:hAnsi="Trebuchet MS"/>
+          <w:lang w:val="en-GB"/>
+        </w:rPr>
+        <w:t>FIRST RUN</w:t>
+      </w:r>
+    </w:p>
+    <w:p>
+      <w:pPr>
+        <w:rPr>
+          <w:rFonts w:ascii="Trebuchet MS" w:hAnsi="Trebuchet MS"/>
+          <w:lang w:val="en-GB"/>
+        </w:rPr>
+      </w:pPr>
+      <w:r>
+        <w:rPr>
+          <w:rFonts w:ascii="Trebuchet MS" w:hAnsi="Trebuchet MS"/>
+          <w:noProof/>
+          <w:lang w:eastAsia="ru-RU"/>
         </w:rPr>
         <w:drawing>
           <wp:inline distT="0" distB="0" distL="0" distR="0" wp14:anchorId="6799779F" wp14:editId="3B0CA887">
@@ -5012,12 +7125,15 @@
     <w:p>
       <w:pPr>
         <w:rPr>
-          <w:lang w:val="en-GB"/>
-        </w:rPr>
-      </w:pPr>
-      <w:r>
-        <w:rPr>
-          <w:lang w:val="en-GB"/>
+          <w:rFonts w:ascii="Trebuchet MS" w:hAnsi="Trebuchet MS"/>
+          <w:lang w:val="en-GB"/>
+        </w:rPr>
+      </w:pPr>
+      <w:r>
+        <w:rPr>
+          <w:rFonts w:ascii="Trebuchet MS" w:hAnsi="Trebuchet MS"/>
+          <w:noProof/>
+          <w:lang w:eastAsia="ru-RU"/>
         </w:rPr>
         <w:drawing>
           <wp:inline distT="0" distB="0" distL="0" distR="0" wp14:anchorId="0578AA95" wp14:editId="64D014C4">
@@ -5059,12 +7175,30 @@
     <w:p>
       <w:pPr>
         <w:rPr>
-          <w:lang w:val="en-GB"/>
-        </w:rPr>
-      </w:pPr>
-      <w:r>
-        <w:rPr>
-          <w:lang w:val="en-GB"/>
+          <w:rFonts w:ascii="Trebuchet MS" w:hAnsi="Trebuchet MS"/>
+          <w:lang w:val="en-GB"/>
+        </w:rPr>
+      </w:pPr>
+      <w:r>
+        <w:rPr>
+          <w:rFonts w:ascii="Trebuchet MS" w:hAnsi="Trebuchet MS"/>
+          <w:lang w:val="en-GB"/>
+        </w:rPr>
+        <w:t>SECOND RUN</w:t>
+      </w:r>
+    </w:p>
+    <w:p>
+      <w:pPr>
+        <w:rPr>
+          <w:rFonts w:ascii="Trebuchet MS" w:hAnsi="Trebuchet MS"/>
+          <w:lang w:val="en-GB"/>
+        </w:rPr>
+      </w:pPr>
+      <w:r>
+        <w:rPr>
+          <w:rFonts w:ascii="Trebuchet MS" w:hAnsi="Trebuchet MS"/>
+          <w:noProof/>
+          <w:lang w:eastAsia="ru-RU"/>
         </w:rPr>
         <w:drawing>
           <wp:inline distT="0" distB="0" distL="0" distR="0" wp14:anchorId="09D32D94" wp14:editId="7F41B270">
@@ -5106,53 +7240,302 @@
     <w:p>
       <w:pPr>
         <w:rPr>
-          <w:lang w:val="en-GB"/>
-        </w:rPr>
-      </w:pPr>
-    </w:p>
-    <w:p>
-      <w:pPr>
-        <w:rPr>
-          <w:lang w:val="en-GB"/>
-        </w:rPr>
-      </w:pPr>
-      <w:r>
-        <w:rPr>
-          <w:lang w:val="en-GB"/>
-        </w:rPr>
-        <w:t xml:space="preserve">DIM_EMPLOYEES (3NF: </w:t>
-      </w:r>
-      <w:proofErr w:type="spellStart"/>
-      <w:r>
-        <w:rPr>
-          <w:lang w:val="en-GB"/>
-        </w:rPr>
-        <w:t>ce_employees</w:t>
-      </w:r>
-      <w:proofErr w:type="spellEnd"/>
-      <w:r>
-        <w:rPr>
+          <w:rFonts w:ascii="Trebuchet MS" w:hAnsi="Trebuchet MS"/>
+          <w:lang w:val="en-GB"/>
+        </w:rPr>
+      </w:pPr>
+    </w:p>
+    <w:p>
+      <w:pPr>
+        <w:rPr>
+          <w:rFonts w:ascii="Trebuchet MS" w:hAnsi="Trebuchet MS"/>
+          <w:b/>
+          <w:sz w:val="40"/>
+          <w:szCs w:val="40"/>
+          <w:lang w:val="en-GB"/>
+        </w:rPr>
+      </w:pPr>
+      <w:r>
+        <w:rPr>
+          <w:rFonts w:ascii="Trebuchet MS" w:hAnsi="Trebuchet MS"/>
+          <w:b/>
+          <w:sz w:val="40"/>
+          <w:szCs w:val="40"/>
+          <w:lang w:val="en-GB"/>
+        </w:rPr>
+        <w:t xml:space="preserve">DIM_EMPLOYEES </w:t>
+      </w:r>
+    </w:p>
+    <w:p>
+      <w:pPr>
+        <w:pStyle w:val="a3"/>
+        <w:shd w:val="clear" w:color="auto" w:fill="FFFFFF"/>
+        <w:spacing w:before="0" w:beforeAutospacing="0" w:after="0" w:afterAutospacing="0"/>
+        <w:rPr>
+          <w:rFonts w:ascii="Trebuchet MS" w:hAnsi="Trebuchet MS"/>
+          <w:sz w:val="22"/>
+          <w:szCs w:val="22"/>
+          <w:lang w:val="en-GB"/>
+        </w:rPr>
+      </w:pPr>
+      <w:r>
+        <w:rPr>
+          <w:rFonts w:ascii="Segoe UI Symbol" w:hAnsi="Segoe UI Symbol" w:cs="Segoe UI Symbol"/>
+          <w:sz w:val="22"/>
+          <w:szCs w:val="22"/>
+          <w:lang w:val="en-GB"/>
+        </w:rPr>
+        <w:t>✔</w:t>
+      </w:r>
+      <w:r>
+        <w:rPr>
+          <w:rFonts w:ascii="Trebuchet MS" w:hAnsi="Trebuchet MS"/>
+          <w:sz w:val="22"/>
+          <w:szCs w:val="22"/>
+          <w:lang w:val="en-GB"/>
+        </w:rPr>
+        <w:t xml:space="preserve"> Composite type (</w:t>
+      </w:r>
+      <w:proofErr w:type="spellStart"/>
+      <w:r>
+        <w:rPr>
+          <w:rStyle w:val="HTML"/>
+          <w:rFonts w:ascii="Trebuchet MS" w:hAnsi="Trebuchet MS"/>
+          <w:sz w:val="22"/>
+          <w:szCs w:val="22"/>
+          <w:lang w:val="en-GB"/>
+        </w:rPr>
+        <w:t>t_source_ctx</w:t>
+      </w:r>
+      <w:proofErr w:type="spellEnd"/>
+      <w:proofErr w:type="gramStart"/>
+      <w:r>
+        <w:rPr>
+          <w:rFonts w:ascii="Trebuchet MS" w:hAnsi="Trebuchet MS"/>
+          <w:sz w:val="22"/>
+          <w:szCs w:val="22"/>
           <w:lang w:val="en-GB"/>
         </w:rPr>
         <w:t>)</w:t>
       </w:r>
-    </w:p>
-    <w:p>
-      <w:pPr>
-        <w:rPr>
-          <w:lang w:val="en-GB"/>
-        </w:rPr>
-      </w:pPr>
-    </w:p>
-    <w:p>
-      <w:pPr>
-        <w:rPr>
-          <w:lang w:val="en-GB"/>
-        </w:rPr>
-      </w:pPr>
-      <w:r>
-        <w:rPr>
-          <w:lang w:val="en-GB"/>
+      <w:proofErr w:type="gramEnd"/>
+      <w:r>
+        <w:rPr>
+          <w:rFonts w:ascii="Trebuchet MS" w:hAnsi="Trebuchet MS"/>
+          <w:sz w:val="22"/>
+          <w:szCs w:val="22"/>
+          <w:lang w:val="en-GB"/>
+        </w:rPr>
+        <w:br/>
+      </w:r>
+      <w:r>
+        <w:rPr>
+          <w:rFonts w:ascii="Segoe UI Symbol" w:hAnsi="Segoe UI Symbol" w:cs="Segoe UI Symbol"/>
+          <w:sz w:val="22"/>
+          <w:szCs w:val="22"/>
+          <w:lang w:val="en-GB"/>
+        </w:rPr>
+        <w:t>✔</w:t>
+      </w:r>
+      <w:r>
+        <w:rPr>
+          <w:rFonts w:ascii="Trebuchet MS" w:hAnsi="Trebuchet MS"/>
+          <w:sz w:val="22"/>
+          <w:szCs w:val="22"/>
+          <w:lang w:val="en-GB"/>
+        </w:rPr>
+        <w:t xml:space="preserve"> Validation procedure (</w:t>
+      </w:r>
+      <w:proofErr w:type="spellStart"/>
+      <w:r>
+        <w:rPr>
+          <w:rStyle w:val="HTML"/>
+          <w:rFonts w:ascii="Trebuchet MS" w:hAnsi="Trebuchet MS"/>
+          <w:sz w:val="22"/>
+          <w:szCs w:val="22"/>
+          <w:lang w:val="en-GB"/>
+        </w:rPr>
+        <w:t>pr_validate_na_only</w:t>
+      </w:r>
+      <w:proofErr w:type="spellEnd"/>
+      <w:r>
+        <w:rPr>
+          <w:rFonts w:ascii="Trebuchet MS" w:hAnsi="Trebuchet MS"/>
+          <w:sz w:val="22"/>
+          <w:szCs w:val="22"/>
+          <w:lang w:val="en-GB"/>
+        </w:rPr>
+        <w:t>)</w:t>
+      </w:r>
+      <w:r>
+        <w:rPr>
+          <w:rFonts w:ascii="Trebuchet MS" w:hAnsi="Trebuchet MS"/>
+          <w:sz w:val="22"/>
+          <w:szCs w:val="22"/>
+          <w:lang w:val="en-GB"/>
+        </w:rPr>
+        <w:br/>
+      </w:r>
+      <w:r>
+        <w:rPr>
+          <w:rFonts w:ascii="Segoe UI Symbol" w:hAnsi="Segoe UI Symbol" w:cs="Segoe UI Symbol"/>
+          <w:sz w:val="22"/>
+          <w:szCs w:val="22"/>
+          <w:lang w:val="en-GB"/>
+        </w:rPr>
+        <w:t>✔</w:t>
+      </w:r>
+      <w:r>
+        <w:rPr>
+          <w:rFonts w:ascii="Trebuchet MS" w:hAnsi="Trebuchet MS"/>
+          <w:sz w:val="22"/>
+          <w:szCs w:val="22"/>
+          <w:lang w:val="en-GB"/>
+        </w:rPr>
+        <w:t xml:space="preserve"> Ignore default row </w:t>
+      </w:r>
+    </w:p>
+    <w:p>
+      <w:pPr>
+        <w:pStyle w:val="a3"/>
+        <w:shd w:val="clear" w:color="auto" w:fill="FFFFFF"/>
+        <w:spacing w:before="0" w:beforeAutospacing="0" w:after="0" w:afterAutospacing="0"/>
+        <w:rPr>
+          <w:rFonts w:ascii="Trebuchet MS" w:hAnsi="Trebuchet MS"/>
+          <w:sz w:val="22"/>
+          <w:szCs w:val="22"/>
+          <w:lang w:val="en-GB"/>
+        </w:rPr>
+      </w:pPr>
+      <w:r>
+        <w:rPr>
+          <w:rFonts w:ascii="Segoe UI Symbol" w:hAnsi="Segoe UI Symbol" w:cs="Segoe UI Symbol"/>
+          <w:sz w:val="22"/>
+          <w:szCs w:val="22"/>
+          <w:lang w:val="en-GB"/>
+        </w:rPr>
+        <w:t>✔</w:t>
+      </w:r>
+      <w:r>
+        <w:rPr>
+          <w:rFonts w:ascii="Trebuchet MS" w:hAnsi="Trebuchet MS"/>
+          <w:sz w:val="22"/>
+          <w:szCs w:val="22"/>
+          <w:lang w:val="en-GB"/>
+        </w:rPr>
+        <w:t xml:space="preserve"> Data lineage </w:t>
+      </w:r>
+    </w:p>
+    <w:p>
+      <w:pPr>
+        <w:pStyle w:val="a3"/>
+        <w:shd w:val="clear" w:color="auto" w:fill="FFFFFF"/>
+        <w:spacing w:before="0" w:beforeAutospacing="0" w:after="0" w:afterAutospacing="0"/>
+        <w:rPr>
+          <w:rFonts w:ascii="Trebuchet MS" w:hAnsi="Trebuchet MS"/>
+          <w:sz w:val="22"/>
+          <w:szCs w:val="22"/>
+          <w:lang w:val="en-GB"/>
+        </w:rPr>
+      </w:pPr>
+      <w:r>
+        <w:rPr>
+          <w:rFonts w:ascii="Segoe UI Symbol" w:hAnsi="Segoe UI Symbol" w:cs="Segoe UI Symbol"/>
+          <w:sz w:val="22"/>
+          <w:szCs w:val="22"/>
+          <w:lang w:val="en-GB"/>
+        </w:rPr>
+        <w:t>✔</w:t>
+      </w:r>
+      <w:r>
+        <w:rPr>
+          <w:rFonts w:ascii="Trebuchet MS" w:hAnsi="Trebuchet MS"/>
+          <w:sz w:val="22"/>
+          <w:szCs w:val="22"/>
+          <w:lang w:val="en-GB"/>
+        </w:rPr>
+        <w:t xml:space="preserve"> UPSERT (repeatable execution</w:t>
+      </w:r>
+      <w:proofErr w:type="gramStart"/>
+      <w:r>
+        <w:rPr>
+          <w:rFonts w:ascii="Trebuchet MS" w:hAnsi="Trebuchet MS"/>
+          <w:sz w:val="22"/>
+          <w:szCs w:val="22"/>
+          <w:lang w:val="en-GB"/>
+        </w:rPr>
+        <w:t>)</w:t>
+      </w:r>
+      <w:proofErr w:type="gramEnd"/>
+      <w:r>
+        <w:rPr>
+          <w:rFonts w:ascii="Trebuchet MS" w:hAnsi="Trebuchet MS"/>
+          <w:sz w:val="22"/>
+          <w:szCs w:val="22"/>
+          <w:lang w:val="en-GB"/>
+        </w:rPr>
+        <w:br/>
+      </w:r>
+      <w:r>
+        <w:rPr>
+          <w:rFonts w:ascii="Segoe UI Symbol" w:hAnsi="Segoe UI Symbol" w:cs="Segoe UI Symbol"/>
+          <w:sz w:val="22"/>
+          <w:szCs w:val="22"/>
+          <w:lang w:val="en-GB"/>
+        </w:rPr>
+        <w:t>✔</w:t>
+      </w:r>
+      <w:r>
+        <w:rPr>
+          <w:rFonts w:ascii="Trebuchet MS" w:hAnsi="Trebuchet MS"/>
+          <w:sz w:val="22"/>
+          <w:szCs w:val="22"/>
+          <w:lang w:val="en-GB"/>
+        </w:rPr>
+        <w:t xml:space="preserve"> Centralized logging</w:t>
+      </w:r>
+    </w:p>
+    <w:p>
+      <w:pPr>
+        <w:pStyle w:val="a3"/>
+        <w:shd w:val="clear" w:color="auto" w:fill="FFFFFF"/>
+        <w:spacing w:before="0" w:beforeAutospacing="0" w:after="0" w:afterAutospacing="0"/>
+        <w:rPr>
+          <w:rFonts w:ascii="Trebuchet MS" w:hAnsi="Trebuchet MS"/>
+          <w:color w:val="000000"/>
+          <w:sz w:val="22"/>
+          <w:szCs w:val="22"/>
+          <w:lang w:val="en-GB"/>
+        </w:rPr>
+      </w:pPr>
+    </w:p>
+    <w:p>
+      <w:pPr>
+        <w:rPr>
+          <w:rFonts w:ascii="Trebuchet MS" w:hAnsi="Trebuchet MS"/>
+          <w:lang w:val="en-GB"/>
+        </w:rPr>
+      </w:pPr>
+      <w:r>
+        <w:rPr>
+          <w:rFonts w:ascii="Trebuchet MS" w:hAnsi="Trebuchet MS"/>
+          <w:lang w:val="en-GB"/>
+        </w:rPr>
+        <w:t>FIRST RUN</w:t>
+      </w:r>
+    </w:p>
+    <w:p>
+      <w:pPr>
+        <w:rPr>
+          <w:rFonts w:ascii="Trebuchet MS" w:hAnsi="Trebuchet MS"/>
+          <w:lang w:val="en-GB"/>
+        </w:rPr>
+      </w:pPr>
+      <w:r>
+        <w:rPr>
+          <w:rFonts w:ascii="Trebuchet MS" w:hAnsi="Trebuchet MS"/>
+          <w:noProof/>
+          <w:lang w:eastAsia="ru-RU"/>
         </w:rPr>
         <w:drawing>
           <wp:inline distT="0" distB="0" distL="0" distR="0" wp14:anchorId="7315CF08" wp14:editId="30F500C2">
@@ -5194,12 +7577,15 @@
     <w:p>
       <w:pPr>
         <w:rPr>
-          <w:lang w:val="en-GB"/>
-        </w:rPr>
-      </w:pPr>
-      <w:r>
-        <w:rPr>
-          <w:lang w:val="en-GB"/>
+          <w:rFonts w:ascii="Trebuchet MS" w:hAnsi="Trebuchet MS"/>
+          <w:lang w:val="en-GB"/>
+        </w:rPr>
+      </w:pPr>
+      <w:r>
+        <w:rPr>
+          <w:rFonts w:ascii="Trebuchet MS" w:hAnsi="Trebuchet MS"/>
+          <w:noProof/>
+          <w:lang w:eastAsia="ru-RU"/>
         </w:rPr>
         <w:drawing>
           <wp:inline distT="0" distB="0" distL="0" distR="0" wp14:anchorId="32AC693D" wp14:editId="60A397E3">
@@ -5241,12 +7627,30 @@
     <w:p>
       <w:pPr>
         <w:rPr>
-          <w:lang w:val="en-GB"/>
-        </w:rPr>
-      </w:pPr>
-      <w:r>
-        <w:rPr>
-          <w:lang w:val="en-GB"/>
+          <w:rFonts w:ascii="Trebuchet MS" w:hAnsi="Trebuchet MS"/>
+          <w:lang w:val="en-GB"/>
+        </w:rPr>
+      </w:pPr>
+      <w:r>
+        <w:rPr>
+          <w:rFonts w:ascii="Trebuchet MS" w:hAnsi="Trebuchet MS"/>
+          <w:lang w:val="en-GB"/>
+        </w:rPr>
+        <w:t>SECOND RUN</w:t>
+      </w:r>
+    </w:p>
+    <w:p>
+      <w:pPr>
+        <w:rPr>
+          <w:rFonts w:ascii="Trebuchet MS" w:hAnsi="Trebuchet MS"/>
+          <w:lang w:val="en-GB"/>
+        </w:rPr>
+      </w:pPr>
+      <w:r>
+        <w:rPr>
+          <w:rFonts w:ascii="Trebuchet MS" w:hAnsi="Trebuchet MS"/>
+          <w:noProof/>
+          <w:lang w:eastAsia="ru-RU"/>
         </w:rPr>
         <w:drawing>
           <wp:inline distT="0" distB="0" distL="0" distR="0" wp14:anchorId="16A5929B" wp14:editId="67D4E51B">
@@ -5288,47 +7692,308 @@
     <w:p>
       <w:pPr>
         <w:rPr>
-          <w:lang w:val="en-GB"/>
-        </w:rPr>
-      </w:pPr>
-    </w:p>
-    <w:p>
-      <w:pPr>
-        <w:rPr>
-          <w:lang w:val="en-GB"/>
-        </w:rPr>
-      </w:pPr>
-      <w:r>
-        <w:rPr>
-          <w:lang w:val="en-GB"/>
-        </w:rPr>
-        <w:t xml:space="preserve">DIM_PROMOTIONS (3NF: </w:t>
-      </w:r>
-      <w:proofErr w:type="spellStart"/>
-      <w:r>
-        <w:rPr>
-          <w:lang w:val="en-GB"/>
-        </w:rPr>
-        <w:t>ce_promotions</w:t>
-      </w:r>
-      <w:proofErr w:type="spellEnd"/>
-      <w:r>
-        <w:rPr>
+          <w:rFonts w:ascii="Trebuchet MS" w:hAnsi="Trebuchet MS"/>
+          <w:lang w:val="en-GB"/>
+        </w:rPr>
+      </w:pPr>
+    </w:p>
+    <w:p>
+      <w:pPr>
+        <w:rPr>
+          <w:rFonts w:ascii="Trebuchet MS" w:hAnsi="Trebuchet MS"/>
+          <w:b/>
+          <w:sz w:val="40"/>
+          <w:szCs w:val="40"/>
+          <w:lang w:val="en-GB"/>
+        </w:rPr>
+      </w:pPr>
+      <w:r>
+        <w:rPr>
+          <w:rFonts w:ascii="Trebuchet MS" w:hAnsi="Trebuchet MS"/>
+          <w:b/>
+          <w:sz w:val="40"/>
+          <w:szCs w:val="40"/>
+          <w:lang w:val="en-GB"/>
+        </w:rPr>
+        <w:t xml:space="preserve">DIM_PROMOTIONS </w:t>
+      </w:r>
+    </w:p>
+    <w:p>
+      <w:pPr>
+        <w:pStyle w:val="a3"/>
+        <w:shd w:val="clear" w:color="auto" w:fill="FFFFFF"/>
+        <w:spacing w:before="0" w:beforeAutospacing="0" w:after="0" w:afterAutospacing="0"/>
+        <w:rPr>
+          <w:rFonts w:ascii="Trebuchet MS" w:hAnsi="Trebuchet MS"/>
+          <w:sz w:val="22"/>
+          <w:szCs w:val="22"/>
+          <w:lang w:val="en-GB"/>
+        </w:rPr>
+      </w:pPr>
+      <w:r>
+        <w:rPr>
+          <w:rFonts w:ascii="Segoe UI Symbol" w:hAnsi="Segoe UI Symbol" w:cs="Segoe UI Symbol"/>
+          <w:sz w:val="22"/>
+          <w:szCs w:val="22"/>
+          <w:lang w:val="en-GB"/>
+        </w:rPr>
+        <w:t>✔</w:t>
+      </w:r>
+      <w:r>
+        <w:rPr>
+          <w:rFonts w:ascii="Trebuchet MS" w:hAnsi="Trebuchet MS"/>
+          <w:sz w:val="22"/>
+          <w:szCs w:val="22"/>
+          <w:lang w:val="en-GB"/>
+        </w:rPr>
+        <w:t xml:space="preserve"> Composite type (</w:t>
+      </w:r>
+      <w:proofErr w:type="spellStart"/>
+      <w:r>
+        <w:rPr>
+          <w:rStyle w:val="HTML"/>
+          <w:rFonts w:ascii="Trebuchet MS" w:hAnsi="Trebuchet MS"/>
+          <w:sz w:val="22"/>
+          <w:szCs w:val="22"/>
+          <w:lang w:val="en-GB"/>
+        </w:rPr>
+        <w:t>t_source_ctx</w:t>
+      </w:r>
+      <w:proofErr w:type="spellEnd"/>
+      <w:proofErr w:type="gramStart"/>
+      <w:r>
+        <w:rPr>
+          <w:rFonts w:ascii="Trebuchet MS" w:hAnsi="Trebuchet MS"/>
+          <w:sz w:val="22"/>
+          <w:szCs w:val="22"/>
           <w:lang w:val="en-GB"/>
         </w:rPr>
         <w:t>)</w:t>
       </w:r>
-    </w:p>
-    <w:p>
-      <w:pPr>
-        <w:rPr>
-          <w:lang w:val="en-GB"/>
-        </w:rPr>
-      </w:pPr>
-      <w:r>
-        <w:rPr>
-          <w:lang w:val="en-GB"/>
-        </w:rPr>
+      <w:proofErr w:type="gramEnd"/>
+      <w:r>
+        <w:rPr>
+          <w:rFonts w:ascii="Trebuchet MS" w:hAnsi="Trebuchet MS"/>
+          <w:sz w:val="22"/>
+          <w:szCs w:val="22"/>
+          <w:lang w:val="en-GB"/>
+        </w:rPr>
+        <w:br/>
+      </w:r>
+      <w:r>
+        <w:rPr>
+          <w:rFonts w:ascii="Segoe UI Symbol" w:hAnsi="Segoe UI Symbol" w:cs="Segoe UI Symbol"/>
+          <w:sz w:val="22"/>
+          <w:szCs w:val="22"/>
+          <w:lang w:val="en-GB"/>
+        </w:rPr>
+        <w:t>✔</w:t>
+      </w:r>
+      <w:r>
+        <w:rPr>
+          <w:rFonts w:ascii="Trebuchet MS" w:hAnsi="Trebuchet MS"/>
+          <w:sz w:val="22"/>
+          <w:szCs w:val="22"/>
+          <w:lang w:val="en-GB"/>
+        </w:rPr>
+        <w:t xml:space="preserve"> Validation procedure (</w:t>
+      </w:r>
+      <w:proofErr w:type="spellStart"/>
+      <w:r>
+        <w:rPr>
+          <w:rStyle w:val="HTML"/>
+          <w:rFonts w:ascii="Trebuchet MS" w:hAnsi="Trebuchet MS"/>
+          <w:sz w:val="22"/>
+          <w:szCs w:val="22"/>
+          <w:lang w:val="en-GB"/>
+        </w:rPr>
+        <w:t>pr_validate_na_only</w:t>
+      </w:r>
+      <w:proofErr w:type="spellEnd"/>
+      <w:r>
+        <w:rPr>
+          <w:rFonts w:ascii="Trebuchet MS" w:hAnsi="Trebuchet MS"/>
+          <w:sz w:val="22"/>
+          <w:szCs w:val="22"/>
+          <w:lang w:val="en-GB"/>
+        </w:rPr>
+        <w:t>)</w:t>
+      </w:r>
+      <w:r>
+        <w:rPr>
+          <w:rFonts w:ascii="Trebuchet MS" w:hAnsi="Trebuchet MS"/>
+          <w:sz w:val="22"/>
+          <w:szCs w:val="22"/>
+          <w:lang w:val="en-GB"/>
+        </w:rPr>
+        <w:br/>
+      </w:r>
+      <w:r>
+        <w:rPr>
+          <w:rFonts w:ascii="Segoe UI Symbol" w:hAnsi="Segoe UI Symbol" w:cs="Segoe UI Symbol"/>
+          <w:sz w:val="22"/>
+          <w:szCs w:val="22"/>
+          <w:lang w:val="en-GB"/>
+        </w:rPr>
+        <w:t>✔</w:t>
+      </w:r>
+      <w:r>
+        <w:rPr>
+          <w:rFonts w:ascii="Trebuchet MS" w:hAnsi="Trebuchet MS"/>
+          <w:sz w:val="22"/>
+          <w:szCs w:val="22"/>
+          <w:lang w:val="en-GB"/>
+        </w:rPr>
+        <w:t xml:space="preserve"> Ignore default row </w:t>
+      </w:r>
+    </w:p>
+    <w:p>
+      <w:pPr>
+        <w:pStyle w:val="a3"/>
+        <w:shd w:val="clear" w:color="auto" w:fill="FFFFFF"/>
+        <w:spacing w:before="0" w:beforeAutospacing="0" w:after="0" w:afterAutospacing="0"/>
+        <w:rPr>
+          <w:rFonts w:ascii="Trebuchet MS" w:hAnsi="Trebuchet MS"/>
+          <w:sz w:val="22"/>
+          <w:szCs w:val="22"/>
+          <w:lang w:val="en-GB"/>
+        </w:rPr>
+      </w:pPr>
+      <w:r>
+        <w:rPr>
+          <w:rFonts w:ascii="Segoe UI Symbol" w:hAnsi="Segoe UI Symbol" w:cs="Segoe UI Symbol"/>
+          <w:sz w:val="22"/>
+          <w:szCs w:val="22"/>
+          <w:lang w:val="en-GB"/>
+        </w:rPr>
+        <w:t>✔</w:t>
+      </w:r>
+      <w:r>
+        <w:rPr>
+          <w:rFonts w:ascii="Trebuchet MS" w:hAnsi="Trebuchet MS"/>
+          <w:sz w:val="22"/>
+          <w:szCs w:val="22"/>
+          <w:lang w:val="en-GB"/>
+        </w:rPr>
+        <w:t xml:space="preserve"> Data lineage </w:t>
+      </w:r>
+    </w:p>
+    <w:p>
+      <w:pPr>
+        <w:pStyle w:val="a3"/>
+        <w:shd w:val="clear" w:color="auto" w:fill="FFFFFF"/>
+        <w:spacing w:before="0" w:beforeAutospacing="0" w:after="0" w:afterAutospacing="0"/>
+        <w:rPr>
+          <w:rFonts w:ascii="Trebuchet MS" w:hAnsi="Trebuchet MS"/>
+          <w:sz w:val="22"/>
+          <w:szCs w:val="22"/>
+          <w:lang w:val="en-GB"/>
+        </w:rPr>
+      </w:pPr>
+      <w:r>
+        <w:rPr>
+          <w:rFonts w:ascii="Segoe UI Symbol" w:hAnsi="Segoe UI Symbol" w:cs="Segoe UI Symbol"/>
+          <w:sz w:val="22"/>
+          <w:szCs w:val="22"/>
+          <w:lang w:val="en-GB"/>
+        </w:rPr>
+        <w:t>✔</w:t>
+      </w:r>
+      <w:r>
+        <w:rPr>
+          <w:rFonts w:ascii="Trebuchet MS" w:hAnsi="Trebuchet MS"/>
+          <w:sz w:val="22"/>
+          <w:szCs w:val="22"/>
+          <w:lang w:val="en-GB"/>
+        </w:rPr>
+        <w:t xml:space="preserve"> UPSERT (repeatable execution</w:t>
+      </w:r>
+      <w:proofErr w:type="gramStart"/>
+      <w:r>
+        <w:rPr>
+          <w:rFonts w:ascii="Trebuchet MS" w:hAnsi="Trebuchet MS"/>
+          <w:sz w:val="22"/>
+          <w:szCs w:val="22"/>
+          <w:lang w:val="en-GB"/>
+        </w:rPr>
+        <w:t>)</w:t>
+      </w:r>
+      <w:proofErr w:type="gramEnd"/>
+      <w:r>
+        <w:rPr>
+          <w:rFonts w:ascii="Trebuchet MS" w:hAnsi="Trebuchet MS"/>
+          <w:sz w:val="22"/>
+          <w:szCs w:val="22"/>
+          <w:lang w:val="en-GB"/>
+        </w:rPr>
+        <w:br/>
+      </w:r>
+      <w:r>
+        <w:rPr>
+          <w:rFonts w:ascii="Segoe UI Symbol" w:hAnsi="Segoe UI Symbol" w:cs="Segoe UI Symbol"/>
+          <w:sz w:val="22"/>
+          <w:szCs w:val="22"/>
+          <w:lang w:val="en-GB"/>
+        </w:rPr>
+        <w:t>✔</w:t>
+      </w:r>
+      <w:r>
+        <w:rPr>
+          <w:rFonts w:ascii="Trebuchet MS" w:hAnsi="Trebuchet MS"/>
+          <w:sz w:val="22"/>
+          <w:szCs w:val="22"/>
+          <w:lang w:val="en-GB"/>
+        </w:rPr>
+        <w:t xml:space="preserve"> Centralized logging</w:t>
+      </w:r>
+    </w:p>
+    <w:p>
+      <w:pPr>
+        <w:rPr>
+          <w:rFonts w:ascii="Trebuchet MS" w:hAnsi="Trebuchet MS"/>
+          <w:lang w:val="en-GB"/>
+        </w:rPr>
+      </w:pPr>
+      <w:r>
+        <w:rPr>
+          <w:rFonts w:ascii="Trebuchet MS" w:hAnsi="Trebuchet MS"/>
+          <w:b/>
+          <w:sz w:val="40"/>
+          <w:szCs w:val="40"/>
+          <w:lang w:val="en-GB"/>
+        </w:rPr>
+        <w:t xml:space="preserve"> </w:t>
+      </w:r>
+    </w:p>
+    <w:p>
+      <w:pPr>
+        <w:rPr>
+          <w:rFonts w:ascii="Trebuchet MS" w:hAnsi="Trebuchet MS"/>
+          <w:lang w:val="en-GB"/>
+        </w:rPr>
+      </w:pPr>
+      <w:r>
+        <w:rPr>
+          <w:rFonts w:ascii="Trebuchet MS" w:hAnsi="Trebuchet MS"/>
+          <w:lang w:val="en-GB"/>
+        </w:rPr>
+        <w:t>FIRST RUN</w:t>
+      </w:r>
+    </w:p>
+    <w:p>
+      <w:pPr>
+        <w:rPr>
+          <w:rFonts w:ascii="Trebuchet MS" w:hAnsi="Trebuchet MS"/>
+          <w:lang w:val="en-GB"/>
+        </w:rPr>
+      </w:pPr>
+      <w:r>
+        <w:rPr>
+          <w:rFonts w:ascii="Trebuchet MS" w:hAnsi="Trebuchet MS"/>
+          <w:noProof/>
+          <w:lang w:eastAsia="ru-RU"/>
+        </w:rPr>
+        <w:lastRenderedPageBreak/>
         <w:drawing>
           <wp:inline distT="0" distB="0" distL="0" distR="0" wp14:anchorId="763DDEBB" wp14:editId="374DB1B2">
             <wp:extent cx="5731510" cy="1107440"/>
@@ -5369,21 +8034,24 @@
     <w:p>
       <w:pPr>
         <w:rPr>
-          <w:lang w:val="en-GB"/>
-        </w:rPr>
-      </w:pPr>
-    </w:p>
-    <w:p>
-      <w:pPr>
-        <w:rPr>
-          <w:lang w:val="en-GB"/>
-        </w:rPr>
-      </w:pPr>
-      <w:r>
-        <w:rPr>
-          <w:lang w:val="en-GB"/>
-        </w:rPr>
-        <w:lastRenderedPageBreak/>
+          <w:rFonts w:ascii="Trebuchet MS" w:hAnsi="Trebuchet MS"/>
+          <w:lang w:val="en-GB"/>
+        </w:rPr>
+      </w:pPr>
+    </w:p>
+    <w:p>
+      <w:pPr>
+        <w:rPr>
+          <w:rFonts w:ascii="Trebuchet MS" w:hAnsi="Trebuchet MS"/>
+          <w:lang w:val="en-GB"/>
+        </w:rPr>
+      </w:pPr>
+      <w:r>
+        <w:rPr>
+          <w:rFonts w:ascii="Trebuchet MS" w:hAnsi="Trebuchet MS"/>
+          <w:noProof/>
+          <w:lang w:eastAsia="ru-RU"/>
+        </w:rPr>
         <w:drawing>
           <wp:inline distT="0" distB="0" distL="0" distR="0" wp14:anchorId="261A3483" wp14:editId="2D354F38">
             <wp:extent cx="5731510" cy="2139950"/>
@@ -5424,12 +8092,30 @@
     <w:p>
       <w:pPr>
         <w:rPr>
-          <w:lang w:val="en-GB"/>
-        </w:rPr>
-      </w:pPr>
-      <w:r>
-        <w:rPr>
-          <w:lang w:val="en-GB"/>
+          <w:rFonts w:ascii="Trebuchet MS" w:hAnsi="Trebuchet MS"/>
+          <w:lang w:val="en-GB"/>
+        </w:rPr>
+      </w:pPr>
+      <w:r>
+        <w:rPr>
+          <w:rFonts w:ascii="Trebuchet MS" w:hAnsi="Trebuchet MS"/>
+          <w:lang w:val="en-GB"/>
+        </w:rPr>
+        <w:t>SECOND RUN</w:t>
+      </w:r>
+    </w:p>
+    <w:p>
+      <w:pPr>
+        <w:rPr>
+          <w:rFonts w:ascii="Trebuchet MS" w:hAnsi="Trebuchet MS"/>
+          <w:lang w:val="en-GB"/>
+        </w:rPr>
+      </w:pPr>
+      <w:r>
+        <w:rPr>
+          <w:rFonts w:ascii="Trebuchet MS" w:hAnsi="Trebuchet MS"/>
+          <w:noProof/>
+          <w:lang w:eastAsia="ru-RU"/>
         </w:rPr>
         <w:drawing>
           <wp:inline distT="0" distB="0" distL="0" distR="0" wp14:anchorId="4D2E13EA" wp14:editId="7D4C7D3E">
@@ -5471,18 +8157,439 @@
     <w:p>
       <w:pPr>
         <w:rPr>
-          <w:lang w:val="en-GB"/>
-        </w:rPr>
-      </w:pPr>
-      <w:r>
-        <w:rPr>
-          <w:lang w:val="en-GB"/>
-        </w:rPr>
-        <w:t xml:space="preserve">DIM_DELIVERY_PROVIDERS (3NF: </w:t>
-      </w:r>
-      <w:proofErr w:type="spellStart"/>
-      <w:r>
-        <w:rPr>
+          <w:rFonts w:ascii="Trebuchet MS" w:hAnsi="Trebuchet MS"/>
+          <w:b/>
+          <w:sz w:val="40"/>
+          <w:szCs w:val="40"/>
+          <w:lang w:val="en-GB"/>
+        </w:rPr>
+      </w:pPr>
+      <w:r>
+        <w:rPr>
+          <w:rFonts w:ascii="Trebuchet MS" w:hAnsi="Trebuchet MS"/>
+          <w:b/>
+          <w:sz w:val="40"/>
+          <w:szCs w:val="40"/>
+          <w:lang w:val="en-GB"/>
+        </w:rPr>
+        <w:t xml:space="preserve">DIM_DELIVERY_PROVIDERS </w:t>
+      </w:r>
+    </w:p>
+    <w:p>
+      <w:pPr>
+        <w:pStyle w:val="a3"/>
+        <w:shd w:val="clear" w:color="auto" w:fill="FFFFFF"/>
+        <w:spacing w:before="0" w:beforeAutospacing="0" w:after="0" w:afterAutospacing="0"/>
+        <w:rPr>
+          <w:rFonts w:ascii="Trebuchet MS" w:hAnsi="Trebuchet MS"/>
+          <w:sz w:val="22"/>
+          <w:szCs w:val="22"/>
+          <w:lang w:val="en-GB"/>
+        </w:rPr>
+      </w:pPr>
+      <w:r>
+        <w:rPr>
+          <w:rFonts w:ascii="Segoe UI Symbol" w:hAnsi="Segoe UI Symbol" w:cs="Segoe UI Symbol"/>
+          <w:sz w:val="22"/>
+          <w:szCs w:val="22"/>
+          <w:lang w:val="en-GB"/>
+        </w:rPr>
+        <w:t>✔</w:t>
+      </w:r>
+      <w:r>
+        <w:rPr>
+          <w:rFonts w:ascii="Trebuchet MS" w:hAnsi="Trebuchet MS"/>
+          <w:sz w:val="22"/>
+          <w:szCs w:val="22"/>
+          <w:lang w:val="en-GB"/>
+        </w:rPr>
+        <w:t xml:space="preserve"> Composite type (</w:t>
+      </w:r>
+      <w:proofErr w:type="spellStart"/>
+      <w:r>
+        <w:rPr>
+          <w:rStyle w:val="HTML"/>
+          <w:rFonts w:ascii="Trebuchet MS" w:hAnsi="Trebuchet MS"/>
+          <w:sz w:val="22"/>
+          <w:szCs w:val="22"/>
+          <w:lang w:val="en-GB"/>
+        </w:rPr>
+        <w:t>t_source_ctx</w:t>
+      </w:r>
+      <w:proofErr w:type="spellEnd"/>
+      <w:proofErr w:type="gramStart"/>
+      <w:r>
+        <w:rPr>
+          <w:rFonts w:ascii="Trebuchet MS" w:hAnsi="Trebuchet MS"/>
+          <w:sz w:val="22"/>
+          <w:szCs w:val="22"/>
+          <w:lang w:val="en-GB"/>
+        </w:rPr>
+        <w:t>)</w:t>
+      </w:r>
+      <w:proofErr w:type="gramEnd"/>
+      <w:r>
+        <w:rPr>
+          <w:rFonts w:ascii="Trebuchet MS" w:hAnsi="Trebuchet MS"/>
+          <w:sz w:val="22"/>
+          <w:szCs w:val="22"/>
+          <w:lang w:val="en-GB"/>
+        </w:rPr>
+        <w:br/>
+      </w:r>
+      <w:r>
+        <w:rPr>
+          <w:rFonts w:ascii="Segoe UI Symbol" w:hAnsi="Segoe UI Symbol" w:cs="Segoe UI Symbol"/>
+          <w:sz w:val="22"/>
+          <w:szCs w:val="22"/>
+          <w:lang w:val="en-GB"/>
+        </w:rPr>
+        <w:t>✔</w:t>
+      </w:r>
+      <w:r>
+        <w:rPr>
+          <w:rFonts w:ascii="Trebuchet MS" w:hAnsi="Trebuchet MS"/>
+          <w:sz w:val="22"/>
+          <w:szCs w:val="22"/>
+          <w:lang w:val="en-GB"/>
+        </w:rPr>
+        <w:t xml:space="preserve"> Ignore default row </w:t>
+      </w:r>
+    </w:p>
+    <w:p>
+      <w:pPr>
+        <w:pStyle w:val="a3"/>
+        <w:shd w:val="clear" w:color="auto" w:fill="FFFFFF"/>
+        <w:spacing w:before="0" w:beforeAutospacing="0" w:after="0" w:afterAutospacing="0"/>
+        <w:rPr>
+          <w:rFonts w:ascii="Trebuchet MS" w:hAnsi="Trebuchet MS"/>
+          <w:sz w:val="22"/>
+          <w:szCs w:val="22"/>
+          <w:lang w:val="en-GB"/>
+        </w:rPr>
+      </w:pPr>
+      <w:r>
+        <w:rPr>
+          <w:rFonts w:ascii="Segoe UI Symbol" w:hAnsi="Segoe UI Symbol" w:cs="Segoe UI Symbol"/>
+          <w:sz w:val="22"/>
+          <w:szCs w:val="22"/>
+          <w:lang w:val="en-GB"/>
+        </w:rPr>
+        <w:t>✔</w:t>
+      </w:r>
+      <w:r>
+        <w:rPr>
+          <w:rFonts w:ascii="Trebuchet MS" w:hAnsi="Trebuchet MS"/>
+          <w:sz w:val="22"/>
+          <w:szCs w:val="22"/>
+          <w:lang w:val="en-GB"/>
+        </w:rPr>
+        <w:t xml:space="preserve"> Data lineage </w:t>
+      </w:r>
+    </w:p>
+    <w:p>
+      <w:pPr>
+        <w:pStyle w:val="a3"/>
+        <w:shd w:val="clear" w:color="auto" w:fill="FFFFFF"/>
+        <w:spacing w:before="0" w:beforeAutospacing="0" w:after="0" w:afterAutospacing="0"/>
+        <w:rPr>
+          <w:rFonts w:ascii="Trebuchet MS" w:hAnsi="Trebuchet MS"/>
+          <w:sz w:val="22"/>
+          <w:szCs w:val="22"/>
+          <w:lang w:val="en-GB"/>
+        </w:rPr>
+      </w:pPr>
+      <w:r>
+        <w:rPr>
+          <w:rFonts w:ascii="Segoe UI Symbol" w:hAnsi="Segoe UI Symbol" w:cs="Segoe UI Symbol"/>
+          <w:sz w:val="22"/>
+          <w:szCs w:val="22"/>
+          <w:lang w:val="en-GB"/>
+        </w:rPr>
+        <w:t>✔</w:t>
+      </w:r>
+      <w:r>
+        <w:rPr>
+          <w:rFonts w:ascii="Trebuchet MS" w:hAnsi="Trebuchet MS"/>
+          <w:sz w:val="22"/>
+          <w:szCs w:val="22"/>
+          <w:lang w:val="en-GB"/>
+        </w:rPr>
+        <w:t xml:space="preserve"> UPSERT (repeatable execution</w:t>
+      </w:r>
+      <w:proofErr w:type="gramStart"/>
+      <w:r>
+        <w:rPr>
+          <w:rFonts w:ascii="Trebuchet MS" w:hAnsi="Trebuchet MS"/>
+          <w:sz w:val="22"/>
+          <w:szCs w:val="22"/>
+          <w:lang w:val="en-GB"/>
+        </w:rPr>
+        <w:t>)</w:t>
+      </w:r>
+      <w:proofErr w:type="gramEnd"/>
+      <w:r>
+        <w:rPr>
+          <w:rFonts w:ascii="Trebuchet MS" w:hAnsi="Trebuchet MS"/>
+          <w:sz w:val="22"/>
+          <w:szCs w:val="22"/>
+          <w:lang w:val="en-GB"/>
+        </w:rPr>
+        <w:br/>
+      </w:r>
+      <w:r>
+        <w:rPr>
+          <w:rFonts w:ascii="Segoe UI Symbol" w:hAnsi="Segoe UI Symbol" w:cs="Segoe UI Symbol"/>
+          <w:sz w:val="22"/>
+          <w:szCs w:val="22"/>
+          <w:lang w:val="en-GB"/>
+        </w:rPr>
+        <w:t>✔</w:t>
+      </w:r>
+      <w:r>
+        <w:rPr>
+          <w:rFonts w:ascii="Trebuchet MS" w:hAnsi="Trebuchet MS"/>
+          <w:sz w:val="22"/>
+          <w:szCs w:val="22"/>
+          <w:lang w:val="en-GB"/>
+        </w:rPr>
+        <w:t xml:space="preserve"> Centralized logging</w:t>
+      </w:r>
+    </w:p>
+    <w:p>
+      <w:pPr>
+        <w:rPr>
+          <w:rFonts w:ascii="Trebuchet MS" w:hAnsi="Trebuchet MS"/>
+          <w:lang w:val="en-GB"/>
+        </w:rPr>
+      </w:pPr>
+      <w:r>
+        <w:rPr>
+          <w:rFonts w:ascii="Trebuchet MS" w:hAnsi="Trebuchet MS"/>
+          <w:b/>
+          <w:sz w:val="40"/>
+          <w:szCs w:val="40"/>
+          <w:lang w:val="en-GB"/>
+        </w:rPr>
+        <w:t xml:space="preserve"> </w:t>
+      </w:r>
+    </w:p>
+    <w:p>
+      <w:pPr>
+        <w:rPr>
+          <w:rFonts w:ascii="Trebuchet MS" w:hAnsi="Trebuchet MS"/>
+          <w:lang w:val="en-GB"/>
+        </w:rPr>
+      </w:pPr>
+      <w:r>
+        <w:rPr>
+          <w:rFonts w:ascii="Trebuchet MS" w:hAnsi="Trebuchet MS"/>
+          <w:lang w:val="en-GB"/>
+        </w:rPr>
+        <w:t>FIRST RUN</w:t>
+      </w:r>
+    </w:p>
+    <w:p>
+      <w:pPr>
+        <w:rPr>
+          <w:rFonts w:ascii="Trebuchet MS" w:hAnsi="Trebuchet MS"/>
+          <w:lang w:val="en-GB"/>
+        </w:rPr>
+      </w:pPr>
+    </w:p>
+    <w:p>
+      <w:pPr>
+        <w:rPr>
+          <w:rFonts w:ascii="Trebuchet MS" w:hAnsi="Trebuchet MS"/>
+          <w:lang w:val="en-GB"/>
+        </w:rPr>
+      </w:pPr>
+      <w:r>
+        <w:rPr>
+          <w:rFonts w:ascii="Trebuchet MS" w:hAnsi="Trebuchet MS"/>
+          <w:lang w:val="en-GB"/>
+        </w:rPr>
+        <w:drawing>
+          <wp:inline distT="0" distB="0" distL="0" distR="0" wp14:anchorId="67291B27" wp14:editId="0791B1E6">
+            <wp:extent cx="5731510" cy="694055"/>
+            <wp:effectExtent l="0" t="0" r="2540" b="0"/>
+            <wp:docPr id="19" name="Рисунок 19"/>
+            <wp:cNvGraphicFramePr>
+              <a:graphicFrameLocks xmlns:a="http://schemas.openxmlformats.org/drawingml/2006/main" noChangeAspect="1"/>
+            </wp:cNvGraphicFramePr>
+            <a:graphic xmlns:a="http://schemas.openxmlformats.org/drawingml/2006/main">
+              <a:graphicData uri="http://schemas.openxmlformats.org/drawingml/2006/picture">
+                <pic:pic xmlns:pic="http://schemas.openxmlformats.org/drawingml/2006/picture">
+                  <pic:nvPicPr>
+                    <pic:cNvPr id="1" name=""/>
+                    <pic:cNvPicPr/>
+                  </pic:nvPicPr>
+                  <pic:blipFill>
+                    <a:blip r:embed="rId23"/>
+                    <a:stretch>
+                      <a:fillRect/>
+                    </a:stretch>
+                  </pic:blipFill>
+                  <pic:spPr>
+                    <a:xfrm>
+                      <a:off x="0" y="0"/>
+                      <a:ext cx="5731510" cy="694055"/>
+                    </a:xfrm>
+                    <a:prstGeom prst="rect">
+                      <a:avLst/>
+                    </a:prstGeom>
+                  </pic:spPr>
+                </pic:pic>
+              </a:graphicData>
+            </a:graphic>
+          </wp:inline>
+        </w:drawing>
+      </w:r>
+    </w:p>
+    <w:p>
+      <w:pPr>
+        <w:rPr>
+          <w:rFonts w:ascii="Trebuchet MS" w:hAnsi="Trebuchet MS"/>
+          <w:lang w:val="en-GB"/>
+        </w:rPr>
+      </w:pPr>
+      <w:r>
+        <w:rPr>
+          <w:rFonts w:ascii="Trebuchet MS" w:hAnsi="Trebuchet MS"/>
+          <w:lang w:val="en-GB"/>
+        </w:rPr>
+        <w:lastRenderedPageBreak/>
+        <w:drawing>
+          <wp:inline distT="0" distB="0" distL="0" distR="0" wp14:anchorId="3319E7B4" wp14:editId="63A11C8F">
+            <wp:extent cx="5731510" cy="1558925"/>
+            <wp:effectExtent l="0" t="0" r="2540" b="3175"/>
+            <wp:docPr id="20" name="Рисунок 20"/>
+            <wp:cNvGraphicFramePr>
+              <a:graphicFrameLocks xmlns:a="http://schemas.openxmlformats.org/drawingml/2006/main" noChangeAspect="1"/>
+            </wp:cNvGraphicFramePr>
+            <a:graphic xmlns:a="http://schemas.openxmlformats.org/drawingml/2006/main">
+              <a:graphicData uri="http://schemas.openxmlformats.org/drawingml/2006/picture">
+                <pic:pic xmlns:pic="http://schemas.openxmlformats.org/drawingml/2006/picture">
+                  <pic:nvPicPr>
+                    <pic:cNvPr id="1" name=""/>
+                    <pic:cNvPicPr/>
+                  </pic:nvPicPr>
+                  <pic:blipFill>
+                    <a:blip r:embed="rId24"/>
+                    <a:stretch>
+                      <a:fillRect/>
+                    </a:stretch>
+                  </pic:blipFill>
+                  <pic:spPr>
+                    <a:xfrm>
+                      <a:off x="0" y="0"/>
+                      <a:ext cx="5731510" cy="1558925"/>
+                    </a:xfrm>
+                    <a:prstGeom prst="rect">
+                      <a:avLst/>
+                    </a:prstGeom>
+                  </pic:spPr>
+                </pic:pic>
+              </a:graphicData>
+            </a:graphic>
+          </wp:inline>
+        </w:drawing>
+      </w:r>
+    </w:p>
+    <w:p>
+      <w:pPr>
+        <w:rPr>
+          <w:rFonts w:ascii="Trebuchet MS" w:hAnsi="Trebuchet MS"/>
+          <w:lang w:val="en-GB"/>
+        </w:rPr>
+      </w:pPr>
+      <w:r>
+        <w:rPr>
+          <w:rFonts w:ascii="Trebuchet MS" w:hAnsi="Trebuchet MS"/>
+          <w:lang w:val="en-GB"/>
+        </w:rPr>
+        <w:t>SECOND RUN</w:t>
+      </w:r>
+    </w:p>
+    <w:p>
+      <w:pPr>
+        <w:rPr>
+          <w:rFonts w:ascii="Trebuchet MS" w:hAnsi="Trebuchet MS"/>
+          <w:lang w:val="en-GB"/>
+        </w:rPr>
+      </w:pPr>
+      <w:r>
+        <w:rPr>
+          <w:rFonts w:ascii="Trebuchet MS" w:hAnsi="Trebuchet MS"/>
+          <w:lang w:val="en-GB"/>
+        </w:rPr>
+        <w:drawing>
+          <wp:inline distT="0" distB="0" distL="0" distR="0" wp14:anchorId="1514184D" wp14:editId="77A0CC35">
+            <wp:extent cx="5731510" cy="932180"/>
+            <wp:effectExtent l="0" t="0" r="2540" b="1270"/>
+            <wp:docPr id="21" name="Рисунок 21"/>
+            <wp:cNvGraphicFramePr>
+              <a:graphicFrameLocks xmlns:a="http://schemas.openxmlformats.org/drawingml/2006/main" noChangeAspect="1"/>
+            </wp:cNvGraphicFramePr>
+            <a:graphic xmlns:a="http://schemas.openxmlformats.org/drawingml/2006/main">
+              <a:graphicData uri="http://schemas.openxmlformats.org/drawingml/2006/picture">
+                <pic:pic xmlns:pic="http://schemas.openxmlformats.org/drawingml/2006/picture">
+                  <pic:nvPicPr>
+                    <pic:cNvPr id="1" name=""/>
+                    <pic:cNvPicPr/>
+                  </pic:nvPicPr>
+                  <pic:blipFill>
+                    <a:blip r:embed="rId25"/>
+                    <a:stretch>
+                      <a:fillRect/>
+                    </a:stretch>
+                  </pic:blipFill>
+                  <pic:spPr>
+                    <a:xfrm>
+                      <a:off x="0" y="0"/>
+                      <a:ext cx="5731510" cy="932180"/>
+                    </a:xfrm>
+                    <a:prstGeom prst="rect">
+                      <a:avLst/>
+                    </a:prstGeom>
+                  </pic:spPr>
+                </pic:pic>
+              </a:graphicData>
+            </a:graphic>
+          </wp:inline>
+        </w:drawing>
+      </w:r>
+    </w:p>
+    <w:p>
+      <w:pPr>
+        <w:rPr>
+          <w:rFonts w:ascii="Trebuchet MS" w:hAnsi="Trebuchet MS"/>
+          <w:b/>
+          <w:sz w:val="40"/>
+          <w:szCs w:val="40"/>
+          <w:shd w:val="clear" w:color="auto" w:fill="FFFFFF"/>
+          <w:lang w:val="en-GB"/>
+        </w:rPr>
+      </w:pPr>
+      <w:r>
+        <w:rPr>
+          <w:rFonts w:ascii="Trebuchet MS" w:hAnsi="Trebuchet MS"/>
+          <w:b/>
+          <w:sz w:val="40"/>
+          <w:szCs w:val="40"/>
+          <w:shd w:val="clear" w:color="auto" w:fill="FFFFFF"/>
+          <w:lang w:val="en-GB"/>
+        </w:rPr>
+        <w:t xml:space="preserve">DIM_JUNK_CONTEXT (3NF: </w:t>
+      </w:r>
+      <w:proofErr w:type="spellStart"/>
+      <w:r>
+        <w:rPr>
+          <w:rFonts w:ascii="Trebuchet MS" w:hAnsi="Trebuchet MS"/>
+          <w:b/>
+          <w:sz w:val="40"/>
+          <w:szCs w:val="40"/>
+          <w:shd w:val="clear" w:color="auto" w:fill="FFFFFF"/>
           <w:lang w:val="en-GB"/>
         </w:rPr>
         <w:t>ce_transactions</w:t>
@@ -5490,85 +8597,961 @@
       <w:proofErr w:type="spellEnd"/>
       <w:r>
         <w:rPr>
-          <w:lang w:val="en-GB"/>
-        </w:rPr>
-        <w:t xml:space="preserve"> + providers + types)</w:t>
-      </w:r>
-    </w:p>
-    <w:p>
-      <w:pPr>
-        <w:rPr>
-          <w:lang w:val="en-GB"/>
-        </w:rPr>
-      </w:pPr>
-    </w:p>
-    <w:p>
-      <w:pPr>
-        <w:rPr>
-          <w:lang w:val="en-GB"/>
-        </w:rPr>
-      </w:pPr>
+          <w:rFonts w:ascii="Trebuchet MS" w:hAnsi="Trebuchet MS"/>
+          <w:b/>
+          <w:sz w:val="40"/>
+          <w:szCs w:val="40"/>
+          <w:shd w:val="clear" w:color="auto" w:fill="FFFFFF"/>
+          <w:lang w:val="en-GB"/>
+        </w:rPr>
+        <w:t xml:space="preserve"> + lookup tables)</w:t>
+      </w:r>
+    </w:p>
+    <w:p>
+      <w:pPr>
+        <w:pStyle w:val="a3"/>
+        <w:shd w:val="clear" w:color="auto" w:fill="FFFFFF"/>
+        <w:spacing w:before="0" w:beforeAutospacing="0" w:after="0" w:afterAutospacing="0"/>
+        <w:rPr>
+          <w:rFonts w:ascii="Trebuchet MS" w:hAnsi="Trebuchet MS"/>
+          <w:sz w:val="22"/>
+          <w:szCs w:val="22"/>
+          <w:lang w:val="en-GB"/>
+        </w:rPr>
+      </w:pPr>
+      <w:r>
+        <w:rPr>
+          <w:rFonts w:ascii="Segoe UI Symbol" w:hAnsi="Segoe UI Symbol" w:cs="Segoe UI Symbol"/>
+          <w:sz w:val="22"/>
+          <w:szCs w:val="22"/>
+          <w:lang w:val="en-GB"/>
+        </w:rPr>
+        <w:t>✔</w:t>
+      </w:r>
+      <w:r>
+        <w:rPr>
+          <w:rFonts w:ascii="Trebuchet MS" w:hAnsi="Trebuchet MS"/>
+          <w:sz w:val="22"/>
+          <w:szCs w:val="22"/>
+          <w:lang w:val="en-GB"/>
+        </w:rPr>
+        <w:t xml:space="preserve"> Data lineage </w:t>
+      </w:r>
+    </w:p>
+    <w:p>
+      <w:pPr>
+        <w:pStyle w:val="a3"/>
+        <w:shd w:val="clear" w:color="auto" w:fill="FFFFFF"/>
+        <w:spacing w:before="0" w:beforeAutospacing="0" w:after="0" w:afterAutospacing="0"/>
+        <w:rPr>
+          <w:rFonts w:ascii="Trebuchet MS" w:hAnsi="Trebuchet MS"/>
+          <w:sz w:val="22"/>
+          <w:szCs w:val="22"/>
+          <w:lang w:val="en-GB"/>
+        </w:rPr>
+      </w:pPr>
+      <w:r>
+        <w:rPr>
+          <w:rFonts w:ascii="Segoe UI Symbol" w:hAnsi="Segoe UI Symbol" w:cs="Segoe UI Symbol"/>
+          <w:sz w:val="22"/>
+          <w:szCs w:val="22"/>
+          <w:lang w:val="en-GB"/>
+        </w:rPr>
+        <w:t>✔</w:t>
+      </w:r>
+      <w:r>
+        <w:rPr>
+          <w:rFonts w:ascii="Trebuchet MS" w:hAnsi="Trebuchet MS"/>
+          <w:sz w:val="22"/>
+          <w:szCs w:val="22"/>
+          <w:lang w:val="en-GB"/>
+        </w:rPr>
+        <w:t xml:space="preserve"> UPSERT (repeatable execution</w:t>
+      </w:r>
+      <w:proofErr w:type="gramStart"/>
+      <w:r>
+        <w:rPr>
+          <w:rFonts w:ascii="Trebuchet MS" w:hAnsi="Trebuchet MS"/>
+          <w:sz w:val="22"/>
+          <w:szCs w:val="22"/>
+          <w:lang w:val="en-GB"/>
+        </w:rPr>
+        <w:t>)</w:t>
+      </w:r>
+      <w:proofErr w:type="gramEnd"/>
+      <w:r>
+        <w:rPr>
+          <w:rFonts w:ascii="Trebuchet MS" w:hAnsi="Trebuchet MS"/>
+          <w:sz w:val="22"/>
+          <w:szCs w:val="22"/>
+          <w:lang w:val="en-GB"/>
+        </w:rPr>
+        <w:br/>
+      </w:r>
+      <w:r>
+        <w:rPr>
+          <w:rFonts w:ascii="Segoe UI Symbol" w:hAnsi="Segoe UI Symbol" w:cs="Segoe UI Symbol"/>
+          <w:sz w:val="22"/>
+          <w:szCs w:val="22"/>
+          <w:lang w:val="en-GB"/>
+        </w:rPr>
+        <w:t>✔</w:t>
+      </w:r>
+      <w:r>
+        <w:rPr>
+          <w:rFonts w:ascii="Trebuchet MS" w:hAnsi="Trebuchet MS"/>
+          <w:sz w:val="22"/>
+          <w:szCs w:val="22"/>
+          <w:lang w:val="en-GB"/>
+        </w:rPr>
+        <w:t xml:space="preserve"> Centralized logging</w:t>
+      </w:r>
+    </w:p>
+    <w:p>
+      <w:pPr>
+        <w:rPr>
+          <w:rFonts w:ascii="Trebuchet MS" w:hAnsi="Trebuchet MS"/>
+          <w:lang w:val="en-GB"/>
+        </w:rPr>
+      </w:pPr>
+    </w:p>
+    <w:p>
+      <w:pPr>
+        <w:rPr>
+          <w:rFonts w:ascii="Trebuchet MS" w:hAnsi="Trebuchet MS"/>
+          <w:lang w:val="en-GB"/>
+        </w:rPr>
+      </w:pPr>
+      <w:r>
+        <w:rPr>
+          <w:rFonts w:ascii="Trebuchet MS" w:hAnsi="Trebuchet MS"/>
+          <w:lang w:val="en-GB"/>
+        </w:rPr>
+        <w:t>FIRST RUN</w:t>
+      </w:r>
+    </w:p>
+    <w:p>
+      <w:pPr>
+        <w:rPr>
+          <w:rFonts w:ascii="Trebuchet MS" w:hAnsi="Trebuchet MS"/>
+          <w:lang w:val="en-GB"/>
+        </w:rPr>
+      </w:pPr>
+      <w:r>
+        <w:rPr>
+          <w:rFonts w:ascii="Trebuchet MS" w:hAnsi="Trebuchet MS"/>
+          <w:lang w:val="en-GB"/>
+        </w:rPr>
+        <w:drawing>
+          <wp:inline distT="0" distB="0" distL="0" distR="0" wp14:anchorId="3F31F81B" wp14:editId="1DC34BFA">
+            <wp:extent cx="5731510" cy="1126490"/>
+            <wp:effectExtent l="0" t="0" r="2540" b="0"/>
+            <wp:docPr id="22" name="Рисунок 22"/>
+            <wp:cNvGraphicFramePr>
+              <a:graphicFrameLocks xmlns:a="http://schemas.openxmlformats.org/drawingml/2006/main" noChangeAspect="1"/>
+            </wp:cNvGraphicFramePr>
+            <a:graphic xmlns:a="http://schemas.openxmlformats.org/drawingml/2006/main">
+              <a:graphicData uri="http://schemas.openxmlformats.org/drawingml/2006/picture">
+                <pic:pic xmlns:pic="http://schemas.openxmlformats.org/drawingml/2006/picture">
+                  <pic:nvPicPr>
+                    <pic:cNvPr id="1" name=""/>
+                    <pic:cNvPicPr/>
+                  </pic:nvPicPr>
+                  <pic:blipFill>
+                    <a:blip r:embed="rId26"/>
+                    <a:stretch>
+                      <a:fillRect/>
+                    </a:stretch>
+                  </pic:blipFill>
+                  <pic:spPr>
+                    <a:xfrm>
+                      <a:off x="0" y="0"/>
+                      <a:ext cx="5731510" cy="1126490"/>
+                    </a:xfrm>
+                    <a:prstGeom prst="rect">
+                      <a:avLst/>
+                    </a:prstGeom>
+                  </pic:spPr>
+                </pic:pic>
+              </a:graphicData>
+            </a:graphic>
+          </wp:inline>
+        </w:drawing>
+      </w:r>
+    </w:p>
+    <w:p>
+      <w:pPr>
+        <w:rPr>
+          <w:rFonts w:ascii="Trebuchet MS" w:hAnsi="Trebuchet MS"/>
+          <w:lang w:val="en-GB"/>
+        </w:rPr>
+      </w:pPr>
+      <w:r>
+        <w:rPr>
+          <w:rFonts w:ascii="Trebuchet MS" w:hAnsi="Trebuchet MS"/>
+          <w:lang w:val="en-GB"/>
+        </w:rPr>
+        <w:drawing>
+          <wp:inline distT="0" distB="0" distL="0" distR="0" wp14:anchorId="188FDDAB" wp14:editId="48162FC5">
+            <wp:extent cx="5731510" cy="755650"/>
+            <wp:effectExtent l="0" t="0" r="2540" b="6350"/>
+            <wp:docPr id="23" name="Рисунок 23"/>
+            <wp:cNvGraphicFramePr>
+              <a:graphicFrameLocks xmlns:a="http://schemas.openxmlformats.org/drawingml/2006/main" noChangeAspect="1"/>
+            </wp:cNvGraphicFramePr>
+            <a:graphic xmlns:a="http://schemas.openxmlformats.org/drawingml/2006/main">
+              <a:graphicData uri="http://schemas.openxmlformats.org/drawingml/2006/picture">
+                <pic:pic xmlns:pic="http://schemas.openxmlformats.org/drawingml/2006/picture">
+                  <pic:nvPicPr>
+                    <pic:cNvPr id="1" name=""/>
+                    <pic:cNvPicPr/>
+                  </pic:nvPicPr>
+                  <pic:blipFill>
+                    <a:blip r:embed="rId27"/>
+                    <a:stretch>
+                      <a:fillRect/>
+                    </a:stretch>
+                  </pic:blipFill>
+                  <pic:spPr>
+                    <a:xfrm>
+                      <a:off x="0" y="0"/>
+                      <a:ext cx="5731510" cy="755650"/>
+                    </a:xfrm>
+                    <a:prstGeom prst="rect">
+                      <a:avLst/>
+                    </a:prstGeom>
+                  </pic:spPr>
+                </pic:pic>
+              </a:graphicData>
+            </a:graphic>
+          </wp:inline>
+        </w:drawing>
+      </w:r>
+    </w:p>
+    <w:p>
+      <w:pPr>
+        <w:rPr>
+          <w:rFonts w:ascii="Trebuchet MS" w:hAnsi="Trebuchet MS"/>
+          <w:lang w:val="en-GB"/>
+        </w:rPr>
+      </w:pPr>
+      <w:r>
+        <w:rPr>
+          <w:rFonts w:ascii="Trebuchet MS" w:hAnsi="Trebuchet MS"/>
+          <w:lang w:val="en-GB"/>
+        </w:rPr>
+        <w:drawing>
+          <wp:inline distT="0" distB="0" distL="0" distR="0" wp14:anchorId="6E4E24F5" wp14:editId="3690E02F">
+            <wp:extent cx="5731510" cy="1018540"/>
+            <wp:effectExtent l="0" t="0" r="2540" b="0"/>
+            <wp:docPr id="24" name="Рисунок 24"/>
+            <wp:cNvGraphicFramePr>
+              <a:graphicFrameLocks xmlns:a="http://schemas.openxmlformats.org/drawingml/2006/main" noChangeAspect="1"/>
+            </wp:cNvGraphicFramePr>
+            <a:graphic xmlns:a="http://schemas.openxmlformats.org/drawingml/2006/main">
+              <a:graphicData uri="http://schemas.openxmlformats.org/drawingml/2006/picture">
+                <pic:pic xmlns:pic="http://schemas.openxmlformats.org/drawingml/2006/picture">
+                  <pic:nvPicPr>
+                    <pic:cNvPr id="1" name=""/>
+                    <pic:cNvPicPr/>
+                  </pic:nvPicPr>
+                  <pic:blipFill>
+                    <a:blip r:embed="rId28"/>
+                    <a:stretch>
+                      <a:fillRect/>
+                    </a:stretch>
+                  </pic:blipFill>
+                  <pic:spPr>
+                    <a:xfrm>
+                      <a:off x="0" y="0"/>
+                      <a:ext cx="5731510" cy="1018540"/>
+                    </a:xfrm>
+                    <a:prstGeom prst="rect">
+                      <a:avLst/>
+                    </a:prstGeom>
+                  </pic:spPr>
+                </pic:pic>
+              </a:graphicData>
+            </a:graphic>
+          </wp:inline>
+        </w:drawing>
+      </w:r>
+    </w:p>
+    <w:p>
+      <w:pPr>
+        <w:rPr>
+          <w:rFonts w:ascii="Trebuchet MS" w:hAnsi="Trebuchet MS"/>
+          <w:lang w:val="en-GB"/>
+        </w:rPr>
+      </w:pPr>
+    </w:p>
+    <w:p>
+      <w:pPr>
+        <w:rPr>
+          <w:rFonts w:ascii="Trebuchet MS" w:hAnsi="Trebuchet MS"/>
+          <w:lang w:val="en-GB"/>
+        </w:rPr>
+      </w:pPr>
+      <w:r>
+        <w:rPr>
+          <w:rFonts w:ascii="Trebuchet MS" w:hAnsi="Trebuchet MS"/>
+          <w:b/>
+          <w:sz w:val="40"/>
+          <w:szCs w:val="40"/>
+          <w:lang w:val="en-GB"/>
+        </w:rPr>
+        <w:t>DIM_CUSTOMERS_SCD</w:t>
+      </w:r>
+      <w:r>
+        <w:rPr>
+          <w:rFonts w:ascii="Trebuchet MS" w:hAnsi="Trebuchet MS"/>
+          <w:lang w:val="en-GB"/>
+        </w:rPr>
+        <w:t xml:space="preserve"> </w:t>
+      </w:r>
+    </w:p>
+    <w:p>
+      <w:pPr>
+        <w:pStyle w:val="a3"/>
+        <w:shd w:val="clear" w:color="auto" w:fill="FFFFFF"/>
+        <w:spacing w:before="0" w:beforeAutospacing="0" w:after="0" w:afterAutospacing="0"/>
+        <w:rPr>
+          <w:rFonts w:ascii="Trebuchet MS" w:hAnsi="Trebuchet MS"/>
+          <w:sz w:val="22"/>
+          <w:szCs w:val="22"/>
+          <w:lang w:val="en-GB"/>
+        </w:rPr>
+      </w:pPr>
+      <w:r>
+        <w:rPr>
+          <w:rFonts w:ascii="Segoe UI Symbol" w:hAnsi="Segoe UI Symbol" w:cs="Segoe UI Symbol"/>
+          <w:sz w:val="22"/>
+          <w:szCs w:val="22"/>
+          <w:lang w:val="en-GB"/>
+        </w:rPr>
+        <w:lastRenderedPageBreak/>
+        <w:t>✔</w:t>
+      </w:r>
+      <w:r>
+        <w:rPr>
+          <w:rFonts w:ascii="Trebuchet MS" w:hAnsi="Trebuchet MS"/>
+          <w:sz w:val="22"/>
+          <w:szCs w:val="22"/>
+          <w:lang w:val="en-GB"/>
+        </w:rPr>
+        <w:t xml:space="preserve"> Composite type (</w:t>
+      </w:r>
+      <w:proofErr w:type="spellStart"/>
+      <w:r>
+        <w:rPr>
+          <w:rStyle w:val="HTML"/>
+          <w:rFonts w:ascii="Trebuchet MS" w:hAnsi="Trebuchet MS"/>
+          <w:sz w:val="22"/>
+          <w:szCs w:val="22"/>
+          <w:lang w:val="en-GB"/>
+        </w:rPr>
+        <w:t>t_source_ctx</w:t>
+      </w:r>
+      <w:proofErr w:type="spellEnd"/>
+      <w:proofErr w:type="gramStart"/>
+      <w:r>
+        <w:rPr>
+          <w:rFonts w:ascii="Trebuchet MS" w:hAnsi="Trebuchet MS"/>
+          <w:sz w:val="22"/>
+          <w:szCs w:val="22"/>
+          <w:lang w:val="en-GB"/>
+        </w:rPr>
+        <w:t>)</w:t>
+      </w:r>
+      <w:proofErr w:type="gramEnd"/>
+      <w:r>
+        <w:rPr>
+          <w:rFonts w:ascii="Trebuchet MS" w:hAnsi="Trebuchet MS"/>
+          <w:sz w:val="22"/>
+          <w:szCs w:val="22"/>
+          <w:lang w:val="en-GB"/>
+        </w:rPr>
+        <w:br/>
+      </w:r>
+      <w:r>
+        <w:rPr>
+          <w:rFonts w:ascii="Segoe UI Symbol" w:hAnsi="Segoe UI Symbol" w:cs="Segoe UI Symbol"/>
+          <w:sz w:val="22"/>
+          <w:szCs w:val="22"/>
+          <w:lang w:val="en-GB"/>
+        </w:rPr>
+        <w:t>✔</w:t>
+      </w:r>
+      <w:r>
+        <w:rPr>
+          <w:rFonts w:ascii="Trebuchet MS" w:hAnsi="Trebuchet MS"/>
+          <w:sz w:val="22"/>
+          <w:szCs w:val="22"/>
+          <w:lang w:val="en-GB"/>
+        </w:rPr>
+        <w:t xml:space="preserve"> Validation procedure (</w:t>
+      </w:r>
+      <w:proofErr w:type="spellStart"/>
+      <w:r>
+        <w:rPr>
+          <w:rStyle w:val="HTML"/>
+          <w:rFonts w:ascii="Trebuchet MS" w:hAnsi="Trebuchet MS"/>
+          <w:sz w:val="22"/>
+          <w:szCs w:val="22"/>
+          <w:lang w:val="en-GB"/>
+        </w:rPr>
+        <w:t>pr_validate_na_only</w:t>
+      </w:r>
+      <w:proofErr w:type="spellEnd"/>
+      <w:r>
+        <w:rPr>
+          <w:rFonts w:ascii="Trebuchet MS" w:hAnsi="Trebuchet MS"/>
+          <w:sz w:val="22"/>
+          <w:szCs w:val="22"/>
+          <w:lang w:val="en-GB"/>
+        </w:rPr>
+        <w:t>)</w:t>
+      </w:r>
+      <w:r>
+        <w:rPr>
+          <w:rFonts w:ascii="Trebuchet MS" w:hAnsi="Trebuchet MS"/>
+          <w:sz w:val="22"/>
+          <w:szCs w:val="22"/>
+          <w:lang w:val="en-GB"/>
+        </w:rPr>
+        <w:br/>
+      </w:r>
+      <w:r>
+        <w:rPr>
+          <w:rFonts w:ascii="Segoe UI Symbol" w:hAnsi="Segoe UI Symbol" w:cs="Segoe UI Symbol"/>
+          <w:sz w:val="22"/>
+          <w:szCs w:val="22"/>
+          <w:lang w:val="en-GB"/>
+        </w:rPr>
+        <w:t>✔</w:t>
+      </w:r>
+      <w:r>
+        <w:rPr>
+          <w:rFonts w:ascii="Trebuchet MS" w:hAnsi="Trebuchet MS"/>
+          <w:sz w:val="22"/>
+          <w:szCs w:val="22"/>
+          <w:lang w:val="en-GB"/>
+        </w:rPr>
+        <w:t xml:space="preserve"> Ignore default row </w:t>
+      </w:r>
+    </w:p>
+    <w:p>
+      <w:pPr>
+        <w:pStyle w:val="a3"/>
+        <w:shd w:val="clear" w:color="auto" w:fill="FFFFFF"/>
+        <w:spacing w:before="0" w:beforeAutospacing="0" w:after="0" w:afterAutospacing="0"/>
+        <w:rPr>
+          <w:rFonts w:ascii="Trebuchet MS" w:hAnsi="Trebuchet MS"/>
+          <w:sz w:val="22"/>
+          <w:szCs w:val="22"/>
+          <w:lang w:val="en-GB"/>
+        </w:rPr>
+      </w:pPr>
+      <w:r>
+        <w:rPr>
+          <w:rFonts w:ascii="Segoe UI Symbol" w:hAnsi="Segoe UI Symbol" w:cs="Segoe UI Symbol"/>
+          <w:sz w:val="22"/>
+          <w:szCs w:val="22"/>
+          <w:lang w:val="en-GB"/>
+        </w:rPr>
+        <w:t>✔</w:t>
+      </w:r>
+      <w:r>
+        <w:rPr>
+          <w:rFonts w:ascii="Trebuchet MS" w:hAnsi="Trebuchet MS"/>
+          <w:sz w:val="22"/>
+          <w:szCs w:val="22"/>
+          <w:lang w:val="en-GB"/>
+        </w:rPr>
+        <w:t xml:space="preserve"> Data lineage </w:t>
+      </w:r>
+    </w:p>
+    <w:p>
+      <w:pPr>
+        <w:pStyle w:val="a3"/>
+        <w:shd w:val="clear" w:color="auto" w:fill="FFFFFF"/>
+        <w:spacing w:before="0" w:beforeAutospacing="0" w:after="0" w:afterAutospacing="0"/>
+        <w:rPr>
+          <w:rFonts w:ascii="Trebuchet MS" w:hAnsi="Trebuchet MS"/>
+          <w:sz w:val="22"/>
+          <w:szCs w:val="22"/>
+          <w:lang w:val="en-GB"/>
+        </w:rPr>
+      </w:pPr>
+      <w:r>
+        <w:rPr>
+          <w:rFonts w:ascii="Segoe UI Symbol" w:hAnsi="Segoe UI Symbol" w:cs="Segoe UI Symbol"/>
+          <w:sz w:val="22"/>
+          <w:szCs w:val="22"/>
+          <w:lang w:val="en-GB"/>
+        </w:rPr>
+        <w:t>✔</w:t>
+      </w:r>
+      <w:r>
+        <w:rPr>
+          <w:rFonts w:ascii="Trebuchet MS" w:hAnsi="Trebuchet MS"/>
+          <w:sz w:val="22"/>
+          <w:szCs w:val="22"/>
+          <w:lang w:val="en-GB"/>
+        </w:rPr>
+        <w:t xml:space="preserve"> UPSERT (repeatable execution</w:t>
+      </w:r>
+      <w:proofErr w:type="gramStart"/>
+      <w:r>
+        <w:rPr>
+          <w:rFonts w:ascii="Trebuchet MS" w:hAnsi="Trebuchet MS"/>
+          <w:sz w:val="22"/>
+          <w:szCs w:val="22"/>
+          <w:lang w:val="en-GB"/>
+        </w:rPr>
+        <w:t>)</w:t>
+      </w:r>
+      <w:proofErr w:type="gramEnd"/>
+      <w:r>
+        <w:rPr>
+          <w:rFonts w:ascii="Trebuchet MS" w:hAnsi="Trebuchet MS"/>
+          <w:sz w:val="22"/>
+          <w:szCs w:val="22"/>
+          <w:lang w:val="en-GB"/>
+        </w:rPr>
+        <w:br/>
+      </w:r>
+      <w:r>
+        <w:rPr>
+          <w:rFonts w:ascii="Segoe UI Symbol" w:hAnsi="Segoe UI Symbol" w:cs="Segoe UI Symbol"/>
+          <w:sz w:val="22"/>
+          <w:szCs w:val="22"/>
+          <w:lang w:val="en-GB"/>
+        </w:rPr>
+        <w:t>✔</w:t>
+      </w:r>
+      <w:r>
+        <w:rPr>
+          <w:rFonts w:ascii="Trebuchet MS" w:hAnsi="Trebuchet MS"/>
+          <w:sz w:val="22"/>
+          <w:szCs w:val="22"/>
+          <w:lang w:val="en-GB"/>
+        </w:rPr>
+        <w:t xml:space="preserve"> Centralized logging</w:t>
+      </w:r>
+    </w:p>
+    <w:p>
+      <w:pPr>
+        <w:rPr>
+          <w:rFonts w:ascii="Trebuchet MS" w:hAnsi="Trebuchet MS"/>
+          <w:lang w:val="en-GB"/>
+        </w:rPr>
+      </w:pPr>
+      <w:r>
+        <w:rPr>
+          <w:rFonts w:ascii="Trebuchet MS" w:hAnsi="Trebuchet MS"/>
+          <w:b/>
+          <w:sz w:val="40"/>
+          <w:szCs w:val="40"/>
+          <w:lang w:val="en-GB"/>
+        </w:rPr>
+        <w:t xml:space="preserve"> </w:t>
+      </w:r>
+    </w:p>
+    <w:p>
+      <w:pPr>
+        <w:rPr>
+          <w:rFonts w:ascii="Trebuchet MS" w:hAnsi="Trebuchet MS"/>
+          <w:lang w:val="en-GB"/>
+        </w:rPr>
+      </w:pPr>
+      <w:r>
+        <w:rPr>
+          <w:rFonts w:ascii="Trebuchet MS" w:hAnsi="Trebuchet MS"/>
+          <w:lang w:val="en-GB"/>
+        </w:rPr>
+        <w:t>FIRST RUN</w:t>
+      </w:r>
+    </w:p>
+    <w:p>
+      <w:pPr>
+        <w:rPr>
+          <w:rFonts w:ascii="Trebuchet MS" w:hAnsi="Trebuchet MS"/>
+          <w:lang w:val="en-GB"/>
+        </w:rPr>
+      </w:pPr>
+      <w:r>
+        <w:rPr>
+          <w:rFonts w:ascii="Trebuchet MS" w:hAnsi="Trebuchet MS"/>
+          <w:lang w:val="en-GB"/>
+        </w:rPr>
+        <w:drawing>
+          <wp:inline distT="0" distB="0" distL="0" distR="0" wp14:anchorId="0CD4D264" wp14:editId="0A7ED735">
+            <wp:extent cx="5731510" cy="1169670"/>
+            <wp:effectExtent l="0" t="0" r="2540" b="0"/>
+            <wp:docPr id="25" name="Рисунок 25"/>
+            <wp:cNvGraphicFramePr>
+              <a:graphicFrameLocks xmlns:a="http://schemas.openxmlformats.org/drawingml/2006/main" noChangeAspect="1"/>
+            </wp:cNvGraphicFramePr>
+            <a:graphic xmlns:a="http://schemas.openxmlformats.org/drawingml/2006/main">
+              <a:graphicData uri="http://schemas.openxmlformats.org/drawingml/2006/picture">
+                <pic:pic xmlns:pic="http://schemas.openxmlformats.org/drawingml/2006/picture">
+                  <pic:nvPicPr>
+                    <pic:cNvPr id="1" name=""/>
+                    <pic:cNvPicPr/>
+                  </pic:nvPicPr>
+                  <pic:blipFill>
+                    <a:blip r:embed="rId29"/>
+                    <a:stretch>
+                      <a:fillRect/>
+                    </a:stretch>
+                  </pic:blipFill>
+                  <pic:spPr>
+                    <a:xfrm>
+                      <a:off x="0" y="0"/>
+                      <a:ext cx="5731510" cy="1169670"/>
+                    </a:xfrm>
+                    <a:prstGeom prst="rect">
+                      <a:avLst/>
+                    </a:prstGeom>
+                  </pic:spPr>
+                </pic:pic>
+              </a:graphicData>
+            </a:graphic>
+          </wp:inline>
+        </w:drawing>
+      </w:r>
+    </w:p>
+    <w:p>
+      <w:pPr>
+        <w:rPr>
+          <w:rFonts w:ascii="Trebuchet MS" w:hAnsi="Trebuchet MS"/>
+          <w:lang w:val="en-GB"/>
+        </w:rPr>
+      </w:pPr>
+      <w:r>
+        <w:rPr>
+          <w:rFonts w:ascii="Trebuchet MS" w:hAnsi="Trebuchet MS"/>
+          <w:lang w:val="en-GB"/>
+        </w:rPr>
+        <w:drawing>
+          <wp:inline distT="0" distB="0" distL="0" distR="0" wp14:anchorId="1AA17AD4" wp14:editId="6E3A124A">
+            <wp:extent cx="5731510" cy="1112520"/>
+            <wp:effectExtent l="0" t="0" r="2540" b="0"/>
+            <wp:docPr id="26" name="Рисунок 26"/>
+            <wp:cNvGraphicFramePr>
+              <a:graphicFrameLocks xmlns:a="http://schemas.openxmlformats.org/drawingml/2006/main" noChangeAspect="1"/>
+            </wp:cNvGraphicFramePr>
+            <a:graphic xmlns:a="http://schemas.openxmlformats.org/drawingml/2006/main">
+              <a:graphicData uri="http://schemas.openxmlformats.org/drawingml/2006/picture">
+                <pic:pic xmlns:pic="http://schemas.openxmlformats.org/drawingml/2006/picture">
+                  <pic:nvPicPr>
+                    <pic:cNvPr id="1" name=""/>
+                    <pic:cNvPicPr/>
+                  </pic:nvPicPr>
+                  <pic:blipFill>
+                    <a:blip r:embed="rId30"/>
+                    <a:stretch>
+                      <a:fillRect/>
+                    </a:stretch>
+                  </pic:blipFill>
+                  <pic:spPr>
+                    <a:xfrm>
+                      <a:off x="0" y="0"/>
+                      <a:ext cx="5731510" cy="1112520"/>
+                    </a:xfrm>
+                    <a:prstGeom prst="rect">
+                      <a:avLst/>
+                    </a:prstGeom>
+                  </pic:spPr>
+                </pic:pic>
+              </a:graphicData>
+            </a:graphic>
+          </wp:inline>
+        </w:drawing>
+      </w:r>
+      <w:r>
+        <w:rPr>
+          <w:rFonts w:ascii="Trebuchet MS" w:hAnsi="Trebuchet MS"/>
+          <w:lang w:val="en-GB"/>
+        </w:rPr>
+        <w:t>SECOND RUN</w:t>
+      </w:r>
+    </w:p>
+    <w:p>
+      <w:pPr>
+        <w:rPr>
+          <w:rFonts w:ascii="Trebuchet MS" w:hAnsi="Trebuchet MS"/>
+          <w:lang w:val="uk-UA"/>
+        </w:rPr>
+      </w:pPr>
+      <w:r>
+        <w:rPr>
+          <w:rFonts w:ascii="Trebuchet MS" w:hAnsi="Trebuchet MS"/>
+          <w:lang w:val="en-GB"/>
+        </w:rPr>
+        <w:drawing>
+          <wp:inline distT="0" distB="0" distL="0" distR="0" wp14:anchorId="397BEDAE" wp14:editId="0617505D">
+            <wp:extent cx="5731510" cy="1306195"/>
+            <wp:effectExtent l="0" t="0" r="2540" b="8255"/>
+            <wp:docPr id="27" name="Рисунок 27"/>
+            <wp:cNvGraphicFramePr>
+              <a:graphicFrameLocks xmlns:a="http://schemas.openxmlformats.org/drawingml/2006/main" noChangeAspect="1"/>
+            </wp:cNvGraphicFramePr>
+            <a:graphic xmlns:a="http://schemas.openxmlformats.org/drawingml/2006/main">
+              <a:graphicData uri="http://schemas.openxmlformats.org/drawingml/2006/picture">
+                <pic:pic xmlns:pic="http://schemas.openxmlformats.org/drawingml/2006/picture">
+                  <pic:nvPicPr>
+                    <pic:cNvPr id="1" name=""/>
+                    <pic:cNvPicPr/>
+                  </pic:nvPicPr>
+                  <pic:blipFill>
+                    <a:blip r:embed="rId31"/>
+                    <a:stretch>
+                      <a:fillRect/>
+                    </a:stretch>
+                  </pic:blipFill>
+                  <pic:spPr>
+                    <a:xfrm>
+                      <a:off x="0" y="0"/>
+                      <a:ext cx="5731510" cy="1306195"/>
+                    </a:xfrm>
+                    <a:prstGeom prst="rect">
+                      <a:avLst/>
+                    </a:prstGeom>
+                  </pic:spPr>
+                </pic:pic>
+              </a:graphicData>
+            </a:graphic>
+          </wp:inline>
+        </w:drawing>
+      </w:r>
+    </w:p>
+    <w:p>
+      <w:pPr>
+        <w:rPr>
+          <w:rFonts w:ascii="Trebuchet MS" w:hAnsi="Trebuchet MS"/>
+          <w:lang w:val="en-GB"/>
+        </w:rPr>
+      </w:pPr>
+      <w:r>
+        <w:rPr>
+          <w:rFonts w:ascii="Trebuchet MS" w:hAnsi="Trebuchet MS"/>
+          <w:lang w:val="en-GB"/>
+        </w:rPr>
+        <w:t>SCD type 2</w:t>
+      </w:r>
+    </w:p>
+    <w:p>
+      <w:pPr>
+        <w:rPr>
+          <w:rFonts w:ascii="Trebuchet MS" w:hAnsi="Trebuchet MS"/>
+          <w:lang w:val="en-GB"/>
+        </w:rPr>
+      </w:pPr>
+      <w:r>
+        <w:rPr>
+          <w:rFonts w:ascii="Trebuchet MS" w:hAnsi="Trebuchet MS"/>
+          <w:lang w:val="en-GB"/>
+        </w:rPr>
+        <w:drawing>
+          <wp:inline distT="0" distB="0" distL="0" distR="0" wp14:anchorId="1226A05C" wp14:editId="3A422C3E">
+            <wp:extent cx="5731510" cy="1932305"/>
+            <wp:effectExtent l="0" t="0" r="2540" b="0"/>
+            <wp:docPr id="28" name="Рисунок 28"/>
+            <wp:cNvGraphicFramePr>
+              <a:graphicFrameLocks xmlns:a="http://schemas.openxmlformats.org/drawingml/2006/main" noChangeAspect="1"/>
+            </wp:cNvGraphicFramePr>
+            <a:graphic xmlns:a="http://schemas.openxmlformats.org/drawingml/2006/main">
+              <a:graphicData uri="http://schemas.openxmlformats.org/drawingml/2006/picture">
+                <pic:pic xmlns:pic="http://schemas.openxmlformats.org/drawingml/2006/picture">
+                  <pic:nvPicPr>
+                    <pic:cNvPr id="1" name=""/>
+                    <pic:cNvPicPr/>
+                  </pic:nvPicPr>
+                  <pic:blipFill>
+                    <a:blip r:embed="rId32"/>
+                    <a:stretch>
+                      <a:fillRect/>
+                    </a:stretch>
+                  </pic:blipFill>
+                  <pic:spPr>
+                    <a:xfrm>
+                      <a:off x="0" y="0"/>
+                      <a:ext cx="5731510" cy="1932305"/>
+                    </a:xfrm>
+                    <a:prstGeom prst="rect">
+                      <a:avLst/>
+                    </a:prstGeom>
+                  </pic:spPr>
+                </pic:pic>
+              </a:graphicData>
+            </a:graphic>
+          </wp:inline>
+        </w:drawing>
+      </w:r>
+    </w:p>
+    <w:p>
+      <w:pPr>
+        <w:rPr>
+          <w:rFonts w:ascii="Trebuchet MS" w:hAnsi="Trebuchet MS"/>
+          <w:lang w:val="en-GB"/>
+        </w:rPr>
+      </w:pPr>
+    </w:p>
+    <w:p>
+      <w:pPr>
+        <w:rPr>
+          <w:rFonts w:ascii="Trebuchet MS" w:hAnsi="Trebuchet MS"/>
+          <w:lang w:val="en-GB"/>
+        </w:rPr>
+      </w:pPr>
+      <w:r>
+        <w:rPr>
+          <w:lang w:val="en-GB"/>
+        </w:rPr>
+        <w:t xml:space="preserve">On this screenshot, it </w:t>
+      </w:r>
+      <w:proofErr w:type="gramStart"/>
+      <w:r>
+        <w:rPr>
+          <w:lang w:val="en-GB"/>
+        </w:rPr>
+        <w:t>can be seen</w:t>
+      </w:r>
+      <w:proofErr w:type="gramEnd"/>
+      <w:r>
+        <w:rPr>
+          <w:lang w:val="en-GB"/>
+        </w:rPr>
+        <w:t xml:space="preserve"> that this table displays the history of customer data changes according to the SCD Type 2 requirements. The start date, end date, and active flag </w:t>
+      </w:r>
+      <w:proofErr w:type="gramStart"/>
+      <w:r>
+        <w:rPr>
+          <w:lang w:val="en-GB"/>
+        </w:rPr>
+        <w:t>are updated</w:t>
+      </w:r>
+      <w:proofErr w:type="gramEnd"/>
+      <w:r>
+        <w:rPr>
+          <w:lang w:val="en-GB"/>
+        </w:rPr>
+        <w:t xml:space="preserve"> </w:t>
+      </w:r>
+      <w:r>
+        <w:rPr>
+          <w:lang w:val="en-GB"/>
+        </w:rPr>
+        <w:lastRenderedPageBreak/>
+        <w:t xml:space="preserve">accordingly. However, I would like to note that since the data is loaded from two sources (POS and online), a single customer with the same ID has two active records due to the uniqueness constraint defined by the combination of </w:t>
+      </w:r>
+      <w:proofErr w:type="spellStart"/>
+      <w:r>
+        <w:rPr>
+          <w:lang w:val="en-GB"/>
+        </w:rPr>
+        <w:t>source_system</w:t>
+      </w:r>
+      <w:proofErr w:type="spellEnd"/>
+      <w:r>
+        <w:rPr>
+          <w:lang w:val="en-GB"/>
+        </w:rPr>
+        <w:t xml:space="preserve">, </w:t>
+      </w:r>
+      <w:proofErr w:type="spellStart"/>
+      <w:r>
+        <w:rPr>
+          <w:lang w:val="en-GB"/>
+        </w:rPr>
+        <w:t>source_entity</w:t>
+      </w:r>
+      <w:proofErr w:type="spellEnd"/>
+      <w:r>
+        <w:rPr>
+          <w:lang w:val="en-GB"/>
+        </w:rPr>
+        <w:t xml:space="preserve">, and </w:t>
+      </w:r>
+      <w:proofErr w:type="spellStart"/>
+      <w:r>
+        <w:rPr>
+          <w:lang w:val="en-GB"/>
+        </w:rPr>
+        <w:t>source_id</w:t>
+      </w:r>
+      <w:proofErr w:type="spellEnd"/>
+      <w:r>
+        <w:rPr>
+          <w:lang w:val="en-GB"/>
+        </w:rPr>
+        <w:t>.</w:t>
+      </w:r>
       <w:bookmarkStart w:id="0" w:name="_GoBack"/>
-      <w:r>
-        <w:rPr>
-          <w:lang w:val="en-GB"/>
-        </w:rPr>
-        <w:t xml:space="preserve">DIM_CUSTOMERS_SCD (3NF: </w:t>
-      </w:r>
-      <w:proofErr w:type="spellStart"/>
-      <w:r>
-        <w:rPr>
-          <w:lang w:val="en-GB"/>
-        </w:rPr>
-        <w:t>ce_customers_scd</w:t>
-      </w:r>
-      <w:proofErr w:type="spellEnd"/>
-      <w:r>
-        <w:rPr>
-          <w:lang w:val="en-GB"/>
-        </w:rPr>
-        <w:t>)</w:t>
-      </w:r>
-    </w:p>
-    <w:bookmarkEnd w:id="0"/>
-    <w:p>
-      <w:pPr>
-        <w:rPr>
-          <w:lang w:val="en-GB"/>
-        </w:rPr>
-      </w:pPr>
-    </w:p>
-    <w:p>
-      <w:pPr>
-        <w:rPr>
-          <w:lang w:val="en-GB"/>
-        </w:rPr>
-      </w:pPr>
-    </w:p>
-    <w:p>
-      <w:pPr>
-        <w:rPr>
-          <w:lang w:val="en-GB"/>
-        </w:rPr>
-      </w:pPr>
-    </w:p>
-    <w:p>
-      <w:pPr>
-        <w:rPr>
-          <w:lang w:val="en-GB"/>
-        </w:rPr>
-      </w:pPr>
-    </w:p>
-    <w:p>
-      <w:pPr>
-        <w:rPr>
-          <w:lang w:val="en-GB"/>
-        </w:rPr>
-      </w:pPr>
-    </w:p>
-    <w:p>
-      <w:pPr>
-        <w:rPr>
+      <w:bookmarkEnd w:id="0"/>
+    </w:p>
+    <w:p>
+      <w:pPr>
+        <w:rPr>
+          <w:rFonts w:ascii="Trebuchet MS" w:hAnsi="Trebuchet MS"/>
+          <w:lang w:val="en-GB"/>
+        </w:rPr>
+      </w:pPr>
+    </w:p>
+    <w:p>
+      <w:pPr>
+        <w:rPr>
+          <w:rFonts w:ascii="Trebuchet MS" w:hAnsi="Trebuchet MS"/>
+          <w:lang w:val="en-GB"/>
+        </w:rPr>
+      </w:pPr>
+    </w:p>
+    <w:p>
+      <w:pPr>
+        <w:rPr>
+          <w:rFonts w:ascii="Trebuchet MS" w:hAnsi="Trebuchet MS"/>
+          <w:lang w:val="en-GB"/>
+        </w:rPr>
+      </w:pPr>
+    </w:p>
+    <w:p>
+      <w:pPr>
+        <w:rPr>
+          <w:rFonts w:ascii="Trebuchet MS" w:hAnsi="Trebuchet MS"/>
+          <w:lang w:val="en-GB"/>
+        </w:rPr>
+      </w:pPr>
+    </w:p>
+    <w:p>
+      <w:pPr>
+        <w:rPr>
+          <w:rFonts w:ascii="Trebuchet MS" w:hAnsi="Trebuchet MS"/>
+          <w:lang w:val="en-GB"/>
+        </w:rPr>
+      </w:pPr>
+    </w:p>
+    <w:p>
+      <w:pPr>
+        <w:rPr>
+          <w:rFonts w:ascii="Trebuchet MS" w:hAnsi="Trebuchet MS"/>
+          <w:lang w:val="en-GB"/>
+        </w:rPr>
+      </w:pPr>
+    </w:p>
+    <w:p>
+      <w:pPr>
+        <w:rPr>
+          <w:rFonts w:ascii="Trebuchet MS" w:hAnsi="Trebuchet MS"/>
+          <w:lang w:val="en-GB"/>
+        </w:rPr>
+      </w:pPr>
+    </w:p>
+    <w:p>
+      <w:pPr>
+        <w:rPr>
+          <w:rFonts w:ascii="Trebuchet MS" w:hAnsi="Trebuchet MS"/>
           <w:lang w:val="en-GB"/>
         </w:rPr>
       </w:pPr>

--- a/ETL_DIM.docx
+++ b/ETL_DIM.docx
@@ -1492,6 +1492,7 @@
       <w:pPr>
         <w:rPr>
           <w:rFonts w:ascii="Trebuchet MS" w:hAnsi="Trebuchet MS"/>
+          <w:lang w:val="en-GB"/>
         </w:rPr>
       </w:pPr>
     </w:p>
@@ -3812,6 +3813,7 @@
           <w:rFonts w:ascii="Trebuchet MS" w:hAnsi="Trebuchet MS"/>
           <w:sz w:val="22"/>
           <w:szCs w:val="22"/>
+          <w:lang w:val="en-GB"/>
         </w:rPr>
       </w:pPr>
       <w:r>
@@ -3872,155 +3874,21 @@
         </w:rPr>
         <w:br/>
       </w:r>
-      <w:proofErr w:type="spellStart"/>
-      <w:r>
-        <w:rPr>
-          <w:rFonts w:ascii="Trebuchet MS" w:hAnsi="Trebuchet MS"/>
-          <w:sz w:val="22"/>
-          <w:szCs w:val="22"/>
-        </w:rPr>
-        <w:t>This</w:t>
-      </w:r>
-      <w:proofErr w:type="spellEnd"/>
-      <w:r>
-        <w:rPr>
-          <w:rFonts w:ascii="Trebuchet MS" w:hAnsi="Trebuchet MS"/>
-          <w:sz w:val="22"/>
-          <w:szCs w:val="22"/>
-        </w:rPr>
-        <w:t xml:space="preserve"> </w:t>
-      </w:r>
-      <w:proofErr w:type="spellStart"/>
-      <w:r>
-        <w:rPr>
-          <w:rFonts w:ascii="Trebuchet MS" w:hAnsi="Trebuchet MS"/>
-          <w:sz w:val="22"/>
-          <w:szCs w:val="22"/>
-        </w:rPr>
-        <w:t>ensures</w:t>
-      </w:r>
-      <w:proofErr w:type="spellEnd"/>
-      <w:r>
-        <w:rPr>
-          <w:rFonts w:ascii="Trebuchet MS" w:hAnsi="Trebuchet MS"/>
-          <w:sz w:val="22"/>
-          <w:szCs w:val="22"/>
-        </w:rPr>
-        <w:t xml:space="preserve"> </w:t>
-      </w:r>
-      <w:proofErr w:type="spellStart"/>
-      <w:r>
-        <w:rPr>
-          <w:rFonts w:ascii="Trebuchet MS" w:hAnsi="Trebuchet MS"/>
-          <w:sz w:val="22"/>
-          <w:szCs w:val="22"/>
-        </w:rPr>
-        <w:t>traceability</w:t>
-      </w:r>
-      <w:proofErr w:type="spellEnd"/>
-      <w:r>
-        <w:rPr>
-          <w:rFonts w:ascii="Trebuchet MS" w:hAnsi="Trebuchet MS"/>
-          <w:sz w:val="22"/>
-          <w:szCs w:val="22"/>
-        </w:rPr>
-        <w:t xml:space="preserve"> </w:t>
-      </w:r>
-      <w:proofErr w:type="spellStart"/>
-      <w:r>
-        <w:rPr>
-          <w:rFonts w:ascii="Trebuchet MS" w:hAnsi="Trebuchet MS"/>
-          <w:sz w:val="22"/>
-          <w:szCs w:val="22"/>
-        </w:rPr>
-        <w:t>and</w:t>
-      </w:r>
-      <w:proofErr w:type="spellEnd"/>
-      <w:r>
-        <w:rPr>
-          <w:rFonts w:ascii="Trebuchet MS" w:hAnsi="Trebuchet MS"/>
-          <w:sz w:val="22"/>
-          <w:szCs w:val="22"/>
-        </w:rPr>
-        <w:t xml:space="preserve"> </w:t>
-      </w:r>
-      <w:proofErr w:type="spellStart"/>
-      <w:r>
-        <w:rPr>
-          <w:rFonts w:ascii="Trebuchet MS" w:hAnsi="Trebuchet MS"/>
-          <w:sz w:val="22"/>
-          <w:szCs w:val="22"/>
-        </w:rPr>
-        <w:t>auditability</w:t>
-      </w:r>
-      <w:proofErr w:type="spellEnd"/>
-      <w:r>
-        <w:rPr>
-          <w:rFonts w:ascii="Trebuchet MS" w:hAnsi="Trebuchet MS"/>
-          <w:sz w:val="22"/>
-          <w:szCs w:val="22"/>
-        </w:rPr>
-        <w:t xml:space="preserve"> </w:t>
-      </w:r>
-      <w:proofErr w:type="spellStart"/>
-      <w:r>
-        <w:rPr>
-          <w:rFonts w:ascii="Trebuchet MS" w:hAnsi="Trebuchet MS"/>
-          <w:sz w:val="22"/>
-          <w:szCs w:val="22"/>
-        </w:rPr>
-        <w:t>of</w:t>
-      </w:r>
-      <w:proofErr w:type="spellEnd"/>
-      <w:r>
-        <w:rPr>
-          <w:rFonts w:ascii="Trebuchet MS" w:hAnsi="Trebuchet MS"/>
-          <w:sz w:val="22"/>
-          <w:szCs w:val="22"/>
-        </w:rPr>
-        <w:t xml:space="preserve"> </w:t>
-      </w:r>
-      <w:proofErr w:type="spellStart"/>
-      <w:r>
-        <w:rPr>
-          <w:rFonts w:ascii="Trebuchet MS" w:hAnsi="Trebuchet MS"/>
-          <w:sz w:val="22"/>
-          <w:szCs w:val="22"/>
-        </w:rPr>
-        <w:t>the</w:t>
-      </w:r>
-      <w:proofErr w:type="spellEnd"/>
-      <w:r>
-        <w:rPr>
-          <w:rFonts w:ascii="Trebuchet MS" w:hAnsi="Trebuchet MS"/>
-          <w:sz w:val="22"/>
-          <w:szCs w:val="22"/>
-        </w:rPr>
-        <w:t xml:space="preserve"> ETL </w:t>
-      </w:r>
-      <w:proofErr w:type="spellStart"/>
-      <w:r>
-        <w:rPr>
-          <w:rFonts w:ascii="Trebuchet MS" w:hAnsi="Trebuchet MS"/>
-          <w:sz w:val="22"/>
-          <w:szCs w:val="22"/>
-        </w:rPr>
-        <w:t>execution</w:t>
-      </w:r>
-      <w:proofErr w:type="spellEnd"/>
-      <w:r>
-        <w:rPr>
-          <w:rFonts w:ascii="Trebuchet MS" w:hAnsi="Trebuchet MS"/>
-          <w:sz w:val="22"/>
-          <w:szCs w:val="22"/>
-        </w:rPr>
-        <w:t>.</w:t>
-      </w:r>
-    </w:p>
-    <w:p>
-      <w:pPr>
-        <w:rPr>
-          <w:rFonts w:ascii="Trebuchet MS" w:hAnsi="Trebuchet MS"/>
+      <w:r>
+        <w:rPr>
+          <w:rFonts w:ascii="Trebuchet MS" w:hAnsi="Trebuchet MS"/>
+          <w:sz w:val="22"/>
+          <w:szCs w:val="22"/>
+          <w:lang w:val="en-GB"/>
+        </w:rPr>
+        <w:t>This ensures traceability and auditability of the ETL execution.</w:t>
+      </w:r>
+    </w:p>
+    <w:p>
+      <w:pPr>
+        <w:rPr>
+          <w:rFonts w:ascii="Trebuchet MS" w:hAnsi="Trebuchet MS"/>
+          <w:lang w:val="en-GB"/>
         </w:rPr>
       </w:pPr>
     </w:p>
@@ -4336,6 +4204,7 @@
       <w:pPr>
         <w:rPr>
           <w:rFonts w:ascii="Trebuchet MS" w:hAnsi="Trebuchet MS"/>
+          <w:lang w:val="en-GB"/>
         </w:rPr>
       </w:pPr>
     </w:p>
@@ -4568,6 +4437,7 @@
       <w:pPr>
         <w:rPr>
           <w:rFonts w:ascii="Trebuchet MS" w:hAnsi="Trebuchet MS"/>
+          <w:lang w:val="en-GB"/>
         </w:rPr>
       </w:pPr>
     </w:p>
@@ -4778,6 +4648,7 @@
       <w:pPr>
         <w:rPr>
           <w:rFonts w:ascii="Trebuchet MS" w:hAnsi="Trebuchet MS"/>
+          <w:lang w:val="en-GB"/>
         </w:rPr>
       </w:pPr>
     </w:p>
@@ -5172,6 +5043,7 @@
       <w:pPr>
         <w:rPr>
           <w:rFonts w:ascii="Trebuchet MS" w:hAnsi="Trebuchet MS"/>
+          <w:lang w:val="en-GB"/>
         </w:rPr>
       </w:pPr>
     </w:p>
@@ -8407,7 +8279,8 @@
       <w:r>
         <w:rPr>
           <w:rFonts w:ascii="Trebuchet MS" w:hAnsi="Trebuchet MS"/>
-          <w:lang w:val="en-GB"/>
+          <w:noProof/>
+          <w:lang w:eastAsia="ru-RU"/>
         </w:rPr>
         <w:drawing>
           <wp:inline distT="0" distB="0" distL="0" distR="0" wp14:anchorId="67291B27" wp14:editId="0791B1E6">
@@ -8456,7 +8329,8 @@
       <w:r>
         <w:rPr>
           <w:rFonts w:ascii="Trebuchet MS" w:hAnsi="Trebuchet MS"/>
-          <w:lang w:val="en-GB"/>
+          <w:noProof/>
+          <w:lang w:eastAsia="ru-RU"/>
         </w:rPr>
         <w:lastRenderedPageBreak/>
         <w:drawing>
@@ -8521,7 +8395,8 @@
       <w:r>
         <w:rPr>
           <w:rFonts w:ascii="Trebuchet MS" w:hAnsi="Trebuchet MS"/>
-          <w:lang w:val="en-GB"/>
+          <w:noProof/>
+          <w:lang w:eastAsia="ru-RU"/>
         </w:rPr>
         <w:drawing>
           <wp:inline distT="0" distB="0" distL="0" distR="0" wp14:anchorId="1514184D" wp14:editId="77A0CC35">
@@ -8740,7 +8615,8 @@
       <w:r>
         <w:rPr>
           <w:rFonts w:ascii="Trebuchet MS" w:hAnsi="Trebuchet MS"/>
-          <w:lang w:val="en-GB"/>
+          <w:noProof/>
+          <w:lang w:eastAsia="ru-RU"/>
         </w:rPr>
         <w:drawing>
           <wp:inline distT="0" distB="0" distL="0" distR="0" wp14:anchorId="3F31F81B" wp14:editId="1DC34BFA">
@@ -8789,7 +8665,8 @@
       <w:r>
         <w:rPr>
           <w:rFonts w:ascii="Trebuchet MS" w:hAnsi="Trebuchet MS"/>
-          <w:lang w:val="en-GB"/>
+          <w:noProof/>
+          <w:lang w:eastAsia="ru-RU"/>
         </w:rPr>
         <w:drawing>
           <wp:inline distT="0" distB="0" distL="0" distR="0" wp14:anchorId="188FDDAB" wp14:editId="48162FC5">
@@ -8838,7 +8715,8 @@
       <w:r>
         <w:rPr>
           <w:rFonts w:ascii="Trebuchet MS" w:hAnsi="Trebuchet MS"/>
-          <w:lang w:val="en-GB"/>
+          <w:noProof/>
+          <w:lang w:eastAsia="ru-RU"/>
         </w:rPr>
         <w:drawing>
           <wp:inline distT="0" distB="0" distL="0" distR="0" wp14:anchorId="6E4E24F5" wp14:editId="3690E02F">
@@ -8889,263 +8767,11 @@
       <w:pPr>
         <w:rPr>
           <w:rFonts w:ascii="Trebuchet MS" w:hAnsi="Trebuchet MS"/>
-          <w:lang w:val="en-GB"/>
-        </w:rPr>
-      </w:pPr>
-      <w:r>
-        <w:rPr>
-          <w:rFonts w:ascii="Trebuchet MS" w:hAnsi="Trebuchet MS"/>
           <w:b/>
           <w:sz w:val="40"/>
           <w:szCs w:val="40"/>
           <w:lang w:val="en-GB"/>
         </w:rPr>
-        <w:t>DIM_CUSTOMERS_SCD</w:t>
-      </w:r>
-      <w:r>
-        <w:rPr>
-          <w:rFonts w:ascii="Trebuchet MS" w:hAnsi="Trebuchet MS"/>
-          <w:lang w:val="en-GB"/>
-        </w:rPr>
-        <w:t xml:space="preserve"> </w:t>
-      </w:r>
-    </w:p>
-    <w:p>
-      <w:pPr>
-        <w:pStyle w:val="a3"/>
-        <w:shd w:val="clear" w:color="auto" w:fill="FFFFFF"/>
-        <w:spacing w:before="0" w:beforeAutospacing="0" w:after="0" w:afterAutospacing="0"/>
-        <w:rPr>
-          <w:rFonts w:ascii="Trebuchet MS" w:hAnsi="Trebuchet MS"/>
-          <w:sz w:val="22"/>
-          <w:szCs w:val="22"/>
-          <w:lang w:val="en-GB"/>
-        </w:rPr>
-      </w:pPr>
-      <w:r>
-        <w:rPr>
-          <w:rFonts w:ascii="Segoe UI Symbol" w:hAnsi="Segoe UI Symbol" w:cs="Segoe UI Symbol"/>
-          <w:sz w:val="22"/>
-          <w:szCs w:val="22"/>
-          <w:lang w:val="en-GB"/>
-        </w:rPr>
-        <w:lastRenderedPageBreak/>
-        <w:t>✔</w:t>
-      </w:r>
-      <w:r>
-        <w:rPr>
-          <w:rFonts w:ascii="Trebuchet MS" w:hAnsi="Trebuchet MS"/>
-          <w:sz w:val="22"/>
-          <w:szCs w:val="22"/>
-          <w:lang w:val="en-GB"/>
-        </w:rPr>
-        <w:t xml:space="preserve"> Composite type (</w:t>
-      </w:r>
-      <w:proofErr w:type="spellStart"/>
-      <w:r>
-        <w:rPr>
-          <w:rStyle w:val="HTML"/>
-          <w:rFonts w:ascii="Trebuchet MS" w:hAnsi="Trebuchet MS"/>
-          <w:sz w:val="22"/>
-          <w:szCs w:val="22"/>
-          <w:lang w:val="en-GB"/>
-        </w:rPr>
-        <w:t>t_source_ctx</w:t>
-      </w:r>
-      <w:proofErr w:type="spellEnd"/>
-      <w:proofErr w:type="gramStart"/>
-      <w:r>
-        <w:rPr>
-          <w:rFonts w:ascii="Trebuchet MS" w:hAnsi="Trebuchet MS"/>
-          <w:sz w:val="22"/>
-          <w:szCs w:val="22"/>
-          <w:lang w:val="en-GB"/>
-        </w:rPr>
-        <w:t>)</w:t>
-      </w:r>
-      <w:proofErr w:type="gramEnd"/>
-      <w:r>
-        <w:rPr>
-          <w:rFonts w:ascii="Trebuchet MS" w:hAnsi="Trebuchet MS"/>
-          <w:sz w:val="22"/>
-          <w:szCs w:val="22"/>
-          <w:lang w:val="en-GB"/>
-        </w:rPr>
-        <w:br/>
-      </w:r>
-      <w:r>
-        <w:rPr>
-          <w:rFonts w:ascii="Segoe UI Symbol" w:hAnsi="Segoe UI Symbol" w:cs="Segoe UI Symbol"/>
-          <w:sz w:val="22"/>
-          <w:szCs w:val="22"/>
-          <w:lang w:val="en-GB"/>
-        </w:rPr>
-        <w:t>✔</w:t>
-      </w:r>
-      <w:r>
-        <w:rPr>
-          <w:rFonts w:ascii="Trebuchet MS" w:hAnsi="Trebuchet MS"/>
-          <w:sz w:val="22"/>
-          <w:szCs w:val="22"/>
-          <w:lang w:val="en-GB"/>
-        </w:rPr>
-        <w:t xml:space="preserve"> Validation procedure (</w:t>
-      </w:r>
-      <w:proofErr w:type="spellStart"/>
-      <w:r>
-        <w:rPr>
-          <w:rStyle w:val="HTML"/>
-          <w:rFonts w:ascii="Trebuchet MS" w:hAnsi="Trebuchet MS"/>
-          <w:sz w:val="22"/>
-          <w:szCs w:val="22"/>
-          <w:lang w:val="en-GB"/>
-        </w:rPr>
-        <w:t>pr_validate_na_only</w:t>
-      </w:r>
-      <w:proofErr w:type="spellEnd"/>
-      <w:r>
-        <w:rPr>
-          <w:rFonts w:ascii="Trebuchet MS" w:hAnsi="Trebuchet MS"/>
-          <w:sz w:val="22"/>
-          <w:szCs w:val="22"/>
-          <w:lang w:val="en-GB"/>
-        </w:rPr>
-        <w:t>)</w:t>
-      </w:r>
-      <w:r>
-        <w:rPr>
-          <w:rFonts w:ascii="Trebuchet MS" w:hAnsi="Trebuchet MS"/>
-          <w:sz w:val="22"/>
-          <w:szCs w:val="22"/>
-          <w:lang w:val="en-GB"/>
-        </w:rPr>
-        <w:br/>
-      </w:r>
-      <w:r>
-        <w:rPr>
-          <w:rFonts w:ascii="Segoe UI Symbol" w:hAnsi="Segoe UI Symbol" w:cs="Segoe UI Symbol"/>
-          <w:sz w:val="22"/>
-          <w:szCs w:val="22"/>
-          <w:lang w:val="en-GB"/>
-        </w:rPr>
-        <w:t>✔</w:t>
-      </w:r>
-      <w:r>
-        <w:rPr>
-          <w:rFonts w:ascii="Trebuchet MS" w:hAnsi="Trebuchet MS"/>
-          <w:sz w:val="22"/>
-          <w:szCs w:val="22"/>
-          <w:lang w:val="en-GB"/>
-        </w:rPr>
-        <w:t xml:space="preserve"> Ignore default row </w:t>
-      </w:r>
-    </w:p>
-    <w:p>
-      <w:pPr>
-        <w:pStyle w:val="a3"/>
-        <w:shd w:val="clear" w:color="auto" w:fill="FFFFFF"/>
-        <w:spacing w:before="0" w:beforeAutospacing="0" w:after="0" w:afterAutospacing="0"/>
-        <w:rPr>
-          <w:rFonts w:ascii="Trebuchet MS" w:hAnsi="Trebuchet MS"/>
-          <w:sz w:val="22"/>
-          <w:szCs w:val="22"/>
-          <w:lang w:val="en-GB"/>
-        </w:rPr>
-      </w:pPr>
-      <w:r>
-        <w:rPr>
-          <w:rFonts w:ascii="Segoe UI Symbol" w:hAnsi="Segoe UI Symbol" w:cs="Segoe UI Symbol"/>
-          <w:sz w:val="22"/>
-          <w:szCs w:val="22"/>
-          <w:lang w:val="en-GB"/>
-        </w:rPr>
-        <w:t>✔</w:t>
-      </w:r>
-      <w:r>
-        <w:rPr>
-          <w:rFonts w:ascii="Trebuchet MS" w:hAnsi="Trebuchet MS"/>
-          <w:sz w:val="22"/>
-          <w:szCs w:val="22"/>
-          <w:lang w:val="en-GB"/>
-        </w:rPr>
-        <w:t xml:space="preserve"> Data lineage </w:t>
-      </w:r>
-    </w:p>
-    <w:p>
-      <w:pPr>
-        <w:pStyle w:val="a3"/>
-        <w:shd w:val="clear" w:color="auto" w:fill="FFFFFF"/>
-        <w:spacing w:before="0" w:beforeAutospacing="0" w:after="0" w:afterAutospacing="0"/>
-        <w:rPr>
-          <w:rFonts w:ascii="Trebuchet MS" w:hAnsi="Trebuchet MS"/>
-          <w:sz w:val="22"/>
-          <w:szCs w:val="22"/>
-          <w:lang w:val="en-GB"/>
-        </w:rPr>
-      </w:pPr>
-      <w:r>
-        <w:rPr>
-          <w:rFonts w:ascii="Segoe UI Symbol" w:hAnsi="Segoe UI Symbol" w:cs="Segoe UI Symbol"/>
-          <w:sz w:val="22"/>
-          <w:szCs w:val="22"/>
-          <w:lang w:val="en-GB"/>
-        </w:rPr>
-        <w:t>✔</w:t>
-      </w:r>
-      <w:r>
-        <w:rPr>
-          <w:rFonts w:ascii="Trebuchet MS" w:hAnsi="Trebuchet MS"/>
-          <w:sz w:val="22"/>
-          <w:szCs w:val="22"/>
-          <w:lang w:val="en-GB"/>
-        </w:rPr>
-        <w:t xml:space="preserve"> UPSERT (repeatable execution</w:t>
-      </w:r>
-      <w:proofErr w:type="gramStart"/>
-      <w:r>
-        <w:rPr>
-          <w:rFonts w:ascii="Trebuchet MS" w:hAnsi="Trebuchet MS"/>
-          <w:sz w:val="22"/>
-          <w:szCs w:val="22"/>
-          <w:lang w:val="en-GB"/>
-        </w:rPr>
-        <w:t>)</w:t>
-      </w:r>
-      <w:proofErr w:type="gramEnd"/>
-      <w:r>
-        <w:rPr>
-          <w:rFonts w:ascii="Trebuchet MS" w:hAnsi="Trebuchet MS"/>
-          <w:sz w:val="22"/>
-          <w:szCs w:val="22"/>
-          <w:lang w:val="en-GB"/>
-        </w:rPr>
-        <w:br/>
-      </w:r>
-      <w:r>
-        <w:rPr>
-          <w:rFonts w:ascii="Segoe UI Symbol" w:hAnsi="Segoe UI Symbol" w:cs="Segoe UI Symbol"/>
-          <w:sz w:val="22"/>
-          <w:szCs w:val="22"/>
-          <w:lang w:val="en-GB"/>
-        </w:rPr>
-        <w:t>✔</w:t>
-      </w:r>
-      <w:r>
-        <w:rPr>
-          <w:rFonts w:ascii="Trebuchet MS" w:hAnsi="Trebuchet MS"/>
-          <w:sz w:val="22"/>
-          <w:szCs w:val="22"/>
-          <w:lang w:val="en-GB"/>
-        </w:rPr>
-        <w:t xml:space="preserve"> Centralized logging</w:t>
-      </w:r>
-    </w:p>
-    <w:p>
-      <w:pPr>
-        <w:rPr>
-          <w:rFonts w:ascii="Trebuchet MS" w:hAnsi="Trebuchet MS"/>
-          <w:lang w:val="en-GB"/>
-        </w:rPr>
       </w:pPr>
       <w:r>
         <w:rPr>
@@ -9155,19 +8781,190 @@
           <w:szCs w:val="40"/>
           <w:lang w:val="en-GB"/>
         </w:rPr>
-        <w:t xml:space="preserve"> </w:t>
-      </w:r>
-    </w:p>
-    <w:p>
-      <w:pPr>
-        <w:rPr>
-          <w:rFonts w:ascii="Trebuchet MS" w:hAnsi="Trebuchet MS"/>
-          <w:lang w:val="en-GB"/>
-        </w:rPr>
-      </w:pPr>
-      <w:r>
-        <w:rPr>
-          <w:rFonts w:ascii="Trebuchet MS" w:hAnsi="Trebuchet MS"/>
+        <w:t>DIM_DATES_DAY</w:t>
+      </w:r>
+    </w:p>
+    <w:p>
+      <w:pPr>
+        <w:pStyle w:val="a3"/>
+        <w:shd w:val="clear" w:color="auto" w:fill="FFFFFF"/>
+        <w:spacing w:before="0" w:beforeAutospacing="0" w:after="0" w:afterAutospacing="0"/>
+        <w:rPr>
+          <w:rFonts w:ascii="Trebuchet MS" w:hAnsi="Trebuchet MS"/>
+          <w:sz w:val="22"/>
+          <w:szCs w:val="22"/>
+          <w:lang w:val="en-GB"/>
+        </w:rPr>
+      </w:pPr>
+      <w:r>
+        <w:rPr>
+          <w:rFonts w:ascii="Segoe UI Symbol" w:hAnsi="Segoe UI Symbol" w:cs="Segoe UI Symbol"/>
+          <w:sz w:val="22"/>
+          <w:szCs w:val="22"/>
+          <w:lang w:val="en-GB"/>
+        </w:rPr>
+        <w:lastRenderedPageBreak/>
+        <w:t>✔</w:t>
+      </w:r>
+      <w:r>
+        <w:rPr>
+          <w:rFonts w:ascii="Trebuchet MS" w:hAnsi="Trebuchet MS"/>
+          <w:sz w:val="22"/>
+          <w:szCs w:val="22"/>
+          <w:lang w:val="en-GB"/>
+        </w:rPr>
+        <w:t xml:space="preserve"> Composite type (</w:t>
+      </w:r>
+      <w:proofErr w:type="spellStart"/>
+      <w:r>
+        <w:rPr>
+          <w:rStyle w:val="HTML"/>
+          <w:rFonts w:ascii="Trebuchet MS" w:hAnsi="Trebuchet MS"/>
+          <w:sz w:val="22"/>
+          <w:szCs w:val="22"/>
+          <w:lang w:val="en-GB"/>
+        </w:rPr>
+        <w:t>t_source_ctx</w:t>
+      </w:r>
+      <w:proofErr w:type="spellEnd"/>
+      <w:proofErr w:type="gramStart"/>
+      <w:r>
+        <w:rPr>
+          <w:rFonts w:ascii="Trebuchet MS" w:hAnsi="Trebuchet MS"/>
+          <w:sz w:val="22"/>
+          <w:szCs w:val="22"/>
+          <w:lang w:val="en-GB"/>
+        </w:rPr>
+        <w:t>)</w:t>
+      </w:r>
+      <w:proofErr w:type="gramEnd"/>
+      <w:r>
+        <w:rPr>
+          <w:rFonts w:ascii="Trebuchet MS" w:hAnsi="Trebuchet MS"/>
+          <w:sz w:val="22"/>
+          <w:szCs w:val="22"/>
+          <w:lang w:val="en-GB"/>
+        </w:rPr>
+        <w:br/>
+      </w:r>
+      <w:r>
+        <w:rPr>
+          <w:rFonts w:ascii="Segoe UI Symbol" w:hAnsi="Segoe UI Symbol" w:cs="Segoe UI Symbol"/>
+          <w:sz w:val="22"/>
+          <w:szCs w:val="22"/>
+          <w:lang w:val="en-GB"/>
+        </w:rPr>
+        <w:t>✔</w:t>
+      </w:r>
+      <w:r>
+        <w:rPr>
+          <w:rFonts w:ascii="Trebuchet MS" w:hAnsi="Trebuchet MS"/>
+          <w:sz w:val="22"/>
+          <w:szCs w:val="22"/>
+          <w:lang w:val="en-GB"/>
+        </w:rPr>
+        <w:t xml:space="preserve"> Data lineage </w:t>
+      </w:r>
+    </w:p>
+    <w:p>
+      <w:pPr>
+        <w:pStyle w:val="a3"/>
+        <w:shd w:val="clear" w:color="auto" w:fill="FFFFFF"/>
+        <w:spacing w:before="0" w:beforeAutospacing="0" w:after="0" w:afterAutospacing="0"/>
+        <w:rPr>
+          <w:rFonts w:ascii="Trebuchet MS" w:hAnsi="Trebuchet MS"/>
+          <w:sz w:val="22"/>
+          <w:szCs w:val="22"/>
+          <w:lang w:val="en-GB"/>
+        </w:rPr>
+      </w:pPr>
+      <w:r>
+        <w:rPr>
+          <w:rFonts w:ascii="Segoe UI Symbol" w:hAnsi="Segoe UI Symbol" w:cs="Segoe UI Symbol"/>
+          <w:sz w:val="22"/>
+          <w:szCs w:val="22"/>
+          <w:lang w:val="en-GB"/>
+        </w:rPr>
+        <w:t>✔</w:t>
+      </w:r>
+      <w:r>
+        <w:rPr>
+          <w:rFonts w:ascii="Trebuchet MS" w:hAnsi="Trebuchet MS"/>
+          <w:sz w:val="22"/>
+          <w:szCs w:val="22"/>
+          <w:lang w:val="en-GB"/>
+        </w:rPr>
+        <w:t xml:space="preserve"> UPSERT (repeatable execution</w:t>
+      </w:r>
+      <w:proofErr w:type="gramStart"/>
+      <w:r>
+        <w:rPr>
+          <w:rFonts w:ascii="Trebuchet MS" w:hAnsi="Trebuchet MS"/>
+          <w:sz w:val="22"/>
+          <w:szCs w:val="22"/>
+          <w:lang w:val="en-GB"/>
+        </w:rPr>
+        <w:t>)</w:t>
+      </w:r>
+      <w:proofErr w:type="gramEnd"/>
+      <w:r>
+        <w:rPr>
+          <w:rFonts w:ascii="Trebuchet MS" w:hAnsi="Trebuchet MS"/>
+          <w:sz w:val="22"/>
+          <w:szCs w:val="22"/>
+          <w:lang w:val="en-GB"/>
+        </w:rPr>
+        <w:br/>
+      </w:r>
+      <w:r>
+        <w:rPr>
+          <w:rFonts w:ascii="Segoe UI Symbol" w:hAnsi="Segoe UI Symbol" w:cs="Segoe UI Symbol"/>
+          <w:sz w:val="22"/>
+          <w:szCs w:val="22"/>
+          <w:lang w:val="en-GB"/>
+        </w:rPr>
+        <w:t>✔</w:t>
+      </w:r>
+      <w:r>
+        <w:rPr>
+          <w:rFonts w:ascii="Trebuchet MS" w:hAnsi="Trebuchet MS"/>
+          <w:sz w:val="22"/>
+          <w:szCs w:val="22"/>
+          <w:lang w:val="en-GB"/>
+        </w:rPr>
+        <w:t xml:space="preserve"> Centralized logging</w:t>
+      </w:r>
+    </w:p>
+    <w:p>
+      <w:pPr>
+        <w:pStyle w:val="a3"/>
+        <w:shd w:val="clear" w:color="auto" w:fill="FFFFFF"/>
+        <w:spacing w:before="0" w:beforeAutospacing="0" w:after="0" w:afterAutospacing="0"/>
+        <w:rPr>
+          <w:rFonts w:ascii="Trebuchet MS" w:hAnsi="Trebuchet MS"/>
+          <w:sz w:val="22"/>
+          <w:szCs w:val="22"/>
+          <w:lang w:val="en-GB"/>
+        </w:rPr>
+      </w:pPr>
+    </w:p>
+    <w:p>
+      <w:pPr>
+        <w:pStyle w:val="a3"/>
+        <w:shd w:val="clear" w:color="auto" w:fill="FFFFFF"/>
+        <w:spacing w:before="0" w:beforeAutospacing="0" w:after="0" w:afterAutospacing="0"/>
+        <w:rPr>
+          <w:rFonts w:ascii="Trebuchet MS" w:hAnsi="Trebuchet MS"/>
+          <w:sz w:val="22"/>
+          <w:szCs w:val="22"/>
+          <w:lang w:val="en-GB"/>
+        </w:rPr>
+      </w:pPr>
+      <w:r>
+        <w:rPr>
+          <w:rFonts w:ascii="Trebuchet MS" w:hAnsi="Trebuchet MS"/>
+          <w:sz w:val="22"/>
+          <w:szCs w:val="22"/>
           <w:lang w:val="en-GB"/>
         </w:rPr>
         <w:t>FIRST RUN</w:t>
@@ -9175,21 +8972,28 @@
     </w:p>
     <w:p>
       <w:pPr>
-        <w:rPr>
-          <w:rFonts w:ascii="Trebuchet MS" w:hAnsi="Trebuchet MS"/>
-          <w:lang w:val="en-GB"/>
-        </w:rPr>
-      </w:pPr>
-      <w:r>
-        <w:rPr>
-          <w:rFonts w:ascii="Trebuchet MS" w:hAnsi="Trebuchet MS"/>
+        <w:pStyle w:val="a3"/>
+        <w:shd w:val="clear" w:color="auto" w:fill="FFFFFF"/>
+        <w:spacing w:before="0" w:beforeAutospacing="0" w:after="0" w:afterAutospacing="0"/>
+        <w:rPr>
+          <w:rFonts w:ascii="Trebuchet MS" w:hAnsi="Trebuchet MS"/>
+          <w:sz w:val="22"/>
+          <w:szCs w:val="22"/>
+          <w:lang w:val="en-GB"/>
+        </w:rPr>
+      </w:pPr>
+      <w:r>
+        <w:rPr>
+          <w:rFonts w:ascii="Trebuchet MS" w:hAnsi="Trebuchet MS"/>
+          <w:sz w:val="22"/>
+          <w:szCs w:val="22"/>
           <w:lang w:val="en-GB"/>
         </w:rPr>
         <w:drawing>
-          <wp:inline distT="0" distB="0" distL="0" distR="0" wp14:anchorId="0CD4D264" wp14:editId="0A7ED735">
-            <wp:extent cx="5731510" cy="1169670"/>
-            <wp:effectExtent l="0" t="0" r="2540" b="0"/>
-            <wp:docPr id="25" name="Рисунок 25"/>
+          <wp:inline distT="0" distB="0" distL="0" distR="0" wp14:anchorId="7CB31705" wp14:editId="0C929CAD">
+            <wp:extent cx="5731510" cy="1153160"/>
+            <wp:effectExtent l="0" t="0" r="2540" b="8890"/>
+            <wp:docPr id="29" name="Рисунок 29"/>
             <wp:cNvGraphicFramePr>
               <a:graphicFrameLocks xmlns:a="http://schemas.openxmlformats.org/drawingml/2006/main" noChangeAspect="1"/>
             </wp:cNvGraphicFramePr>
@@ -9209,7 +9013,7 @@
                   <pic:spPr>
                     <a:xfrm>
                       <a:off x="0" y="0"/>
-                      <a:ext cx="5731510" cy="1169670"/>
+                      <a:ext cx="5731510" cy="1153160"/>
                     </a:xfrm>
                     <a:prstGeom prst="rect">
                       <a:avLst/>
@@ -9224,21 +9028,28 @@
     </w:p>
     <w:p>
       <w:pPr>
-        <w:rPr>
-          <w:rFonts w:ascii="Trebuchet MS" w:hAnsi="Trebuchet MS"/>
-          <w:lang w:val="en-GB"/>
-        </w:rPr>
-      </w:pPr>
-      <w:r>
-        <w:rPr>
-          <w:rFonts w:ascii="Trebuchet MS" w:hAnsi="Trebuchet MS"/>
+        <w:pStyle w:val="a3"/>
+        <w:shd w:val="clear" w:color="auto" w:fill="FFFFFF"/>
+        <w:spacing w:before="0" w:beforeAutospacing="0" w:after="0" w:afterAutospacing="0"/>
+        <w:rPr>
+          <w:rFonts w:ascii="Trebuchet MS" w:hAnsi="Trebuchet MS"/>
+          <w:sz w:val="22"/>
+          <w:szCs w:val="22"/>
+          <w:lang w:val="en-GB"/>
+        </w:rPr>
+      </w:pPr>
+      <w:r>
+        <w:rPr>
+          <w:rFonts w:ascii="Trebuchet MS" w:hAnsi="Trebuchet MS"/>
+          <w:sz w:val="22"/>
+          <w:szCs w:val="22"/>
           <w:lang w:val="en-GB"/>
         </w:rPr>
         <w:drawing>
-          <wp:inline distT="0" distB="0" distL="0" distR="0" wp14:anchorId="1AA17AD4" wp14:editId="6E3A124A">
-            <wp:extent cx="5731510" cy="1112520"/>
-            <wp:effectExtent l="0" t="0" r="2540" b="0"/>
-            <wp:docPr id="26" name="Рисунок 26"/>
+          <wp:inline distT="0" distB="0" distL="0" distR="0" wp14:anchorId="0F6B34E0" wp14:editId="130335D5">
+            <wp:extent cx="5731510" cy="639445"/>
+            <wp:effectExtent l="0" t="0" r="2540" b="8255"/>
+            <wp:docPr id="30" name="Рисунок 30"/>
             <wp:cNvGraphicFramePr>
               <a:graphicFrameLocks xmlns:a="http://schemas.openxmlformats.org/drawingml/2006/main" noChangeAspect="1"/>
             </wp:cNvGraphicFramePr>
@@ -9258,7 +9069,7 @@
                   <pic:spPr>
                     <a:xfrm>
                       <a:off x="0" y="0"/>
-                      <a:ext cx="5731510" cy="1112520"/>
+                      <a:ext cx="5731510" cy="639445"/>
                     </a:xfrm>
                     <a:prstGeom prst="rect">
                       <a:avLst/>
@@ -9270,6 +9081,14 @@
           </wp:inline>
         </w:drawing>
       </w:r>
+    </w:p>
+    <w:p>
+      <w:pPr>
+        <w:rPr>
+          <w:rFonts w:ascii="Trebuchet MS" w:hAnsi="Trebuchet MS"/>
+          <w:lang w:val="en-GB"/>
+        </w:rPr>
+      </w:pPr>
       <w:r>
         <w:rPr>
           <w:rFonts w:ascii="Trebuchet MS" w:hAnsi="Trebuchet MS"/>
@@ -9282,7 +9101,7 @@
       <w:pPr>
         <w:rPr>
           <w:rFonts w:ascii="Trebuchet MS" w:hAnsi="Trebuchet MS"/>
-          <w:lang w:val="uk-UA"/>
+          <w:lang w:val="en-GB"/>
         </w:rPr>
       </w:pPr>
       <w:r>
@@ -9291,10 +9110,10 @@
           <w:lang w:val="en-GB"/>
         </w:rPr>
         <w:drawing>
-          <wp:inline distT="0" distB="0" distL="0" distR="0" wp14:anchorId="397BEDAE" wp14:editId="0617505D">
-            <wp:extent cx="5731510" cy="1306195"/>
-            <wp:effectExtent l="0" t="0" r="2540" b="8255"/>
-            <wp:docPr id="27" name="Рисунок 27"/>
+          <wp:inline distT="0" distB="0" distL="0" distR="0" wp14:anchorId="7EAA0C21" wp14:editId="18532D27">
+            <wp:extent cx="5731510" cy="826770"/>
+            <wp:effectExtent l="0" t="0" r="2540" b="0"/>
+            <wp:docPr id="31" name="Рисунок 31"/>
             <wp:cNvGraphicFramePr>
               <a:graphicFrameLocks xmlns:a="http://schemas.openxmlformats.org/drawingml/2006/main" noChangeAspect="1"/>
             </wp:cNvGraphicFramePr>
@@ -9314,7 +9133,7 @@
                   <pic:spPr>
                     <a:xfrm>
                       <a:off x="0" y="0"/>
-                      <a:ext cx="5731510" cy="1306195"/>
+                      <a:ext cx="5731510" cy="826770"/>
                     </a:xfrm>
                     <a:prstGeom prst="rect">
                       <a:avLst/>
@@ -9326,39 +9145,314 @@
           </wp:inline>
         </w:drawing>
       </w:r>
-    </w:p>
-    <w:p>
-      <w:pPr>
-        <w:rPr>
-          <w:rFonts w:ascii="Trebuchet MS" w:hAnsi="Trebuchet MS"/>
-          <w:lang w:val="en-GB"/>
-        </w:rPr>
-      </w:pPr>
-      <w:r>
-        <w:rPr>
-          <w:rFonts w:ascii="Trebuchet MS" w:hAnsi="Trebuchet MS"/>
-          <w:lang w:val="en-GB"/>
-        </w:rPr>
-        <w:t>SCD type 2</w:t>
-      </w:r>
-    </w:p>
-    <w:p>
-      <w:pPr>
-        <w:rPr>
-          <w:rFonts w:ascii="Trebuchet MS" w:hAnsi="Trebuchet MS"/>
-          <w:lang w:val="en-GB"/>
-        </w:rPr>
-      </w:pPr>
-      <w:r>
-        <w:rPr>
-          <w:rFonts w:ascii="Trebuchet MS" w:hAnsi="Trebuchet MS"/>
-          <w:lang w:val="en-GB"/>
+      <w:bookmarkStart w:id="0" w:name="_GoBack"/>
+      <w:bookmarkEnd w:id="0"/>
+    </w:p>
+    <w:p>
+      <w:pPr>
+        <w:rPr>
+          <w:rFonts w:ascii="Trebuchet MS" w:hAnsi="Trebuchet MS"/>
+          <w:lang w:val="en-GB"/>
+        </w:rPr>
+      </w:pPr>
+      <w:r>
+        <w:rPr>
+          <w:rFonts w:ascii="Trebuchet MS" w:hAnsi="Trebuchet MS"/>
+          <w:b/>
+          <w:sz w:val="40"/>
+          <w:szCs w:val="40"/>
+          <w:lang w:val="en-GB"/>
+        </w:rPr>
+        <w:t>DIM_CUSTOMERS_SCD</w:t>
+      </w:r>
+      <w:r>
+        <w:rPr>
+          <w:rFonts w:ascii="Trebuchet MS" w:hAnsi="Trebuchet MS"/>
+          <w:lang w:val="en-GB"/>
+        </w:rPr>
+        <w:t xml:space="preserve"> </w:t>
+      </w:r>
+    </w:p>
+    <w:p>
+      <w:pPr>
+        <w:pStyle w:val="a3"/>
+        <w:shd w:val="clear" w:color="auto" w:fill="FFFFFF"/>
+        <w:spacing w:before="0" w:beforeAutospacing="0" w:after="0" w:afterAutospacing="0"/>
+        <w:rPr>
+          <w:rFonts w:ascii="Trebuchet MS" w:hAnsi="Trebuchet MS"/>
+          <w:sz w:val="22"/>
+          <w:szCs w:val="22"/>
+          <w:lang w:val="en-GB"/>
+        </w:rPr>
+      </w:pPr>
+      <w:r>
+        <w:rPr>
+          <w:rFonts w:ascii="Segoe UI Symbol" w:hAnsi="Segoe UI Symbol" w:cs="Segoe UI Symbol"/>
+          <w:sz w:val="22"/>
+          <w:szCs w:val="22"/>
+          <w:lang w:val="en-GB"/>
+        </w:rPr>
+        <w:t>✔</w:t>
+      </w:r>
+      <w:r>
+        <w:rPr>
+          <w:rFonts w:ascii="Trebuchet MS" w:hAnsi="Trebuchet MS"/>
+          <w:sz w:val="22"/>
+          <w:szCs w:val="22"/>
+          <w:lang w:val="en-GB"/>
+        </w:rPr>
+        <w:t xml:space="preserve"> Composite type (</w:t>
+      </w:r>
+      <w:proofErr w:type="spellStart"/>
+      <w:r>
+        <w:rPr>
+          <w:rStyle w:val="HTML"/>
+          <w:rFonts w:ascii="Trebuchet MS" w:hAnsi="Trebuchet MS"/>
+          <w:sz w:val="22"/>
+          <w:szCs w:val="22"/>
+          <w:lang w:val="en-GB"/>
+        </w:rPr>
+        <w:t>t_source_ctx</w:t>
+      </w:r>
+      <w:proofErr w:type="spellEnd"/>
+      <w:proofErr w:type="gramStart"/>
+      <w:r>
+        <w:rPr>
+          <w:rFonts w:ascii="Trebuchet MS" w:hAnsi="Trebuchet MS"/>
+          <w:sz w:val="22"/>
+          <w:szCs w:val="22"/>
+          <w:lang w:val="en-GB"/>
+        </w:rPr>
+        <w:t>)</w:t>
+      </w:r>
+      <w:proofErr w:type="gramEnd"/>
+      <w:r>
+        <w:rPr>
+          <w:rFonts w:ascii="Trebuchet MS" w:hAnsi="Trebuchet MS"/>
+          <w:sz w:val="22"/>
+          <w:szCs w:val="22"/>
+          <w:lang w:val="en-GB"/>
+        </w:rPr>
+        <w:br/>
+      </w:r>
+      <w:r>
+        <w:rPr>
+          <w:rFonts w:ascii="Segoe UI Symbol" w:hAnsi="Segoe UI Symbol" w:cs="Segoe UI Symbol"/>
+          <w:sz w:val="22"/>
+          <w:szCs w:val="22"/>
+          <w:lang w:val="en-GB"/>
+        </w:rPr>
+        <w:t>✔</w:t>
+      </w:r>
+      <w:r>
+        <w:rPr>
+          <w:rFonts w:ascii="Trebuchet MS" w:hAnsi="Trebuchet MS"/>
+          <w:sz w:val="22"/>
+          <w:szCs w:val="22"/>
+          <w:lang w:val="en-GB"/>
+        </w:rPr>
+        <w:t xml:space="preserve"> Validation procedure (</w:t>
+      </w:r>
+      <w:proofErr w:type="spellStart"/>
+      <w:r>
+        <w:rPr>
+          <w:rStyle w:val="HTML"/>
+          <w:rFonts w:ascii="Trebuchet MS" w:hAnsi="Trebuchet MS"/>
+          <w:sz w:val="22"/>
+          <w:szCs w:val="22"/>
+          <w:lang w:val="en-GB"/>
+        </w:rPr>
+        <w:t>pr_validate_na_only</w:t>
+      </w:r>
+      <w:proofErr w:type="spellEnd"/>
+      <w:r>
+        <w:rPr>
+          <w:rFonts w:ascii="Trebuchet MS" w:hAnsi="Trebuchet MS"/>
+          <w:sz w:val="22"/>
+          <w:szCs w:val="22"/>
+          <w:lang w:val="en-GB"/>
+        </w:rPr>
+        <w:t>)</w:t>
+      </w:r>
+      <w:r>
+        <w:rPr>
+          <w:rFonts w:ascii="Trebuchet MS" w:hAnsi="Trebuchet MS"/>
+          <w:sz w:val="22"/>
+          <w:szCs w:val="22"/>
+          <w:lang w:val="en-GB"/>
+        </w:rPr>
+        <w:br/>
+      </w:r>
+      <w:r>
+        <w:rPr>
+          <w:rFonts w:ascii="Segoe UI Symbol" w:hAnsi="Segoe UI Symbol" w:cs="Segoe UI Symbol"/>
+          <w:sz w:val="22"/>
+          <w:szCs w:val="22"/>
+          <w:lang w:val="en-GB"/>
+        </w:rPr>
+        <w:t>✔</w:t>
+      </w:r>
+      <w:r>
+        <w:rPr>
+          <w:rFonts w:ascii="Trebuchet MS" w:hAnsi="Trebuchet MS"/>
+          <w:sz w:val="22"/>
+          <w:szCs w:val="22"/>
+          <w:lang w:val="en-GB"/>
+        </w:rPr>
+        <w:t xml:space="preserve"> Ignore default row </w:t>
+      </w:r>
+    </w:p>
+    <w:p>
+      <w:pPr>
+        <w:pStyle w:val="a3"/>
+        <w:shd w:val="clear" w:color="auto" w:fill="FFFFFF"/>
+        <w:spacing w:before="0" w:beforeAutospacing="0" w:after="0" w:afterAutospacing="0"/>
+        <w:rPr>
+          <w:rFonts w:ascii="Trebuchet MS" w:hAnsi="Trebuchet MS"/>
+          <w:sz w:val="22"/>
+          <w:szCs w:val="22"/>
+          <w:lang w:val="en-GB"/>
+        </w:rPr>
+      </w:pPr>
+      <w:r>
+        <w:rPr>
+          <w:rFonts w:ascii="Segoe UI Symbol" w:hAnsi="Segoe UI Symbol" w:cs="Segoe UI Symbol"/>
+          <w:sz w:val="22"/>
+          <w:szCs w:val="22"/>
+          <w:lang w:val="en-GB"/>
+        </w:rPr>
+        <w:t>✔</w:t>
+      </w:r>
+      <w:r>
+        <w:rPr>
+          <w:rFonts w:ascii="Trebuchet MS" w:hAnsi="Trebuchet MS"/>
+          <w:sz w:val="22"/>
+          <w:szCs w:val="22"/>
+          <w:lang w:val="en-GB"/>
+        </w:rPr>
+        <w:t xml:space="preserve"> Data lineage </w:t>
+      </w:r>
+    </w:p>
+    <w:p>
+      <w:pPr>
+        <w:pStyle w:val="a3"/>
+        <w:shd w:val="clear" w:color="auto" w:fill="FFFFFF"/>
+        <w:spacing w:before="0" w:beforeAutospacing="0" w:after="0" w:afterAutospacing="0"/>
+        <w:rPr>
+          <w:rFonts w:ascii="Trebuchet MS" w:hAnsi="Trebuchet MS"/>
+          <w:sz w:val="22"/>
+          <w:szCs w:val="22"/>
+          <w:lang w:val="en-GB"/>
+        </w:rPr>
+      </w:pPr>
+      <w:r>
+        <w:rPr>
+          <w:rFonts w:ascii="Segoe UI Symbol" w:hAnsi="Segoe UI Symbol" w:cs="Segoe UI Symbol"/>
+          <w:sz w:val="22"/>
+          <w:szCs w:val="22"/>
+          <w:lang w:val="en-GB"/>
+        </w:rPr>
+        <w:t>✔</w:t>
+      </w:r>
+      <w:r>
+        <w:rPr>
+          <w:rFonts w:ascii="Trebuchet MS" w:hAnsi="Trebuchet MS"/>
+          <w:sz w:val="22"/>
+          <w:szCs w:val="22"/>
+          <w:lang w:val="en-GB"/>
+        </w:rPr>
+        <w:t xml:space="preserve"> UPSERT (repeatable execution</w:t>
+      </w:r>
+      <w:proofErr w:type="gramStart"/>
+      <w:r>
+        <w:rPr>
+          <w:rFonts w:ascii="Trebuchet MS" w:hAnsi="Trebuchet MS"/>
+          <w:sz w:val="22"/>
+          <w:szCs w:val="22"/>
+          <w:lang w:val="en-GB"/>
+        </w:rPr>
+        <w:t>)</w:t>
+      </w:r>
+      <w:proofErr w:type="gramEnd"/>
+      <w:r>
+        <w:rPr>
+          <w:rFonts w:ascii="Trebuchet MS" w:hAnsi="Trebuchet MS"/>
+          <w:sz w:val="22"/>
+          <w:szCs w:val="22"/>
+          <w:lang w:val="en-GB"/>
+        </w:rPr>
+        <w:br/>
+      </w:r>
+      <w:r>
+        <w:rPr>
+          <w:rFonts w:ascii="Segoe UI Symbol" w:hAnsi="Segoe UI Symbol" w:cs="Segoe UI Symbol"/>
+          <w:sz w:val="22"/>
+          <w:szCs w:val="22"/>
+          <w:lang w:val="en-GB"/>
+        </w:rPr>
+        <w:t>✔</w:t>
+      </w:r>
+      <w:r>
+        <w:rPr>
+          <w:rFonts w:ascii="Trebuchet MS" w:hAnsi="Trebuchet MS"/>
+          <w:sz w:val="22"/>
+          <w:szCs w:val="22"/>
+          <w:lang w:val="en-GB"/>
+        </w:rPr>
+        <w:t xml:space="preserve"> Centralized logging</w:t>
+      </w:r>
+    </w:p>
+    <w:p>
+      <w:pPr>
+        <w:rPr>
+          <w:rFonts w:ascii="Trebuchet MS" w:hAnsi="Trebuchet MS"/>
+          <w:lang w:val="en-GB"/>
+        </w:rPr>
+      </w:pPr>
+      <w:r>
+        <w:rPr>
+          <w:rFonts w:ascii="Trebuchet MS" w:hAnsi="Trebuchet MS"/>
+          <w:b/>
+          <w:sz w:val="40"/>
+          <w:szCs w:val="40"/>
+          <w:lang w:val="en-GB"/>
+        </w:rPr>
+        <w:t xml:space="preserve"> </w:t>
+      </w:r>
+    </w:p>
+    <w:p>
+      <w:pPr>
+        <w:rPr>
+          <w:rFonts w:ascii="Trebuchet MS" w:hAnsi="Trebuchet MS"/>
+          <w:lang w:val="en-GB"/>
+        </w:rPr>
+      </w:pPr>
+      <w:r>
+        <w:rPr>
+          <w:rFonts w:ascii="Trebuchet MS" w:hAnsi="Trebuchet MS"/>
+          <w:lang w:val="en-GB"/>
+        </w:rPr>
+        <w:t>FIRST RUN</w:t>
+      </w:r>
+    </w:p>
+    <w:p>
+      <w:pPr>
+        <w:rPr>
+          <w:rFonts w:ascii="Trebuchet MS" w:hAnsi="Trebuchet MS"/>
+          <w:lang w:val="en-GB"/>
+        </w:rPr>
+      </w:pPr>
+      <w:r>
+        <w:rPr>
+          <w:rFonts w:ascii="Trebuchet MS" w:hAnsi="Trebuchet MS"/>
+          <w:noProof/>
+          <w:lang w:eastAsia="ru-RU"/>
         </w:rPr>
         <w:drawing>
-          <wp:inline distT="0" distB="0" distL="0" distR="0" wp14:anchorId="1226A05C" wp14:editId="3A422C3E">
-            <wp:extent cx="5731510" cy="1932305"/>
+          <wp:inline distT="0" distB="0" distL="0" distR="0" wp14:anchorId="0CD4D264" wp14:editId="0A7ED735">
+            <wp:extent cx="5731510" cy="1169670"/>
             <wp:effectExtent l="0" t="0" r="2540" b="0"/>
-            <wp:docPr id="28" name="Рисунок 28"/>
+            <wp:docPr id="25" name="Рисунок 25"/>
             <wp:cNvGraphicFramePr>
               <a:graphicFrameLocks xmlns:a="http://schemas.openxmlformats.org/drawingml/2006/main" noChangeAspect="1"/>
             </wp:cNvGraphicFramePr>
@@ -9378,6 +9472,179 @@
                   <pic:spPr>
                     <a:xfrm>
                       <a:off x="0" y="0"/>
+                      <a:ext cx="5731510" cy="1169670"/>
+                    </a:xfrm>
+                    <a:prstGeom prst="rect">
+                      <a:avLst/>
+                    </a:prstGeom>
+                  </pic:spPr>
+                </pic:pic>
+              </a:graphicData>
+            </a:graphic>
+          </wp:inline>
+        </w:drawing>
+      </w:r>
+    </w:p>
+    <w:p>
+      <w:pPr>
+        <w:rPr>
+          <w:rFonts w:ascii="Trebuchet MS" w:hAnsi="Trebuchet MS"/>
+          <w:lang w:val="en-GB"/>
+        </w:rPr>
+      </w:pPr>
+      <w:r>
+        <w:rPr>
+          <w:rFonts w:ascii="Trebuchet MS" w:hAnsi="Trebuchet MS"/>
+          <w:noProof/>
+          <w:lang w:eastAsia="ru-RU"/>
+        </w:rPr>
+        <w:drawing>
+          <wp:inline distT="0" distB="0" distL="0" distR="0" wp14:anchorId="1AA17AD4" wp14:editId="6E3A124A">
+            <wp:extent cx="5731510" cy="1112520"/>
+            <wp:effectExtent l="0" t="0" r="2540" b="0"/>
+            <wp:docPr id="26" name="Рисунок 26"/>
+            <wp:cNvGraphicFramePr>
+              <a:graphicFrameLocks xmlns:a="http://schemas.openxmlformats.org/drawingml/2006/main" noChangeAspect="1"/>
+            </wp:cNvGraphicFramePr>
+            <a:graphic xmlns:a="http://schemas.openxmlformats.org/drawingml/2006/main">
+              <a:graphicData uri="http://schemas.openxmlformats.org/drawingml/2006/picture">
+                <pic:pic xmlns:pic="http://schemas.openxmlformats.org/drawingml/2006/picture">
+                  <pic:nvPicPr>
+                    <pic:cNvPr id="1" name=""/>
+                    <pic:cNvPicPr/>
+                  </pic:nvPicPr>
+                  <pic:blipFill>
+                    <a:blip r:embed="rId33"/>
+                    <a:stretch>
+                      <a:fillRect/>
+                    </a:stretch>
+                  </pic:blipFill>
+                  <pic:spPr>
+                    <a:xfrm>
+                      <a:off x="0" y="0"/>
+                      <a:ext cx="5731510" cy="1112520"/>
+                    </a:xfrm>
+                    <a:prstGeom prst="rect">
+                      <a:avLst/>
+                    </a:prstGeom>
+                  </pic:spPr>
+                </pic:pic>
+              </a:graphicData>
+            </a:graphic>
+          </wp:inline>
+        </w:drawing>
+      </w:r>
+      <w:r>
+        <w:rPr>
+          <w:rFonts w:ascii="Trebuchet MS" w:hAnsi="Trebuchet MS"/>
+          <w:lang w:val="en-GB"/>
+        </w:rPr>
+        <w:t>SECOND RUN</w:t>
+      </w:r>
+    </w:p>
+    <w:p>
+      <w:pPr>
+        <w:rPr>
+          <w:rFonts w:ascii="Trebuchet MS" w:hAnsi="Trebuchet MS"/>
+          <w:lang w:val="uk-UA"/>
+        </w:rPr>
+      </w:pPr>
+      <w:r>
+        <w:rPr>
+          <w:rFonts w:ascii="Trebuchet MS" w:hAnsi="Trebuchet MS"/>
+          <w:noProof/>
+          <w:lang w:eastAsia="ru-RU"/>
+        </w:rPr>
+        <w:lastRenderedPageBreak/>
+        <w:drawing>
+          <wp:inline distT="0" distB="0" distL="0" distR="0" wp14:anchorId="397BEDAE" wp14:editId="0617505D">
+            <wp:extent cx="5731510" cy="1306195"/>
+            <wp:effectExtent l="0" t="0" r="2540" b="8255"/>
+            <wp:docPr id="27" name="Рисунок 27"/>
+            <wp:cNvGraphicFramePr>
+              <a:graphicFrameLocks xmlns:a="http://schemas.openxmlformats.org/drawingml/2006/main" noChangeAspect="1"/>
+            </wp:cNvGraphicFramePr>
+            <a:graphic xmlns:a="http://schemas.openxmlformats.org/drawingml/2006/main">
+              <a:graphicData uri="http://schemas.openxmlformats.org/drawingml/2006/picture">
+                <pic:pic xmlns:pic="http://schemas.openxmlformats.org/drawingml/2006/picture">
+                  <pic:nvPicPr>
+                    <pic:cNvPr id="1" name=""/>
+                    <pic:cNvPicPr/>
+                  </pic:nvPicPr>
+                  <pic:blipFill>
+                    <a:blip r:embed="rId34"/>
+                    <a:stretch>
+                      <a:fillRect/>
+                    </a:stretch>
+                  </pic:blipFill>
+                  <pic:spPr>
+                    <a:xfrm>
+                      <a:off x="0" y="0"/>
+                      <a:ext cx="5731510" cy="1306195"/>
+                    </a:xfrm>
+                    <a:prstGeom prst="rect">
+                      <a:avLst/>
+                    </a:prstGeom>
+                  </pic:spPr>
+                </pic:pic>
+              </a:graphicData>
+            </a:graphic>
+          </wp:inline>
+        </w:drawing>
+      </w:r>
+    </w:p>
+    <w:p>
+      <w:pPr>
+        <w:rPr>
+          <w:rFonts w:ascii="Trebuchet MS" w:hAnsi="Trebuchet MS"/>
+          <w:lang w:val="en-GB"/>
+        </w:rPr>
+      </w:pPr>
+      <w:r>
+        <w:rPr>
+          <w:rFonts w:ascii="Trebuchet MS" w:hAnsi="Trebuchet MS"/>
+          <w:lang w:val="en-GB"/>
+        </w:rPr>
+        <w:t>SCD type 2</w:t>
+      </w:r>
+    </w:p>
+    <w:p>
+      <w:pPr>
+        <w:rPr>
+          <w:rFonts w:ascii="Trebuchet MS" w:hAnsi="Trebuchet MS"/>
+          <w:lang w:val="en-GB"/>
+        </w:rPr>
+      </w:pPr>
+      <w:r>
+        <w:rPr>
+          <w:rFonts w:ascii="Trebuchet MS" w:hAnsi="Trebuchet MS"/>
+          <w:noProof/>
+          <w:lang w:eastAsia="ru-RU"/>
+        </w:rPr>
+        <w:drawing>
+          <wp:inline distT="0" distB="0" distL="0" distR="0" wp14:anchorId="1226A05C" wp14:editId="3A422C3E">
+            <wp:extent cx="5731510" cy="1932305"/>
+            <wp:effectExtent l="0" t="0" r="2540" b="0"/>
+            <wp:docPr id="28" name="Рисунок 28"/>
+            <wp:cNvGraphicFramePr>
+              <a:graphicFrameLocks xmlns:a="http://schemas.openxmlformats.org/drawingml/2006/main" noChangeAspect="1"/>
+            </wp:cNvGraphicFramePr>
+            <a:graphic xmlns:a="http://schemas.openxmlformats.org/drawingml/2006/main">
+              <a:graphicData uri="http://schemas.openxmlformats.org/drawingml/2006/picture">
+                <pic:pic xmlns:pic="http://schemas.openxmlformats.org/drawingml/2006/picture">
+                  <pic:nvPicPr>
+                    <pic:cNvPr id="1" name=""/>
+                    <pic:cNvPicPr/>
+                  </pic:nvPicPr>
+                  <pic:blipFill>
+                    <a:blip r:embed="rId35"/>
+                    <a:stretch>
+                      <a:fillRect/>
+                    </a:stretch>
+                  </pic:blipFill>
+                  <pic:spPr>
+                    <a:xfrm>
+                      <a:off x="0" y="0"/>
                       <a:ext cx="5731510" cy="1932305"/>
                     </a:xfrm>
                     <a:prstGeom prst="rect">
@@ -9402,7 +9669,6 @@
     <w:p>
       <w:pPr>
         <w:rPr>
-          <w:rFonts w:ascii="Trebuchet MS" w:hAnsi="Trebuchet MS"/>
           <w:lang w:val="en-GB"/>
         </w:rPr>
       </w:pPr>
@@ -9438,14 +9704,7 @@
         <w:rPr>
           <w:lang w:val="en-GB"/>
         </w:rPr>
-        <w:t xml:space="preserve"> </w:t>
-      </w:r>
-      <w:r>
-        <w:rPr>
-          <w:lang w:val="en-GB"/>
-        </w:rPr>
-        <w:lastRenderedPageBreak/>
-        <w:t xml:space="preserve">accordingly. However, I would like to note that since the data is loaded from two sources (POS and online), a single customer with the same ID has two active records due to the uniqueness constraint defined by the combination of </w:t>
+        <w:t xml:space="preserve"> accordingly. However, I would like to note that since the data is loaded from two sources (POS and online), a single customer with the same ID has two active records due to the uniqueness constraint defined by the combination of </w:t>
       </w:r>
       <w:proofErr w:type="spellStart"/>
       <w:r>
@@ -9489,8 +9748,21 @@
         </w:rPr>
         <w:t>.</w:t>
       </w:r>
-      <w:bookmarkStart w:id="0" w:name="_GoBack"/>
-      <w:bookmarkEnd w:id="0"/>
+    </w:p>
+    <w:p>
+      <w:pPr>
+        <w:rPr>
+          <w:lang w:val="en-GB"/>
+        </w:rPr>
+      </w:pPr>
+    </w:p>
+    <w:p>
+      <w:pPr>
+        <w:rPr>
+          <w:rFonts w:ascii="Trebuchet MS" w:hAnsi="Trebuchet MS"/>
+          <w:lang w:val="en-GB"/>
+        </w:rPr>
+      </w:pPr>
     </w:p>
     <w:p>
       <w:pPr>
